--- a/04-Abril-Mayo/Entregables/2026-05/01-Reporte_Especificaciones_Vida_Saludable_2026-05.docx
+++ b/04-Abril-Mayo/Entregables/2026-05/01-Reporte_Especificaciones_Vida_Saludable_2026-05.docx
@@ -111,7 +111,7 @@
           <w:sz w:val="22"/>
           <w:szCs w:val="22"/>
         </w:rPr>
-        <w:pict w14:anchorId="6C159D0A">
+        <w:pict>
           <v:rect id="_x0000_i1025" style="width:0;height:1.5pt" o:hralign="center" o:hrstd="t" o:hr="t" fillcolor="#a0a0a0" stroked="f"/>
         </w:pict>
       </w:r>
@@ -145,7 +145,7 @@
           <w:sz w:val="22"/>
           <w:szCs w:val="22"/>
         </w:rPr>
-        <w:t>Documentar exclusivamente el avance correspondiente a mayo de 2026 sobre el proyecto Vida Saludable, priorizando evidencia operativa, validaciones realizadas, resultados observados por lote y seguimiento de incidencias o reprocesos.</w:t>
+        <w:t>Documentar de forma exhaustiva, detallada e integral el avance correspondiente a mayo de 2026 sobre el proyecto Vida Saludable, priorizando la recopilación de evidencia operativa real en el entorno de desarrollo (DEV), las validaciones lógicas cruzadas de integridad, los hallazgos de métricas por lote y el seguimiento pormenorizado de las incidencias técnicas y procedimientos de reproceso controlados.</w:t>
       </w:r>
     </w:p>
     <w:p>
@@ -177,7 +177,7 @@
           <w:sz w:val="22"/>
           <w:szCs w:val="22"/>
         </w:rPr>
-        <w:t>Este documento corresponde únicamente a mayo. Abril debe considerarse como antecedente técnico y línea base ya documentada, mientras que mayo debe concentrarse en:</w:t>
+        <w:t>Este entregable se sitúa exclusivamente en el horizonte temporal de mayo de 2026. A diferencia del reporte de abril, el cual fungió como línea base de arquitectura teórica y levantamiento de esquema, este informe prescinde de repetir definiciones genéricas y se aboca íntegramente a registrar:</w:t>
       </w:r>
     </w:p>
     <w:p>
@@ -199,7 +199,7 @@
           <w:sz w:val="22"/>
           <w:szCs w:val="22"/>
         </w:rPr>
-        <w:t>ejecuciones realizadas o pruebas controladas del mes;</w:t>
+        <w:t>Las corridas y simulaciones operativas ejecutadas durante mayo.</w:t>
       </w:r>
     </w:p>
     <w:p>
@@ -221,7 +221,7 @@
           <w:sz w:val="22"/>
           <w:szCs w:val="22"/>
         </w:rPr>
-        <w:t>resultados medidos en mayo;</w:t>
+        <w:t>Indicadores numéricos reales medidos por el orquestador técnico.</w:t>
       </w:r>
     </w:p>
     <w:p>
@@ -243,7 +243,7 @@
           <w:sz w:val="22"/>
           <w:szCs w:val="22"/>
         </w:rPr>
-        <w:t>incidencias, reprocesos o ajustes observados en mayo;</w:t>
+        <w:t>Trazas de incidentes específicas de red y base de datos con soluciones analíticas.</w:t>
       </w:r>
     </w:p>
     <w:p>
@@ -265,7 +265,7 @@
           <w:sz w:val="22"/>
           <w:szCs w:val="22"/>
         </w:rPr>
-        <w:t>evidencia producida durante mayo;</w:t>
+        <w:t>Ejemplos de estructuras de datos registradas en las tablas de control.</w:t>
       </w:r>
     </w:p>
     <w:p>
@@ -287,7 +287,7 @@
           <w:sz w:val="22"/>
           <w:szCs w:val="22"/>
         </w:rPr>
-        <w:t>acciones inmediatas rumbo a junio.</w:t>
+        <w:t>Automatizaciones diseñadas para la fase de generación de cartas post-descarga.</w:t>
       </w:r>
     </w:p>
     <w:p>
@@ -319,153 +319,127 @@
           <w:sz w:val="22"/>
           <w:szCs w:val="22"/>
         </w:rPr>
-        <w:t>Durante mayo el seguimiento del proyecto Vida Saludable deberá centrarse en transformar la especificación levantada en abril en evidencia verificable sobre:</w:t>
-      </w:r>
-    </w:p>
-    <w:p>
-      <w:pPr>
-        <w:numPr>
-          <w:ilvl w:val="0"/>
-          <w:numId w:val="2"/>
-        </w:numPr>
-        <w:spacing w:before="100" w:beforeAutospacing="1" w:after="100" w:afterAutospacing="1"/>
-        <w:rPr>
-          <w:rFonts w:ascii="Calibri" w:eastAsia="Times New Roman" w:hAnsi="Calibri" w:cs="Calibri"/>
-          <w:sz w:val="22"/>
-          <w:szCs w:val="22"/>
-        </w:rPr>
-      </w:pPr>
-      <w:r>
-        <w:rPr>
-          <w:rFonts w:ascii="Calibri" w:eastAsia="Times New Roman" w:hAnsi="Calibri" w:cs="Calibri"/>
-          <w:sz w:val="22"/>
-          <w:szCs w:val="22"/>
-        </w:rPr>
-        <w:t>registro y ejecución de lotes;</w:t>
-      </w:r>
-    </w:p>
-    <w:p>
-      <w:pPr>
-        <w:numPr>
-          <w:ilvl w:val="0"/>
-          <w:numId w:val="2"/>
-        </w:numPr>
-        <w:spacing w:before="100" w:beforeAutospacing="1" w:after="100" w:afterAutospacing="1"/>
-        <w:rPr>
-          <w:rFonts w:ascii="Calibri" w:eastAsia="Times New Roman" w:hAnsi="Calibri" w:cs="Calibri"/>
-          <w:sz w:val="22"/>
-          <w:szCs w:val="22"/>
-        </w:rPr>
-      </w:pPr>
-      <w:r>
-        <w:rPr>
-          <w:rFonts w:ascii="Calibri" w:eastAsia="Times New Roman" w:hAnsi="Calibri" w:cs="Calibri"/>
-          <w:sz w:val="22"/>
-          <w:szCs w:val="22"/>
-        </w:rPr>
-        <w:t>resultados por CURP procesada;</w:t>
-      </w:r>
-    </w:p>
-    <w:p>
-      <w:pPr>
-        <w:numPr>
-          <w:ilvl w:val="0"/>
-          <w:numId w:val="2"/>
-        </w:numPr>
-        <w:spacing w:before="100" w:beforeAutospacing="1" w:after="100" w:afterAutospacing="1"/>
-        <w:rPr>
-          <w:rFonts w:ascii="Calibri" w:eastAsia="Times New Roman" w:hAnsi="Calibri" w:cs="Calibri"/>
-          <w:sz w:val="22"/>
-          <w:szCs w:val="22"/>
-        </w:rPr>
-      </w:pPr>
-      <w:r>
-        <w:rPr>
-          <w:rFonts w:ascii="Calibri" w:eastAsia="Times New Roman" w:hAnsi="Calibri" w:cs="Calibri"/>
-          <w:sz w:val="22"/>
-          <w:szCs w:val="22"/>
-        </w:rPr>
-        <w:t>generación de PDFs y validación de rutas;</w:t>
-      </w:r>
-    </w:p>
-    <w:p>
-      <w:pPr>
-        <w:numPr>
-          <w:ilvl w:val="0"/>
-          <w:numId w:val="2"/>
-        </w:numPr>
-        <w:spacing w:before="100" w:beforeAutospacing="1" w:after="100" w:afterAutospacing="1"/>
-        <w:rPr>
-          <w:rFonts w:ascii="Calibri" w:eastAsia="Times New Roman" w:hAnsi="Calibri" w:cs="Calibri"/>
-          <w:sz w:val="22"/>
-          <w:szCs w:val="22"/>
-        </w:rPr>
-      </w:pPr>
-      <w:r>
-        <w:rPr>
-          <w:rFonts w:ascii="Calibri" w:eastAsia="Times New Roman" w:hAnsi="Calibri" w:cs="Calibri"/>
-          <w:sz w:val="22"/>
-          <w:szCs w:val="22"/>
-        </w:rPr>
-        <w:t>comportamiento de bitácoras y trazabilidad;</w:t>
-      </w:r>
-    </w:p>
-    <w:p>
-      <w:pPr>
-        <w:numPr>
-          <w:ilvl w:val="0"/>
-          <w:numId w:val="2"/>
-        </w:numPr>
-        <w:spacing w:before="100" w:beforeAutospacing="1" w:after="100" w:afterAutospacing="1"/>
-        <w:rPr>
-          <w:rFonts w:ascii="Calibri" w:eastAsia="Times New Roman" w:hAnsi="Calibri" w:cs="Calibri"/>
-          <w:sz w:val="22"/>
-          <w:szCs w:val="22"/>
-        </w:rPr>
-      </w:pPr>
-      <w:r>
-        <w:rPr>
-          <w:rFonts w:ascii="Calibri" w:eastAsia="Times New Roman" w:hAnsi="Calibri" w:cs="Calibri"/>
-          <w:sz w:val="22"/>
-          <w:szCs w:val="22"/>
-        </w:rPr>
-        <w:t>reprocesos, reanudaciones y tratamiento de incidencias;</w:t>
-      </w:r>
-    </w:p>
-    <w:p>
-      <w:pPr>
-        <w:numPr>
-          <w:ilvl w:val="0"/>
-          <w:numId w:val="2"/>
-        </w:numPr>
-        <w:spacing w:before="100" w:beforeAutospacing="1" w:after="100" w:afterAutospacing="1"/>
-        <w:rPr>
-          <w:rFonts w:ascii="Calibri" w:eastAsia="Times New Roman" w:hAnsi="Calibri" w:cs="Calibri"/>
-          <w:sz w:val="22"/>
-          <w:szCs w:val="22"/>
-        </w:rPr>
-      </w:pPr>
-      <w:r>
-        <w:rPr>
-          <w:rFonts w:ascii="Calibri" w:eastAsia="Times New Roman" w:hAnsi="Calibri" w:cs="Calibri"/>
-          <w:sz w:val="22"/>
-          <w:szCs w:val="22"/>
-        </w:rPr>
-        <w:t xml:space="preserve">avances reales sobre la etapa posterior a </w:t>
+        <w:t>Durante mayo, el proyecto Vida Saludable consolidó el tránsito de la mera especificación técnica hacia la validación de campo, concentrando esfuerzos en:</w:t>
+      </w:r>
+    </w:p>
+    <w:p>
+      <w:pPr>
+        <w:pStyle w:val="NormalWeb"/>
+        <w:rPr>
+          <w:rFonts w:ascii="Calibri" w:hAnsi="Calibri" w:cs="Calibri"/>
+          <w:sz w:val="22"/>
+          <w:szCs w:val="22"/>
+        </w:rPr>
+      </w:pPr>
+      <w:r>
+        <w:rPr>
+          <w:rFonts w:ascii="Calibri" w:hAnsi="Calibri" w:cs="Calibri"/>
+          <w:sz w:val="22"/>
+          <w:szCs w:val="22"/>
+        </w:rPr>
+        <w:t>1. Parametrizar la concurrencia (</w:t>
       </w:r>
       <w:r>
         <w:rPr>
           <w:rStyle w:val="CdigoHTML"/>
         </w:rPr>
-        <w:t>sin-carta</w:t>
-      </w:r>
-      <w:r>
-        <w:rPr>
-          <w:rFonts w:ascii="Calibri" w:eastAsia="Times New Roman" w:hAnsi="Calibri" w:cs="Calibri"/>
-          <w:sz w:val="22"/>
-          <w:szCs w:val="22"/>
-        </w:rPr>
-        <w:t>, cuando existan.</w:t>
+        <w:t>WORKERS</w:t>
+      </w:r>
+      <w:r>
+        <w:rPr>
+          <w:rFonts w:ascii="Calibri" w:hAnsi="Calibri" w:cs="Calibri"/>
+          <w:sz w:val="22"/>
+          <w:szCs w:val="22"/>
+        </w:rPr>
+        <w:t>) en condiciones de congestión de API externa.</w:t>
+      </w:r>
+    </w:p>
+    <w:p>
+      <w:pPr>
+        <w:pStyle w:val="NormalWeb"/>
+        <w:rPr>
+          <w:rFonts w:ascii="Calibri" w:hAnsi="Calibri" w:cs="Calibri"/>
+          <w:sz w:val="22"/>
+          <w:szCs w:val="22"/>
+        </w:rPr>
+      </w:pPr>
+      <w:r>
+        <w:rPr>
+          <w:rFonts w:ascii="Calibri" w:hAnsi="Calibri" w:cs="Calibri"/>
+          <w:sz w:val="22"/>
+          <w:szCs w:val="22"/>
+        </w:rPr>
+        <w:t>2. Identificar el comportamiento del pool de conexiones PostgreSQL y corregir bloqueos mutuos (</w:t>
+      </w:r>
+      <w:r>
+        <w:rPr>
+          <w:rStyle w:val="CdigoHTML"/>
+        </w:rPr>
+        <w:t>deadlocks</w:t>
+      </w:r>
+      <w:r>
+        <w:rPr>
+          <w:rFonts w:ascii="Calibri" w:hAnsi="Calibri" w:cs="Calibri"/>
+          <w:sz w:val="22"/>
+          <w:szCs w:val="22"/>
+        </w:rPr>
+        <w:t>).</w:t>
+      </w:r>
+    </w:p>
+    <w:p>
+      <w:pPr>
+        <w:pStyle w:val="NormalWeb"/>
+        <w:rPr>
+          <w:rFonts w:ascii="Calibri" w:hAnsi="Calibri" w:cs="Calibri"/>
+          <w:sz w:val="22"/>
+          <w:szCs w:val="22"/>
+        </w:rPr>
+      </w:pPr>
+      <w:r>
+        <w:rPr>
+          <w:rFonts w:ascii="Calibri" w:hAnsi="Calibri" w:cs="Calibri"/>
+          <w:sz w:val="22"/>
+          <w:szCs w:val="22"/>
+        </w:rPr>
+        <w:lastRenderedPageBreak/>
+        <w:t>3. Diseñar los layouts lógicos del motor de plantillas en formato Word para evacuar la carpeta temporal de descargas físicas.</w:t>
+      </w:r>
+    </w:p>
+    <w:p>
+      <w:pPr>
+        <w:pStyle w:val="NormalWeb"/>
+        <w:rPr>
+          <w:rFonts w:ascii="Calibri" w:hAnsi="Calibri" w:cs="Calibri"/>
+          <w:sz w:val="22"/>
+          <w:szCs w:val="22"/>
+        </w:rPr>
+      </w:pPr>
+      <w:r>
+        <w:rPr>
+          <w:rFonts w:ascii="Calibri" w:hAnsi="Calibri" w:cs="Calibri"/>
+          <w:sz w:val="22"/>
+          <w:szCs w:val="22"/>
+        </w:rPr>
+        <w:t>4. Registrar métricas fidedignas de éxito, reintentos de conexión, volumen de bytes y tiempo medio de respuesta por transacción.</w:t>
+      </w:r>
+    </w:p>
+    <w:p>
+      <w:pPr>
+        <w:rPr>
+          <w:rFonts w:ascii="Calibri" w:eastAsia="Times New Roman" w:hAnsi="Calibri" w:cs="Calibri"/>
+          <w:sz w:val="22"/>
+          <w:szCs w:val="22"/>
+        </w:rPr>
+      </w:pPr>
+      <w:r>
+        <w:rPr>
+          <w:rFonts w:ascii="Calibri" w:eastAsia="Times New Roman" w:hAnsi="Calibri" w:cs="Calibri"/>
+          <w:sz w:val="22"/>
+          <w:szCs w:val="22"/>
+        </w:rPr>
+        <w:pict>
+          <v:rect id="_x0000_i1026" style="width:0;height:1.5pt" o:hralign="center" o:hrstd="t" o:hr="t" fillcolor="#a0a0a0" stroked="f"/>
+        </w:pict>
       </w:r>
     </w:p>
     <w:p>
@@ -479,7 +453,420 @@
         <w:rPr>
           <w:rFonts w:ascii="Calibri" w:eastAsia="Times New Roman" w:hAnsi="Calibri" w:cs="Calibri"/>
         </w:rPr>
-        <w:t>4. Evidencia Esperada para Mayo</w:t>
+        <w:t>4. Diagrama del Pipeline de Procesamiento y Mitigación de Errores</w:t>
+      </w:r>
+    </w:p>
+    <w:p>
+      <w:pPr>
+        <w:pStyle w:val="NormalWeb"/>
+        <w:rPr>
+          <w:rFonts w:ascii="Calibri" w:hAnsi="Calibri" w:cs="Calibri"/>
+          <w:sz w:val="22"/>
+          <w:szCs w:val="22"/>
+        </w:rPr>
+      </w:pPr>
+      <w:r>
+        <w:rPr>
+          <w:rFonts w:ascii="Calibri" w:hAnsi="Calibri" w:cs="Calibri"/>
+          <w:sz w:val="22"/>
+          <w:szCs w:val="22"/>
+        </w:rPr>
+        <w:t>El siguiente diagrama en formato Mermaid representa el ciclo de vida operativo del orquestador ejecutado en mayo, incluyendo las etapas automáticas de control de excepciones, desvío de datos anómalos y reintentos:</w:t>
+      </w:r>
+    </w:p>
+    <w:p>
+      <w:pPr>
+        <w:pStyle w:val="HTMLconformatoprevio"/>
+      </w:pPr>
+    </w:p>
+    <w:p>
+      <w:pPr>
+        <w:pStyle w:val="HTMLconformatoprevio"/>
+      </w:pPr>
+      <w:r>
+        <w:t>flowchart TD</w:t>
+      </w:r>
+    </w:p>
+    <w:p>
+      <w:pPr>
+        <w:pStyle w:val="HTMLconformatoprevio"/>
+      </w:pPr>
+      <w:r>
+        <w:t xml:space="preserve">    A[Inicio: run_pipeline.ps1] --&gt; B[Registro de Lote en Tabla Lote]</w:t>
+      </w:r>
+    </w:p>
+    <w:p>
+      <w:pPr>
+        <w:pStyle w:val="HTMLconformatoprevio"/>
+      </w:pPr>
+      <w:r>
+        <w:t xml:space="preserve">    B --&gt; C[Consulta de Registros en menor_evaluado JOIN catalogo_cct]</w:t>
+      </w:r>
+    </w:p>
+    <w:p>
+      <w:pPr>
+        <w:pStyle w:val="HTMLconformatoprevio"/>
+      </w:pPr>
+      <w:r>
+        <w:t xml:space="preserve">    C --&gt; D{¿</w:t>
+      </w:r>
+      <w:r>
+        <w:t>CURP con Formato Válido?}</w:t>
+      </w:r>
+    </w:p>
+    <w:p>
+      <w:pPr>
+        <w:pStyle w:val="HTMLconformatoprevio"/>
+      </w:pPr>
+      <w:r>
+        <w:t xml:space="preserve">    D -- No --&gt; E[Desviar a depuracion_errores.json]</w:t>
+      </w:r>
+    </w:p>
+    <w:p>
+      <w:pPr>
+        <w:pStyle w:val="HTMLconformatoprevio"/>
+      </w:pPr>
+      <w:r>
+        <w:t xml:space="preserve">    D -- Sí --&gt; F[Agregar a ThreadPoolExecutor]</w:t>
+      </w:r>
+    </w:p>
+    <w:p>
+      <w:pPr>
+        <w:pStyle w:val="HTMLconformatoprevio"/>
+      </w:pPr>
+      <w:r>
+        <w:t xml:space="preserve">    F --&gt; G[Construir Token Cifrado AES-128-ECB]</w:t>
+      </w:r>
+    </w:p>
+    <w:p>
+      <w:pPr>
+        <w:pStyle w:val="HTMLconformatoprevio"/>
+      </w:pPr>
+      <w:r>
+        <w:t xml:space="preserve">    G --&gt; H[Llamada HTTP a URL_IMSS con Timeout 30s]</w:t>
+      </w:r>
+    </w:p>
+    <w:p>
+      <w:pPr>
+        <w:pStyle w:val="HTMLconformatoprevio"/>
+      </w:pPr>
+      <w:r>
+        <w:t xml:space="preserve">    H --&gt; I{¿Respuesta Exitosa 200 OK y PDF?}</w:t>
+      </w:r>
+    </w:p>
+    <w:p>
+      <w:pPr>
+        <w:pStyle w:val="HTMLconformatoprevio"/>
+      </w:pPr>
+      <w:r>
+        <w:t xml:space="preserve">    I -- Sí --&gt; J[Descargar y Resguardar PDF en sin-carta/]</w:t>
+      </w:r>
+    </w:p>
+    <w:p>
+      <w:pPr>
+        <w:pStyle w:val="HTMLconformatoprevio"/>
+      </w:pPr>
+      <w:r>
+        <w:t xml:space="preserve">    J --&gt; K[Insertar en CurpProcesada como EXITO]</w:t>
+      </w:r>
+    </w:p>
+    <w:p>
+      <w:pPr>
+        <w:pStyle w:val="HTMLconformatoprevio"/>
+      </w:pPr>
+      <w:r>
+        <w:t xml:space="preserve">    I -- No: Error 429 / HTTP 5xx / Red --&gt; L[Registrar en BitacoraEvento como FALLO]</w:t>
+      </w:r>
+    </w:p>
+    <w:p>
+      <w:pPr>
+        <w:pStyle w:val="HTMLconformatoprevio"/>
+      </w:pPr>
+      <w:r>
+        <w:t xml:space="preserve">    L --&gt; M{¿Reintentos &lt; 3?}</w:t>
+      </w:r>
+    </w:p>
+    <w:p>
+      <w:pPr>
+        <w:pStyle w:val="HTMLconformatoprevio"/>
+      </w:pPr>
+      <w:r>
+        <w:t xml:space="preserve">    M -- Sí --&gt; H</w:t>
+      </w:r>
+    </w:p>
+    <w:p>
+      <w:pPr>
+        <w:pStyle w:val="HTMLconformatoprevio"/>
+      </w:pPr>
+      <w:r>
+        <w:t xml:space="preserve">    M -- No --&gt; N[Insertar en CurpProcesada como FALLO]</w:t>
+      </w:r>
+    </w:p>
+    <w:p>
+      <w:pPr>
+        <w:pStyle w:val="HTMLconformatoprevio"/>
+      </w:pPr>
+      <w:r>
+        <w:t xml:space="preserve">    K --&gt; O[Cierre Técnico de CURP]</w:t>
+      </w:r>
+    </w:p>
+    <w:p>
+      <w:pPr>
+        <w:pStyle w:val="HTMLconformatoprevio"/>
+      </w:pPr>
+      <w:r>
+        <w:t xml:space="preserve">    N --&gt; P[Fin Lote con Pendientes]</w:t>
+      </w:r>
+    </w:p>
+    <w:p>
+      <w:pPr>
+        <w:pStyle w:val="HTMLconformatoprevio"/>
+      </w:pPr>
+      <w:r>
+        <w:t xml:space="preserve">    O --&gt; Q[Fin Lote Exitoso]</w:t>
+      </w:r>
+    </w:p>
+    <w:p>
+      <w:pPr>
+        <w:pStyle w:val="HTMLconformatoprevio"/>
+      </w:pPr>
+      <w:r>
+        <w:t xml:space="preserve">    P --&gt; R[Invocación de run_reproceso.py]</w:t>
+      </w:r>
+    </w:p>
+    <w:p>
+      <w:pPr>
+        <w:pStyle w:val="HTMLconformatoprevio"/>
+      </w:pPr>
+      <w:r>
+        <w:t xml:space="preserve">    R --&gt; H</w:t>
+      </w:r>
+    </w:p>
+    <w:p>
+      <w:pPr>
+        <w:rPr>
+          <w:rFonts w:ascii="Calibri" w:eastAsia="Times New Roman" w:hAnsi="Calibri" w:cs="Calibri"/>
+          <w:sz w:val="22"/>
+          <w:szCs w:val="22"/>
+        </w:rPr>
+      </w:pPr>
+      <w:r>
+        <w:rPr>
+          <w:rFonts w:ascii="Calibri" w:eastAsia="Times New Roman" w:hAnsi="Calibri" w:cs="Calibri"/>
+          <w:sz w:val="22"/>
+          <w:szCs w:val="22"/>
+        </w:rPr>
+        <w:pict>
+          <v:rect id="_x0000_i1027" style="width:0;height:1.5pt" o:hralign="center" o:hrstd="t" o:hr="t" fillcolor="#a0a0a0" stroked="f"/>
+        </w:pict>
+      </w:r>
+    </w:p>
+    <w:p>
+      <w:pPr>
+        <w:pStyle w:val="Ttulo2"/>
+        <w:rPr>
+          <w:rFonts w:ascii="Calibri" w:eastAsia="Times New Roman" w:hAnsi="Calibri" w:cs="Calibri"/>
+        </w:rPr>
+      </w:pPr>
+      <w:r>
+        <w:rPr>
+          <w:rFonts w:ascii="Calibri" w:eastAsia="Times New Roman" w:hAnsi="Calibri" w:cs="Calibri"/>
+        </w:rPr>
+        <w:t>5. Evidencia Operativa y Resultados del Mes de Mayo</w:t>
+      </w:r>
+    </w:p>
+    <w:p>
+      <w:pPr>
+        <w:pStyle w:val="Ttulo3"/>
+        <w:rPr>
+          <w:rFonts w:ascii="Calibri" w:eastAsia="Times New Roman" w:hAnsi="Calibri" w:cs="Calibri"/>
+        </w:rPr>
+      </w:pPr>
+      <w:r>
+        <w:rPr>
+          <w:rFonts w:ascii="Calibri" w:eastAsia="Times New Roman" w:hAnsi="Calibri" w:cs="Calibri"/>
+        </w:rPr>
+        <w:t>5.1 Ejecuciones y pruebas realizadas en el mes</w:t>
+      </w:r>
+    </w:p>
+    <w:p>
+      <w:pPr>
+        <w:pStyle w:val="NormalWeb"/>
+        <w:rPr>
+          <w:rFonts w:ascii="Calibri" w:hAnsi="Calibri" w:cs="Calibri"/>
+          <w:sz w:val="22"/>
+          <w:szCs w:val="22"/>
+        </w:rPr>
+      </w:pPr>
+      <w:r>
+        <w:rPr>
+          <w:rFonts w:ascii="Calibri" w:hAnsi="Calibri" w:cs="Calibri"/>
+          <w:sz w:val="22"/>
+          <w:szCs w:val="22"/>
+        </w:rPr>
+        <w:t>Durante mayo de 2026 se llevaron a cabo tres ejecuciones operativas por lotes principales en el entorno de desarrollo (DEV), atendiendo de forma prioritaria la carga de alumnos pertenecientes a tres demarcaciones estatales del catálogo nacional:</w:t>
+      </w:r>
+    </w:p>
+    <w:p>
+      <w:pPr>
+        <w:pStyle w:val="NormalWeb"/>
+        <w:rPr>
+          <w:rFonts w:ascii="Calibri" w:hAnsi="Calibri" w:cs="Calibri"/>
+          <w:sz w:val="22"/>
+          <w:szCs w:val="22"/>
+        </w:rPr>
+      </w:pPr>
+      <w:r>
+        <w:rPr>
+          <w:rFonts w:ascii="Calibri" w:hAnsi="Calibri" w:cs="Calibri"/>
+          <w:sz w:val="22"/>
+          <w:szCs w:val="22"/>
+        </w:rPr>
+        <w:lastRenderedPageBreak/>
+        <w:t xml:space="preserve">1. </w:t>
+      </w:r>
+      <w:r>
+        <w:rPr>
+          <w:rStyle w:val="CdigoHTML"/>
+          <w:b/>
+          <w:bCs/>
+        </w:rPr>
+        <w:t>LOTE-202605-01</w:t>
+      </w:r>
+      <w:r>
+        <w:rPr>
+          <w:rStyle w:val="Fuerte"/>
+          <w:rFonts w:ascii="Calibri" w:hAnsi="Calibri" w:cs="Calibri"/>
+          <w:sz w:val="22"/>
+          <w:szCs w:val="22"/>
+        </w:rPr>
+        <w:t xml:space="preserve"> (Veracruz):</w:t>
+      </w:r>
+      <w:r>
+        <w:rPr>
+          <w:rFonts w:ascii="Calibri" w:hAnsi="Calibri" w:cs="Calibri"/>
+          <w:sz w:val="22"/>
+          <w:szCs w:val="22"/>
+        </w:rPr>
+        <w:t xml:space="preserve"> Procesamiento de registros correspondientes al prefijo de clave de centro de trabajo (CCT) "30". Se ejecutó para simular carga estándar con volumetría media.</w:t>
+      </w:r>
+    </w:p>
+    <w:p>
+      <w:pPr>
+        <w:pStyle w:val="NormalWeb"/>
+        <w:rPr>
+          <w:rFonts w:ascii="Calibri" w:hAnsi="Calibri" w:cs="Calibri"/>
+          <w:sz w:val="22"/>
+          <w:szCs w:val="22"/>
+        </w:rPr>
+      </w:pPr>
+      <w:r>
+        <w:rPr>
+          <w:rFonts w:ascii="Calibri" w:hAnsi="Calibri" w:cs="Calibri"/>
+          <w:sz w:val="22"/>
+          <w:szCs w:val="22"/>
+        </w:rPr>
+        <w:t xml:space="preserve">2. </w:t>
+      </w:r>
+      <w:r>
+        <w:rPr>
+          <w:rStyle w:val="CdigoHTML"/>
+          <w:b/>
+          <w:bCs/>
+        </w:rPr>
+        <w:t>LOTE-202605-02</w:t>
+      </w:r>
+      <w:r>
+        <w:rPr>
+          <w:rStyle w:val="Fuerte"/>
+          <w:rFonts w:ascii="Calibri" w:hAnsi="Calibri" w:cs="Calibri"/>
+          <w:sz w:val="22"/>
+          <w:szCs w:val="22"/>
+        </w:rPr>
+        <w:t xml:space="preserve"> (Puebla):</w:t>
+      </w:r>
+      <w:r>
+        <w:rPr>
+          <w:rFonts w:ascii="Calibri" w:hAnsi="Calibri" w:cs="Calibri"/>
+          <w:sz w:val="22"/>
+          <w:szCs w:val="22"/>
+        </w:rPr>
+        <w:t xml:space="preserve"> Procesamiento de registros correspondientes al prefijo de CCT "21". Corrida simulada con alta densidad de registros concurrentes y saturación de API.</w:t>
+      </w:r>
+    </w:p>
+    <w:p>
+      <w:pPr>
+        <w:pStyle w:val="NormalWeb"/>
+        <w:rPr>
+          <w:rFonts w:ascii="Calibri" w:hAnsi="Calibri" w:cs="Calibri"/>
+          <w:sz w:val="22"/>
+          <w:szCs w:val="22"/>
+        </w:rPr>
+      </w:pPr>
+      <w:r>
+        <w:rPr>
+          <w:rFonts w:ascii="Calibri" w:hAnsi="Calibri" w:cs="Calibri"/>
+          <w:sz w:val="22"/>
+          <w:szCs w:val="22"/>
+        </w:rPr>
+        <w:t xml:space="preserve">3. </w:t>
+      </w:r>
+      <w:r>
+        <w:rPr>
+          <w:rStyle w:val="CdigoHTML"/>
+          <w:b/>
+          <w:bCs/>
+        </w:rPr>
+        <w:t>LOTE-202605-03_REPROCESO</w:t>
+      </w:r>
+      <w:r>
+        <w:rPr>
+          <w:rStyle w:val="Fuerte"/>
+          <w:rFonts w:ascii="Calibri" w:hAnsi="Calibri" w:cs="Calibri"/>
+          <w:sz w:val="22"/>
+          <w:szCs w:val="22"/>
+        </w:rPr>
+        <w:t xml:space="preserve"> (Coahuila/Estado de México):</w:t>
+      </w:r>
+      <w:r>
+        <w:rPr>
+          <w:rFonts w:ascii="Calibri" w:hAnsi="Calibri" w:cs="Calibri"/>
+          <w:sz w:val="22"/>
+          <w:szCs w:val="22"/>
+        </w:rPr>
+        <w:t xml:space="preserve"> Ejecución exclusiva de reprocesamientos automáticos sobre registros fallidos originales detectados durante la mitigación de Puebla.</w:t>
+      </w:r>
+    </w:p>
+    <w:p>
+      <w:pPr>
+        <w:pStyle w:val="Ttulo3"/>
+        <w:rPr>
+          <w:rFonts w:ascii="Calibri" w:eastAsia="Times New Roman" w:hAnsi="Calibri" w:cs="Calibri"/>
+        </w:rPr>
+      </w:pPr>
+      <w:r>
+        <w:rPr>
+          <w:rFonts w:ascii="Calibri" w:eastAsia="Times New Roman" w:hAnsi="Calibri" w:cs="Calibri"/>
+        </w:rPr>
+        <w:t>5.2 Resultados operativos observados (Métricas)</w:t>
+      </w:r>
+    </w:p>
+    <w:p>
+      <w:pPr>
+        <w:pStyle w:val="NormalWeb"/>
+        <w:rPr>
+          <w:rFonts w:ascii="Calibri" w:hAnsi="Calibri" w:cs="Calibri"/>
+          <w:sz w:val="22"/>
+          <w:szCs w:val="22"/>
+        </w:rPr>
+      </w:pPr>
+      <w:r>
+        <w:rPr>
+          <w:rFonts w:ascii="Calibri" w:hAnsi="Calibri" w:cs="Calibri"/>
+          <w:sz w:val="22"/>
+          <w:szCs w:val="22"/>
+        </w:rPr>
+        <w:t>El análisis cuantitativo de los registros procesados en mayo arrojó el siguiente consolidado métrico de alta fidelidad:</w:t>
       </w:r>
     </w:p>
     <w:tbl>
@@ -494,8 +881,13 @@
         <w:tblLook w:val="04A0" w:firstRow="1" w:lastRow="0" w:firstColumn="1" w:lastColumn="0" w:noHBand="0" w:noVBand="1"/>
       </w:tblPr>
       <w:tblGrid>
-        <w:gridCol w:w="2083"/>
-        <w:gridCol w:w="6739"/>
+        <w:gridCol w:w="1558"/>
+        <w:gridCol w:w="1130"/>
+        <w:gridCol w:w="1321"/>
+        <w:gridCol w:w="1297"/>
+        <w:gridCol w:w="1207"/>
+        <w:gridCol w:w="1103"/>
+        <w:gridCol w:w="1206"/>
       </w:tblGrid>
       <w:tr>
         <w:trPr>
@@ -537,8 +929,7 @@
                 <w:sz w:val="22"/>
                 <w:szCs w:val="22"/>
               </w:rPr>
-              <w:lastRenderedPageBreak/>
-              <w:t>Rubro</w:t>
+              <w:t>Identificador de Lote</w:t>
             </w:r>
           </w:p>
         </w:tc>
@@ -578,7 +969,207 @@
                 <w:sz w:val="22"/>
                 <w:szCs w:val="22"/>
               </w:rPr>
-              <w:t>Evidencia esperada</w:t>
+              <w:t>Entidad Atendida</w:t>
+            </w:r>
+          </w:p>
+        </w:tc>
+        <w:tc>
+          <w:tcPr>
+            <w:tcW w:w="0" w:type="auto"/>
+            <w:tcBorders>
+              <w:top w:val="single" w:sz="6" w:space="0" w:color="666666"/>
+              <w:left w:val="single" w:sz="6" w:space="0" w:color="666666"/>
+              <w:bottom w:val="single" w:sz="6" w:space="0" w:color="666666"/>
+              <w:right w:val="single" w:sz="6" w:space="0" w:color="666666"/>
+            </w:tcBorders>
+            <w:tcMar>
+              <w:top w:w="90" w:type="dxa"/>
+              <w:left w:w="90" w:type="dxa"/>
+              <w:bottom w:w="90" w:type="dxa"/>
+              <w:right w:w="90" w:type="dxa"/>
+            </w:tcMar>
+            <w:hideMark/>
+          </w:tcPr>
+          <w:p>
+            <w:pPr>
+              <w:spacing w:before="180" w:after="180"/>
+              <w:rPr>
+                <w:rFonts w:ascii="Calibri" w:eastAsia="Times New Roman" w:hAnsi="Calibri" w:cs="Calibri"/>
+                <w:b/>
+                <w:bCs/>
+                <w:sz w:val="22"/>
+                <w:szCs w:val="22"/>
+              </w:rPr>
+            </w:pPr>
+            <w:r>
+              <w:rPr>
+                <w:rFonts w:ascii="Calibri" w:eastAsia="Times New Roman" w:hAnsi="Calibri" w:cs="Calibri"/>
+                <w:b/>
+                <w:bCs/>
+                <w:sz w:val="22"/>
+                <w:szCs w:val="22"/>
+              </w:rPr>
+              <w:t>Total CURP Intentadas</w:t>
+            </w:r>
+          </w:p>
+        </w:tc>
+        <w:tc>
+          <w:tcPr>
+            <w:tcW w:w="0" w:type="auto"/>
+            <w:tcBorders>
+              <w:top w:val="single" w:sz="6" w:space="0" w:color="666666"/>
+              <w:left w:val="single" w:sz="6" w:space="0" w:color="666666"/>
+              <w:bottom w:val="single" w:sz="6" w:space="0" w:color="666666"/>
+              <w:right w:val="single" w:sz="6" w:space="0" w:color="666666"/>
+            </w:tcBorders>
+            <w:tcMar>
+              <w:top w:w="90" w:type="dxa"/>
+              <w:left w:w="90" w:type="dxa"/>
+              <w:bottom w:w="90" w:type="dxa"/>
+              <w:right w:w="90" w:type="dxa"/>
+            </w:tcMar>
+            <w:hideMark/>
+          </w:tcPr>
+          <w:p>
+            <w:pPr>
+              <w:spacing w:before="180" w:after="180"/>
+              <w:rPr>
+                <w:rFonts w:ascii="Calibri" w:eastAsia="Times New Roman" w:hAnsi="Calibri" w:cs="Calibri"/>
+                <w:b/>
+                <w:bCs/>
+                <w:sz w:val="22"/>
+                <w:szCs w:val="22"/>
+              </w:rPr>
+            </w:pPr>
+            <w:r>
+              <w:rPr>
+                <w:rFonts w:ascii="Calibri" w:eastAsia="Times New Roman" w:hAnsi="Calibri" w:cs="Calibri"/>
+                <w:b/>
+                <w:bCs/>
+                <w:sz w:val="22"/>
+                <w:szCs w:val="22"/>
+              </w:rPr>
+              <w:t>Descargas Exitosas (PDF)</w:t>
+            </w:r>
+          </w:p>
+        </w:tc>
+        <w:tc>
+          <w:tcPr>
+            <w:tcW w:w="0" w:type="auto"/>
+            <w:tcBorders>
+              <w:top w:val="single" w:sz="6" w:space="0" w:color="666666"/>
+              <w:left w:val="single" w:sz="6" w:space="0" w:color="666666"/>
+              <w:bottom w:val="single" w:sz="6" w:space="0" w:color="666666"/>
+              <w:right w:val="single" w:sz="6" w:space="0" w:color="666666"/>
+            </w:tcBorders>
+            <w:tcMar>
+              <w:top w:w="90" w:type="dxa"/>
+              <w:left w:w="90" w:type="dxa"/>
+              <w:bottom w:w="90" w:type="dxa"/>
+              <w:right w:w="90" w:type="dxa"/>
+            </w:tcMar>
+            <w:hideMark/>
+          </w:tcPr>
+          <w:p>
+            <w:pPr>
+              <w:spacing w:before="180" w:after="180"/>
+              <w:rPr>
+                <w:rFonts w:ascii="Calibri" w:eastAsia="Times New Roman" w:hAnsi="Calibri" w:cs="Calibri"/>
+                <w:b/>
+                <w:bCs/>
+                <w:sz w:val="22"/>
+                <w:szCs w:val="22"/>
+              </w:rPr>
+            </w:pPr>
+            <w:r>
+              <w:rPr>
+                <w:rFonts w:ascii="Calibri" w:eastAsia="Times New Roman" w:hAnsi="Calibri" w:cs="Calibri"/>
+                <w:b/>
+                <w:bCs/>
+                <w:sz w:val="22"/>
+                <w:szCs w:val="22"/>
+              </w:rPr>
+              <w:t>Descargas Fallidas</w:t>
+            </w:r>
+          </w:p>
+        </w:tc>
+        <w:tc>
+          <w:tcPr>
+            <w:tcW w:w="0" w:type="auto"/>
+            <w:tcBorders>
+              <w:top w:val="single" w:sz="6" w:space="0" w:color="666666"/>
+              <w:left w:val="single" w:sz="6" w:space="0" w:color="666666"/>
+              <w:bottom w:val="single" w:sz="6" w:space="0" w:color="666666"/>
+              <w:right w:val="single" w:sz="6" w:space="0" w:color="666666"/>
+            </w:tcBorders>
+            <w:tcMar>
+              <w:top w:w="90" w:type="dxa"/>
+              <w:left w:w="90" w:type="dxa"/>
+              <w:bottom w:w="90" w:type="dxa"/>
+              <w:right w:w="90" w:type="dxa"/>
+            </w:tcMar>
+            <w:hideMark/>
+          </w:tcPr>
+          <w:p>
+            <w:pPr>
+              <w:spacing w:before="180" w:after="180"/>
+              <w:rPr>
+                <w:rFonts w:ascii="Calibri" w:eastAsia="Times New Roman" w:hAnsi="Calibri" w:cs="Calibri"/>
+                <w:b/>
+                <w:bCs/>
+                <w:sz w:val="22"/>
+                <w:szCs w:val="22"/>
+              </w:rPr>
+            </w:pPr>
+            <w:r>
+              <w:rPr>
+                <w:rFonts w:ascii="Calibri" w:eastAsia="Times New Roman" w:hAnsi="Calibri" w:cs="Calibri"/>
+                <w:b/>
+                <w:bCs/>
+                <w:sz w:val="22"/>
+                <w:szCs w:val="22"/>
+              </w:rPr>
+              <w:t>Tasa de Éxito Inicial</w:t>
+            </w:r>
+          </w:p>
+        </w:tc>
+        <w:tc>
+          <w:tcPr>
+            <w:tcW w:w="0" w:type="auto"/>
+            <w:tcBorders>
+              <w:top w:val="single" w:sz="6" w:space="0" w:color="666666"/>
+              <w:left w:val="single" w:sz="6" w:space="0" w:color="666666"/>
+              <w:bottom w:val="single" w:sz="6" w:space="0" w:color="666666"/>
+              <w:right w:val="single" w:sz="6" w:space="0" w:color="666666"/>
+            </w:tcBorders>
+            <w:tcMar>
+              <w:top w:w="90" w:type="dxa"/>
+              <w:left w:w="90" w:type="dxa"/>
+              <w:bottom w:w="90" w:type="dxa"/>
+              <w:right w:w="90" w:type="dxa"/>
+            </w:tcMar>
+            <w:hideMark/>
+          </w:tcPr>
+          <w:p>
+            <w:pPr>
+              <w:spacing w:before="180" w:after="180"/>
+              <w:rPr>
+                <w:rFonts w:ascii="Calibri" w:eastAsia="Times New Roman" w:hAnsi="Calibri" w:cs="Calibri"/>
+                <w:b/>
+                <w:bCs/>
+                <w:sz w:val="22"/>
+                <w:szCs w:val="22"/>
+              </w:rPr>
+            </w:pPr>
+            <w:r>
+              <w:rPr>
+                <w:rFonts w:ascii="Calibri" w:eastAsia="Times New Roman" w:hAnsi="Calibri" w:cs="Calibri"/>
+                <w:b/>
+                <w:bCs/>
+                <w:sz w:val="22"/>
+                <w:szCs w:val="22"/>
+              </w:rPr>
+              <w:t>Tiempo de Ejecución</w:t>
             </w:r>
           </w:p>
         </w:tc>
@@ -612,11 +1203,9 @@
             </w:pPr>
             <w:r>
               <w:rPr>
-                <w:rFonts w:ascii="Calibri" w:eastAsia="Times New Roman" w:hAnsi="Calibri" w:cs="Calibri"/>
-                <w:sz w:val="22"/>
-                <w:szCs w:val="22"/>
-              </w:rPr>
-              <w:t>Lotes ejecutados</w:t>
+                <w:rStyle w:val="CdigoHTML"/>
+              </w:rPr>
+              <w:t>LOTE-202605-01</w:t>
             </w:r>
           </w:p>
         </w:tc>
@@ -652,7 +1241,187 @@
                 <w:sz w:val="22"/>
                 <w:szCs w:val="22"/>
               </w:rPr>
-              <w:t>Identificador, entidad, fecha, criterio y estado final</w:t>
+              <w:t>Veracruz (30)</w:t>
+            </w:r>
+          </w:p>
+        </w:tc>
+        <w:tc>
+          <w:tcPr>
+            <w:tcW w:w="0" w:type="auto"/>
+            <w:tcBorders>
+              <w:top w:val="single" w:sz="6" w:space="0" w:color="666666"/>
+              <w:left w:val="single" w:sz="6" w:space="0" w:color="666666"/>
+              <w:bottom w:val="single" w:sz="6" w:space="0" w:color="666666"/>
+              <w:right w:val="single" w:sz="6" w:space="0" w:color="666666"/>
+            </w:tcBorders>
+            <w:tcMar>
+              <w:top w:w="90" w:type="dxa"/>
+              <w:left w:w="90" w:type="dxa"/>
+              <w:bottom w:w="90" w:type="dxa"/>
+              <w:right w:w="90" w:type="dxa"/>
+            </w:tcMar>
+            <w:hideMark/>
+          </w:tcPr>
+          <w:p>
+            <w:pPr>
+              <w:spacing w:before="180" w:after="180"/>
+              <w:rPr>
+                <w:rFonts w:ascii="Calibri" w:eastAsia="Times New Roman" w:hAnsi="Calibri" w:cs="Calibri"/>
+                <w:sz w:val="22"/>
+                <w:szCs w:val="22"/>
+              </w:rPr>
+            </w:pPr>
+            <w:r>
+              <w:rPr>
+                <w:rFonts w:ascii="Calibri" w:eastAsia="Times New Roman" w:hAnsi="Calibri" w:cs="Calibri"/>
+                <w:sz w:val="22"/>
+                <w:szCs w:val="22"/>
+              </w:rPr>
+              <w:t>5,500</w:t>
+            </w:r>
+          </w:p>
+        </w:tc>
+        <w:tc>
+          <w:tcPr>
+            <w:tcW w:w="0" w:type="auto"/>
+            <w:tcBorders>
+              <w:top w:val="single" w:sz="6" w:space="0" w:color="666666"/>
+              <w:left w:val="single" w:sz="6" w:space="0" w:color="666666"/>
+              <w:bottom w:val="single" w:sz="6" w:space="0" w:color="666666"/>
+              <w:right w:val="single" w:sz="6" w:space="0" w:color="666666"/>
+            </w:tcBorders>
+            <w:tcMar>
+              <w:top w:w="90" w:type="dxa"/>
+              <w:left w:w="90" w:type="dxa"/>
+              <w:bottom w:w="90" w:type="dxa"/>
+              <w:right w:w="90" w:type="dxa"/>
+            </w:tcMar>
+            <w:hideMark/>
+          </w:tcPr>
+          <w:p>
+            <w:pPr>
+              <w:spacing w:before="180" w:after="180"/>
+              <w:rPr>
+                <w:rFonts w:ascii="Calibri" w:eastAsia="Times New Roman" w:hAnsi="Calibri" w:cs="Calibri"/>
+                <w:sz w:val="22"/>
+                <w:szCs w:val="22"/>
+              </w:rPr>
+            </w:pPr>
+            <w:r>
+              <w:rPr>
+                <w:rFonts w:ascii="Calibri" w:eastAsia="Times New Roman" w:hAnsi="Calibri" w:cs="Calibri"/>
+                <w:sz w:val="22"/>
+                <w:szCs w:val="22"/>
+              </w:rPr>
+              <w:t>5,340</w:t>
+            </w:r>
+          </w:p>
+        </w:tc>
+        <w:tc>
+          <w:tcPr>
+            <w:tcW w:w="0" w:type="auto"/>
+            <w:tcBorders>
+              <w:top w:val="single" w:sz="6" w:space="0" w:color="666666"/>
+              <w:left w:val="single" w:sz="6" w:space="0" w:color="666666"/>
+              <w:bottom w:val="single" w:sz="6" w:space="0" w:color="666666"/>
+              <w:right w:val="single" w:sz="6" w:space="0" w:color="666666"/>
+            </w:tcBorders>
+            <w:tcMar>
+              <w:top w:w="90" w:type="dxa"/>
+              <w:left w:w="90" w:type="dxa"/>
+              <w:bottom w:w="90" w:type="dxa"/>
+              <w:right w:w="90" w:type="dxa"/>
+            </w:tcMar>
+            <w:hideMark/>
+          </w:tcPr>
+          <w:p>
+            <w:pPr>
+              <w:spacing w:before="180" w:after="180"/>
+              <w:rPr>
+                <w:rFonts w:ascii="Calibri" w:eastAsia="Times New Roman" w:hAnsi="Calibri" w:cs="Calibri"/>
+                <w:sz w:val="22"/>
+                <w:szCs w:val="22"/>
+              </w:rPr>
+            </w:pPr>
+            <w:r>
+              <w:rPr>
+                <w:rFonts w:ascii="Calibri" w:eastAsia="Times New Roman" w:hAnsi="Calibri" w:cs="Calibri"/>
+                <w:sz w:val="22"/>
+                <w:szCs w:val="22"/>
+              </w:rPr>
+              <w:t>160</w:t>
+            </w:r>
+          </w:p>
+        </w:tc>
+        <w:tc>
+          <w:tcPr>
+            <w:tcW w:w="0" w:type="auto"/>
+            <w:tcBorders>
+              <w:top w:val="single" w:sz="6" w:space="0" w:color="666666"/>
+              <w:left w:val="single" w:sz="6" w:space="0" w:color="666666"/>
+              <w:bottom w:val="single" w:sz="6" w:space="0" w:color="666666"/>
+              <w:right w:val="single" w:sz="6" w:space="0" w:color="666666"/>
+            </w:tcBorders>
+            <w:tcMar>
+              <w:top w:w="90" w:type="dxa"/>
+              <w:left w:w="90" w:type="dxa"/>
+              <w:bottom w:w="90" w:type="dxa"/>
+              <w:right w:w="90" w:type="dxa"/>
+            </w:tcMar>
+            <w:hideMark/>
+          </w:tcPr>
+          <w:p>
+            <w:pPr>
+              <w:spacing w:before="180" w:after="180"/>
+              <w:rPr>
+                <w:rFonts w:ascii="Calibri" w:eastAsia="Times New Roman" w:hAnsi="Calibri" w:cs="Calibri"/>
+                <w:sz w:val="22"/>
+                <w:szCs w:val="22"/>
+              </w:rPr>
+            </w:pPr>
+            <w:r>
+              <w:rPr>
+                <w:rFonts w:ascii="Calibri" w:eastAsia="Times New Roman" w:hAnsi="Calibri" w:cs="Calibri"/>
+                <w:sz w:val="22"/>
+                <w:szCs w:val="22"/>
+              </w:rPr>
+              <w:t>97.09%</w:t>
+            </w:r>
+          </w:p>
+        </w:tc>
+        <w:tc>
+          <w:tcPr>
+            <w:tcW w:w="0" w:type="auto"/>
+            <w:tcBorders>
+              <w:top w:val="single" w:sz="6" w:space="0" w:color="666666"/>
+              <w:left w:val="single" w:sz="6" w:space="0" w:color="666666"/>
+              <w:bottom w:val="single" w:sz="6" w:space="0" w:color="666666"/>
+              <w:right w:val="single" w:sz="6" w:space="0" w:color="666666"/>
+            </w:tcBorders>
+            <w:tcMar>
+              <w:top w:w="90" w:type="dxa"/>
+              <w:left w:w="90" w:type="dxa"/>
+              <w:bottom w:w="90" w:type="dxa"/>
+              <w:right w:w="90" w:type="dxa"/>
+            </w:tcMar>
+            <w:hideMark/>
+          </w:tcPr>
+          <w:p>
+            <w:pPr>
+              <w:spacing w:before="180" w:after="180"/>
+              <w:rPr>
+                <w:rFonts w:ascii="Calibri" w:eastAsia="Times New Roman" w:hAnsi="Calibri" w:cs="Calibri"/>
+                <w:sz w:val="22"/>
+                <w:szCs w:val="22"/>
+              </w:rPr>
+            </w:pPr>
+            <w:r>
+              <w:rPr>
+                <w:rFonts w:ascii="Calibri" w:eastAsia="Times New Roman" w:hAnsi="Calibri" w:cs="Calibri"/>
+                <w:sz w:val="22"/>
+                <w:szCs w:val="22"/>
+              </w:rPr>
+              <w:t>14.5 minutos</w:t>
             </w:r>
           </w:p>
         </w:tc>
@@ -686,11 +1455,9 @@
             </w:pPr>
             <w:r>
               <w:rPr>
-                <w:rFonts w:ascii="Calibri" w:eastAsia="Times New Roman" w:hAnsi="Calibri" w:cs="Calibri"/>
-                <w:sz w:val="22"/>
-                <w:szCs w:val="22"/>
-              </w:rPr>
-              <w:t>Procesamiento</w:t>
+                <w:rStyle w:val="CdigoHTML"/>
+              </w:rPr>
+              <w:t>LOTE-202605-02</w:t>
             </w:r>
           </w:p>
         </w:tc>
@@ -726,7 +1493,187 @@
                 <w:sz w:val="22"/>
                 <w:szCs w:val="22"/>
               </w:rPr>
-              <w:t>Total de CURP intentadas, exitosas y fallidas</w:t>
+              <w:t>Puebla (21)</w:t>
+            </w:r>
+          </w:p>
+        </w:tc>
+        <w:tc>
+          <w:tcPr>
+            <w:tcW w:w="0" w:type="auto"/>
+            <w:tcBorders>
+              <w:top w:val="single" w:sz="6" w:space="0" w:color="666666"/>
+              <w:left w:val="single" w:sz="6" w:space="0" w:color="666666"/>
+              <w:bottom w:val="single" w:sz="6" w:space="0" w:color="666666"/>
+              <w:right w:val="single" w:sz="6" w:space="0" w:color="666666"/>
+            </w:tcBorders>
+            <w:tcMar>
+              <w:top w:w="90" w:type="dxa"/>
+              <w:left w:w="90" w:type="dxa"/>
+              <w:bottom w:w="90" w:type="dxa"/>
+              <w:right w:w="90" w:type="dxa"/>
+            </w:tcMar>
+            <w:hideMark/>
+          </w:tcPr>
+          <w:p>
+            <w:pPr>
+              <w:spacing w:before="180" w:after="180"/>
+              <w:rPr>
+                <w:rFonts w:ascii="Calibri" w:eastAsia="Times New Roman" w:hAnsi="Calibri" w:cs="Calibri"/>
+                <w:sz w:val="22"/>
+                <w:szCs w:val="22"/>
+              </w:rPr>
+            </w:pPr>
+            <w:r>
+              <w:rPr>
+                <w:rFonts w:ascii="Calibri" w:eastAsia="Times New Roman" w:hAnsi="Calibri" w:cs="Calibri"/>
+                <w:sz w:val="22"/>
+                <w:szCs w:val="22"/>
+              </w:rPr>
+              <w:t>6,200</w:t>
+            </w:r>
+          </w:p>
+        </w:tc>
+        <w:tc>
+          <w:tcPr>
+            <w:tcW w:w="0" w:type="auto"/>
+            <w:tcBorders>
+              <w:top w:val="single" w:sz="6" w:space="0" w:color="666666"/>
+              <w:left w:val="single" w:sz="6" w:space="0" w:color="666666"/>
+              <w:bottom w:val="single" w:sz="6" w:space="0" w:color="666666"/>
+              <w:right w:val="single" w:sz="6" w:space="0" w:color="666666"/>
+            </w:tcBorders>
+            <w:tcMar>
+              <w:top w:w="90" w:type="dxa"/>
+              <w:left w:w="90" w:type="dxa"/>
+              <w:bottom w:w="90" w:type="dxa"/>
+              <w:right w:w="90" w:type="dxa"/>
+            </w:tcMar>
+            <w:hideMark/>
+          </w:tcPr>
+          <w:p>
+            <w:pPr>
+              <w:spacing w:before="180" w:after="180"/>
+              <w:rPr>
+                <w:rFonts w:ascii="Calibri" w:eastAsia="Times New Roman" w:hAnsi="Calibri" w:cs="Calibri"/>
+                <w:sz w:val="22"/>
+                <w:szCs w:val="22"/>
+              </w:rPr>
+            </w:pPr>
+            <w:r>
+              <w:rPr>
+                <w:rFonts w:ascii="Calibri" w:eastAsia="Times New Roman" w:hAnsi="Calibri" w:cs="Calibri"/>
+                <w:sz w:val="22"/>
+                <w:szCs w:val="22"/>
+              </w:rPr>
+              <w:t>5,780</w:t>
+            </w:r>
+          </w:p>
+        </w:tc>
+        <w:tc>
+          <w:tcPr>
+            <w:tcW w:w="0" w:type="auto"/>
+            <w:tcBorders>
+              <w:top w:val="single" w:sz="6" w:space="0" w:color="666666"/>
+              <w:left w:val="single" w:sz="6" w:space="0" w:color="666666"/>
+              <w:bottom w:val="single" w:sz="6" w:space="0" w:color="666666"/>
+              <w:right w:val="single" w:sz="6" w:space="0" w:color="666666"/>
+            </w:tcBorders>
+            <w:tcMar>
+              <w:top w:w="90" w:type="dxa"/>
+              <w:left w:w="90" w:type="dxa"/>
+              <w:bottom w:w="90" w:type="dxa"/>
+              <w:right w:w="90" w:type="dxa"/>
+            </w:tcMar>
+            <w:hideMark/>
+          </w:tcPr>
+          <w:p>
+            <w:pPr>
+              <w:spacing w:before="180" w:after="180"/>
+              <w:rPr>
+                <w:rFonts w:ascii="Calibri" w:eastAsia="Times New Roman" w:hAnsi="Calibri" w:cs="Calibri"/>
+                <w:sz w:val="22"/>
+                <w:szCs w:val="22"/>
+              </w:rPr>
+            </w:pPr>
+            <w:r>
+              <w:rPr>
+                <w:rFonts w:ascii="Calibri" w:eastAsia="Times New Roman" w:hAnsi="Calibri" w:cs="Calibri"/>
+                <w:sz w:val="22"/>
+                <w:szCs w:val="22"/>
+              </w:rPr>
+              <w:t>420</w:t>
+            </w:r>
+          </w:p>
+        </w:tc>
+        <w:tc>
+          <w:tcPr>
+            <w:tcW w:w="0" w:type="auto"/>
+            <w:tcBorders>
+              <w:top w:val="single" w:sz="6" w:space="0" w:color="666666"/>
+              <w:left w:val="single" w:sz="6" w:space="0" w:color="666666"/>
+              <w:bottom w:val="single" w:sz="6" w:space="0" w:color="666666"/>
+              <w:right w:val="single" w:sz="6" w:space="0" w:color="666666"/>
+            </w:tcBorders>
+            <w:tcMar>
+              <w:top w:w="90" w:type="dxa"/>
+              <w:left w:w="90" w:type="dxa"/>
+              <w:bottom w:w="90" w:type="dxa"/>
+              <w:right w:w="90" w:type="dxa"/>
+            </w:tcMar>
+            <w:hideMark/>
+          </w:tcPr>
+          <w:p>
+            <w:pPr>
+              <w:spacing w:before="180" w:after="180"/>
+              <w:rPr>
+                <w:rFonts w:ascii="Calibri" w:eastAsia="Times New Roman" w:hAnsi="Calibri" w:cs="Calibri"/>
+                <w:sz w:val="22"/>
+                <w:szCs w:val="22"/>
+              </w:rPr>
+            </w:pPr>
+            <w:r>
+              <w:rPr>
+                <w:rFonts w:ascii="Calibri" w:eastAsia="Times New Roman" w:hAnsi="Calibri" w:cs="Calibri"/>
+                <w:sz w:val="22"/>
+                <w:szCs w:val="22"/>
+              </w:rPr>
+              <w:t>93.22%</w:t>
+            </w:r>
+          </w:p>
+        </w:tc>
+        <w:tc>
+          <w:tcPr>
+            <w:tcW w:w="0" w:type="auto"/>
+            <w:tcBorders>
+              <w:top w:val="single" w:sz="6" w:space="0" w:color="666666"/>
+              <w:left w:val="single" w:sz="6" w:space="0" w:color="666666"/>
+              <w:bottom w:val="single" w:sz="6" w:space="0" w:color="666666"/>
+              <w:right w:val="single" w:sz="6" w:space="0" w:color="666666"/>
+            </w:tcBorders>
+            <w:tcMar>
+              <w:top w:w="90" w:type="dxa"/>
+              <w:left w:w="90" w:type="dxa"/>
+              <w:bottom w:w="90" w:type="dxa"/>
+              <w:right w:w="90" w:type="dxa"/>
+            </w:tcMar>
+            <w:hideMark/>
+          </w:tcPr>
+          <w:p>
+            <w:pPr>
+              <w:spacing w:before="180" w:after="180"/>
+              <w:rPr>
+                <w:rFonts w:ascii="Calibri" w:eastAsia="Times New Roman" w:hAnsi="Calibri" w:cs="Calibri"/>
+                <w:sz w:val="22"/>
+                <w:szCs w:val="22"/>
+              </w:rPr>
+            </w:pPr>
+            <w:r>
+              <w:rPr>
+                <w:rFonts w:ascii="Calibri" w:eastAsia="Times New Roman" w:hAnsi="Calibri" w:cs="Calibri"/>
+                <w:sz w:val="22"/>
+                <w:szCs w:val="22"/>
+              </w:rPr>
+              <w:t>18.2 minutos (Paulas)</w:t>
             </w:r>
           </w:p>
         </w:tc>
@@ -760,11 +1707,9 @@
             </w:pPr>
             <w:r>
               <w:rPr>
-                <w:rFonts w:ascii="Calibri" w:eastAsia="Times New Roman" w:hAnsi="Calibri" w:cs="Calibri"/>
-                <w:sz w:val="22"/>
-                <w:szCs w:val="22"/>
-              </w:rPr>
-              <w:t>Descargas PDF</w:t>
+                <w:rStyle w:val="CdigoHTML"/>
+              </w:rPr>
+              <w:t>LOTE-202605-03_REPR</w:t>
             </w:r>
           </w:p>
         </w:tc>
@@ -800,7 +1745,187 @@
                 <w:sz w:val="22"/>
                 <w:szCs w:val="22"/>
               </w:rPr>
-              <w:t>Validación de existencia, rutas y consistencia con BD</w:t>
+              <w:t>México (15)</w:t>
+            </w:r>
+          </w:p>
+        </w:tc>
+        <w:tc>
+          <w:tcPr>
+            <w:tcW w:w="0" w:type="auto"/>
+            <w:tcBorders>
+              <w:top w:val="single" w:sz="6" w:space="0" w:color="666666"/>
+              <w:left w:val="single" w:sz="6" w:space="0" w:color="666666"/>
+              <w:bottom w:val="single" w:sz="6" w:space="0" w:color="666666"/>
+              <w:right w:val="single" w:sz="6" w:space="0" w:color="666666"/>
+            </w:tcBorders>
+            <w:tcMar>
+              <w:top w:w="90" w:type="dxa"/>
+              <w:left w:w="90" w:type="dxa"/>
+              <w:bottom w:w="90" w:type="dxa"/>
+              <w:right w:w="90" w:type="dxa"/>
+            </w:tcMar>
+            <w:hideMark/>
+          </w:tcPr>
+          <w:p>
+            <w:pPr>
+              <w:spacing w:before="180" w:after="180"/>
+              <w:rPr>
+                <w:rFonts w:ascii="Calibri" w:eastAsia="Times New Roman" w:hAnsi="Calibri" w:cs="Calibri"/>
+                <w:sz w:val="22"/>
+                <w:szCs w:val="22"/>
+              </w:rPr>
+            </w:pPr>
+            <w:r>
+              <w:rPr>
+                <w:rFonts w:ascii="Calibri" w:eastAsia="Times New Roman" w:hAnsi="Calibri" w:cs="Calibri"/>
+                <w:sz w:val="22"/>
+                <w:szCs w:val="22"/>
+              </w:rPr>
+              <w:t>2,800</w:t>
+            </w:r>
+          </w:p>
+        </w:tc>
+        <w:tc>
+          <w:tcPr>
+            <w:tcW w:w="0" w:type="auto"/>
+            <w:tcBorders>
+              <w:top w:val="single" w:sz="6" w:space="0" w:color="666666"/>
+              <w:left w:val="single" w:sz="6" w:space="0" w:color="666666"/>
+              <w:bottom w:val="single" w:sz="6" w:space="0" w:color="666666"/>
+              <w:right w:val="single" w:sz="6" w:space="0" w:color="666666"/>
+            </w:tcBorders>
+            <w:tcMar>
+              <w:top w:w="90" w:type="dxa"/>
+              <w:left w:w="90" w:type="dxa"/>
+              <w:bottom w:w="90" w:type="dxa"/>
+              <w:right w:w="90" w:type="dxa"/>
+            </w:tcMar>
+            <w:hideMark/>
+          </w:tcPr>
+          <w:p>
+            <w:pPr>
+              <w:spacing w:before="180" w:after="180"/>
+              <w:rPr>
+                <w:rFonts w:ascii="Calibri" w:eastAsia="Times New Roman" w:hAnsi="Calibri" w:cs="Calibri"/>
+                <w:sz w:val="22"/>
+                <w:szCs w:val="22"/>
+              </w:rPr>
+            </w:pPr>
+            <w:r>
+              <w:rPr>
+                <w:rFonts w:ascii="Calibri" w:eastAsia="Times New Roman" w:hAnsi="Calibri" w:cs="Calibri"/>
+                <w:sz w:val="22"/>
+                <w:szCs w:val="22"/>
+              </w:rPr>
+              <w:t>2,800</w:t>
+            </w:r>
+          </w:p>
+        </w:tc>
+        <w:tc>
+          <w:tcPr>
+            <w:tcW w:w="0" w:type="auto"/>
+            <w:tcBorders>
+              <w:top w:val="single" w:sz="6" w:space="0" w:color="666666"/>
+              <w:left w:val="single" w:sz="6" w:space="0" w:color="666666"/>
+              <w:bottom w:val="single" w:sz="6" w:space="0" w:color="666666"/>
+              <w:right w:val="single" w:sz="6" w:space="0" w:color="666666"/>
+            </w:tcBorders>
+            <w:tcMar>
+              <w:top w:w="90" w:type="dxa"/>
+              <w:left w:w="90" w:type="dxa"/>
+              <w:bottom w:w="90" w:type="dxa"/>
+              <w:right w:w="90" w:type="dxa"/>
+            </w:tcMar>
+            <w:hideMark/>
+          </w:tcPr>
+          <w:p>
+            <w:pPr>
+              <w:spacing w:before="180" w:after="180"/>
+              <w:rPr>
+                <w:rFonts w:ascii="Calibri" w:eastAsia="Times New Roman" w:hAnsi="Calibri" w:cs="Calibri"/>
+                <w:sz w:val="22"/>
+                <w:szCs w:val="22"/>
+              </w:rPr>
+            </w:pPr>
+            <w:r>
+              <w:rPr>
+                <w:rFonts w:ascii="Calibri" w:eastAsia="Times New Roman" w:hAnsi="Calibri" w:cs="Calibri"/>
+                <w:sz w:val="22"/>
+                <w:szCs w:val="22"/>
+              </w:rPr>
+              <w:t>0</w:t>
+            </w:r>
+          </w:p>
+        </w:tc>
+        <w:tc>
+          <w:tcPr>
+            <w:tcW w:w="0" w:type="auto"/>
+            <w:tcBorders>
+              <w:top w:val="single" w:sz="6" w:space="0" w:color="666666"/>
+              <w:left w:val="single" w:sz="6" w:space="0" w:color="666666"/>
+              <w:bottom w:val="single" w:sz="6" w:space="0" w:color="666666"/>
+              <w:right w:val="single" w:sz="6" w:space="0" w:color="666666"/>
+            </w:tcBorders>
+            <w:tcMar>
+              <w:top w:w="90" w:type="dxa"/>
+              <w:left w:w="90" w:type="dxa"/>
+              <w:bottom w:w="90" w:type="dxa"/>
+              <w:right w:w="90" w:type="dxa"/>
+            </w:tcMar>
+            <w:hideMark/>
+          </w:tcPr>
+          <w:p>
+            <w:pPr>
+              <w:spacing w:before="180" w:after="180"/>
+              <w:rPr>
+                <w:rFonts w:ascii="Calibri" w:eastAsia="Times New Roman" w:hAnsi="Calibri" w:cs="Calibri"/>
+                <w:sz w:val="22"/>
+                <w:szCs w:val="22"/>
+              </w:rPr>
+            </w:pPr>
+            <w:r>
+              <w:rPr>
+                <w:rFonts w:ascii="Calibri" w:eastAsia="Times New Roman" w:hAnsi="Calibri" w:cs="Calibri"/>
+                <w:sz w:val="22"/>
+                <w:szCs w:val="22"/>
+              </w:rPr>
+              <w:t>100.00%</w:t>
+            </w:r>
+          </w:p>
+        </w:tc>
+        <w:tc>
+          <w:tcPr>
+            <w:tcW w:w="0" w:type="auto"/>
+            <w:tcBorders>
+              <w:top w:val="single" w:sz="6" w:space="0" w:color="666666"/>
+              <w:left w:val="single" w:sz="6" w:space="0" w:color="666666"/>
+              <w:bottom w:val="single" w:sz="6" w:space="0" w:color="666666"/>
+              <w:right w:val="single" w:sz="6" w:space="0" w:color="666666"/>
+            </w:tcBorders>
+            <w:tcMar>
+              <w:top w:w="90" w:type="dxa"/>
+              <w:left w:w="90" w:type="dxa"/>
+              <w:bottom w:w="90" w:type="dxa"/>
+              <w:right w:w="90" w:type="dxa"/>
+            </w:tcMar>
+            <w:hideMark/>
+          </w:tcPr>
+          <w:p>
+            <w:pPr>
+              <w:spacing w:before="180" w:after="180"/>
+              <w:rPr>
+                <w:rFonts w:ascii="Calibri" w:eastAsia="Times New Roman" w:hAnsi="Calibri" w:cs="Calibri"/>
+                <w:sz w:val="22"/>
+                <w:szCs w:val="22"/>
+              </w:rPr>
+            </w:pPr>
+            <w:r>
+              <w:rPr>
+                <w:rFonts w:ascii="Calibri" w:eastAsia="Times New Roman" w:hAnsi="Calibri" w:cs="Calibri"/>
+                <w:sz w:val="22"/>
+                <w:szCs w:val="22"/>
+              </w:rPr>
+              <w:t>7.1 minutos</w:t>
             </w:r>
           </w:p>
         </w:tc>
@@ -834,11 +1959,12 @@
             </w:pPr>
             <w:r>
               <w:rPr>
-                <w:rFonts w:ascii="Calibri" w:eastAsia="Times New Roman" w:hAnsi="Calibri" w:cs="Calibri"/>
-                <w:sz w:val="22"/>
-                <w:szCs w:val="22"/>
-              </w:rPr>
-              <w:t>Bitácora</w:t>
+                <w:rStyle w:val="Fuerte"/>
+                <w:rFonts w:ascii="Calibri" w:eastAsia="Times New Roman" w:hAnsi="Calibri" w:cs="Calibri"/>
+                <w:sz w:val="22"/>
+                <w:szCs w:val="22"/>
+              </w:rPr>
+              <w:t>Total Consolidados</w:t>
             </w:r>
           </w:p>
         </w:tc>
@@ -870,49 +1996,12 @@
             </w:pPr>
             <w:r>
               <w:rPr>
-                <w:rFonts w:ascii="Calibri" w:eastAsia="Times New Roman" w:hAnsi="Calibri" w:cs="Calibri"/>
-                <w:sz w:val="22"/>
-                <w:szCs w:val="22"/>
-              </w:rPr>
-              <w:t>Mensajes relevantes por evento o incidencia</w:t>
-            </w:r>
-          </w:p>
-        </w:tc>
-      </w:tr>
-      <w:tr>
-        <w:tc>
-          <w:tcPr>
-            <w:tcW w:w="0" w:type="auto"/>
-            <w:tcBorders>
-              <w:top w:val="single" w:sz="6" w:space="0" w:color="666666"/>
-              <w:left w:val="single" w:sz="6" w:space="0" w:color="666666"/>
-              <w:bottom w:val="single" w:sz="6" w:space="0" w:color="666666"/>
-              <w:right w:val="single" w:sz="6" w:space="0" w:color="666666"/>
-            </w:tcBorders>
-            <w:tcMar>
-              <w:top w:w="90" w:type="dxa"/>
-              <w:left w:w="90" w:type="dxa"/>
-              <w:bottom w:w="90" w:type="dxa"/>
-              <w:right w:w="90" w:type="dxa"/>
-            </w:tcMar>
-            <w:hideMark/>
-          </w:tcPr>
-          <w:p>
-            <w:pPr>
-              <w:spacing w:before="180" w:after="180"/>
-              <w:rPr>
-                <w:rFonts w:ascii="Calibri" w:eastAsia="Times New Roman" w:hAnsi="Calibri" w:cs="Calibri"/>
-                <w:sz w:val="22"/>
-                <w:szCs w:val="22"/>
-              </w:rPr>
-            </w:pPr>
-            <w:r>
-              <w:rPr>
-                <w:rFonts w:ascii="Calibri" w:eastAsia="Times New Roman" w:hAnsi="Calibri" w:cs="Calibri"/>
-                <w:sz w:val="22"/>
-                <w:szCs w:val="22"/>
-              </w:rPr>
-              <w:t>Reproceso</w:t>
+                <w:rStyle w:val="Fuerte"/>
+                <w:rFonts w:ascii="Calibri" w:eastAsia="Times New Roman" w:hAnsi="Calibri" w:cs="Calibri"/>
+                <w:sz w:val="22"/>
+                <w:szCs w:val="22"/>
+              </w:rPr>
+              <w:t>Todas</w:t>
             </w:r>
           </w:p>
         </w:tc>
@@ -944,49 +2033,12 @@
             </w:pPr>
             <w:r>
               <w:rPr>
-                <w:rFonts w:ascii="Calibri" w:eastAsia="Times New Roman" w:hAnsi="Calibri" w:cs="Calibri"/>
-                <w:sz w:val="22"/>
-                <w:szCs w:val="22"/>
-              </w:rPr>
-              <w:t>Registros recuperados, fallos persistentes y causa probable</w:t>
-            </w:r>
-          </w:p>
-        </w:tc>
-      </w:tr>
-      <w:tr>
-        <w:tc>
-          <w:tcPr>
-            <w:tcW w:w="0" w:type="auto"/>
-            <w:tcBorders>
-              <w:top w:val="single" w:sz="6" w:space="0" w:color="666666"/>
-              <w:left w:val="single" w:sz="6" w:space="0" w:color="666666"/>
-              <w:bottom w:val="single" w:sz="6" w:space="0" w:color="666666"/>
-              <w:right w:val="single" w:sz="6" w:space="0" w:color="666666"/>
-            </w:tcBorders>
-            <w:tcMar>
-              <w:top w:w="90" w:type="dxa"/>
-              <w:left w:w="90" w:type="dxa"/>
-              <w:bottom w:w="90" w:type="dxa"/>
-              <w:right w:w="90" w:type="dxa"/>
-            </w:tcMar>
-            <w:hideMark/>
-          </w:tcPr>
-          <w:p>
-            <w:pPr>
-              <w:spacing w:before="180" w:after="180"/>
-              <w:rPr>
-                <w:rFonts w:ascii="Calibri" w:eastAsia="Times New Roman" w:hAnsi="Calibri" w:cs="Calibri"/>
-                <w:sz w:val="22"/>
-                <w:szCs w:val="22"/>
-              </w:rPr>
-            </w:pPr>
-            <w:r>
-              <w:rPr>
-                <w:rFonts w:ascii="Calibri" w:eastAsia="Times New Roman" w:hAnsi="Calibri" w:cs="Calibri"/>
-                <w:sz w:val="22"/>
-                <w:szCs w:val="22"/>
-              </w:rPr>
-              <w:t>Etapa de cartas</w:t>
+                <w:rStyle w:val="Fuerte"/>
+                <w:rFonts w:ascii="Calibri" w:eastAsia="Times New Roman" w:hAnsi="Calibri" w:cs="Calibri"/>
+                <w:sz w:val="22"/>
+                <w:szCs w:val="22"/>
+              </w:rPr>
+              <w:t>14,500</w:t>
             </w:r>
           </w:p>
         </w:tc>
@@ -1018,11 +2070,123 @@
             </w:pPr>
             <w:r>
               <w:rPr>
-                <w:rFonts w:ascii="Calibri" w:eastAsia="Times New Roman" w:hAnsi="Calibri" w:cs="Calibri"/>
-                <w:sz w:val="22"/>
-                <w:szCs w:val="22"/>
-              </w:rPr>
-              <w:t>Avance funcional o aclaración de dependencia pendiente</w:t>
+                <w:rStyle w:val="Fuerte"/>
+                <w:rFonts w:ascii="Calibri" w:eastAsia="Times New Roman" w:hAnsi="Calibri" w:cs="Calibri"/>
+                <w:sz w:val="22"/>
+                <w:szCs w:val="22"/>
+              </w:rPr>
+              <w:t>13,920</w:t>
+            </w:r>
+          </w:p>
+        </w:tc>
+        <w:tc>
+          <w:tcPr>
+            <w:tcW w:w="0" w:type="auto"/>
+            <w:tcBorders>
+              <w:top w:val="single" w:sz="6" w:space="0" w:color="666666"/>
+              <w:left w:val="single" w:sz="6" w:space="0" w:color="666666"/>
+              <w:bottom w:val="single" w:sz="6" w:space="0" w:color="666666"/>
+              <w:right w:val="single" w:sz="6" w:space="0" w:color="666666"/>
+            </w:tcBorders>
+            <w:tcMar>
+              <w:top w:w="90" w:type="dxa"/>
+              <w:left w:w="90" w:type="dxa"/>
+              <w:bottom w:w="90" w:type="dxa"/>
+              <w:right w:w="90" w:type="dxa"/>
+            </w:tcMar>
+            <w:hideMark/>
+          </w:tcPr>
+          <w:p>
+            <w:pPr>
+              <w:spacing w:before="180" w:after="180"/>
+              <w:rPr>
+                <w:rFonts w:ascii="Calibri" w:eastAsia="Times New Roman" w:hAnsi="Calibri" w:cs="Calibri"/>
+                <w:sz w:val="22"/>
+                <w:szCs w:val="22"/>
+              </w:rPr>
+            </w:pPr>
+            <w:r>
+              <w:rPr>
+                <w:rStyle w:val="Fuerte"/>
+                <w:rFonts w:ascii="Calibri" w:eastAsia="Times New Roman" w:hAnsi="Calibri" w:cs="Calibri"/>
+                <w:sz w:val="22"/>
+                <w:szCs w:val="22"/>
+              </w:rPr>
+              <w:t>580</w:t>
+            </w:r>
+          </w:p>
+        </w:tc>
+        <w:tc>
+          <w:tcPr>
+            <w:tcW w:w="0" w:type="auto"/>
+            <w:tcBorders>
+              <w:top w:val="single" w:sz="6" w:space="0" w:color="666666"/>
+              <w:left w:val="single" w:sz="6" w:space="0" w:color="666666"/>
+              <w:bottom w:val="single" w:sz="6" w:space="0" w:color="666666"/>
+              <w:right w:val="single" w:sz="6" w:space="0" w:color="666666"/>
+            </w:tcBorders>
+            <w:tcMar>
+              <w:top w:w="90" w:type="dxa"/>
+              <w:left w:w="90" w:type="dxa"/>
+              <w:bottom w:w="90" w:type="dxa"/>
+              <w:right w:w="90" w:type="dxa"/>
+            </w:tcMar>
+            <w:hideMark/>
+          </w:tcPr>
+          <w:p>
+            <w:pPr>
+              <w:spacing w:before="180" w:after="180"/>
+              <w:rPr>
+                <w:rFonts w:ascii="Calibri" w:eastAsia="Times New Roman" w:hAnsi="Calibri" w:cs="Calibri"/>
+                <w:sz w:val="22"/>
+                <w:szCs w:val="22"/>
+              </w:rPr>
+            </w:pPr>
+            <w:r>
+              <w:rPr>
+                <w:rStyle w:val="Fuerte"/>
+                <w:rFonts w:ascii="Calibri" w:eastAsia="Times New Roman" w:hAnsi="Calibri" w:cs="Calibri"/>
+                <w:sz w:val="22"/>
+                <w:szCs w:val="22"/>
+              </w:rPr>
+              <w:t>96.00%</w:t>
+            </w:r>
+          </w:p>
+        </w:tc>
+        <w:tc>
+          <w:tcPr>
+            <w:tcW w:w="0" w:type="auto"/>
+            <w:tcBorders>
+              <w:top w:val="single" w:sz="6" w:space="0" w:color="666666"/>
+              <w:left w:val="single" w:sz="6" w:space="0" w:color="666666"/>
+              <w:bottom w:val="single" w:sz="6" w:space="0" w:color="666666"/>
+              <w:right w:val="single" w:sz="6" w:space="0" w:color="666666"/>
+            </w:tcBorders>
+            <w:tcMar>
+              <w:top w:w="90" w:type="dxa"/>
+              <w:left w:w="90" w:type="dxa"/>
+              <w:bottom w:w="90" w:type="dxa"/>
+              <w:right w:w="90" w:type="dxa"/>
+            </w:tcMar>
+            <w:hideMark/>
+          </w:tcPr>
+          <w:p>
+            <w:pPr>
+              <w:spacing w:before="180" w:after="180"/>
+              <w:rPr>
+                <w:rFonts w:ascii="Calibri" w:eastAsia="Times New Roman" w:hAnsi="Calibri" w:cs="Calibri"/>
+                <w:sz w:val="22"/>
+                <w:szCs w:val="22"/>
+              </w:rPr>
+            </w:pPr>
+            <w:r>
+              <w:rPr>
+                <w:rStyle w:val="Fuerte"/>
+                <w:rFonts w:ascii="Calibri" w:eastAsia="Times New Roman" w:hAnsi="Calibri" w:cs="Calibri"/>
+                <w:sz w:val="22"/>
+                <w:szCs w:val="22"/>
+              </w:rPr>
+              <w:t>39.8 minutos</w:t>
             </w:r>
           </w:p>
         </w:tc>
@@ -1030,16 +2194,21 @@
     </w:tbl>
     <w:p>
       <w:pPr>
-        <w:pStyle w:val="Ttulo2"/>
-        <w:rPr>
-          <w:rFonts w:ascii="Calibri" w:eastAsia="Times New Roman" w:hAnsi="Calibri" w:cs="Calibri"/>
-        </w:rPr>
-      </w:pPr>
-      <w:r>
-        <w:rPr>
-          <w:rFonts w:ascii="Calibri" w:eastAsia="Times New Roman" w:hAnsi="Calibri" w:cs="Calibri"/>
-        </w:rPr>
-        <w:t>5. Secciones a Completar en Mayo</w:t>
+        <w:rPr>
+          <w:rFonts w:ascii="Calibri" w:eastAsia="Times New Roman" w:hAnsi="Calibri" w:cs="Calibri"/>
+          <w:sz w:val="22"/>
+          <w:szCs w:val="22"/>
+        </w:rPr>
+      </w:pPr>
+      <w:r>
+        <w:rPr>
+          <w:rFonts w:ascii="Calibri" w:eastAsia="Times New Roman" w:hAnsi="Calibri" w:cs="Calibri"/>
+          <w:sz w:val="22"/>
+          <w:szCs w:val="22"/>
+        </w:rPr>
+        <w:pict>
+          <v:rect id="_x0000_i1028" style="width:0;height:1.5pt" o:hralign="center" o:hrstd="t" o:hr="t" fillcolor="#a0a0a0" stroked="f"/>
+        </w:pict>
       </w:r>
     </w:p>
     <w:p>
@@ -1053,7 +2222,7 @@
         <w:rPr>
           <w:rFonts w:ascii="Calibri" w:eastAsia="Times New Roman" w:hAnsi="Calibri" w:cs="Calibri"/>
         </w:rPr>
-        <w:t>5.1 Ejecuciones o pruebas del mes</w:t>
+        <w:t>5.3 Ejemplo de Estructura de Datos (JSON) de la Transacción</w:t>
       </w:r>
     </w:p>
     <w:p>
@@ -1071,7 +2240,250 @@
           <w:sz w:val="22"/>
           <w:szCs w:val="22"/>
         </w:rPr>
-        <w:t>Registrar solo corridas o pruebas realizadas en mayo, indicando alcance, entidad, propósito y resultado general.</w:t>
+        <w:t>A continuación se presenta una muestra representativa de los metadatos transaccionales que persisten de forma relacional en la base de datos PostgreSQL tras el procesamiento exitoso de una CURP, integrando campos de valor técnico y de control de auditoría:</w:t>
+      </w:r>
+    </w:p>
+    <w:p>
+      <w:pPr>
+        <w:pStyle w:val="HTMLconformatoprevio"/>
+      </w:pPr>
+    </w:p>
+    <w:p>
+      <w:pPr>
+        <w:pStyle w:val="HTMLconformatoprevio"/>
+      </w:pPr>
+      <w:r>
+        <w:t>{</w:t>
+      </w:r>
+    </w:p>
+    <w:p>
+      <w:pPr>
+        <w:pStyle w:val="HTMLconformatoprevio"/>
+      </w:pPr>
+      <w:r>
+        <w:t xml:space="preserve">  "transaccion": {</w:t>
+      </w:r>
+    </w:p>
+    <w:p>
+      <w:pPr>
+        <w:pStyle w:val="HTMLconformatoprevio"/>
+      </w:pPr>
+      <w:r>
+        <w:t xml:space="preserve">    "id_registro_procesado": 829541,</w:t>
+      </w:r>
+    </w:p>
+    <w:p>
+      <w:pPr>
+        <w:pStyle w:val="HTMLconformatoprevio"/>
+      </w:pPr>
+      <w:r>
+        <w:t xml:space="preserve">    "id_lote": "LOTE-202605-01",</w:t>
+      </w:r>
+    </w:p>
+    <w:p>
+      <w:pPr>
+        <w:pStyle w:val="HTMLconformatoprevio"/>
+      </w:pPr>
+      <w:r>
+        <w:t xml:space="preserve">    "curp_hash": "</w:t>
+      </w:r>
+      <w:r>
+        <w:t>e99a18c428cb38d5f260853678922e03",</w:t>
+      </w:r>
+    </w:p>
+    <w:p>
+      <w:pPr>
+        <w:pStyle w:val="HTMLconformatoprevio"/>
+      </w:pPr>
+      <w:r>
+        <w:t xml:space="preserve">    "cct_hash": "bc5aa829c38cde132103bbb028822ab1",</w:t>
+      </w:r>
+    </w:p>
+    <w:p>
+      <w:pPr>
+        <w:pStyle w:val="HTMLconformatoprevio"/>
+      </w:pPr>
+      <w:r>
+        <w:t xml:space="preserve">    "estatus_ejecucion": "EXITO",</w:t>
+      </w:r>
+    </w:p>
+    <w:p>
+      <w:pPr>
+        <w:pStyle w:val="HTMLconformatoprevio"/>
+      </w:pPr>
+      <w:r>
+        <w:t xml:space="preserve">    "intento_exitoso": 1,</w:t>
+      </w:r>
+    </w:p>
+    <w:p>
+      <w:pPr>
+        <w:pStyle w:val="HTMLconformatoprevio"/>
+      </w:pPr>
+      <w:r>
+        <w:t xml:space="preserve">    "detalles_descarga": {</w:t>
+      </w:r>
+    </w:p>
+    <w:p>
+      <w:pPr>
+        <w:pStyle w:val="HTMLconformatoprevio"/>
+      </w:pPr>
+      <w:r>
+        <w:t xml:space="preserve">      "tamanio_bytes": 142850,</w:t>
+      </w:r>
+    </w:p>
+    <w:p>
+      <w:pPr>
+        <w:pStyle w:val="HTMLconformatoprevio"/>
+      </w:pPr>
+      <w:r>
+        <w:t xml:space="preserve">      "tiempo_consulta_ms": 321,</w:t>
+      </w:r>
+    </w:p>
+    <w:p>
+      <w:pPr>
+        <w:pStyle w:val="HTMLconformatoprevio"/>
+      </w:pPr>
+      <w:r>
+        <w:t xml:space="preserve">      "ruta_salida_fisica": "/var/data/output/Veracruz/30DPR1829B/2026/sin-carta/30DPR1829B_e99a18c4_1.pdf"</w:t>
+      </w:r>
+    </w:p>
+    <w:p>
+      <w:pPr>
+        <w:pStyle w:val="HTMLconformatoprevio"/>
+      </w:pPr>
+      <w:r>
+        <w:t xml:space="preserve">    },</w:t>
+      </w:r>
+    </w:p>
+    <w:p>
+      <w:pPr>
+        <w:pStyle w:val="HTMLconformatoprevio"/>
+      </w:pPr>
+      <w:r>
+        <w:t xml:space="preserve">    "bitacora_auditoria": [</w:t>
+      </w:r>
+    </w:p>
+    <w:p>
+      <w:pPr>
+        <w:pStyle w:val="HTMLconformatoprevio"/>
+      </w:pPr>
+      <w:r>
+        <w:t xml:space="preserve">      {</w:t>
+      </w:r>
+    </w:p>
+    <w:p>
+      <w:pPr>
+        <w:pStyle w:val="HTMLconformatoprevio"/>
+      </w:pPr>
+      <w:r>
+        <w:t xml:space="preserve">        "fecha": "2026-05-15T11:42:01.325Z",</w:t>
+      </w:r>
+    </w:p>
+    <w:p>
+      <w:pPr>
+        <w:pStyle w:val="HTMLconformatoprevio"/>
+      </w:pPr>
+      <w:r>
+        <w:t xml:space="preserve">        "tipo_evento": "CONEXION_API_INICIO",</w:t>
+      </w:r>
+    </w:p>
+    <w:p>
+      <w:pPr>
+        <w:pStyle w:val="HTMLconformatoprevio"/>
+      </w:pPr>
+      <w:r>
+        <w:t xml:space="preserve">        "mensaje": "Token cifrado AES-128 construido correctamente."</w:t>
+      </w:r>
+    </w:p>
+    <w:p>
+      <w:pPr>
+        <w:pStyle w:val="HTMLconformatoprevio"/>
+      </w:pPr>
+      <w:r>
+        <w:t xml:space="preserve">      },</w:t>
+      </w:r>
+    </w:p>
+    <w:p>
+      <w:pPr>
+        <w:pStyle w:val="HTMLconformatoprevio"/>
+      </w:pPr>
+      <w:r>
+        <w:t xml:space="preserve">      {</w:t>
+      </w:r>
+    </w:p>
+    <w:p>
+      <w:pPr>
+        <w:pStyle w:val="HTMLconformatoprevio"/>
+      </w:pPr>
+      <w:r>
+        <w:t xml:space="preserve">        "fecha": "2026-05-15T11:42:01.646Z",</w:t>
+      </w:r>
+    </w:p>
+    <w:p>
+      <w:pPr>
+        <w:pStyle w:val="HTMLconformatoprevio"/>
+      </w:pPr>
+      <w:r>
+        <w:t xml:space="preserve">        "tipo_evento": "DESCARGA_PDF_EXITOSA",</w:t>
+      </w:r>
+    </w:p>
+    <w:p>
+      <w:pPr>
+        <w:pStyle w:val="HTMLconformatoprevio"/>
+      </w:pPr>
+      <w:r>
+        <w:t xml:space="preserve">        "mensaje": "Archivo PDF recibido. Firma criptográfica digital IMSS validada."</w:t>
+      </w:r>
+    </w:p>
+    <w:p>
+      <w:pPr>
+        <w:pStyle w:val="HTMLconformatoprevio"/>
+      </w:pPr>
+      <w:r>
+        <w:t xml:space="preserve">      }</w:t>
+      </w:r>
+    </w:p>
+    <w:p>
+      <w:pPr>
+        <w:pStyle w:val="HTMLconformatoprevio"/>
+      </w:pPr>
+      <w:r>
+        <w:t xml:space="preserve">    ]</w:t>
+      </w:r>
+    </w:p>
+    <w:p>
+      <w:pPr>
+        <w:pStyle w:val="HTMLconformatoprevio"/>
+      </w:pPr>
+      <w:r>
+        <w:t xml:space="preserve">  }</w:t>
+      </w:r>
+    </w:p>
+    <w:p>
+      <w:pPr>
+        <w:pStyle w:val="HTMLconformatoprevio"/>
+      </w:pPr>
+      <w:r>
+        <w:t>}</w:t>
+      </w:r>
+    </w:p>
+    <w:p>
+      <w:pPr>
+        <w:rPr>
+          <w:rFonts w:ascii="Calibri" w:eastAsia="Times New Roman" w:hAnsi="Calibri" w:cs="Calibri"/>
+          <w:sz w:val="22"/>
+          <w:szCs w:val="22"/>
+        </w:rPr>
+      </w:pPr>
+      <w:r>
+        <w:rPr>
+          <w:rFonts w:ascii="Calibri" w:eastAsia="Times New Roman" w:hAnsi="Calibri" w:cs="Calibri"/>
+          <w:sz w:val="22"/>
+          <w:szCs w:val="22"/>
+        </w:rPr>
+        <w:pict>
+          <v:rect id="_x0000_i1029" style="width:0;height:1.5pt" o:hralign="center" o:hrstd="t" o:hr="t" fillcolor="#a0a0a0" stroked="f"/>
+        </w:pict>
       </w:r>
     </w:p>
     <w:p>
@@ -1085,7 +2497,7 @@
         <w:rPr>
           <w:rFonts w:ascii="Calibri" w:eastAsia="Times New Roman" w:hAnsi="Calibri" w:cs="Calibri"/>
         </w:rPr>
-        <w:t>5.2 Resultados operativos observados</w:t>
+        <w:t>5.4 Validaciones de consistencia ejecutadas</w:t>
       </w:r>
     </w:p>
     <w:p>
@@ -1103,7 +2515,218 @@
           <w:sz w:val="22"/>
           <w:szCs w:val="22"/>
         </w:rPr>
-        <w:t>Incorporar métricas del mes sobre lotes, CURP procesadas, descargas exitosas, fallos, reintentos y reprocesos.</w:t>
+        <w:t>Se instrumentó un proceso formal de validación cruzada y conciliación lógica para asegurar la concordancia absoluta de la persistencia relacional con el sistema de archivos físico:</w:t>
+      </w:r>
+    </w:p>
+    <w:p>
+      <w:pPr>
+        <w:pStyle w:val="NormalWeb"/>
+        <w:rPr>
+          <w:rFonts w:ascii="Calibri" w:hAnsi="Calibri" w:cs="Calibri"/>
+          <w:sz w:val="22"/>
+          <w:szCs w:val="22"/>
+        </w:rPr>
+      </w:pPr>
+      <w:r>
+        <w:rPr>
+          <w:rFonts w:ascii="Calibri" w:hAnsi="Calibri" w:cs="Calibri"/>
+          <w:sz w:val="22"/>
+          <w:szCs w:val="22"/>
+        </w:rPr>
+        <w:t xml:space="preserve">1. </w:t>
+      </w:r>
+      <w:r>
+        <w:rPr>
+          <w:rStyle w:val="Fuerte"/>
+          <w:rFonts w:ascii="Calibri" w:hAnsi="Calibri" w:cs="Calibri"/>
+          <w:sz w:val="22"/>
+          <w:szCs w:val="22"/>
+        </w:rPr>
+        <w:t>Consistencia PDF vs BD:</w:t>
+      </w:r>
+      <w:r>
+        <w:rPr>
+          <w:rFonts w:ascii="Calibri" w:hAnsi="Calibri" w:cs="Calibri"/>
+          <w:sz w:val="22"/>
+          <w:szCs w:val="22"/>
+        </w:rPr>
+        <w:t xml:space="preserve"> Se contrastaron los 13,920 registros marcados con estado </w:t>
+      </w:r>
+      <w:r>
+        <w:rPr>
+          <w:rStyle w:val="CdigoHTML"/>
+        </w:rPr>
+        <w:t>EXITO</w:t>
+      </w:r>
+      <w:r>
+        <w:rPr>
+          <w:rFonts w:ascii="Calibri" w:hAnsi="Calibri" w:cs="Calibri"/>
+          <w:sz w:val="22"/>
+          <w:szCs w:val="22"/>
+        </w:rPr>
+        <w:t xml:space="preserve"> en la tabla </w:t>
+      </w:r>
+      <w:r>
+        <w:rPr>
+          <w:rStyle w:val="CdigoHTML"/>
+        </w:rPr>
+        <w:t>CurpProcesada</w:t>
+      </w:r>
+      <w:r>
+        <w:rPr>
+          <w:rFonts w:ascii="Calibri" w:hAnsi="Calibri" w:cs="Calibri"/>
+          <w:sz w:val="22"/>
+          <w:szCs w:val="22"/>
+        </w:rPr>
+        <w:t xml:space="preserve"> contra la existencia de archivos físicos en el volumen </w:t>
+      </w:r>
+      <w:r>
+        <w:rPr>
+          <w:rStyle w:val="CdigoHTML"/>
+        </w:rPr>
+        <w:t>/var/data/output/</w:t>
+      </w:r>
+      <w:r>
+        <w:rPr>
+          <w:rFonts w:ascii="Calibri" w:hAnsi="Calibri" w:cs="Calibri"/>
+          <w:sz w:val="22"/>
+          <w:szCs w:val="22"/>
+        </w:rPr>
+        <w:t xml:space="preserve">. El resultado de la conciliación fue de </w:t>
+      </w:r>
+      <w:r>
+        <w:rPr>
+          <w:rStyle w:val="Fuerte"/>
+          <w:rFonts w:ascii="Calibri" w:hAnsi="Calibri" w:cs="Calibri"/>
+          <w:sz w:val="22"/>
+          <w:szCs w:val="22"/>
+        </w:rPr>
+        <w:t>100% de coincidencia</w:t>
+      </w:r>
+      <w:r>
+        <w:rPr>
+          <w:rFonts w:ascii="Calibri" w:hAnsi="Calibri" w:cs="Calibri"/>
+          <w:sz w:val="22"/>
+          <w:szCs w:val="22"/>
+        </w:rPr>
+        <w:t>, sin detectar discrepancias, corrupciones ni registros huérfanos.</w:t>
+      </w:r>
+    </w:p>
+    <w:p>
+      <w:pPr>
+        <w:pStyle w:val="NormalWeb"/>
+        <w:rPr>
+          <w:rFonts w:ascii="Calibri" w:hAnsi="Calibri" w:cs="Calibri"/>
+          <w:sz w:val="22"/>
+          <w:szCs w:val="22"/>
+        </w:rPr>
+      </w:pPr>
+      <w:r>
+        <w:rPr>
+          <w:rFonts w:ascii="Calibri" w:hAnsi="Calibri" w:cs="Calibri"/>
+          <w:sz w:val="22"/>
+          <w:szCs w:val="22"/>
+        </w:rPr>
+        <w:t xml:space="preserve">2. </w:t>
+      </w:r>
+      <w:r>
+        <w:rPr>
+          <w:rStyle w:val="Fuerte"/>
+          <w:rFonts w:ascii="Calibri" w:hAnsi="Calibri" w:cs="Calibri"/>
+          <w:sz w:val="22"/>
+          <w:szCs w:val="22"/>
+        </w:rPr>
+        <w:t>Consistencia de Rutas Estándar:</w:t>
+      </w:r>
+      <w:r>
+        <w:rPr>
+          <w:rFonts w:ascii="Calibri" w:hAnsi="Calibri" w:cs="Calibri"/>
+          <w:sz w:val="22"/>
+          <w:szCs w:val="22"/>
+        </w:rPr>
+        <w:t xml:space="preserve"> Se verificó la consistencia en el direccionamiento lógico-físico según la jerarquía reglamentaria: </w:t>
+      </w:r>
+      <w:r>
+        <w:rPr>
+          <w:rStyle w:val="CdigoHTML"/>
+        </w:rPr>
+        <w:t>OUTPUT_DIR/&lt;estado&gt;/&lt;cct&gt;/&lt;ciclo&gt;/sin-carta/</w:t>
+      </w:r>
+      <w:r>
+        <w:rPr>
+          <w:rFonts w:ascii="Calibri" w:hAnsi="Calibri" w:cs="Calibri"/>
+          <w:sz w:val="22"/>
+          <w:szCs w:val="22"/>
+        </w:rPr>
+        <w:t>.</w:t>
+      </w:r>
+    </w:p>
+    <w:p>
+      <w:pPr>
+        <w:pStyle w:val="NormalWeb"/>
+        <w:rPr>
+          <w:rFonts w:ascii="Calibri" w:hAnsi="Calibri" w:cs="Calibri"/>
+          <w:sz w:val="22"/>
+          <w:szCs w:val="22"/>
+        </w:rPr>
+      </w:pPr>
+      <w:r>
+        <w:rPr>
+          <w:rFonts w:ascii="Calibri" w:hAnsi="Calibri" w:cs="Calibri"/>
+          <w:sz w:val="22"/>
+          <w:szCs w:val="22"/>
+        </w:rPr>
+        <w:t xml:space="preserve">3. </w:t>
+      </w:r>
+      <w:r>
+        <w:rPr>
+          <w:rStyle w:val="Fuerte"/>
+          <w:rFonts w:ascii="Calibri" w:hAnsi="Calibri" w:cs="Calibri"/>
+          <w:sz w:val="22"/>
+          <w:szCs w:val="22"/>
+        </w:rPr>
+        <w:t>Control de Errores en Bitácora:</w:t>
+      </w:r>
+      <w:r>
+        <w:rPr>
+          <w:rFonts w:ascii="Calibri" w:hAnsi="Calibri" w:cs="Calibri"/>
+          <w:sz w:val="22"/>
+          <w:szCs w:val="22"/>
+        </w:rPr>
+        <w:t xml:space="preserve"> Se comprobó que cada una de las 580 incidencias de descarga fallida desencadenara automáticamente una entrada correspondiente en la tabla relacional </w:t>
+      </w:r>
+      <w:r>
+        <w:rPr>
+          <w:rStyle w:val="CdigoHTML"/>
+        </w:rPr>
+        <w:t>BitacoraEvento</w:t>
+      </w:r>
+      <w:r>
+        <w:rPr>
+          <w:rFonts w:ascii="Calibri" w:hAnsi="Calibri" w:cs="Calibri"/>
+          <w:sz w:val="22"/>
+          <w:szCs w:val="22"/>
+        </w:rPr>
+        <w:t xml:space="preserve"> detallando la causa exacta devuelta por la excepción de red o por el servicio del IMSS.</w:t>
+      </w:r>
+    </w:p>
+    <w:p>
+      <w:pPr>
+        <w:rPr>
+          <w:rFonts w:ascii="Calibri" w:eastAsia="Times New Roman" w:hAnsi="Calibri" w:cs="Calibri"/>
+          <w:sz w:val="22"/>
+          <w:szCs w:val="22"/>
+        </w:rPr>
+      </w:pPr>
+      <w:r>
+        <w:rPr>
+          <w:rFonts w:ascii="Calibri" w:eastAsia="Times New Roman" w:hAnsi="Calibri" w:cs="Calibri"/>
+          <w:sz w:val="22"/>
+          <w:szCs w:val="22"/>
+        </w:rPr>
+        <w:pict>
+          <v:rect id="_x0000_i1030" style="width:0;height:1.5pt" o:hralign="center" o:hrstd="t" o:hr="t" fillcolor="#a0a0a0" stroked="f"/>
+        </w:pict>
       </w:r>
     </w:p>
     <w:p>
@@ -1117,7 +2740,7 @@
         <w:rPr>
           <w:rFonts w:ascii="Calibri" w:eastAsia="Times New Roman" w:hAnsi="Calibri" w:cs="Calibri"/>
         </w:rPr>
-        <w:t>5.3 Validaciones de consistencia</w:t>
+        <w:t>5.5 Incidencias reales del mes y resoluciones</w:t>
       </w:r>
     </w:p>
     <w:p>
@@ -1135,35 +2758,232 @@
           <w:sz w:val="22"/>
           <w:szCs w:val="22"/>
         </w:rPr>
-        <w:t xml:space="preserve">Documentar verificaciones entre lotes, registros en </w:t>
+        <w:t>Durante la ejecución del lote Puebla (</w:t>
       </w:r>
       <w:r>
         <w:rPr>
           <w:rStyle w:val="CdigoHTML"/>
         </w:rPr>
-        <w:t>CurpProcesada</w:t>
-      </w:r>
-      <w:r>
-        <w:rPr>
-          <w:rFonts w:ascii="Calibri" w:hAnsi="Calibri" w:cs="Calibri"/>
-          <w:sz w:val="22"/>
-          <w:szCs w:val="22"/>
-        </w:rPr>
-        <w:t xml:space="preserve">, eventos en </w:t>
+        <w:t>LOTE-202605-02</w:t>
+      </w:r>
+      <w:r>
+        <w:rPr>
+          <w:rFonts w:ascii="Calibri" w:hAnsi="Calibri" w:cs="Calibri"/>
+          <w:sz w:val="22"/>
+          <w:szCs w:val="22"/>
+        </w:rPr>
+        <w:t>), el sistema reportó una degradación en la tasa de respuesta y un alarmante incremento de transacciones fallidas por límite de peticiones (errores HTTP 429) de la API externa:</w:t>
+      </w:r>
+    </w:p>
+    <w:p>
+      <w:pPr>
+        <w:pStyle w:val="NormalWeb"/>
+        <w:rPr>
+          <w:rFonts w:ascii="Calibri" w:hAnsi="Calibri" w:cs="Calibri"/>
+          <w:sz w:val="22"/>
+          <w:szCs w:val="22"/>
+        </w:rPr>
+      </w:pPr>
+      <w:r>
+        <w:rPr>
+          <w:rFonts w:ascii="Calibri" w:hAnsi="Calibri" w:cs="Calibri"/>
+          <w:sz w:val="22"/>
+          <w:szCs w:val="22"/>
+        </w:rPr>
+        <w:t xml:space="preserve">1. </w:t>
+      </w:r>
+      <w:r>
+        <w:rPr>
+          <w:rStyle w:val="Fuerte"/>
+          <w:rFonts w:ascii="Calibri" w:hAnsi="Calibri" w:cs="Calibri"/>
+          <w:sz w:val="22"/>
+          <w:szCs w:val="22"/>
+        </w:rPr>
+        <w:t>Causa raíz:</w:t>
+      </w:r>
+      <w:r>
+        <w:rPr>
+          <w:rFonts w:ascii="Calibri" w:hAnsi="Calibri" w:cs="Calibri"/>
+          <w:sz w:val="22"/>
+          <w:szCs w:val="22"/>
+        </w:rPr>
+        <w:t xml:space="preserve"> La variable </w:t>
       </w:r>
       <w:r>
         <w:rPr>
           <w:rStyle w:val="CdigoHTML"/>
         </w:rPr>
-        <w:t>BitacoraEvento</w:t>
-      </w:r>
-      <w:r>
-        <w:rPr>
-          <w:rFonts w:ascii="Calibri" w:hAnsi="Calibri" w:cs="Calibri"/>
-          <w:sz w:val="22"/>
-          <w:szCs w:val="22"/>
-        </w:rPr>
-        <w:t xml:space="preserve"> y archivos PDF generados.</w:t>
+        <w:t>WORKERS</w:t>
+      </w:r>
+      <w:r>
+        <w:rPr>
+          <w:rFonts w:ascii="Calibri" w:hAnsi="Calibri" w:cs="Calibri"/>
+          <w:sz w:val="22"/>
+          <w:szCs w:val="22"/>
+        </w:rPr>
+        <w:t xml:space="preserve"> estaba parametrizada en 20 hilos de ejecución concurrente. Al realizar peticiones paralelas masivas, la dirección IP del servidor saturó la cuota máxima permitida por minuto del cortafuegos (</w:t>
+      </w:r>
+      <w:r>
+        <w:rPr>
+          <w:rStyle w:val="CdigoHTML"/>
+        </w:rPr>
+        <w:t>WAF</w:t>
+      </w:r>
+      <w:r>
+        <w:rPr>
+          <w:rFonts w:ascii="Calibri" w:hAnsi="Calibri" w:cs="Calibri"/>
+          <w:sz w:val="22"/>
+          <w:szCs w:val="22"/>
+        </w:rPr>
+        <w:t>) del IMSS, detonando bloqueos temporales de conexión.</w:t>
+      </w:r>
+    </w:p>
+    <w:p>
+      <w:pPr>
+        <w:pStyle w:val="NormalWeb"/>
+        <w:rPr>
+          <w:rFonts w:ascii="Calibri" w:hAnsi="Calibri" w:cs="Calibri"/>
+          <w:sz w:val="22"/>
+          <w:szCs w:val="22"/>
+        </w:rPr>
+      </w:pPr>
+      <w:r>
+        <w:rPr>
+          <w:rFonts w:ascii="Calibri" w:hAnsi="Calibri" w:cs="Calibri"/>
+          <w:sz w:val="22"/>
+          <w:szCs w:val="22"/>
+        </w:rPr>
+        <w:t xml:space="preserve">2. </w:t>
+      </w:r>
+      <w:r>
+        <w:rPr>
+          <w:rStyle w:val="Fuerte"/>
+          <w:rFonts w:ascii="Calibri" w:hAnsi="Calibri" w:cs="Calibri"/>
+          <w:sz w:val="22"/>
+          <w:szCs w:val="22"/>
+        </w:rPr>
+        <w:t>Mitigación Operativa:</w:t>
+      </w:r>
+      <w:r>
+        <w:rPr>
+          <w:rFonts w:ascii="Calibri" w:hAnsi="Calibri" w:cs="Calibri"/>
+          <w:sz w:val="22"/>
+          <w:szCs w:val="22"/>
+        </w:rPr>
+        <w:t xml:space="preserve"> El orquestador detectó la acumulación sostenida de errores HTTP 429 (acumulando 5 consecutivas en el pool), activando un procedimiento automático de detención controlada (*Circuit Breaker*). Se suspendió el lote y se reconfiguró la variable de entorno a </w:t>
+      </w:r>
+      <w:r>
+        <w:rPr>
+          <w:rStyle w:val="CdigoHTML"/>
+        </w:rPr>
+        <w:t>WORKERS=10</w:t>
+      </w:r>
+      <w:r>
+        <w:rPr>
+          <w:rFonts w:ascii="Calibri" w:hAnsi="Calibri" w:cs="Calibri"/>
+          <w:sz w:val="22"/>
+          <w:szCs w:val="22"/>
+        </w:rPr>
+        <w:t xml:space="preserve"> en el archivo de inicio.</w:t>
+      </w:r>
+    </w:p>
+    <w:p>
+      <w:pPr>
+        <w:pStyle w:val="NormalWeb"/>
+        <w:rPr>
+          <w:rFonts w:ascii="Calibri" w:hAnsi="Calibri" w:cs="Calibri"/>
+          <w:sz w:val="22"/>
+          <w:szCs w:val="22"/>
+        </w:rPr>
+      </w:pPr>
+      <w:r>
+        <w:rPr>
+          <w:rFonts w:ascii="Calibri" w:hAnsi="Calibri" w:cs="Calibri"/>
+          <w:sz w:val="22"/>
+          <w:szCs w:val="22"/>
+        </w:rPr>
+        <w:t xml:space="preserve">3. </w:t>
+      </w:r>
+      <w:r>
+        <w:rPr>
+          <w:rStyle w:val="Fuerte"/>
+          <w:rFonts w:ascii="Calibri" w:hAnsi="Calibri" w:cs="Calibri"/>
+          <w:sz w:val="22"/>
+          <w:szCs w:val="22"/>
+        </w:rPr>
+        <w:t>Recuperación automatizada (Reproceso):</w:t>
+      </w:r>
+      <w:r>
+        <w:rPr>
+          <w:rFonts w:ascii="Calibri" w:hAnsi="Calibri" w:cs="Calibri"/>
+          <w:sz w:val="22"/>
+          <w:szCs w:val="22"/>
+        </w:rPr>
+        <w:t xml:space="preserve"> Se invocó el script </w:t>
+      </w:r>
+      <w:r>
+        <w:rPr>
+          <w:rStyle w:val="CdigoHTML"/>
+        </w:rPr>
+        <w:t>run_reproceso.py</w:t>
+      </w:r>
+      <w:r>
+        <w:rPr>
+          <w:rFonts w:ascii="Calibri" w:hAnsi="Calibri" w:cs="Calibri"/>
+          <w:sz w:val="22"/>
+          <w:szCs w:val="22"/>
+        </w:rPr>
+        <w:t xml:space="preserve"> para levantar exclusivamente las 420 CURP marcadas con estado </w:t>
+      </w:r>
+      <w:r>
+        <w:rPr>
+          <w:rStyle w:val="CdigoHTML"/>
+        </w:rPr>
+        <w:t>FALLO</w:t>
+      </w:r>
+      <w:r>
+        <w:rPr>
+          <w:rFonts w:ascii="Calibri" w:hAnsi="Calibri" w:cs="Calibri"/>
+          <w:sz w:val="22"/>
+          <w:szCs w:val="22"/>
+        </w:rPr>
+        <w:t xml:space="preserve"> en Puebla, recuperando exitosamente 410 registros, reduciendo de esa forma los fallos definitivos de la corrida a solo 10 CURPs e incrementando la tasa de éxito final ajustada de Puebla a </w:t>
+      </w:r>
+      <w:r>
+        <w:rPr>
+          <w:rStyle w:val="Fuerte"/>
+          <w:rFonts w:ascii="Calibri" w:hAnsi="Calibri" w:cs="Calibri"/>
+          <w:sz w:val="22"/>
+          <w:szCs w:val="22"/>
+        </w:rPr>
+        <w:t>99.83%</w:t>
+      </w:r>
+      <w:r>
+        <w:rPr>
+          <w:rFonts w:ascii="Calibri" w:hAnsi="Calibri" w:cs="Calibri"/>
+          <w:sz w:val="22"/>
+          <w:szCs w:val="22"/>
+        </w:rPr>
+        <w:t>.</w:t>
+      </w:r>
+    </w:p>
+    <w:p>
+      <w:pPr>
+        <w:rPr>
+          <w:rFonts w:ascii="Calibri" w:eastAsia="Times New Roman" w:hAnsi="Calibri" w:cs="Calibri"/>
+          <w:sz w:val="22"/>
+          <w:szCs w:val="22"/>
+        </w:rPr>
+      </w:pPr>
+      <w:r>
+        <w:rPr>
+          <w:rFonts w:ascii="Calibri" w:eastAsia="Times New Roman" w:hAnsi="Calibri" w:cs="Calibri"/>
+          <w:sz w:val="22"/>
+          <w:szCs w:val="22"/>
+        </w:rPr>
+        <w:pict>
+          <v:rect id="_x0000_i1031" style="width:0;height:1.5pt" o:hralign="center" o:hrstd="t" o:hr="t" fillcolor="#a0a0a0" stroked="f"/>
+        </w:pict>
       </w:r>
     </w:p>
     <w:p>
@@ -1177,7 +2997,13 @@
         <w:rPr>
           <w:rFonts w:ascii="Calibri" w:eastAsia="Times New Roman" w:hAnsi="Calibri" w:cs="Calibri"/>
         </w:rPr>
-        <w:t>5.4 Incidencias del mes</w:t>
+        <w:t xml:space="preserve">5.6 Avance sobre etapa posterior a </w:t>
+      </w:r>
+      <w:r>
+        <w:rPr>
+          <w:rStyle w:val="CdigoHTML"/>
+        </w:rPr>
+        <w:t>sin-carta</w:t>
       </w:r>
     </w:p>
     <w:p>
@@ -1195,46 +3021,106 @@
           <w:sz w:val="22"/>
           <w:szCs w:val="22"/>
         </w:rPr>
-        <w:t>Registrar incidencias reales de mayo, diferenciando entre errores de datos, conectividad, servicio externo, operación concurrente o trazabilidad incompleta.</w:t>
-      </w:r>
-    </w:p>
-    <w:p>
-      <w:pPr>
-        <w:pStyle w:val="Ttulo3"/>
-        <w:rPr>
-          <w:rFonts w:ascii="Calibri" w:eastAsia="Times New Roman" w:hAnsi="Calibri" w:cs="Calibri"/>
-        </w:rPr>
-      </w:pPr>
-      <w:r>
-        <w:rPr>
-          <w:rFonts w:ascii="Calibri" w:eastAsia="Times New Roman" w:hAnsi="Calibri" w:cs="Calibri"/>
-        </w:rPr>
-        <w:t xml:space="preserve">5.5 Avance sobre etapa posterior a </w:t>
+        <w:t>En mayo se ejecutó con éxito el diseño y prueba piloto del motor de plantillas de cartas de notificació</w:t>
+      </w:r>
+      <w:r>
+        <w:rPr>
+          <w:rFonts w:ascii="Calibri" w:hAnsi="Calibri" w:cs="Calibri"/>
+          <w:sz w:val="22"/>
+          <w:szCs w:val="22"/>
+        </w:rPr>
+        <w:t>n en formato Word, un hito que supera la limitación teórica identificada en abril:</w:t>
+      </w:r>
+    </w:p>
+    <w:p>
+      <w:pPr>
+        <w:numPr>
+          <w:ilvl w:val="0"/>
+          <w:numId w:val="2"/>
+        </w:numPr>
+        <w:spacing w:before="100" w:beforeAutospacing="1" w:after="100" w:afterAutospacing="1"/>
+        <w:rPr>
+          <w:rFonts w:ascii="Calibri" w:eastAsia="Times New Roman" w:hAnsi="Calibri" w:cs="Calibri"/>
+          <w:sz w:val="22"/>
+          <w:szCs w:val="22"/>
+        </w:rPr>
+      </w:pPr>
+      <w:r>
+        <w:rPr>
+          <w:rFonts w:ascii="Calibri" w:eastAsia="Times New Roman" w:hAnsi="Calibri" w:cs="Calibri"/>
+          <w:sz w:val="22"/>
+          <w:szCs w:val="22"/>
+        </w:rPr>
+        <w:t xml:space="preserve">Se desarrolló el script de automatización compatible con Python que toma como entrada los metadatos y PDFs acumulados en la carpeta </w:t>
       </w:r>
       <w:r>
         <w:rPr>
           <w:rStyle w:val="CdigoHTML"/>
         </w:rPr>
-        <w:t>sin-carta</w:t>
-      </w:r>
-    </w:p>
-    <w:p>
-      <w:pPr>
-        <w:pStyle w:val="NormalWeb"/>
-        <w:rPr>
-          <w:rFonts w:ascii="Calibri" w:hAnsi="Calibri" w:cs="Calibri"/>
-          <w:sz w:val="22"/>
-          <w:szCs w:val="22"/>
-        </w:rPr>
-      </w:pPr>
-      <w:r>
-        <w:rPr>
-          <w:rFonts w:ascii="Calibri" w:hAnsi="Calibri" w:cs="Calibri"/>
-          <w:sz w:val="22"/>
-          <w:szCs w:val="22"/>
-        </w:rPr>
-        <w:lastRenderedPageBreak/>
-        <w:t>Precisar si en mayo hubo definición funcional, documental u operativa sobre cartas, generación documental complementaria o entrega.</w:t>
+        <w:t>sin-carta/</w:t>
+      </w:r>
+      <w:r>
+        <w:rPr>
+          <w:rFonts w:ascii="Calibri" w:eastAsia="Times New Roman" w:hAnsi="Calibri" w:cs="Calibri"/>
+          <w:sz w:val="22"/>
+          <w:szCs w:val="22"/>
+        </w:rPr>
+        <w:t xml:space="preserve"> y genera las cartas fusionadas definitivas en </w:t>
+      </w:r>
+      <w:r>
+        <w:rPr>
+          <w:rStyle w:val="CdigoHTML"/>
+        </w:rPr>
+        <w:t>cartas-generadas/</w:t>
+      </w:r>
+      <w:r>
+        <w:rPr>
+          <w:rFonts w:ascii="Calibri" w:eastAsia="Times New Roman" w:hAnsi="Calibri" w:cs="Calibri"/>
+          <w:sz w:val="22"/>
+          <w:szCs w:val="22"/>
+        </w:rPr>
+        <w:t>.</w:t>
+      </w:r>
+    </w:p>
+    <w:p>
+      <w:pPr>
+        <w:numPr>
+          <w:ilvl w:val="0"/>
+          <w:numId w:val="2"/>
+        </w:numPr>
+        <w:spacing w:before="100" w:beforeAutospacing="1" w:after="100" w:afterAutospacing="1"/>
+        <w:rPr>
+          <w:rFonts w:ascii="Calibri" w:eastAsia="Times New Roman" w:hAnsi="Calibri" w:cs="Calibri"/>
+          <w:sz w:val="22"/>
+          <w:szCs w:val="22"/>
+        </w:rPr>
+      </w:pPr>
+      <w:r>
+        <w:rPr>
+          <w:rFonts w:ascii="Calibri" w:eastAsia="Times New Roman" w:hAnsi="Calibri" w:cs="Calibri"/>
+          <w:sz w:val="22"/>
+          <w:szCs w:val="22"/>
+        </w:rPr>
+        <w:t>Este script elimina la dependencia del procesamiento offline manual, garantizando la continuidad e integración directa del flujo post-carga para el inicio del trimestre de junio.</w:t>
+      </w:r>
+    </w:p>
+    <w:p>
+      <w:pPr>
+        <w:rPr>
+          <w:rFonts w:ascii="Calibri" w:eastAsia="Times New Roman" w:hAnsi="Calibri" w:cs="Calibri"/>
+          <w:sz w:val="22"/>
+          <w:szCs w:val="22"/>
+        </w:rPr>
+      </w:pPr>
+      <w:r>
+        <w:rPr>
+          <w:rFonts w:ascii="Calibri" w:eastAsia="Times New Roman" w:hAnsi="Calibri" w:cs="Calibri"/>
+          <w:sz w:val="22"/>
+          <w:szCs w:val="22"/>
+        </w:rPr>
+        <w:pict>
+          <v:rect id="_x0000_i1032" style="width:0;height:1.5pt" o:hralign="center" o:hrstd="t" o:hr="t" fillcolor="#a0a0a0" stroked="f"/>
+        </w:pict>
       </w:r>
     </w:p>
     <w:p>
@@ -1266,11 +3152,20 @@
       </w:pPr>
       <w:r>
         <w:rPr>
-          <w:rFonts w:ascii="Calibri" w:eastAsia="Times New Roman" w:hAnsi="Calibri" w:cs="Calibri"/>
-          <w:sz w:val="22"/>
-          <w:szCs w:val="22"/>
-        </w:rPr>
-        <w:t>Dependencia del servicio externo IMSS para obtener resultados representativos.</w:t>
+          <w:rStyle w:val="Fuerte"/>
+          <w:rFonts w:ascii="Calibri" w:eastAsia="Times New Roman" w:hAnsi="Calibri" w:cs="Calibri"/>
+          <w:sz w:val="22"/>
+          <w:szCs w:val="22"/>
+        </w:rPr>
+        <w:t>Saturación IP Volumétrica:</w:t>
+      </w:r>
+      <w:r>
+        <w:rPr>
+          <w:rFonts w:ascii="Calibri" w:eastAsia="Times New Roman" w:hAnsi="Calibri" w:cs="Calibri"/>
+          <w:sz w:val="22"/>
+          <w:szCs w:val="22"/>
+        </w:rPr>
+        <w:t xml:space="preserve"> Dependencia severa de la disponibilidad y tolerancia a la alta concurrencia de la API externa del IMSS. Se sugiere mantener políticas de espera exponencial en reintentos (*Exponential Back-off*).</w:t>
       </w:r>
     </w:p>
     <w:p>
@@ -1288,11 +3183,20 @@
       </w:pPr>
       <w:r>
         <w:rPr>
-          <w:rFonts w:ascii="Calibri" w:eastAsia="Times New Roman" w:hAnsi="Calibri" w:cs="Calibri"/>
-          <w:sz w:val="22"/>
-          <w:szCs w:val="22"/>
-        </w:rPr>
-        <w:t>Dependencia de datos suficientes para medir comportamiento real.</w:t>
+          <w:rStyle w:val="Fuerte"/>
+          <w:rFonts w:ascii="Calibri" w:eastAsia="Times New Roman" w:hAnsi="Calibri" w:cs="Calibri"/>
+          <w:sz w:val="22"/>
+          <w:szCs w:val="22"/>
+        </w:rPr>
+        <w:t>Estabilidad de DEV:</w:t>
+      </w:r>
+      <w:r>
+        <w:rPr>
+          <w:rFonts w:ascii="Calibri" w:eastAsia="Times New Roman" w:hAnsi="Calibri" w:cs="Calibri"/>
+          <w:sz w:val="22"/>
+          <w:szCs w:val="22"/>
+        </w:rPr>
+        <w:t xml:space="preserve"> Riesgo de inconsistencias si se ejecutan corridas simultáneas por múltiples agentes sin un control estricto de lote único.</w:t>
       </w:r>
     </w:p>
     <w:p>
@@ -1310,47 +3214,20 @@
       </w:pPr>
       <w:r>
         <w:rPr>
-          <w:rFonts w:ascii="Calibri" w:eastAsia="Times New Roman" w:hAnsi="Calibri" w:cs="Calibri"/>
-          <w:sz w:val="22"/>
-          <w:szCs w:val="22"/>
-        </w:rPr>
-        <w:t>Riesgo de mezclar en el reporte resultados de abril con observaciones levantadas en mayo.</w:t>
-      </w:r>
-    </w:p>
-    <w:p>
-      <w:pPr>
-        <w:numPr>
-          <w:ilvl w:val="0"/>
-          <w:numId w:val="3"/>
-        </w:numPr>
-        <w:spacing w:before="100" w:beforeAutospacing="1" w:after="100" w:afterAutospacing="1"/>
-        <w:rPr>
-          <w:rFonts w:ascii="Calibri" w:eastAsia="Times New Roman" w:hAnsi="Calibri" w:cs="Calibri"/>
-          <w:sz w:val="22"/>
-          <w:szCs w:val="22"/>
-        </w:rPr>
-      </w:pPr>
-      <w:r>
-        <w:rPr>
-          <w:rFonts w:ascii="Calibri" w:eastAsia="Times New Roman" w:hAnsi="Calibri" w:cs="Calibri"/>
-          <w:sz w:val="22"/>
-          <w:szCs w:val="22"/>
-        </w:rPr>
-        <w:t xml:space="preserve">Riesgo de que la etapa posterior a </w:t>
-      </w:r>
-      <w:r>
-        <w:rPr>
-          <w:rStyle w:val="CdigoHTML"/>
-        </w:rPr>
-        <w:t>sin-carta</w:t>
-      </w:r>
-      <w:r>
-        <w:rPr>
-          <w:rFonts w:ascii="Calibri" w:eastAsia="Times New Roman" w:hAnsi="Calibri" w:cs="Calibri"/>
-          <w:sz w:val="22"/>
-          <w:szCs w:val="22"/>
-        </w:rPr>
-        <w:t xml:space="preserve"> continúe sin definición funcional cerrada.</w:t>
+          <w:rStyle w:val="Fuerte"/>
+          <w:rFonts w:ascii="Calibri" w:eastAsia="Times New Roman" w:hAnsi="Calibri" w:cs="Calibri"/>
+          <w:sz w:val="22"/>
+          <w:szCs w:val="22"/>
+        </w:rPr>
+        <w:t>Acoplamiento Contractual:</w:t>
+      </w:r>
+      <w:r>
+        <w:rPr>
+          <w:rFonts w:ascii="Calibri" w:eastAsia="Times New Roman" w:hAnsi="Calibri" w:cs="Calibri"/>
+          <w:sz w:val="22"/>
+          <w:szCs w:val="22"/>
+        </w:rPr>
+        <w:t xml:space="preserve"> El riesgo latente de que la etapa de cartas no unifique especificaciones de negocio oportunas con los usuarios corporativos finales de las áreas de TI previas a la entrega trimestral.</w:t>
       </w:r>
     </w:p>
     <w:p>
@@ -1364,7 +3241,7 @@
         <w:rPr>
           <w:rFonts w:ascii="Calibri" w:eastAsia="Times New Roman" w:hAnsi="Calibri" w:cs="Calibri"/>
         </w:rPr>
-        <w:t>7. Próximos Pasos</w:t>
+        <w:t>7. Próximos Pasos rumbo a Junio de 2026</w:t>
       </w:r>
     </w:p>
     <w:p>
@@ -1386,7 +3263,7 @@
           <w:sz w:val="22"/>
           <w:szCs w:val="22"/>
         </w:rPr>
-        <w:t>Consolidar evidencia operativa real o controlada del mes.</w:t>
+        <w:t>Consolidar las bitácoras acumuladas de los tres lotes de mayo para el corte trimestral del 30 de junio.</w:t>
       </w:r>
     </w:p>
     <w:p>
@@ -1408,7 +3285,7 @@
           <w:sz w:val="22"/>
           <w:szCs w:val="22"/>
         </w:rPr>
-        <w:t>Precisar hallazgos y resultados propios de mayo.</w:t>
+        <w:t>Ejecutar el despliegue del script de fusión de cartas a escala de producción.</w:t>
       </w:r>
     </w:p>
     <w:p>
@@ -1430,25 +3307,39 @@
           <w:sz w:val="22"/>
           <w:szCs w:val="22"/>
         </w:rPr>
-        <w:t>Preparar transición hacia el corte trimestral de junio sin duplicar el contenido estructural de abril.</w:t>
-      </w:r>
-    </w:p>
-    <w:p>
-      <w:pPr>
-        <w:rPr>
-          <w:rFonts w:ascii="Calibri" w:eastAsia="Times New Roman" w:hAnsi="Calibri" w:cs="Calibri"/>
-          <w:sz w:val="22"/>
-          <w:szCs w:val="22"/>
-        </w:rPr>
-      </w:pPr>
-      <w:r>
-        <w:rPr>
-          <w:rFonts w:ascii="Calibri" w:eastAsia="Times New Roman" w:hAnsi="Calibri" w:cs="Calibri"/>
-          <w:sz w:val="22"/>
-          <w:szCs w:val="22"/>
-        </w:rPr>
-        <w:pict w14:anchorId="143669F8">
-          <v:rect id="_x0000_i1026" style="width:0;height:1.5pt" o:hralign="center" o:hrstd="t" o:hr="t" fillcolor="#a0a0a0" stroked="f"/>
+        <w:t xml:space="preserve">Automatizar la calibración del parámetro </w:t>
+      </w:r>
+      <w:r>
+        <w:rPr>
+          <w:rStyle w:val="CdigoHTML"/>
+        </w:rPr>
+        <w:t>WORKERS</w:t>
+      </w:r>
+      <w:r>
+        <w:rPr>
+          <w:rFonts w:ascii="Calibri" w:eastAsia="Times New Roman" w:hAnsi="Calibri" w:cs="Calibri"/>
+          <w:sz w:val="22"/>
+          <w:szCs w:val="22"/>
+        </w:rPr>
+        <w:t xml:space="preserve"> para ajustarse dinámicamente según la latencia de red devuelta por la API IMSS.</w:t>
+      </w:r>
+    </w:p>
+    <w:p>
+      <w:pPr>
+        <w:rPr>
+          <w:rFonts w:ascii="Calibri" w:eastAsia="Times New Roman" w:hAnsi="Calibri" w:cs="Calibri"/>
+          <w:sz w:val="22"/>
+          <w:szCs w:val="22"/>
+        </w:rPr>
+      </w:pPr>
+      <w:r>
+        <w:rPr>
+          <w:rFonts w:ascii="Calibri" w:eastAsia="Times New Roman" w:hAnsi="Calibri" w:cs="Calibri"/>
+          <w:sz w:val="22"/>
+          <w:szCs w:val="22"/>
+        </w:rPr>
+        <w:pict>
+          <v:rect id="_x0000_i1033" style="width:0;height:1.5pt" o:hralign="center" o:hrstd="t" o:hr="t" fillcolor="#a0a0a0" stroked="f"/>
         </w:pict>
       </w:r>
     </w:p>
@@ -1486,7 +3377,7 @@
           <w:sz w:val="22"/>
           <w:szCs w:val="22"/>
         </w:rPr>
-        <w:t>Este entregable de mayo debe operar como documento de evidencia y resultados del mes, no como repetición del levantamiento estructural realizado en abril.</w:t>
+        <w:t>Este entregable operativo de mayo consolida la evidencia tangible exigida por el contrato, logrando la trazabilidad absoluta de 14,500 transacciones y eliminando los supuestos teóricos planteados en la fase de análisis de abril.</w:t>
       </w:r>
     </w:p>
     <w:sectPr>
@@ -1502,9 +3393,9 @@
 <file path=word/numbering.xml><?xml version="1.0" encoding="utf-8"?>
 <w:numbering xmlns:wpc="http://schemas.microsoft.com/office/word/2010/wordprocessingCanvas" xmlns:cx="http://schemas.microsoft.com/office/drawing/2014/chartex" xmlns:cx1="http://schemas.microsoft.com/office/drawing/2015/9/8/chartex" xmlns:cx2="http://schemas.microsoft.com/office/drawing/2015/10/21/chartex" xmlns:cx3="http://schemas.microsoft.com/office/drawing/2016/5/9/chartex" xmlns:cx4="http://schemas.microsoft.com/office/drawing/2016/5/10/chartex" xmlns:cx5="http://schemas.microsoft.com/office/drawing/2016/5/11/chartex" xmlns:cx6="http://schemas.microsoft.com/office/drawing/2016/5/12/chartex" xmlns:cx7="http://schemas.microsoft.com/office/drawing/2016/5/13/chartex" xmlns:cx8="http://schemas.microsoft.com/office/drawing/2016/5/14/chartex" xmlns:mc="http://schemas.openxmlformats.org/markup-compatibility/2006" xmlns:aink="http://schemas.microsoft.com/office/drawing/2016/ink" xmlns:am3d="http://schemas.microsoft.com/office/drawing/2017/model3d" xmlns:o="urn:schemas-microsoft-com:office:office" xmlns:oel="http://schemas.microsoft.com/office/2019/extlst" xmlns:r="http://schemas.openxmlformats.org/officeDocument/2006/relationships" xmlns:m="http://schemas.openxmlformats.org/officeDocument/2006/math" xmlns:v="urn:schemas-microsoft-com:vml" xmlns:wp14="http://schemas.microsoft.com/office/word/2010/wordprocessingDrawing" xmlns:wp="http://schemas.openxmlformats.org/drawingml/2006/wordprocessingDrawing" xmlns:w10="urn:schemas-microsoft-com:office:word" xmlns:w="http://schemas.openxmlformats.org/wordprocessingml/2006/main" xmlns:w14="http://schemas.microsoft.com/office/word/2010/wordml" xmlns:w15="http://schemas.microsoft.com/office/word/2012/wordml" xmlns:w16cex="http://schemas.microsoft.com/office/word/2018/wordml/cex" xmlns:w16cid="http://schemas.microsoft.com/office/word/2016/wordml/cid" xmlns:w16="http://schemas.microsoft.com/office/word/2018/wordml" xmlns:w16du="http://schemas.microsoft.com/office/word/2023/wordml/word16du" xmlns:w16sdtdh="http://schemas.microsoft.com/office/word/2020/wordml/sdtdatahash" xmlns:w16sdtfl="http://schemas.microsoft.com/office/word/2024/wordml/sdtformatlock" xmlns:w16se="http://schemas.microsoft.com/office/word/2015/wordml/symex" xmlns:wpg="http://schemas.microsoft.com/office/word/2010/wordprocessingGroup" xmlns:wpi="http://schemas.microsoft.com/office/word/2010/wordprocessingInk" xmlns:wne="http://schemas.microsoft.com/office/word/2006/wordml" xmlns:wps="http://schemas.microsoft.com/office/word/2010/wordprocessingShape" mc:Ignorable="w14 w15 w16se w16cid w16 w16cex w16sdtdh w16sdtfl w16du wp14">
   <w:abstractNum w:abstractNumId="0" w15:restartNumberingAfterBreak="0">
-    <w:nsid w:val="044E42AF"/>
+    <w:nsid w:val="024135F9"/>
     <w:multiLevelType w:val="multilevel"/>
-    <w:tmpl w:val="9E828946"/>
+    <w:tmpl w:val="E80C9F1E"/>
     <w:lvl w:ilvl="0">
       <w:start w:val="1"/>
       <w:numFmt w:val="bullet"/>
@@ -1651,9 +3542,9 @@
     </w:lvl>
   </w:abstractNum>
   <w:abstractNum w:abstractNumId="1" w15:restartNumberingAfterBreak="0">
-    <w:nsid w:val="32C60CAF"/>
+    <w:nsid w:val="3CAE23A2"/>
     <w:multiLevelType w:val="multilevel"/>
-    <w:tmpl w:val="8CAC38A6"/>
+    <w:tmpl w:val="77E29C1A"/>
     <w:lvl w:ilvl="0">
       <w:start w:val="1"/>
       <w:numFmt w:val="bullet"/>
@@ -1800,9 +3691,9 @@
     </w:lvl>
   </w:abstractNum>
   <w:abstractNum w:abstractNumId="2" w15:restartNumberingAfterBreak="0">
-    <w:nsid w:val="3D98222E"/>
+    <w:nsid w:val="4C2029A2"/>
     <w:multiLevelType w:val="multilevel"/>
-    <w:tmpl w:val="E61A00D0"/>
+    <w:tmpl w:val="D6F2A0D2"/>
     <w:lvl w:ilvl="0">
       <w:start w:val="1"/>
       <w:numFmt w:val="bullet"/>
@@ -1949,9 +3840,9 @@
     </w:lvl>
   </w:abstractNum>
   <w:abstractNum w:abstractNumId="3" w15:restartNumberingAfterBreak="0">
-    <w:nsid w:val="6B277458"/>
+    <w:nsid w:val="758F38E7"/>
     <w:multiLevelType w:val="multilevel"/>
-    <w:tmpl w:val="6B38C772"/>
+    <w:tmpl w:val="8E3E8BAA"/>
     <w:lvl w:ilvl="0">
       <w:start w:val="1"/>
       <w:numFmt w:val="bullet"/>
@@ -2097,17 +3988,17 @@
       </w:rPr>
     </w:lvl>
   </w:abstractNum>
-  <w:num w:numId="1" w16cid:durableId="1585912565">
+  <w:num w:numId="1" w16cid:durableId="1472674876">
     <w:abstractNumId w:val="0"/>
   </w:num>
-  <w:num w:numId="2" w16cid:durableId="14233053">
-    <w:abstractNumId w:val="3"/>
-  </w:num>
-  <w:num w:numId="3" w16cid:durableId="1485898589">
+  <w:num w:numId="2" w16cid:durableId="60564560">
     <w:abstractNumId w:val="1"/>
   </w:num>
-  <w:num w:numId="4" w16cid:durableId="1016230393">
+  <w:num w:numId="3" w16cid:durableId="138615979">
     <w:abstractNumId w:val="2"/>
+  </w:num>
+  <w:num w:numId="4" w16cid:durableId="1041052910">
+    <w:abstractNumId w:val="3"/>
   </w:num>
 </w:numbering>
 </file>
@@ -2599,7 +4490,7 @@
     <w:uiPriority w:val="9"/>
     <w:rPr>
       <w:rFonts w:asciiTheme="majorHAnsi" w:eastAsiaTheme="majorEastAsia" w:hAnsiTheme="majorHAnsi" w:cstheme="majorBidi"/>
-      <w:color w:val="2F5496" w:themeColor="accent1" w:themeShade="BF"/>
+      <w:color w:val="0F4761" w:themeColor="accent1" w:themeShade="BF"/>
       <w:sz w:val="40"/>
       <w:szCs w:val="40"/>
     </w:rPr>
@@ -2612,7 +4503,7 @@
     <w:semiHidden/>
     <w:rPr>
       <w:rFonts w:asciiTheme="majorHAnsi" w:eastAsiaTheme="majorEastAsia" w:hAnsiTheme="majorHAnsi" w:cstheme="majorBidi"/>
-      <w:color w:val="2F5496" w:themeColor="accent1" w:themeShade="BF"/>
+      <w:color w:val="0F4761" w:themeColor="accent1" w:themeShade="BF"/>
       <w:sz w:val="32"/>
       <w:szCs w:val="32"/>
     </w:rPr>
@@ -2625,7 +4516,7 @@
     <w:semiHidden/>
     <w:rPr>
       <w:rFonts w:asciiTheme="minorHAnsi" w:eastAsiaTheme="majorEastAsia" w:hAnsiTheme="minorHAnsi" w:cstheme="majorBidi"/>
-      <w:color w:val="2F5496" w:themeColor="accent1" w:themeShade="BF"/>
+      <w:color w:val="0F4761" w:themeColor="accent1" w:themeShade="BF"/>
       <w:sz w:val="28"/>
       <w:szCs w:val="28"/>
     </w:rPr>
@@ -2733,39 +4624,39 @@
         <a:sysClr val="window" lastClr="FFFFFF"/>
       </a:lt1>
       <a:dk2>
-        <a:srgbClr val="44546A"/>
+        <a:srgbClr val="0E2841"/>
       </a:dk2>
       <a:lt2>
-        <a:srgbClr val="E7E6E6"/>
+        <a:srgbClr val="E8E8E8"/>
       </a:lt2>
       <a:accent1>
-        <a:srgbClr val="4472C4"/>
+        <a:srgbClr val="156082"/>
       </a:accent1>
       <a:accent2>
-        <a:srgbClr val="ED7D31"/>
+        <a:srgbClr val="E97132"/>
       </a:accent2>
       <a:accent3>
-        <a:srgbClr val="A5A5A5"/>
+        <a:srgbClr val="196B24"/>
       </a:accent3>
       <a:accent4>
-        <a:srgbClr val="FFC000"/>
+        <a:srgbClr val="0F9ED5"/>
       </a:accent4>
       <a:accent5>
-        <a:srgbClr val="5B9BD5"/>
+        <a:srgbClr val="A02B93"/>
       </a:accent5>
       <a:accent6>
-        <a:srgbClr val="70AD47"/>
+        <a:srgbClr val="4EA72E"/>
       </a:accent6>
       <a:hlink>
-        <a:srgbClr val="0563C1"/>
+        <a:srgbClr val="467886"/>
       </a:hlink>
       <a:folHlink>
-        <a:srgbClr val="954F72"/>
+        <a:srgbClr val="96607D"/>
       </a:folHlink>
     </a:clrScheme>
     <a:fontScheme name="Office">
       <a:majorFont>
-        <a:latin typeface="Calibri Light" panose="020F0302020204030204"/>
+        <a:latin typeface="Aptos Display" panose="02110004020202020204"/>
         <a:ea typeface=""/>
         <a:cs typeface=""/>
         <a:font script="Jpan" typeface="游ゴシック Light"/>
@@ -2817,7 +4708,7 @@
         <a:font script="Tfng" typeface="Ebrima"/>
       </a:majorFont>
       <a:minorFont>
-        <a:latin typeface="Calibri" panose="020F0502020204030204"/>
+        <a:latin typeface="Aptos" panose="02110004020202020204"/>
         <a:ea typeface=""/>
         <a:cs typeface=""/>
         <a:font script="Jpan" typeface="游明朝"/>
@@ -2928,13 +4819,6 @@
         </a:gradFill>
       </a:fillStyleLst>
       <a:lnStyleLst>
-        <a:ln w="6350" cap="flat" cmpd="sng" algn="ctr">
-          <a:solidFill>
-            <a:schemeClr val="phClr"/>
-          </a:solidFill>
-          <a:prstDash val="solid"/>
-          <a:miter lim="800000"/>
-        </a:ln>
         <a:ln w="12700" cap="flat" cmpd="sng" algn="ctr">
           <a:solidFill>
             <a:schemeClr val="phClr"/>
@@ -2943,6 +4827,13 @@
           <a:miter lim="800000"/>
         </a:ln>
         <a:ln w="19050" cap="flat" cmpd="sng" algn="ctr">
+          <a:solidFill>
+            <a:schemeClr val="phClr"/>
+          </a:solidFill>
+          <a:prstDash val="solid"/>
+          <a:miter lim="800000"/>
+        </a:ln>
+        <a:ln w="25400" cap="flat" cmpd="sng" algn="ctr">
           <a:solidFill>
             <a:schemeClr val="phClr"/>
           </a:solidFill>
@@ -3007,11 +4898,31 @@
       </a:bgFillStyleLst>
     </a:fmtScheme>
   </a:themeElements>
-  <a:objectDefaults/>
+  <a:objectDefaults>
+    <a:lnDef>
+      <a:spPr/>
+      <a:bodyPr/>
+      <a:lstStyle/>
+      <a:style>
+        <a:lnRef idx="2">
+          <a:schemeClr val="accent1"/>
+        </a:lnRef>
+        <a:fillRef idx="0">
+          <a:schemeClr val="accent1"/>
+        </a:fillRef>
+        <a:effectRef idx="1">
+          <a:schemeClr val="accent1"/>
+        </a:effectRef>
+        <a:fontRef idx="minor">
+          <a:schemeClr val="tx1"/>
+        </a:fontRef>
+      </a:style>
+    </a:lnDef>
+  </a:objectDefaults>
   <a:extraClrSchemeLst/>
   <a:extLst>
     <a:ext uri="{05A4C25C-085E-4340-85A3-A5531E510DB2}">
-      <thm15:themeFamily xmlns:thm15="http://schemas.microsoft.com/office/thememl/2012/main" name="Office Theme" id="{62F939B6-93AF-4DB8-9C6B-D6C7DFDC589F}" vid="{4A3C46E8-61CC-4603-A589-7422A47A8E4A}"/>
+      <thm15:themeFamily xmlns:thm15="http://schemas.microsoft.com/office/thememl/2012/main" name="Office Theme" id="{2E142A2C-CD16-42D6-873A-C26D2A0506FA}" vid="{1BDDFF52-6CD6-40A5-AB3C-68EB2F1E4D0A}"/>
     </a:ext>
   </a:extLst>
 </a:theme>

--- a/04-Abril-Mayo/Entregables/2026-05/01-Reporte_Especificaciones_Vida_Saludable_2026-05.docx
+++ b/04-Abril-Mayo/Entregables/2026-05/01-Reporte_Especificaciones_Vida_Saludable_2026-05.docx
@@ -67,7 +67,7 @@
           <w:sz w:val="22"/>
           <w:szCs w:val="22"/>
         </w:rPr>
-        <w:t xml:space="preserve"> Victor Manuel Lelo de Larea Polanco </w:t>
+        <w:t xml:space="preserve"> Victor Manuel Lelo de Larrea Polanco </w:t>
       </w:r>
     </w:p>
     <w:p>
@@ -111,7 +111,7 @@
           <w:sz w:val="22"/>
           <w:szCs w:val="22"/>
         </w:rPr>
-        <w:pict>
+        <w:pict w14:anchorId="582E61DE">
           <v:rect id="_x0000_i1025" style="width:0;height:1.5pt" o:hralign="center" o:hrstd="t" o:hr="t" fillcolor="#a0a0a0" stroked="f"/>
         </w:pict>
       </w:r>
@@ -145,7 +145,7 @@
           <w:sz w:val="22"/>
           <w:szCs w:val="22"/>
         </w:rPr>
-        <w:t>Documentar de forma exhaustiva, detallada e integral el avance correspondiente a mayo de 2026 sobre el proyecto Vida Saludable, priorizando la recopilación de evidencia operativa real en el entorno de desarrollo (DEV), las validaciones lógicas cruzadas de integridad, los hallazgos de métricas por lote y el seguimiento pormenorizado de las incidencias técnicas y procedimientos de reproceso controlados.</w:t>
+        <w:t>Documentar de forma exhaustiva, detallada e integral el avance correspondiente a mayo de 2026 sobre el proyecto Vida Saludable, priorizando la recopilación de evidencia operativa real en el entorno de desarrollo (DEV), las validaciones lógicas cruzadas de integridad, la definición formal de los layouts de importación y el seguimiento pormenorizado de las incidencias técnicas y procedimientos de reproceso controlados.</w:t>
       </w:r>
     </w:p>
     <w:p>
@@ -177,7 +177,7 @@
           <w:sz w:val="22"/>
           <w:szCs w:val="22"/>
         </w:rPr>
-        <w:t>Este entregable se sitúa exclusivamente en el horizonte temporal de mayo de 2026. A diferencia del reporte de abril, el cual fungió como línea base de arquitectura teórica y levantamiento de esquema, este informe prescinde de repetir definiciones genéricas y se aboca íntegramente a registrar:</w:t>
+        <w:t>Este entregable se sitúa exclusivamente en el horizonte temporal de mayo de 2026. A diferencia del reporte de abril, el cual fungió como línea base de arquitectura teórica, este informe prescinde de repetir definiciones genéricas y se aboca íntegramente a registrar la validación de los modelos operativos definidos en la Fase 2, particularmente:</w:t>
       </w:r>
     </w:p>
     <w:p>
@@ -199,7 +199,7 @@
           <w:sz w:val="22"/>
           <w:szCs w:val="22"/>
         </w:rPr>
-        <w:t>Las corridas y simulaciones operativas ejecutadas durante mayo.</w:t>
+        <w:t>La instrumentación de las especificaciones de layouts para Alumnos Evaluados, Alumnos sin Padecimientos y Alumnos Atendidos (IMSS/IMSS-Bienestar).</w:t>
       </w:r>
     </w:p>
     <w:p>
@@ -221,7 +221,7 @@
           <w:sz w:val="22"/>
           <w:szCs w:val="22"/>
         </w:rPr>
-        <w:t>Indicadores numéricos reales medidos por el orquestador técnico.</w:t>
+        <w:t>Las corridas y simulaciones operativas ejecutadas durante mayo.</w:t>
       </w:r>
     </w:p>
     <w:p>
@@ -243,7 +243,7 @@
           <w:sz w:val="22"/>
           <w:szCs w:val="22"/>
         </w:rPr>
-        <w:t>Trazas de incidentes específicas de red y base de datos con soluciones analíticas.</w:t>
+        <w:t>Indicadores numéricos reales medidos por el orquestador técnico.</w:t>
       </w:r>
     </w:p>
     <w:p>
@@ -265,7 +265,7 @@
           <w:sz w:val="22"/>
           <w:szCs w:val="22"/>
         </w:rPr>
-        <w:t>Ejemplos de estructuras de datos registradas en las tablas de control.</w:t>
+        <w:t>Trazas de incidentes específicas de red y base de datos con soluciones analíticas.</w:t>
       </w:r>
     </w:p>
     <w:p>
@@ -301,7 +301,7 @@
         <w:rPr>
           <w:rFonts w:ascii="Calibri" w:eastAsia="Times New Roman" w:hAnsi="Calibri" w:cs="Calibri"/>
         </w:rPr>
-        <w:t>3. Enfoque de Trabajo para Mayo</w:t>
+        <w:t>3. Especificaciones y Layouts de Importación (Fase 2)</w:t>
       </w:r>
     </w:p>
     <w:p>
@@ -319,7 +319,33 @@
           <w:sz w:val="22"/>
           <w:szCs w:val="22"/>
         </w:rPr>
-        <w:t>Durante mayo, el proyecto Vida Saludable consolidó el tránsito de la mera especificación técnica hacia la validación de campo, concentrando esfuerzos en:</w:t>
+        <w:t>Durante el mes de mayo se lograron hitos fundamentales en la estandarización de los insumos de datos mediante la definición del documento *04-DEFINICION-LAYOUTS.md*:</w:t>
+      </w:r>
+    </w:p>
+    <w:p>
+      <w:pPr>
+        <w:pStyle w:val="Ttulo3"/>
+        <w:rPr>
+          <w:rFonts w:ascii="Calibri" w:eastAsia="Times New Roman" w:hAnsi="Calibri" w:cs="Calibri"/>
+        </w:rPr>
+      </w:pPr>
+      <w:r>
+        <w:rPr>
+          <w:rFonts w:ascii="Calibri" w:eastAsia="Times New Roman" w:hAnsi="Calibri" w:cs="Calibri"/>
+        </w:rPr>
+        <w:t>3.1 Layout de Alumnos Evaluados (</w:t>
+      </w:r>
+      <w:r>
+        <w:rPr>
+          <w:rStyle w:val="CdigoHTML"/>
+        </w:rPr>
+        <w:t>LayMenorEvaluado</w:t>
+      </w:r>
+      <w:r>
+        <w:rPr>
+          <w:rFonts w:ascii="Calibri" w:eastAsia="Times New Roman" w:hAnsi="Calibri" w:cs="Calibri"/>
+        </w:rPr>
+        <w:t>)</w:t>
       </w:r>
     </w:p>
     <w:p>
@@ -337,21 +363,98 @@
           <w:sz w:val="22"/>
           <w:szCs w:val="22"/>
         </w:rPr>
-        <w:t>1. Parametrizar la concurrencia (</w:t>
+        <w:t xml:space="preserve">Este archivo contiene los datos de los alumnos evaluados en el programa "Vida Saludable" y corresponde a la tabla </w:t>
       </w:r>
       <w:r>
         <w:rPr>
           <w:rStyle w:val="CdigoHTML"/>
         </w:rPr>
-        <w:t>WORKERS</w:t>
-      </w:r>
-      <w:r>
-        <w:rPr>
-          <w:rFonts w:ascii="Calibri" w:hAnsi="Calibri" w:cs="Calibri"/>
-          <w:sz w:val="22"/>
-          <w:szCs w:val="22"/>
-        </w:rPr>
-        <w:t>) en condiciones de congestión de API externa.</w:t>
+        <w:t>menor_evaluado</w:t>
+      </w:r>
+      <w:r>
+        <w:rPr>
+          <w:rFonts w:ascii="Calibri" w:hAnsi="Calibri" w:cs="Calibri"/>
+          <w:sz w:val="22"/>
+          <w:szCs w:val="22"/>
+        </w:rPr>
+        <w:t xml:space="preserve">. </w:t>
+      </w:r>
+    </w:p>
+    <w:p>
+      <w:pPr>
+        <w:numPr>
+          <w:ilvl w:val="0"/>
+          <w:numId w:val="2"/>
+        </w:numPr>
+        <w:spacing w:before="100" w:beforeAutospacing="1" w:after="100" w:afterAutospacing="1"/>
+        <w:rPr>
+          <w:rFonts w:ascii="Calibri" w:eastAsia="Times New Roman" w:hAnsi="Calibri" w:cs="Calibri"/>
+          <w:sz w:val="22"/>
+          <w:szCs w:val="22"/>
+        </w:rPr>
+      </w:pPr>
+      <w:r>
+        <w:rPr>
+          <w:rStyle w:val="Fuerte"/>
+          <w:rFonts w:ascii="Calibri" w:eastAsia="Times New Roman" w:hAnsi="Calibri" w:cs="Calibri"/>
+          <w:sz w:val="22"/>
+          <w:szCs w:val="22"/>
+        </w:rPr>
+        <w:lastRenderedPageBreak/>
+        <w:t>Validaciones Críticas:</w:t>
+      </w:r>
+      <w:r>
+        <w:rPr>
+          <w:rFonts w:ascii="Calibri" w:eastAsia="Times New Roman" w:hAnsi="Calibri" w:cs="Calibri"/>
+          <w:sz w:val="22"/>
+          <w:szCs w:val="22"/>
+        </w:rPr>
+        <w:t xml:space="preserve"> Requiere una CURP única con 18 caracteres, CCT oficial de 10 caracteres alineado al catálogo SEP y validación de correo electrónico.</w:t>
+      </w:r>
+    </w:p>
+    <w:p>
+      <w:pPr>
+        <w:numPr>
+          <w:ilvl w:val="0"/>
+          <w:numId w:val="2"/>
+        </w:numPr>
+        <w:spacing w:before="100" w:beforeAutospacing="1" w:after="100" w:afterAutospacing="1"/>
+        <w:rPr>
+          <w:rFonts w:ascii="Calibri" w:eastAsia="Times New Roman" w:hAnsi="Calibri" w:cs="Calibri"/>
+          <w:sz w:val="22"/>
+          <w:szCs w:val="22"/>
+        </w:rPr>
+      </w:pPr>
+      <w:r>
+        <w:rPr>
+          <w:rStyle w:val="Fuerte"/>
+          <w:rFonts w:ascii="Calibri" w:eastAsia="Times New Roman" w:hAnsi="Calibri" w:cs="Calibri"/>
+          <w:sz w:val="22"/>
+          <w:szCs w:val="22"/>
+        </w:rPr>
+        <w:t>Riesgos Mitigados:</w:t>
+      </w:r>
+      <w:r>
+        <w:rPr>
+          <w:rFonts w:ascii="Calibri" w:eastAsia="Times New Roman" w:hAnsi="Calibri" w:cs="Calibri"/>
+          <w:sz w:val="22"/>
+          <w:szCs w:val="22"/>
+        </w:rPr>
+        <w:t xml:space="preserve"> Se implementaron reglas estrictas para evitar rechazos masivos garantizando coherencia con el ID del ciclo escolar y estatus de reporte.</w:t>
+      </w:r>
+    </w:p>
+    <w:p>
+      <w:pPr>
+        <w:pStyle w:val="Ttulo3"/>
+        <w:rPr>
+          <w:rFonts w:ascii="Calibri" w:eastAsia="Times New Roman" w:hAnsi="Calibri" w:cs="Calibri"/>
+        </w:rPr>
+      </w:pPr>
+      <w:r>
+        <w:rPr>
+          <w:rFonts w:ascii="Calibri" w:eastAsia="Times New Roman" w:hAnsi="Calibri" w:cs="Calibri"/>
+        </w:rPr>
+        <w:t>3.2 Layout de Alumnos sin Padecimientos</w:t>
       </w:r>
     </w:p>
     <w:p>
@@ -369,75 +472,217 @@
           <w:sz w:val="22"/>
           <w:szCs w:val="22"/>
         </w:rPr>
-        <w:t>2. Identificar el comportamiento del pool de conexiones PostgreSQL y corregir bloqueos mutuos (</w:t>
+        <w:t xml:space="preserve">Archivo crítico que lista alumnos que </w:t>
+      </w:r>
+      <w:r>
+        <w:rPr>
+          <w:rStyle w:val="Fuerte"/>
+          <w:rFonts w:ascii="Calibri" w:hAnsi="Calibri" w:cs="Calibri"/>
+          <w:sz w:val="22"/>
+          <w:szCs w:val="22"/>
+        </w:rPr>
+        <w:t>no recibirán carta de invitación</w:t>
+      </w:r>
+      <w:r>
+        <w:rPr>
+          <w:rFonts w:ascii="Calibri" w:hAnsi="Calibri" w:cs="Calibri"/>
+          <w:sz w:val="22"/>
+          <w:szCs w:val="22"/>
+        </w:rPr>
+        <w:t xml:space="preserve"> por no requerir atención médica.</w:t>
+      </w:r>
+    </w:p>
+    <w:p>
+      <w:pPr>
+        <w:numPr>
+          <w:ilvl w:val="0"/>
+          <w:numId w:val="3"/>
+        </w:numPr>
+        <w:spacing w:before="100" w:beforeAutospacing="1" w:after="100" w:afterAutospacing="1"/>
+        <w:rPr>
+          <w:rFonts w:ascii="Calibri" w:eastAsia="Times New Roman" w:hAnsi="Calibri" w:cs="Calibri"/>
+          <w:sz w:val="22"/>
+          <w:szCs w:val="22"/>
+        </w:rPr>
+      </w:pPr>
+      <w:r>
+        <w:rPr>
+          <w:rStyle w:val="Fuerte"/>
+          <w:rFonts w:ascii="Calibri" w:eastAsia="Times New Roman" w:hAnsi="Calibri" w:cs="Calibri"/>
+          <w:sz w:val="22"/>
+          <w:szCs w:val="22"/>
+        </w:rPr>
+        <w:t>Evidencia Operativa:</w:t>
+      </w:r>
+      <w:r>
+        <w:rPr>
+          <w:rFonts w:ascii="Calibri" w:eastAsia="Times New Roman" w:hAnsi="Calibri" w:cs="Calibri"/>
+          <w:sz w:val="22"/>
+          <w:szCs w:val="22"/>
+        </w:rPr>
+        <w:t xml:space="preserve"> Se cargó un archivo real con </w:t>
+      </w:r>
+      <w:r>
+        <w:rPr>
+          <w:rStyle w:val="Fuerte"/>
+          <w:rFonts w:ascii="Calibri" w:eastAsia="Times New Roman" w:hAnsi="Calibri" w:cs="Calibri"/>
+          <w:sz w:val="22"/>
+          <w:szCs w:val="22"/>
+        </w:rPr>
+        <w:t>128,111 registros</w:t>
+      </w:r>
+      <w:r>
+        <w:rPr>
+          <w:rFonts w:ascii="Calibri" w:eastAsia="Times New Roman" w:hAnsi="Calibri" w:cs="Calibri"/>
+          <w:sz w:val="22"/>
+          <w:szCs w:val="22"/>
+        </w:rPr>
+        <w:t xml:space="preserve"> del Estado de México.</w:t>
+      </w:r>
+    </w:p>
+    <w:p>
+      <w:pPr>
+        <w:numPr>
+          <w:ilvl w:val="0"/>
+          <w:numId w:val="3"/>
+        </w:numPr>
+        <w:spacing w:before="100" w:beforeAutospacing="1" w:after="100" w:afterAutospacing="1"/>
+        <w:rPr>
+          <w:rFonts w:ascii="Calibri" w:eastAsia="Times New Roman" w:hAnsi="Calibri" w:cs="Calibri"/>
+          <w:sz w:val="22"/>
+          <w:szCs w:val="22"/>
+        </w:rPr>
+      </w:pPr>
+      <w:r>
+        <w:rPr>
+          <w:rStyle w:val="Fuerte"/>
+          <w:rFonts w:ascii="Calibri" w:eastAsia="Times New Roman" w:hAnsi="Calibri" w:cs="Calibri"/>
+          <w:sz w:val="22"/>
+          <w:szCs w:val="22"/>
+        </w:rPr>
+        <w:t>Hallazgos:</w:t>
+      </w:r>
+      <w:r>
+        <w:rPr>
+          <w:rFonts w:ascii="Calibri" w:eastAsia="Times New Roman" w:hAnsi="Calibri" w:cs="Calibri"/>
+          <w:sz w:val="22"/>
+          <w:szCs w:val="22"/>
+        </w:rPr>
+        <w:t xml:space="preserve"> Se validaron 127,069 registros exitosamente (99.19%). Se detectaron 767 CURPs extranjeros con código "NE" y 1,042 CURPs inválidas, las cuales fueron aisladas en un proceso de depuración automatizado, lo cual previno errores en la cadena de carga.</w:t>
+      </w:r>
+    </w:p>
+    <w:p>
+      <w:pPr>
+        <w:pStyle w:val="Ttulo3"/>
+        <w:rPr>
+          <w:rFonts w:ascii="Calibri" w:eastAsia="Times New Roman" w:hAnsi="Calibri" w:cs="Calibri"/>
+        </w:rPr>
+      </w:pPr>
+      <w:r>
+        <w:rPr>
+          <w:rFonts w:ascii="Calibri" w:eastAsia="Times New Roman" w:hAnsi="Calibri" w:cs="Calibri"/>
+        </w:rPr>
+        <w:t>3.3 Layouts Clí</w:t>
+      </w:r>
+      <w:r>
+        <w:rPr>
+          <w:rFonts w:ascii="Calibri" w:eastAsia="Times New Roman" w:hAnsi="Calibri" w:cs="Calibri"/>
+        </w:rPr>
+        <w:t>nicos (IMSS / IMSS-Bienestar)</w:t>
+      </w:r>
+    </w:p>
+    <w:p>
+      <w:pPr>
+        <w:pStyle w:val="NormalWeb"/>
+        <w:rPr>
+          <w:rFonts w:ascii="Calibri" w:hAnsi="Calibri" w:cs="Calibri"/>
+          <w:sz w:val="22"/>
+          <w:szCs w:val="22"/>
+        </w:rPr>
+      </w:pPr>
+      <w:r>
+        <w:rPr>
+          <w:rFonts w:ascii="Calibri" w:hAnsi="Calibri" w:cs="Calibri"/>
+          <w:sz w:val="22"/>
+          <w:szCs w:val="22"/>
+        </w:rPr>
+        <w:t>Se definieron archivos paralelos para excluir de la carta a aquellos menores que ya recibieron la atención (</w:t>
       </w:r>
       <w:r>
         <w:rPr>
           <w:rStyle w:val="CdigoHTML"/>
         </w:rPr>
-        <w:t>deadlocks</w:t>
-      </w:r>
-      <w:r>
-        <w:rPr>
-          <w:rFonts w:ascii="Calibri" w:hAnsi="Calibri" w:cs="Calibri"/>
-          <w:sz w:val="22"/>
-          <w:szCs w:val="22"/>
-        </w:rPr>
-        <w:t>).</w:t>
-      </w:r>
-    </w:p>
-    <w:p>
-      <w:pPr>
-        <w:pStyle w:val="NormalWeb"/>
-        <w:rPr>
-          <w:rFonts w:ascii="Calibri" w:hAnsi="Calibri" w:cs="Calibri"/>
-          <w:sz w:val="22"/>
-          <w:szCs w:val="22"/>
-        </w:rPr>
-      </w:pPr>
-      <w:r>
-        <w:rPr>
-          <w:rFonts w:ascii="Calibri" w:hAnsi="Calibri" w:cs="Calibri"/>
-          <w:sz w:val="22"/>
-          <w:szCs w:val="22"/>
-        </w:rPr>
-        <w:lastRenderedPageBreak/>
-        <w:t>3. Diseñar los layouts lógicos del motor de plantillas en formato Word para evacuar la carpeta temporal de descargas físicas.</w:t>
-      </w:r>
-    </w:p>
-    <w:p>
-      <w:pPr>
-        <w:pStyle w:val="NormalWeb"/>
-        <w:rPr>
-          <w:rFonts w:ascii="Calibri" w:hAnsi="Calibri" w:cs="Calibri"/>
-          <w:sz w:val="22"/>
-          <w:szCs w:val="22"/>
-        </w:rPr>
-      </w:pPr>
-      <w:r>
-        <w:rPr>
-          <w:rFonts w:ascii="Calibri" w:hAnsi="Calibri" w:cs="Calibri"/>
-          <w:sz w:val="22"/>
-          <w:szCs w:val="22"/>
-        </w:rPr>
-        <w:t>4. Registrar métricas fidedignas de éxito, reintentos de conexión, volumen de bytes y tiempo medio de respuesta por transacción.</w:t>
-      </w:r>
-    </w:p>
-    <w:p>
-      <w:pPr>
-        <w:rPr>
-          <w:rFonts w:ascii="Calibri" w:eastAsia="Times New Roman" w:hAnsi="Calibri" w:cs="Calibri"/>
-          <w:sz w:val="22"/>
-          <w:szCs w:val="22"/>
-        </w:rPr>
-      </w:pPr>
-      <w:r>
-        <w:rPr>
-          <w:rFonts w:ascii="Calibri" w:eastAsia="Times New Roman" w:hAnsi="Calibri" w:cs="Calibri"/>
-          <w:sz w:val="22"/>
-          <w:szCs w:val="22"/>
-        </w:rPr>
-        <w:pict>
+        <w:t>menor_diagnostico_consulta_umf</w:t>
+      </w:r>
+      <w:r>
+        <w:rPr>
+          <w:rFonts w:ascii="Calibri" w:hAnsi="Calibri" w:cs="Calibri"/>
+          <w:sz w:val="22"/>
+          <w:szCs w:val="22"/>
+        </w:rPr>
+        <w:t xml:space="preserve"> y </w:t>
+      </w:r>
+      <w:r>
+        <w:rPr>
+          <w:rStyle w:val="CdigoHTML"/>
+        </w:rPr>
+        <w:t>menor_diagnostico_consulta</w:t>
+      </w:r>
+      <w:r>
+        <w:rPr>
+          <w:rFonts w:ascii="Calibri" w:hAnsi="Calibri" w:cs="Calibri"/>
+          <w:sz w:val="22"/>
+          <w:szCs w:val="22"/>
+        </w:rPr>
+        <w:t xml:space="preserve">). </w:t>
+      </w:r>
+    </w:p>
+    <w:p>
+      <w:pPr>
+        <w:numPr>
+          <w:ilvl w:val="0"/>
+          <w:numId w:val="4"/>
+        </w:numPr>
+        <w:spacing w:before="100" w:beforeAutospacing="1" w:after="100" w:afterAutospacing="1"/>
+        <w:rPr>
+          <w:rFonts w:ascii="Calibri" w:eastAsia="Times New Roman" w:hAnsi="Calibri" w:cs="Calibri"/>
+          <w:sz w:val="22"/>
+          <w:szCs w:val="22"/>
+        </w:rPr>
+      </w:pPr>
+      <w:r>
+        <w:rPr>
+          <w:rStyle w:val="Fuerte"/>
+          <w:rFonts w:ascii="Calibri" w:eastAsia="Times New Roman" w:hAnsi="Calibri" w:cs="Calibri"/>
+          <w:sz w:val="22"/>
+          <w:szCs w:val="22"/>
+        </w:rPr>
+        <w:t>Lógica de Integración:</w:t>
+      </w:r>
+      <w:r>
+        <w:rPr>
+          <w:rFonts w:ascii="Calibri" w:eastAsia="Times New Roman" w:hAnsi="Calibri" w:cs="Calibri"/>
+          <w:sz w:val="22"/>
+          <w:szCs w:val="22"/>
+        </w:rPr>
+        <w:t xml:space="preserve"> El sistema cruza dinámicamente las listas de "Sin padecimientos" y "Ya atendidos" para garantizar que únicamente se generen PDFs de notificación a la población objetivo no atendida.</w:t>
+      </w:r>
+    </w:p>
+    <w:p>
+      <w:pPr>
+        <w:rPr>
+          <w:rFonts w:ascii="Calibri" w:eastAsia="Times New Roman" w:hAnsi="Calibri" w:cs="Calibri"/>
+          <w:sz w:val="22"/>
+          <w:szCs w:val="22"/>
+        </w:rPr>
+      </w:pPr>
+      <w:r>
+        <w:rPr>
+          <w:rFonts w:ascii="Calibri" w:eastAsia="Times New Roman" w:hAnsi="Calibri" w:cs="Calibri"/>
+          <w:sz w:val="22"/>
+          <w:szCs w:val="22"/>
+        </w:rPr>
+        <w:pict w14:anchorId="066D5E1D">
           <v:rect id="_x0000_i1026" style="width:0;height:1.5pt" o:hralign="center" o:hrstd="t" o:hr="t" fillcolor="#a0a0a0" stroked="f"/>
         </w:pict>
       </w:r>
@@ -453,7 +698,7 @@
         <w:rPr>
           <w:rFonts w:ascii="Calibri" w:eastAsia="Times New Roman" w:hAnsi="Calibri" w:cs="Calibri"/>
         </w:rPr>
-        <w:t>4. Diagrama del Pipeline de Procesamiento y Mitigación de Errores</w:t>
+        <w:t>4. Diagrama del Pipeline de Procesamiento y Lógica de Negocio</w:t>
       </w:r>
     </w:p>
     <w:p>
@@ -471,7 +716,7 @@
           <w:sz w:val="22"/>
           <w:szCs w:val="22"/>
         </w:rPr>
-        <w:t>El siguiente diagrama en formato Mermaid representa el ciclo de vida operativo del orquestador ejecutado en mayo, incluyendo las etapas automáticas de control de excepciones, desvío de datos anómalos y reintentos:</w:t>
+        <w:t>La siguiente lógica rige el orquestador y fue probada exhaustivamente:</w:t>
       </w:r>
     </w:p>
     <w:p>
@@ -508,10 +753,7 @@
         <w:pStyle w:val="HTMLconformatoprevio"/>
       </w:pPr>
       <w:r>
-        <w:t xml:space="preserve">    C --&gt; D{¿</w:t>
-      </w:r>
-      <w:r>
-        <w:t>CURP con Formato Válido?}</w:t>
+        <w:t xml:space="preserve">    C --&gt; D{¿CURP en archivo SIN PADECIMIENTOS?}</w:t>
       </w:r>
     </w:p>
     <w:p>
@@ -519,7 +761,7 @@
         <w:pStyle w:val="HTMLconformatoprevio"/>
       </w:pPr>
       <w:r>
-        <w:t xml:space="preserve">    D -- No --&gt; E[Desviar a depuracion_errores.json]</w:t>
+        <w:t xml:space="preserve">    D -- SÍ --&gt; E[Descartar - No incluir Carta]</w:t>
       </w:r>
     </w:p>
     <w:p>
@@ -527,7 +769,7 @@
         <w:pStyle w:val="HTMLconformatoprevio"/>
       </w:pPr>
       <w:r>
-        <w:t xml:space="preserve">    D -- Sí --&gt; F[Agregar a ThreadPoolExecutor]</w:t>
+        <w:t xml:space="preserve">    D -- NO --&gt; F{¿CURP en archivos IMSS?}</w:t>
       </w:r>
     </w:p>
     <w:p>
@@ -535,7 +777,7 @@
         <w:pStyle w:val="HTMLconformatoprevio"/>
       </w:pPr>
       <w:r>
-        <w:t xml:space="preserve">    F --&gt; G[Construir Token Cifrado AES-128-ECB]</w:t>
+        <w:t xml:space="preserve">    F -- SÍ --&gt; G[Descartar - No incluir Carta]</w:t>
       </w:r>
     </w:p>
     <w:p>
@@ -543,7 +785,7 @@
         <w:pStyle w:val="HTMLconformatoprevio"/>
       </w:pPr>
       <w:r>
-        <w:t xml:space="preserve">    G --&gt; H[Llamada HTTP a URL_IMSS con Timeout 30s]</w:t>
+        <w:t xml:space="preserve">    F -- NO --&gt; H[Agregar a ThreadPoolExecutor]</w:t>
       </w:r>
     </w:p>
     <w:p>
@@ -551,7 +793,7 @@
         <w:pStyle w:val="HTMLconformatoprevio"/>
       </w:pPr>
       <w:r>
-        <w:t xml:space="preserve">    H --&gt; I{¿Respuesta Exitosa 200 OK y PDF?}</w:t>
+        <w:t xml:space="preserve">    H --&gt; I[Construir Token Cifrado]</w:t>
       </w:r>
     </w:p>
     <w:p>
@@ -559,7 +801,7 @@
         <w:pStyle w:val="HTMLconformatoprevio"/>
       </w:pPr>
       <w:r>
-        <w:t xml:space="preserve">    I -- Sí --&gt; J[Descargar y Resguardar PDF en sin-carta/]</w:t>
+        <w:t xml:space="preserve">    I --&gt; J[Llamada HTTP a URL_IMSS con Timeout 30s]</w:t>
       </w:r>
     </w:p>
     <w:p>
@@ -567,7 +809,7 @@
         <w:pStyle w:val="HTMLconformatoprevio"/>
       </w:pPr>
       <w:r>
-        <w:t xml:space="preserve">    J --&gt; K[Insertar en CurpProcesada como EXITO]</w:t>
+        <w:t xml:space="preserve">    J --&gt; K{¿Respuesta Exitosa 200 OK?}</w:t>
       </w:r>
     </w:p>
     <w:p>
@@ -575,7 +817,7 @@
         <w:pStyle w:val="HTMLconformatoprevio"/>
       </w:pPr>
       <w:r>
-        <w:t xml:space="preserve">    I -- No: Error 429 / HTTP 5xx / Red --&gt; L[Registrar en BitacoraEvento como FALLO]</w:t>
+        <w:t xml:space="preserve">    K -- Sí --&gt; L[Descargar y Resguardar PDF en sin-carta/]</w:t>
       </w:r>
     </w:p>
     <w:p>
@@ -583,80 +825,24 @@
         <w:pStyle w:val="HTMLconformatoprevio"/>
       </w:pPr>
       <w:r>
-        <w:t xml:space="preserve">    L --&gt; M{¿Reintentos &lt; 3?}</w:t>
-      </w:r>
-    </w:p>
-    <w:p>
-      <w:pPr>
-        <w:pStyle w:val="HTMLconformatoprevio"/>
-      </w:pPr>
-      <w:r>
-        <w:t xml:space="preserve">    M -- Sí --&gt; H</w:t>
-      </w:r>
-    </w:p>
-    <w:p>
-      <w:pPr>
-        <w:pStyle w:val="HTMLconformatoprevio"/>
-      </w:pPr>
-      <w:r>
-        <w:t xml:space="preserve">    M -- No --&gt; N[Insertar en CurpProcesada como FALLO]</w:t>
-      </w:r>
-    </w:p>
-    <w:p>
-      <w:pPr>
-        <w:pStyle w:val="HTMLconformatoprevio"/>
-      </w:pPr>
-      <w:r>
-        <w:t xml:space="preserve">    K --&gt; O[Cierre Técnico de CURP]</w:t>
-      </w:r>
-    </w:p>
-    <w:p>
-      <w:pPr>
-        <w:pStyle w:val="HTMLconformatoprevio"/>
-      </w:pPr>
-      <w:r>
-        <w:t xml:space="preserve">    N --&gt; P[Fin Lote con Pendientes]</w:t>
-      </w:r>
-    </w:p>
-    <w:p>
-      <w:pPr>
-        <w:pStyle w:val="HTMLconformatoprevio"/>
-      </w:pPr>
-      <w:r>
-        <w:t xml:space="preserve">    O --&gt; Q[Fin Lote Exitoso]</w:t>
-      </w:r>
-    </w:p>
-    <w:p>
-      <w:pPr>
-        <w:pStyle w:val="HTMLconformatoprevio"/>
-      </w:pPr>
-      <w:r>
-        <w:t xml:space="preserve">    P --&gt; R[Invocación de run_reproceso.py]</w:t>
-      </w:r>
-    </w:p>
-    <w:p>
-      <w:pPr>
-        <w:pStyle w:val="HTMLconformatoprevio"/>
-      </w:pPr>
-      <w:r>
-        <w:t xml:space="preserve">    R --&gt; H</w:t>
-      </w:r>
-    </w:p>
-    <w:p>
-      <w:pPr>
-        <w:rPr>
-          <w:rFonts w:ascii="Calibri" w:eastAsia="Times New Roman" w:hAnsi="Calibri" w:cs="Calibri"/>
-          <w:sz w:val="22"/>
-          <w:szCs w:val="22"/>
-        </w:rPr>
-      </w:pPr>
-      <w:r>
-        <w:rPr>
-          <w:rFonts w:ascii="Calibri" w:eastAsia="Times New Roman" w:hAnsi="Calibri" w:cs="Calibri"/>
-          <w:sz w:val="22"/>
-          <w:szCs w:val="22"/>
-        </w:rPr>
-        <w:pict>
+        <w:t xml:space="preserve">    K -- No --&gt; M[Registrar en BitacoraEvento y Reintentar]</w:t>
+      </w:r>
+    </w:p>
+    <w:p>
+      <w:pPr>
+        <w:rPr>
+          <w:rFonts w:ascii="Calibri" w:eastAsia="Times New Roman" w:hAnsi="Calibri" w:cs="Calibri"/>
+          <w:sz w:val="22"/>
+          <w:szCs w:val="22"/>
+        </w:rPr>
+      </w:pPr>
+      <w:r>
+        <w:rPr>
+          <w:rFonts w:ascii="Calibri" w:eastAsia="Times New Roman" w:hAnsi="Calibri" w:cs="Calibri"/>
+          <w:sz w:val="22"/>
+          <w:szCs w:val="22"/>
+        </w:rPr>
+        <w:pict w14:anchorId="2CC0378F">
           <v:rect id="_x0000_i1027" style="width:0;height:1.5pt" o:hralign="center" o:hrstd="t" o:hr="t" fillcolor="#a0a0a0" stroked="f"/>
         </w:pict>
       </w:r>
@@ -672,6 +858,7 @@
         <w:rPr>
           <w:rFonts w:ascii="Calibri" w:eastAsia="Times New Roman" w:hAnsi="Calibri" w:cs="Calibri"/>
         </w:rPr>
+        <w:lastRenderedPageBreak/>
         <w:t>5. Evidencia Operativa y Resultados del Mes de Mayo</w:t>
       </w:r>
     </w:p>
@@ -704,7 +891,7 @@
           <w:sz w:val="22"/>
           <w:szCs w:val="22"/>
         </w:rPr>
-        <w:t>Durante mayo de 2026 se llevaron a cabo tres ejecuciones operativas por lotes principales en el entorno de desarrollo (DEV), atendiendo de forma prioritaria la carga de alumnos pertenecientes a tres demarcaciones estatales del catálogo nacional:</w:t>
+        <w:t>Durante mayo de 2026 se llevaron a cabo ejecuciones masivas en DEV:</w:t>
       </w:r>
     </w:p>
     <w:p>
@@ -722,7 +909,6 @@
           <w:sz w:val="22"/>
           <w:szCs w:val="22"/>
         </w:rPr>
-        <w:lastRenderedPageBreak/>
         <w:t xml:space="preserve">1. </w:t>
       </w:r>
       <w:r>
@@ -748,7 +934,7 @@
           <w:sz w:val="22"/>
           <w:szCs w:val="22"/>
         </w:rPr>
-        <w:t xml:space="preserve"> Procesamiento de registros correspondientes al prefijo de clave de centro de trabajo (CCT) "30". Se ejecutó para simular carga estándar con volumetría media.</w:t>
+        <w:t xml:space="preserve"> Procesamiento de registros correspondientes al prefijo "30".</w:t>
       </w:r>
     </w:p>
     <w:p>
@@ -791,7 +977,7 @@
           <w:sz w:val="22"/>
           <w:szCs w:val="22"/>
         </w:rPr>
-        <w:t xml:space="preserve"> Procesamiento de registros correspondientes al prefijo de CCT "21". Corrida simulada con alta densidad de registros concurrentes y saturación de API.</w:t>
+        <w:t xml:space="preserve"> Procesamiento de registros correspondientes al prefijo "21" (Saturación de API).</w:t>
       </w:r>
     </w:p>
     <w:p>
@@ -834,7 +1020,7 @@
           <w:sz w:val="22"/>
           <w:szCs w:val="22"/>
         </w:rPr>
-        <w:t xml:space="preserve"> Ejecución exclusiva de reprocesamientos automáticos sobre registros fallidos originales detectados durante la mitigación de Puebla.</w:t>
+        <w:t xml:space="preserve"> Ejecución de reprocesamientos automáticos.</w:t>
       </w:r>
     </w:p>
     <w:p>
@@ -849,24 +1035,6 @@
           <w:rFonts w:ascii="Calibri" w:eastAsia="Times New Roman" w:hAnsi="Calibri" w:cs="Calibri"/>
         </w:rPr>
         <w:t>5.2 Resultados operativos observados (Métricas)</w:t>
-      </w:r>
-    </w:p>
-    <w:p>
-      <w:pPr>
-        <w:pStyle w:val="NormalWeb"/>
-        <w:rPr>
-          <w:rFonts w:ascii="Calibri" w:hAnsi="Calibri" w:cs="Calibri"/>
-          <w:sz w:val="22"/>
-          <w:szCs w:val="22"/>
-        </w:rPr>
-      </w:pPr>
-      <w:r>
-        <w:rPr>
-          <w:rFonts w:ascii="Calibri" w:hAnsi="Calibri" w:cs="Calibri"/>
-          <w:sz w:val="22"/>
-          <w:szCs w:val="22"/>
-        </w:rPr>
-        <w:t>El análisis cuantitativo de los registros procesados en mayo arrojó el siguiente consolidado métrico de alta fidelidad:</w:t>
       </w:r>
     </w:p>
     <w:tbl>
@@ -882,12 +1050,12 @@
       </w:tblPr>
       <w:tblGrid>
         <w:gridCol w:w="1558"/>
-        <w:gridCol w:w="1130"/>
-        <w:gridCol w:w="1321"/>
-        <w:gridCol w:w="1297"/>
-        <w:gridCol w:w="1207"/>
-        <w:gridCol w:w="1103"/>
-        <w:gridCol w:w="1206"/>
+        <w:gridCol w:w="1131"/>
+        <w:gridCol w:w="1323"/>
+        <w:gridCol w:w="1298"/>
+        <w:gridCol w:w="1208"/>
+        <w:gridCol w:w="1104"/>
+        <w:gridCol w:w="1200"/>
       </w:tblGrid>
       <w:tr>
         <w:trPr>
@@ -1673,7 +1841,7 @@
                 <w:sz w:val="22"/>
                 <w:szCs w:val="22"/>
               </w:rPr>
-              <w:t>18.2 minutos (Paulas)</w:t>
+              <w:t>18.2 minutos</w:t>
             </w:r>
           </w:p>
         </w:tc>
@@ -2194,849 +2362,260 @@
     </w:tbl>
     <w:p>
       <w:pPr>
-        <w:rPr>
-          <w:rFonts w:ascii="Calibri" w:eastAsia="Times New Roman" w:hAnsi="Calibri" w:cs="Calibri"/>
-          <w:sz w:val="22"/>
-          <w:szCs w:val="22"/>
-        </w:rPr>
-      </w:pPr>
-      <w:r>
-        <w:rPr>
-          <w:rFonts w:ascii="Calibri" w:eastAsia="Times New Roman" w:hAnsi="Calibri" w:cs="Calibri"/>
-          <w:sz w:val="22"/>
-          <w:szCs w:val="22"/>
-        </w:rPr>
-        <w:pict>
+        <w:pStyle w:val="Ttulo3"/>
+        <w:rPr>
+          <w:rFonts w:ascii="Calibri" w:eastAsia="Times New Roman" w:hAnsi="Calibri" w:cs="Calibri"/>
+        </w:rPr>
+      </w:pPr>
+      <w:r>
+        <w:rPr>
+          <w:rFonts w:ascii="Calibri" w:eastAsia="Times New Roman" w:hAnsi="Calibri" w:cs="Calibri"/>
+        </w:rPr>
+        <w:t>5.3 Incidencias reales del mes y resoluciones</w:t>
+      </w:r>
+    </w:p>
+    <w:p>
+      <w:pPr>
+        <w:pStyle w:val="NormalWeb"/>
+        <w:rPr>
+          <w:rFonts w:ascii="Calibri" w:hAnsi="Calibri" w:cs="Calibri"/>
+          <w:sz w:val="22"/>
+          <w:szCs w:val="22"/>
+        </w:rPr>
+      </w:pPr>
+      <w:r>
+        <w:rPr>
+          <w:rFonts w:ascii="Calibri" w:hAnsi="Calibri" w:cs="Calibri"/>
+          <w:sz w:val="22"/>
+          <w:szCs w:val="22"/>
+        </w:rPr>
+        <w:t>Durante el procesamiento de Puebla (</w:t>
+      </w:r>
+      <w:r>
+        <w:rPr>
+          <w:rStyle w:val="CdigoHTML"/>
+        </w:rPr>
+        <w:t>LOTE-202605-02</w:t>
+      </w:r>
+      <w:r>
+        <w:rPr>
+          <w:rFonts w:ascii="Calibri" w:hAnsi="Calibri" w:cs="Calibri"/>
+          <w:sz w:val="22"/>
+          <w:szCs w:val="22"/>
+        </w:rPr>
+        <w:t>), se reportaron múltiples errores HTTP 429 por saturación:</w:t>
+      </w:r>
+    </w:p>
+    <w:p>
+      <w:pPr>
+        <w:pStyle w:val="NormalWeb"/>
+        <w:rPr>
+          <w:rFonts w:ascii="Calibri" w:hAnsi="Calibri" w:cs="Calibri"/>
+          <w:sz w:val="22"/>
+          <w:szCs w:val="22"/>
+        </w:rPr>
+      </w:pPr>
+      <w:r>
+        <w:rPr>
+          <w:rFonts w:ascii="Calibri" w:hAnsi="Calibri" w:cs="Calibri"/>
+          <w:sz w:val="22"/>
+          <w:szCs w:val="22"/>
+        </w:rPr>
+        <w:t xml:space="preserve">1. </w:t>
+      </w:r>
+      <w:r>
+        <w:rPr>
+          <w:rStyle w:val="Fuerte"/>
+          <w:rFonts w:ascii="Calibri" w:hAnsi="Calibri" w:cs="Calibri"/>
+          <w:sz w:val="22"/>
+          <w:szCs w:val="22"/>
+        </w:rPr>
+        <w:t>Causa raíz:</w:t>
+      </w:r>
+      <w:r>
+        <w:rPr>
+          <w:rFonts w:ascii="Calibri" w:hAnsi="Calibri" w:cs="Calibri"/>
+          <w:sz w:val="22"/>
+          <w:szCs w:val="22"/>
+        </w:rPr>
+        <w:t xml:space="preserve"> La variable </w:t>
+      </w:r>
+      <w:r>
+        <w:rPr>
+          <w:rStyle w:val="CdigoHTML"/>
+        </w:rPr>
+        <w:t>WORKERS</w:t>
+      </w:r>
+      <w:r>
+        <w:rPr>
+          <w:rFonts w:ascii="Calibri" w:hAnsi="Calibri" w:cs="Calibri"/>
+          <w:sz w:val="22"/>
+          <w:szCs w:val="22"/>
+        </w:rPr>
+        <w:t xml:space="preserve"> </w:t>
+      </w:r>
+      <w:r>
+        <w:rPr>
+          <w:rFonts w:ascii="Calibri" w:hAnsi="Calibri" w:cs="Calibri"/>
+          <w:sz w:val="22"/>
+          <w:szCs w:val="22"/>
+        </w:rPr>
+        <w:t>estaba en 20 hilos. La IP del servidor saturó la cuota del WAF del IMSS.</w:t>
+      </w:r>
+    </w:p>
+    <w:p>
+      <w:pPr>
+        <w:pStyle w:val="NormalWeb"/>
+        <w:rPr>
+          <w:rFonts w:ascii="Calibri" w:hAnsi="Calibri" w:cs="Calibri"/>
+          <w:sz w:val="22"/>
+          <w:szCs w:val="22"/>
+        </w:rPr>
+      </w:pPr>
+      <w:r>
+        <w:rPr>
+          <w:rFonts w:ascii="Calibri" w:hAnsi="Calibri" w:cs="Calibri"/>
+          <w:sz w:val="22"/>
+          <w:szCs w:val="22"/>
+        </w:rPr>
+        <w:t xml:space="preserve">2. </w:t>
+      </w:r>
+      <w:r>
+        <w:rPr>
+          <w:rStyle w:val="Fuerte"/>
+          <w:rFonts w:ascii="Calibri" w:hAnsi="Calibri" w:cs="Calibri"/>
+          <w:sz w:val="22"/>
+          <w:szCs w:val="22"/>
+        </w:rPr>
+        <w:t>Mitigación Operativa:</w:t>
+      </w:r>
+      <w:r>
+        <w:rPr>
+          <w:rFonts w:ascii="Calibri" w:hAnsi="Calibri" w:cs="Calibri"/>
+          <w:sz w:val="22"/>
+          <w:szCs w:val="22"/>
+        </w:rPr>
+        <w:t xml:space="preserve"> El orquestador activó un procedimiento de *Circuit Breaker*. Se ajustó la variable a </w:t>
+      </w:r>
+      <w:r>
+        <w:rPr>
+          <w:rStyle w:val="CdigoHTML"/>
+        </w:rPr>
+        <w:t>WORKERS=10</w:t>
+      </w:r>
+      <w:r>
+        <w:rPr>
+          <w:rFonts w:ascii="Calibri" w:hAnsi="Calibri" w:cs="Calibri"/>
+          <w:sz w:val="22"/>
+          <w:szCs w:val="22"/>
+        </w:rPr>
+        <w:t>.</w:t>
+      </w:r>
+    </w:p>
+    <w:p>
+      <w:pPr>
+        <w:pStyle w:val="NormalWeb"/>
+        <w:rPr>
+          <w:rFonts w:ascii="Calibri" w:hAnsi="Calibri" w:cs="Calibri"/>
+          <w:sz w:val="22"/>
+          <w:szCs w:val="22"/>
+        </w:rPr>
+      </w:pPr>
+      <w:r>
+        <w:rPr>
+          <w:rFonts w:ascii="Calibri" w:hAnsi="Calibri" w:cs="Calibri"/>
+          <w:sz w:val="22"/>
+          <w:szCs w:val="22"/>
+        </w:rPr>
+        <w:t xml:space="preserve">3. </w:t>
+      </w:r>
+      <w:r>
+        <w:rPr>
+          <w:rStyle w:val="Fuerte"/>
+          <w:rFonts w:ascii="Calibri" w:hAnsi="Calibri" w:cs="Calibri"/>
+          <w:sz w:val="22"/>
+          <w:szCs w:val="22"/>
+        </w:rPr>
+        <w:t>Recuperación automatizada:</w:t>
+      </w:r>
+      <w:r>
+        <w:rPr>
+          <w:rFonts w:ascii="Calibri" w:hAnsi="Calibri" w:cs="Calibri"/>
+          <w:sz w:val="22"/>
+          <w:szCs w:val="22"/>
+        </w:rPr>
+        <w:t xml:space="preserve"> Se invocó </w:t>
+      </w:r>
+      <w:r>
+        <w:rPr>
+          <w:rStyle w:val="CdigoHTML"/>
+        </w:rPr>
+        <w:t>run_reproceso.py</w:t>
+      </w:r>
+      <w:r>
+        <w:rPr>
+          <w:rFonts w:ascii="Calibri" w:hAnsi="Calibri" w:cs="Calibri"/>
+          <w:sz w:val="22"/>
+          <w:szCs w:val="22"/>
+        </w:rPr>
+        <w:t xml:space="preserve"> reduciendo los fallos a solo 10 CURPs, incrementando la tasa ajustada a </w:t>
+      </w:r>
+      <w:r>
+        <w:rPr>
+          <w:rStyle w:val="Fuerte"/>
+          <w:rFonts w:ascii="Calibri" w:hAnsi="Calibri" w:cs="Calibri"/>
+          <w:sz w:val="22"/>
+          <w:szCs w:val="22"/>
+        </w:rPr>
+        <w:t>99.83%</w:t>
+      </w:r>
+      <w:r>
+        <w:rPr>
+          <w:rFonts w:ascii="Calibri" w:hAnsi="Calibri" w:cs="Calibri"/>
+          <w:sz w:val="22"/>
+          <w:szCs w:val="22"/>
+        </w:rPr>
+        <w:t>.</w:t>
+      </w:r>
+    </w:p>
+    <w:p>
+      <w:pPr>
+        <w:rPr>
+          <w:rFonts w:ascii="Calibri" w:eastAsia="Times New Roman" w:hAnsi="Calibri" w:cs="Calibri"/>
+          <w:sz w:val="22"/>
+          <w:szCs w:val="22"/>
+        </w:rPr>
+      </w:pPr>
+      <w:r>
+        <w:rPr>
+          <w:rFonts w:ascii="Calibri" w:eastAsia="Times New Roman" w:hAnsi="Calibri" w:cs="Calibri"/>
+          <w:sz w:val="22"/>
+          <w:szCs w:val="22"/>
+        </w:rPr>
+        <w:pict w14:anchorId="65202531">
           <v:rect id="_x0000_i1028" style="width:0;height:1.5pt" o:hralign="center" o:hrstd="t" o:hr="t" fillcolor="#a0a0a0" stroked="f"/>
         </w:pict>
       </w:r>
     </w:p>
     <w:p>
       <w:pPr>
-        <w:pStyle w:val="Ttulo3"/>
-        <w:rPr>
-          <w:rFonts w:ascii="Calibri" w:eastAsia="Times New Roman" w:hAnsi="Calibri" w:cs="Calibri"/>
-        </w:rPr>
-      </w:pPr>
-      <w:r>
-        <w:rPr>
-          <w:rFonts w:ascii="Calibri" w:eastAsia="Times New Roman" w:hAnsi="Calibri" w:cs="Calibri"/>
-        </w:rPr>
-        <w:t>5.3 Ejemplo de Estructura de Datos (JSON) de la Transacción</w:t>
-      </w:r>
-    </w:p>
-    <w:p>
-      <w:pPr>
-        <w:pStyle w:val="NormalWeb"/>
-        <w:rPr>
-          <w:rFonts w:ascii="Calibri" w:hAnsi="Calibri" w:cs="Calibri"/>
-          <w:sz w:val="22"/>
-          <w:szCs w:val="22"/>
-        </w:rPr>
-      </w:pPr>
-      <w:r>
-        <w:rPr>
-          <w:rFonts w:ascii="Calibri" w:hAnsi="Calibri" w:cs="Calibri"/>
-          <w:sz w:val="22"/>
-          <w:szCs w:val="22"/>
-        </w:rPr>
-        <w:t>A continuación se presenta una muestra representativa de los metadatos transaccionales que persisten de forma relacional en la base de datos PostgreSQL tras el procesamiento exitoso de una CURP, integrando campos de valor técnico y de control de auditoría:</w:t>
-      </w:r>
-    </w:p>
-    <w:p>
-      <w:pPr>
-        <w:pStyle w:val="HTMLconformatoprevio"/>
-      </w:pPr>
-    </w:p>
-    <w:p>
-      <w:pPr>
-        <w:pStyle w:val="HTMLconformatoprevio"/>
-      </w:pPr>
-      <w:r>
-        <w:t>{</w:t>
-      </w:r>
-    </w:p>
-    <w:p>
-      <w:pPr>
-        <w:pStyle w:val="HTMLconformatoprevio"/>
-      </w:pPr>
-      <w:r>
-        <w:t xml:space="preserve">  "transaccion": {</w:t>
-      </w:r>
-    </w:p>
-    <w:p>
-      <w:pPr>
-        <w:pStyle w:val="HTMLconformatoprevio"/>
-      </w:pPr>
-      <w:r>
-        <w:t xml:space="preserve">    "id_registro_procesado": 829541,</w:t>
-      </w:r>
-    </w:p>
-    <w:p>
-      <w:pPr>
-        <w:pStyle w:val="HTMLconformatoprevio"/>
-      </w:pPr>
-      <w:r>
-        <w:t xml:space="preserve">    "id_lote": "LOTE-202605-01",</w:t>
-      </w:r>
-    </w:p>
-    <w:p>
-      <w:pPr>
-        <w:pStyle w:val="HTMLconformatoprevio"/>
-      </w:pPr>
-      <w:r>
-        <w:t xml:space="preserve">    "curp_hash": "</w:t>
-      </w:r>
-      <w:r>
-        <w:t>e99a18c428cb38d5f260853678922e03",</w:t>
-      </w:r>
-    </w:p>
-    <w:p>
-      <w:pPr>
-        <w:pStyle w:val="HTMLconformatoprevio"/>
-      </w:pPr>
-      <w:r>
-        <w:t xml:space="preserve">    "cct_hash": "bc5aa829c38cde132103bbb028822ab1",</w:t>
-      </w:r>
-    </w:p>
-    <w:p>
-      <w:pPr>
-        <w:pStyle w:val="HTMLconformatoprevio"/>
-      </w:pPr>
-      <w:r>
-        <w:t xml:space="preserve">    "estatus_ejecucion": "EXITO",</w:t>
-      </w:r>
-    </w:p>
-    <w:p>
-      <w:pPr>
-        <w:pStyle w:val="HTMLconformatoprevio"/>
-      </w:pPr>
-      <w:r>
-        <w:t xml:space="preserve">    "intento_exitoso": 1,</w:t>
-      </w:r>
-    </w:p>
-    <w:p>
-      <w:pPr>
-        <w:pStyle w:val="HTMLconformatoprevio"/>
-      </w:pPr>
-      <w:r>
-        <w:t xml:space="preserve">    "detalles_descarga": {</w:t>
-      </w:r>
-    </w:p>
-    <w:p>
-      <w:pPr>
-        <w:pStyle w:val="HTMLconformatoprevio"/>
-      </w:pPr>
-      <w:r>
-        <w:t xml:space="preserve">      "tamanio_bytes": 142850,</w:t>
-      </w:r>
-    </w:p>
-    <w:p>
-      <w:pPr>
-        <w:pStyle w:val="HTMLconformatoprevio"/>
-      </w:pPr>
-      <w:r>
-        <w:t xml:space="preserve">      "tiempo_consulta_ms": 321,</w:t>
-      </w:r>
-    </w:p>
-    <w:p>
-      <w:pPr>
-        <w:pStyle w:val="HTMLconformatoprevio"/>
-      </w:pPr>
-      <w:r>
-        <w:t xml:space="preserve">      "ruta_salida_fisica": "/var/data/output/Veracruz/30DPR1829B/2026/sin-carta/30DPR1829B_e99a18c4_1.pdf"</w:t>
-      </w:r>
-    </w:p>
-    <w:p>
-      <w:pPr>
-        <w:pStyle w:val="HTMLconformatoprevio"/>
-      </w:pPr>
-      <w:r>
-        <w:t xml:space="preserve">    },</w:t>
-      </w:r>
-    </w:p>
-    <w:p>
-      <w:pPr>
-        <w:pStyle w:val="HTMLconformatoprevio"/>
-      </w:pPr>
-      <w:r>
-        <w:t xml:space="preserve">    "bitacora_auditoria": [</w:t>
-      </w:r>
-    </w:p>
-    <w:p>
-      <w:pPr>
-        <w:pStyle w:val="HTMLconformatoprevio"/>
-      </w:pPr>
-      <w:r>
-        <w:t xml:space="preserve">      {</w:t>
-      </w:r>
-    </w:p>
-    <w:p>
-      <w:pPr>
-        <w:pStyle w:val="HTMLconformatoprevio"/>
-      </w:pPr>
-      <w:r>
-        <w:t xml:space="preserve">        "fecha": "2026-05-15T11:42:01.325Z",</w:t>
-      </w:r>
-    </w:p>
-    <w:p>
-      <w:pPr>
-        <w:pStyle w:val="HTMLconformatoprevio"/>
-      </w:pPr>
-      <w:r>
-        <w:t xml:space="preserve">        "tipo_evento": "CONEXION_API_INICIO",</w:t>
-      </w:r>
-    </w:p>
-    <w:p>
-      <w:pPr>
-        <w:pStyle w:val="HTMLconformatoprevio"/>
-      </w:pPr>
-      <w:r>
-        <w:t xml:space="preserve">        "mensaje": "Token cifrado AES-128 construido correctamente."</w:t>
-      </w:r>
-    </w:p>
-    <w:p>
-      <w:pPr>
-        <w:pStyle w:val="HTMLconformatoprevio"/>
-      </w:pPr>
-      <w:r>
-        <w:t xml:space="preserve">      },</w:t>
-      </w:r>
-    </w:p>
-    <w:p>
-      <w:pPr>
-        <w:pStyle w:val="HTMLconformatoprevio"/>
-      </w:pPr>
-      <w:r>
-        <w:t xml:space="preserve">      {</w:t>
-      </w:r>
-    </w:p>
-    <w:p>
-      <w:pPr>
-        <w:pStyle w:val="HTMLconformatoprevio"/>
-      </w:pPr>
-      <w:r>
-        <w:t xml:space="preserve">        "fecha": "2026-05-15T11:42:01.646Z",</w:t>
-      </w:r>
-    </w:p>
-    <w:p>
-      <w:pPr>
-        <w:pStyle w:val="HTMLconformatoprevio"/>
-      </w:pPr>
-      <w:r>
-        <w:t xml:space="preserve">        "tipo_evento": "DESCARGA_PDF_EXITOSA",</w:t>
-      </w:r>
-    </w:p>
-    <w:p>
-      <w:pPr>
-        <w:pStyle w:val="HTMLconformatoprevio"/>
-      </w:pPr>
-      <w:r>
-        <w:t xml:space="preserve">        "mensaje": "Archivo PDF recibido. Firma criptográfica digital IMSS validada."</w:t>
-      </w:r>
-    </w:p>
-    <w:p>
-      <w:pPr>
-        <w:pStyle w:val="HTMLconformatoprevio"/>
-      </w:pPr>
-      <w:r>
-        <w:t xml:space="preserve">      }</w:t>
-      </w:r>
-    </w:p>
-    <w:p>
-      <w:pPr>
-        <w:pStyle w:val="HTMLconformatoprevio"/>
-      </w:pPr>
-      <w:r>
-        <w:t xml:space="preserve">    ]</w:t>
-      </w:r>
-    </w:p>
-    <w:p>
-      <w:pPr>
-        <w:pStyle w:val="HTMLconformatoprevio"/>
-      </w:pPr>
-      <w:r>
-        <w:t xml:space="preserve">  }</w:t>
-      </w:r>
-    </w:p>
-    <w:p>
-      <w:pPr>
-        <w:pStyle w:val="HTMLconformatoprevio"/>
-      </w:pPr>
-      <w:r>
-        <w:t>}</w:t>
-      </w:r>
-    </w:p>
-    <w:p>
-      <w:pPr>
-        <w:rPr>
-          <w:rFonts w:ascii="Calibri" w:eastAsia="Times New Roman" w:hAnsi="Calibri" w:cs="Calibri"/>
-          <w:sz w:val="22"/>
-          <w:szCs w:val="22"/>
-        </w:rPr>
-      </w:pPr>
-      <w:r>
-        <w:rPr>
-          <w:rFonts w:ascii="Calibri" w:eastAsia="Times New Roman" w:hAnsi="Calibri" w:cs="Calibri"/>
-          <w:sz w:val="22"/>
-          <w:szCs w:val="22"/>
-        </w:rPr>
-        <w:pict>
-          <v:rect id="_x0000_i1029" style="width:0;height:1.5pt" o:hralign="center" o:hrstd="t" o:hr="t" fillcolor="#a0a0a0" stroked="f"/>
-        </w:pict>
-      </w:r>
-    </w:p>
-    <w:p>
-      <w:pPr>
-        <w:pStyle w:val="Ttulo3"/>
-        <w:rPr>
-          <w:rFonts w:ascii="Calibri" w:eastAsia="Times New Roman" w:hAnsi="Calibri" w:cs="Calibri"/>
-        </w:rPr>
-      </w:pPr>
-      <w:r>
-        <w:rPr>
-          <w:rFonts w:ascii="Calibri" w:eastAsia="Times New Roman" w:hAnsi="Calibri" w:cs="Calibri"/>
-        </w:rPr>
-        <w:t>5.4 Validaciones de consistencia ejecutadas</w:t>
-      </w:r>
-    </w:p>
-    <w:p>
-      <w:pPr>
-        <w:pStyle w:val="NormalWeb"/>
-        <w:rPr>
-          <w:rFonts w:ascii="Calibri" w:hAnsi="Calibri" w:cs="Calibri"/>
-          <w:sz w:val="22"/>
-          <w:szCs w:val="22"/>
-        </w:rPr>
-      </w:pPr>
-      <w:r>
-        <w:rPr>
-          <w:rFonts w:ascii="Calibri" w:hAnsi="Calibri" w:cs="Calibri"/>
-          <w:sz w:val="22"/>
-          <w:szCs w:val="22"/>
-        </w:rPr>
-        <w:t>Se instrumentó un proceso formal de validación cruzada y conciliación lógica para asegurar la concordancia absoluta de la persistencia relacional con el sistema de archivos físico:</w:t>
-      </w:r>
-    </w:p>
-    <w:p>
-      <w:pPr>
-        <w:pStyle w:val="NormalWeb"/>
-        <w:rPr>
-          <w:rFonts w:ascii="Calibri" w:hAnsi="Calibri" w:cs="Calibri"/>
-          <w:sz w:val="22"/>
-          <w:szCs w:val="22"/>
-        </w:rPr>
-      </w:pPr>
-      <w:r>
-        <w:rPr>
-          <w:rFonts w:ascii="Calibri" w:hAnsi="Calibri" w:cs="Calibri"/>
-          <w:sz w:val="22"/>
-          <w:szCs w:val="22"/>
-        </w:rPr>
-        <w:t xml:space="preserve">1. </w:t>
-      </w:r>
-      <w:r>
-        <w:rPr>
-          <w:rStyle w:val="Fuerte"/>
-          <w:rFonts w:ascii="Calibri" w:hAnsi="Calibri" w:cs="Calibri"/>
-          <w:sz w:val="22"/>
-          <w:szCs w:val="22"/>
-        </w:rPr>
-        <w:t>Consistencia PDF vs BD:</w:t>
-      </w:r>
-      <w:r>
-        <w:rPr>
-          <w:rFonts w:ascii="Calibri" w:hAnsi="Calibri" w:cs="Calibri"/>
-          <w:sz w:val="22"/>
-          <w:szCs w:val="22"/>
-        </w:rPr>
-        <w:t xml:space="preserve"> Se contrastaron los 13,920 registros marcados con estado </w:t>
-      </w:r>
-      <w:r>
-        <w:rPr>
-          <w:rStyle w:val="CdigoHTML"/>
-        </w:rPr>
-        <w:t>EXITO</w:t>
-      </w:r>
-      <w:r>
-        <w:rPr>
-          <w:rFonts w:ascii="Calibri" w:hAnsi="Calibri" w:cs="Calibri"/>
-          <w:sz w:val="22"/>
-          <w:szCs w:val="22"/>
-        </w:rPr>
-        <w:t xml:space="preserve"> en la tabla </w:t>
-      </w:r>
-      <w:r>
-        <w:rPr>
-          <w:rStyle w:val="CdigoHTML"/>
-        </w:rPr>
-        <w:t>CurpProcesada</w:t>
-      </w:r>
-      <w:r>
-        <w:rPr>
-          <w:rFonts w:ascii="Calibri" w:hAnsi="Calibri" w:cs="Calibri"/>
-          <w:sz w:val="22"/>
-          <w:szCs w:val="22"/>
-        </w:rPr>
-        <w:t xml:space="preserve"> contra la existencia de archivos físicos en el volumen </w:t>
-      </w:r>
-      <w:r>
-        <w:rPr>
-          <w:rStyle w:val="CdigoHTML"/>
-        </w:rPr>
-        <w:t>/var/data/output/</w:t>
-      </w:r>
-      <w:r>
-        <w:rPr>
-          <w:rFonts w:ascii="Calibri" w:hAnsi="Calibri" w:cs="Calibri"/>
-          <w:sz w:val="22"/>
-          <w:szCs w:val="22"/>
-        </w:rPr>
-        <w:t xml:space="preserve">. El resultado de la conciliación fue de </w:t>
-      </w:r>
-      <w:r>
-        <w:rPr>
-          <w:rStyle w:val="Fuerte"/>
-          <w:rFonts w:ascii="Calibri" w:hAnsi="Calibri" w:cs="Calibri"/>
-          <w:sz w:val="22"/>
-          <w:szCs w:val="22"/>
-        </w:rPr>
-        <w:t>100% de coincidencia</w:t>
-      </w:r>
-      <w:r>
-        <w:rPr>
-          <w:rFonts w:ascii="Calibri" w:hAnsi="Calibri" w:cs="Calibri"/>
-          <w:sz w:val="22"/>
-          <w:szCs w:val="22"/>
-        </w:rPr>
-        <w:t>, sin detectar discrepancias, corrupciones ni registros huérfanos.</w:t>
-      </w:r>
-    </w:p>
-    <w:p>
-      <w:pPr>
-        <w:pStyle w:val="NormalWeb"/>
-        <w:rPr>
-          <w:rFonts w:ascii="Calibri" w:hAnsi="Calibri" w:cs="Calibri"/>
-          <w:sz w:val="22"/>
-          <w:szCs w:val="22"/>
-        </w:rPr>
-      </w:pPr>
-      <w:r>
-        <w:rPr>
-          <w:rFonts w:ascii="Calibri" w:hAnsi="Calibri" w:cs="Calibri"/>
-          <w:sz w:val="22"/>
-          <w:szCs w:val="22"/>
-        </w:rPr>
-        <w:t xml:space="preserve">2. </w:t>
-      </w:r>
-      <w:r>
-        <w:rPr>
-          <w:rStyle w:val="Fuerte"/>
-          <w:rFonts w:ascii="Calibri" w:hAnsi="Calibri" w:cs="Calibri"/>
-          <w:sz w:val="22"/>
-          <w:szCs w:val="22"/>
-        </w:rPr>
-        <w:t>Consistencia de Rutas Estándar:</w:t>
-      </w:r>
-      <w:r>
-        <w:rPr>
-          <w:rFonts w:ascii="Calibri" w:hAnsi="Calibri" w:cs="Calibri"/>
-          <w:sz w:val="22"/>
-          <w:szCs w:val="22"/>
-        </w:rPr>
-        <w:t xml:space="preserve"> Se verificó la consistencia en el direccionamiento lógico-físico según la jerarquía reglamentaria: </w:t>
-      </w:r>
-      <w:r>
-        <w:rPr>
-          <w:rStyle w:val="CdigoHTML"/>
-        </w:rPr>
-        <w:t>OUTPUT_DIR/&lt;estado&gt;/&lt;cct&gt;/&lt;ciclo&gt;/sin-carta/</w:t>
-      </w:r>
-      <w:r>
-        <w:rPr>
-          <w:rFonts w:ascii="Calibri" w:hAnsi="Calibri" w:cs="Calibri"/>
-          <w:sz w:val="22"/>
-          <w:szCs w:val="22"/>
-        </w:rPr>
-        <w:t>.</w:t>
-      </w:r>
-    </w:p>
-    <w:p>
-      <w:pPr>
-        <w:pStyle w:val="NormalWeb"/>
-        <w:rPr>
-          <w:rFonts w:ascii="Calibri" w:hAnsi="Calibri" w:cs="Calibri"/>
-          <w:sz w:val="22"/>
-          <w:szCs w:val="22"/>
-        </w:rPr>
-      </w:pPr>
-      <w:r>
-        <w:rPr>
-          <w:rFonts w:ascii="Calibri" w:hAnsi="Calibri" w:cs="Calibri"/>
-          <w:sz w:val="22"/>
-          <w:szCs w:val="22"/>
-        </w:rPr>
-        <w:t xml:space="preserve">3. </w:t>
-      </w:r>
-      <w:r>
-        <w:rPr>
-          <w:rStyle w:val="Fuerte"/>
-          <w:rFonts w:ascii="Calibri" w:hAnsi="Calibri" w:cs="Calibri"/>
-          <w:sz w:val="22"/>
-          <w:szCs w:val="22"/>
-        </w:rPr>
-        <w:t>Control de Errores en Bitácora:</w:t>
-      </w:r>
-      <w:r>
-        <w:rPr>
-          <w:rFonts w:ascii="Calibri" w:hAnsi="Calibri" w:cs="Calibri"/>
-          <w:sz w:val="22"/>
-          <w:szCs w:val="22"/>
-        </w:rPr>
-        <w:t xml:space="preserve"> Se comprobó que cada una de las 580 incidencias de descarga fallida desencadenara automáticamente una entrada correspondiente en la tabla relacional </w:t>
-      </w:r>
-      <w:r>
-        <w:rPr>
-          <w:rStyle w:val="CdigoHTML"/>
-        </w:rPr>
-        <w:t>BitacoraEvento</w:t>
-      </w:r>
-      <w:r>
-        <w:rPr>
-          <w:rFonts w:ascii="Calibri" w:hAnsi="Calibri" w:cs="Calibri"/>
-          <w:sz w:val="22"/>
-          <w:szCs w:val="22"/>
-        </w:rPr>
-        <w:t xml:space="preserve"> detallando la causa exacta devuelta por la excepción de red o por el servicio del IMSS.</w:t>
-      </w:r>
-    </w:p>
-    <w:p>
-      <w:pPr>
-        <w:rPr>
-          <w:rFonts w:ascii="Calibri" w:eastAsia="Times New Roman" w:hAnsi="Calibri" w:cs="Calibri"/>
-          <w:sz w:val="22"/>
-          <w:szCs w:val="22"/>
-        </w:rPr>
-      </w:pPr>
-      <w:r>
-        <w:rPr>
-          <w:rFonts w:ascii="Calibri" w:eastAsia="Times New Roman" w:hAnsi="Calibri" w:cs="Calibri"/>
-          <w:sz w:val="22"/>
-          <w:szCs w:val="22"/>
-        </w:rPr>
-        <w:pict>
-          <v:rect id="_x0000_i1030" style="width:0;height:1.5pt" o:hralign="center" o:hrstd="t" o:hr="t" fillcolor="#a0a0a0" stroked="f"/>
-        </w:pict>
-      </w:r>
-    </w:p>
-    <w:p>
-      <w:pPr>
-        <w:pStyle w:val="Ttulo3"/>
-        <w:rPr>
-          <w:rFonts w:ascii="Calibri" w:eastAsia="Times New Roman" w:hAnsi="Calibri" w:cs="Calibri"/>
-        </w:rPr>
-      </w:pPr>
-      <w:r>
-        <w:rPr>
-          <w:rFonts w:ascii="Calibri" w:eastAsia="Times New Roman" w:hAnsi="Calibri" w:cs="Calibri"/>
-        </w:rPr>
-        <w:t>5.5 Incidencias reales del mes y resoluciones</w:t>
-      </w:r>
-    </w:p>
-    <w:p>
-      <w:pPr>
-        <w:pStyle w:val="NormalWeb"/>
-        <w:rPr>
-          <w:rFonts w:ascii="Calibri" w:hAnsi="Calibri" w:cs="Calibri"/>
-          <w:sz w:val="22"/>
-          <w:szCs w:val="22"/>
-        </w:rPr>
-      </w:pPr>
-      <w:r>
-        <w:rPr>
-          <w:rFonts w:ascii="Calibri" w:hAnsi="Calibri" w:cs="Calibri"/>
-          <w:sz w:val="22"/>
-          <w:szCs w:val="22"/>
-        </w:rPr>
-        <w:t>Durante la ejecución del lote Puebla (</w:t>
-      </w:r>
-      <w:r>
-        <w:rPr>
-          <w:rStyle w:val="CdigoHTML"/>
-        </w:rPr>
-        <w:t>LOTE-202605-02</w:t>
-      </w:r>
-      <w:r>
-        <w:rPr>
-          <w:rFonts w:ascii="Calibri" w:hAnsi="Calibri" w:cs="Calibri"/>
-          <w:sz w:val="22"/>
-          <w:szCs w:val="22"/>
-        </w:rPr>
-        <w:t>), el sistema reportó una degradación en la tasa de respuesta y un alarmante incremento de transacciones fallidas por límite de peticiones (errores HTTP 429) de la API externa:</w:t>
-      </w:r>
-    </w:p>
-    <w:p>
-      <w:pPr>
-        <w:pStyle w:val="NormalWeb"/>
-        <w:rPr>
-          <w:rFonts w:ascii="Calibri" w:hAnsi="Calibri" w:cs="Calibri"/>
-          <w:sz w:val="22"/>
-          <w:szCs w:val="22"/>
-        </w:rPr>
-      </w:pPr>
-      <w:r>
-        <w:rPr>
-          <w:rFonts w:ascii="Calibri" w:hAnsi="Calibri" w:cs="Calibri"/>
-          <w:sz w:val="22"/>
-          <w:szCs w:val="22"/>
-        </w:rPr>
-        <w:t xml:space="preserve">1. </w:t>
-      </w:r>
-      <w:r>
-        <w:rPr>
-          <w:rStyle w:val="Fuerte"/>
-          <w:rFonts w:ascii="Calibri" w:hAnsi="Calibri" w:cs="Calibri"/>
-          <w:sz w:val="22"/>
-          <w:szCs w:val="22"/>
-        </w:rPr>
-        <w:t>Causa raíz:</w:t>
-      </w:r>
-      <w:r>
-        <w:rPr>
-          <w:rFonts w:ascii="Calibri" w:hAnsi="Calibri" w:cs="Calibri"/>
-          <w:sz w:val="22"/>
-          <w:szCs w:val="22"/>
-        </w:rPr>
-        <w:t xml:space="preserve"> La variable </w:t>
-      </w:r>
-      <w:r>
-        <w:rPr>
-          <w:rStyle w:val="CdigoHTML"/>
-        </w:rPr>
-        <w:t>WORKERS</w:t>
-      </w:r>
-      <w:r>
-        <w:rPr>
-          <w:rFonts w:ascii="Calibri" w:hAnsi="Calibri" w:cs="Calibri"/>
-          <w:sz w:val="22"/>
-          <w:szCs w:val="22"/>
-        </w:rPr>
-        <w:t xml:space="preserve"> estaba parametrizada en 20 hilos de ejecución concurrente. Al realizar peticiones paralelas masivas, la dirección IP del servidor saturó la cuota máxima permitida por minuto del cortafuegos (</w:t>
-      </w:r>
-      <w:r>
-        <w:rPr>
-          <w:rStyle w:val="CdigoHTML"/>
-        </w:rPr>
-        <w:t>WAF</w:t>
-      </w:r>
-      <w:r>
-        <w:rPr>
-          <w:rFonts w:ascii="Calibri" w:hAnsi="Calibri" w:cs="Calibri"/>
-          <w:sz w:val="22"/>
-          <w:szCs w:val="22"/>
-        </w:rPr>
-        <w:t>) del IMSS, detonando bloqueos temporales de conexión.</w:t>
-      </w:r>
-    </w:p>
-    <w:p>
-      <w:pPr>
-        <w:pStyle w:val="NormalWeb"/>
-        <w:rPr>
-          <w:rFonts w:ascii="Calibri" w:hAnsi="Calibri" w:cs="Calibri"/>
-          <w:sz w:val="22"/>
-          <w:szCs w:val="22"/>
-        </w:rPr>
-      </w:pPr>
-      <w:r>
-        <w:rPr>
-          <w:rFonts w:ascii="Calibri" w:hAnsi="Calibri" w:cs="Calibri"/>
-          <w:sz w:val="22"/>
-          <w:szCs w:val="22"/>
-        </w:rPr>
-        <w:t xml:space="preserve">2. </w:t>
-      </w:r>
-      <w:r>
-        <w:rPr>
-          <w:rStyle w:val="Fuerte"/>
-          <w:rFonts w:ascii="Calibri" w:hAnsi="Calibri" w:cs="Calibri"/>
-          <w:sz w:val="22"/>
-          <w:szCs w:val="22"/>
-        </w:rPr>
-        <w:t>Mitigación Operativa:</w:t>
-      </w:r>
-      <w:r>
-        <w:rPr>
-          <w:rFonts w:ascii="Calibri" w:hAnsi="Calibri" w:cs="Calibri"/>
-          <w:sz w:val="22"/>
-          <w:szCs w:val="22"/>
-        </w:rPr>
-        <w:t xml:space="preserve"> El orquestador detectó la acumulación sostenida de errores HTTP 429 (acumulando 5 consecutivas en el pool), activando un procedimiento automático de detención controlada (*Circuit Breaker*). Se suspendió el lote y se reconfiguró la variable de entorno a </w:t>
-      </w:r>
-      <w:r>
-        <w:rPr>
-          <w:rStyle w:val="CdigoHTML"/>
-        </w:rPr>
-        <w:t>WORKERS=10</w:t>
-      </w:r>
-      <w:r>
-        <w:rPr>
-          <w:rFonts w:ascii="Calibri" w:hAnsi="Calibri" w:cs="Calibri"/>
-          <w:sz w:val="22"/>
-          <w:szCs w:val="22"/>
-        </w:rPr>
-        <w:t xml:space="preserve"> en el archivo de inicio.</w:t>
-      </w:r>
-    </w:p>
-    <w:p>
-      <w:pPr>
-        <w:pStyle w:val="NormalWeb"/>
-        <w:rPr>
-          <w:rFonts w:ascii="Calibri" w:hAnsi="Calibri" w:cs="Calibri"/>
-          <w:sz w:val="22"/>
-          <w:szCs w:val="22"/>
-        </w:rPr>
-      </w:pPr>
-      <w:r>
-        <w:rPr>
-          <w:rFonts w:ascii="Calibri" w:hAnsi="Calibri" w:cs="Calibri"/>
-          <w:sz w:val="22"/>
-          <w:szCs w:val="22"/>
-        </w:rPr>
-        <w:t xml:space="preserve">3. </w:t>
-      </w:r>
-      <w:r>
-        <w:rPr>
-          <w:rStyle w:val="Fuerte"/>
-          <w:rFonts w:ascii="Calibri" w:hAnsi="Calibri" w:cs="Calibri"/>
-          <w:sz w:val="22"/>
-          <w:szCs w:val="22"/>
-        </w:rPr>
-        <w:t>Recuperación automatizada (Reproceso):</w:t>
-      </w:r>
-      <w:r>
-        <w:rPr>
-          <w:rFonts w:ascii="Calibri" w:hAnsi="Calibri" w:cs="Calibri"/>
-          <w:sz w:val="22"/>
-          <w:szCs w:val="22"/>
-        </w:rPr>
-        <w:t xml:space="preserve"> Se invocó el script </w:t>
-      </w:r>
-      <w:r>
-        <w:rPr>
-          <w:rStyle w:val="CdigoHTML"/>
-        </w:rPr>
-        <w:t>run_reproceso.py</w:t>
-      </w:r>
-      <w:r>
-        <w:rPr>
-          <w:rFonts w:ascii="Calibri" w:hAnsi="Calibri" w:cs="Calibri"/>
-          <w:sz w:val="22"/>
-          <w:szCs w:val="22"/>
-        </w:rPr>
-        <w:t xml:space="preserve"> para levantar exclusivamente las 420 CURP marcadas con estado </w:t>
-      </w:r>
-      <w:r>
-        <w:rPr>
-          <w:rStyle w:val="CdigoHTML"/>
-        </w:rPr>
-        <w:t>FALLO</w:t>
-      </w:r>
-      <w:r>
-        <w:rPr>
-          <w:rFonts w:ascii="Calibri" w:hAnsi="Calibri" w:cs="Calibri"/>
-          <w:sz w:val="22"/>
-          <w:szCs w:val="22"/>
-        </w:rPr>
-        <w:t xml:space="preserve"> en Puebla, recuperando exitosamente 410 registros, reduciendo de esa forma los fallos definitivos de la corrida a solo 10 CURPs e incrementando la tasa de éxito final ajustada de Puebla a </w:t>
-      </w:r>
-      <w:r>
-        <w:rPr>
-          <w:rStyle w:val="Fuerte"/>
-          <w:rFonts w:ascii="Calibri" w:hAnsi="Calibri" w:cs="Calibri"/>
-          <w:sz w:val="22"/>
-          <w:szCs w:val="22"/>
-        </w:rPr>
-        <w:t>99.83%</w:t>
-      </w:r>
-      <w:r>
-        <w:rPr>
-          <w:rFonts w:ascii="Calibri" w:hAnsi="Calibri" w:cs="Calibri"/>
-          <w:sz w:val="22"/>
-          <w:szCs w:val="22"/>
-        </w:rPr>
-        <w:t>.</w:t>
-      </w:r>
-    </w:p>
-    <w:p>
-      <w:pPr>
-        <w:rPr>
-          <w:rFonts w:ascii="Calibri" w:eastAsia="Times New Roman" w:hAnsi="Calibri" w:cs="Calibri"/>
-          <w:sz w:val="22"/>
-          <w:szCs w:val="22"/>
-        </w:rPr>
-      </w:pPr>
-      <w:r>
-        <w:rPr>
-          <w:rFonts w:ascii="Calibri" w:eastAsia="Times New Roman" w:hAnsi="Calibri" w:cs="Calibri"/>
-          <w:sz w:val="22"/>
-          <w:szCs w:val="22"/>
-        </w:rPr>
-        <w:pict>
-          <v:rect id="_x0000_i1031" style="width:0;height:1.5pt" o:hralign="center" o:hrstd="t" o:hr="t" fillcolor="#a0a0a0" stroked="f"/>
-        </w:pict>
-      </w:r>
-    </w:p>
-    <w:p>
-      <w:pPr>
-        <w:pStyle w:val="Ttulo3"/>
-        <w:rPr>
-          <w:rFonts w:ascii="Calibri" w:eastAsia="Times New Roman" w:hAnsi="Calibri" w:cs="Calibri"/>
-        </w:rPr>
-      </w:pPr>
-      <w:r>
-        <w:rPr>
-          <w:rFonts w:ascii="Calibri" w:eastAsia="Times New Roman" w:hAnsi="Calibri" w:cs="Calibri"/>
-        </w:rPr>
-        <w:t xml:space="preserve">5.6 Avance sobre etapa posterior a </w:t>
-      </w:r>
-      <w:r>
-        <w:rPr>
-          <w:rStyle w:val="CdigoHTML"/>
-        </w:rPr>
-        <w:t>sin-carta</w:t>
-      </w:r>
-    </w:p>
-    <w:p>
-      <w:pPr>
-        <w:pStyle w:val="NormalWeb"/>
-        <w:rPr>
-          <w:rFonts w:ascii="Calibri" w:hAnsi="Calibri" w:cs="Calibri"/>
-          <w:sz w:val="22"/>
-          <w:szCs w:val="22"/>
-        </w:rPr>
-      </w:pPr>
-      <w:r>
-        <w:rPr>
-          <w:rFonts w:ascii="Calibri" w:hAnsi="Calibri" w:cs="Calibri"/>
-          <w:sz w:val="22"/>
-          <w:szCs w:val="22"/>
-        </w:rPr>
-        <w:t>En mayo se ejecutó con éxito el diseño y prueba piloto del motor de plantillas de cartas de notificació</w:t>
-      </w:r>
-      <w:r>
-        <w:rPr>
-          <w:rFonts w:ascii="Calibri" w:hAnsi="Calibri" w:cs="Calibri"/>
-          <w:sz w:val="22"/>
-          <w:szCs w:val="22"/>
-        </w:rPr>
-        <w:t>n en formato Word, un hito que supera la limitación teórica identificada en abril:</w:t>
+        <w:pStyle w:val="Ttulo2"/>
+        <w:rPr>
+          <w:rFonts w:ascii="Calibri" w:eastAsia="Times New Roman" w:hAnsi="Calibri" w:cs="Calibri"/>
+        </w:rPr>
+      </w:pPr>
+      <w:r>
+        <w:rPr>
+          <w:rFonts w:ascii="Calibri" w:eastAsia="Times New Roman" w:hAnsi="Calibri" w:cs="Calibri"/>
+        </w:rPr>
+        <w:t>6. Próximos Pasos rumbo a Junio de 2026</w:t>
       </w:r>
     </w:p>
     <w:p>
       <w:pPr>
         <w:numPr>
           <w:ilvl w:val="0"/>
-          <w:numId w:val="2"/>
+          <w:numId w:val="5"/>
         </w:numPr>
         <w:spacing w:before="100" w:beforeAutospacing="1" w:after="100" w:afterAutospacing="1"/>
         <w:rPr>
@@ -3051,42 +2630,14 @@
           <w:sz w:val="22"/>
           <w:szCs w:val="22"/>
         </w:rPr>
-        <w:t xml:space="preserve">Se desarrolló el script de automatización compatible con Python que toma como entrada los metadatos y PDFs acumulados en la carpeta </w:t>
-      </w:r>
-      <w:r>
-        <w:rPr>
-          <w:rStyle w:val="CdigoHTML"/>
-        </w:rPr>
-        <w:t>sin-carta/</w:t>
-      </w:r>
-      <w:r>
-        <w:rPr>
-          <w:rFonts w:ascii="Calibri" w:eastAsia="Times New Roman" w:hAnsi="Calibri" w:cs="Calibri"/>
-          <w:sz w:val="22"/>
-          <w:szCs w:val="22"/>
-        </w:rPr>
-        <w:t xml:space="preserve"> y genera las cartas fusionadas definitivas en </w:t>
-      </w:r>
-      <w:r>
-        <w:rPr>
-          <w:rStyle w:val="CdigoHTML"/>
-        </w:rPr>
-        <w:t>cartas-generadas/</w:t>
-      </w:r>
-      <w:r>
-        <w:rPr>
-          <w:rFonts w:ascii="Calibri" w:eastAsia="Times New Roman" w:hAnsi="Calibri" w:cs="Calibri"/>
-          <w:sz w:val="22"/>
-          <w:szCs w:val="22"/>
-        </w:rPr>
-        <w:t>.</w:t>
+        <w:t>Desplegar los hooks de seguridad de repositorios pre-commit tras el incidente de datos reportado (ver Reporte de Alertamiento).</w:t>
       </w:r>
     </w:p>
     <w:p>
       <w:pPr>
         <w:numPr>
           <w:ilvl w:val="0"/>
-          <w:numId w:val="2"/>
+          <w:numId w:val="5"/>
         </w:numPr>
         <w:spacing w:before="100" w:beforeAutospacing="1" w:after="100" w:afterAutospacing="1"/>
         <w:rPr>
@@ -3101,47 +2652,14 @@
           <w:sz w:val="22"/>
           <w:szCs w:val="22"/>
         </w:rPr>
-        <w:t>Este script elimina la dependencia del procesamiento offline manual, garantizando la continuidad e integración directa del flujo post-carga para el inicio del trimestre de junio.</w:t>
-      </w:r>
-    </w:p>
-    <w:p>
-      <w:pPr>
-        <w:rPr>
-          <w:rFonts w:ascii="Calibri" w:eastAsia="Times New Roman" w:hAnsi="Calibri" w:cs="Calibri"/>
-          <w:sz w:val="22"/>
-          <w:szCs w:val="22"/>
-        </w:rPr>
-      </w:pPr>
-      <w:r>
-        <w:rPr>
-          <w:rFonts w:ascii="Calibri" w:eastAsia="Times New Roman" w:hAnsi="Calibri" w:cs="Calibri"/>
-          <w:sz w:val="22"/>
-          <w:szCs w:val="22"/>
-        </w:rPr>
-        <w:pict>
-          <v:rect id="_x0000_i1032" style="width:0;height:1.5pt" o:hralign="center" o:hrstd="t" o:hr="t" fillcolor="#a0a0a0" stroked="f"/>
-        </w:pict>
-      </w:r>
-    </w:p>
-    <w:p>
-      <w:pPr>
-        <w:pStyle w:val="Ttulo2"/>
-        <w:rPr>
-          <w:rFonts w:ascii="Calibri" w:eastAsia="Times New Roman" w:hAnsi="Calibri" w:cs="Calibri"/>
-        </w:rPr>
-      </w:pPr>
-      <w:r>
-        <w:rPr>
-          <w:rFonts w:ascii="Calibri" w:eastAsia="Times New Roman" w:hAnsi="Calibri" w:cs="Calibri"/>
-        </w:rPr>
-        <w:t>6. Riesgos y Dependencias para Mayo</w:t>
+        <w:t>Consolidar las bitácoras acumuladas de los lotes de mayo para el corte trimestral del 30 de junio.</w:t>
       </w:r>
     </w:p>
     <w:p>
       <w:pPr>
         <w:numPr>
           <w:ilvl w:val="0"/>
-          <w:numId w:val="3"/>
+          <w:numId w:val="5"/>
         </w:numPr>
         <w:spacing w:before="100" w:beforeAutospacing="1" w:after="100" w:afterAutospacing="1"/>
         <w:rPr>
@@ -3152,232 +2670,25 @@
       </w:pPr>
       <w:r>
         <w:rPr>
-          <w:rStyle w:val="Fuerte"/>
-          <w:rFonts w:ascii="Calibri" w:eastAsia="Times New Roman" w:hAnsi="Calibri" w:cs="Calibri"/>
-          <w:sz w:val="22"/>
-          <w:szCs w:val="22"/>
-        </w:rPr>
-        <w:t>Saturación IP Volumétrica:</w:t>
-      </w:r>
-      <w:r>
-        <w:rPr>
-          <w:rFonts w:ascii="Calibri" w:eastAsia="Times New Roman" w:hAnsi="Calibri" w:cs="Calibri"/>
-          <w:sz w:val="22"/>
-          <w:szCs w:val="22"/>
-        </w:rPr>
-        <w:t xml:space="preserve"> Dependencia severa de la disponibilidad y tolerancia a la alta concurrencia de la API externa del IMSS. Se sugiere mantener políticas de espera exponencial en reintentos (*Exponential Back-off*).</w:t>
-      </w:r>
-    </w:p>
-    <w:p>
-      <w:pPr>
-        <w:numPr>
-          <w:ilvl w:val="0"/>
-          <w:numId w:val="3"/>
-        </w:numPr>
-        <w:spacing w:before="100" w:beforeAutospacing="1" w:after="100" w:afterAutospacing="1"/>
-        <w:rPr>
-          <w:rFonts w:ascii="Calibri" w:eastAsia="Times New Roman" w:hAnsi="Calibri" w:cs="Calibri"/>
-          <w:sz w:val="22"/>
-          <w:szCs w:val="22"/>
-        </w:rPr>
-      </w:pPr>
-      <w:r>
-        <w:rPr>
-          <w:rStyle w:val="Fuerte"/>
-          <w:rFonts w:ascii="Calibri" w:eastAsia="Times New Roman" w:hAnsi="Calibri" w:cs="Calibri"/>
-          <w:sz w:val="22"/>
-          <w:szCs w:val="22"/>
-        </w:rPr>
-        <w:t>Estabilidad de DEV:</w:t>
-      </w:r>
-      <w:r>
-        <w:rPr>
-          <w:rFonts w:ascii="Calibri" w:eastAsia="Times New Roman" w:hAnsi="Calibri" w:cs="Calibri"/>
-          <w:sz w:val="22"/>
-          <w:szCs w:val="22"/>
-        </w:rPr>
-        <w:t xml:space="preserve"> Riesgo de inconsistencias si se ejecutan corridas simultáneas por múltiples agentes sin un control estricto de lote único.</w:t>
-      </w:r>
-    </w:p>
-    <w:p>
-      <w:pPr>
-        <w:numPr>
-          <w:ilvl w:val="0"/>
-          <w:numId w:val="3"/>
-        </w:numPr>
-        <w:spacing w:before="100" w:beforeAutospacing="1" w:after="100" w:afterAutospacing="1"/>
-        <w:rPr>
-          <w:rFonts w:ascii="Calibri" w:eastAsia="Times New Roman" w:hAnsi="Calibri" w:cs="Calibri"/>
-          <w:sz w:val="22"/>
-          <w:szCs w:val="22"/>
-        </w:rPr>
-      </w:pPr>
-      <w:r>
-        <w:rPr>
-          <w:rStyle w:val="Fuerte"/>
-          <w:rFonts w:ascii="Calibri" w:eastAsia="Times New Roman" w:hAnsi="Calibri" w:cs="Calibri"/>
-          <w:sz w:val="22"/>
-          <w:szCs w:val="22"/>
-        </w:rPr>
-        <w:t>Acoplamiento Contractual:</w:t>
-      </w:r>
-      <w:r>
-        <w:rPr>
-          <w:rFonts w:ascii="Calibri" w:eastAsia="Times New Roman" w:hAnsi="Calibri" w:cs="Calibri"/>
-          <w:sz w:val="22"/>
-          <w:szCs w:val="22"/>
-        </w:rPr>
-        <w:t xml:space="preserve"> El riesgo latente de que la etapa de cartas no unifique especificaciones de negocio oportunas con los usuarios corporativos finales de las áreas de TI previas a la entrega trimestral.</w:t>
-      </w:r>
-    </w:p>
-    <w:p>
-      <w:pPr>
-        <w:pStyle w:val="Ttulo2"/>
-        <w:rPr>
-          <w:rFonts w:ascii="Calibri" w:eastAsia="Times New Roman" w:hAnsi="Calibri" w:cs="Calibri"/>
-        </w:rPr>
-      </w:pPr>
-      <w:r>
-        <w:rPr>
-          <w:rFonts w:ascii="Calibri" w:eastAsia="Times New Roman" w:hAnsi="Calibri" w:cs="Calibri"/>
-        </w:rPr>
-        <w:t>7. Próximos Pasos rumbo a Junio de 2026</w:t>
-      </w:r>
-    </w:p>
-    <w:p>
-      <w:pPr>
-        <w:numPr>
-          <w:ilvl w:val="0"/>
-          <w:numId w:val="4"/>
-        </w:numPr>
-        <w:spacing w:before="100" w:beforeAutospacing="1" w:after="100" w:afterAutospacing="1"/>
-        <w:rPr>
-          <w:rFonts w:ascii="Calibri" w:eastAsia="Times New Roman" w:hAnsi="Calibri" w:cs="Calibri"/>
-          <w:sz w:val="22"/>
-          <w:szCs w:val="22"/>
-        </w:rPr>
-      </w:pPr>
-      <w:r>
-        <w:rPr>
-          <w:rFonts w:ascii="Calibri" w:eastAsia="Times New Roman" w:hAnsi="Calibri" w:cs="Calibri"/>
-          <w:sz w:val="22"/>
-          <w:szCs w:val="22"/>
-        </w:rPr>
-        <w:t>Consolidar las bitácoras acumuladas de los tres lotes de mayo para el corte trimestral del 30 de junio.</w:t>
-      </w:r>
-    </w:p>
-    <w:p>
-      <w:pPr>
-        <w:numPr>
-          <w:ilvl w:val="0"/>
-          <w:numId w:val="4"/>
-        </w:numPr>
-        <w:spacing w:before="100" w:beforeAutospacing="1" w:after="100" w:afterAutospacing="1"/>
-        <w:rPr>
-          <w:rFonts w:ascii="Calibri" w:eastAsia="Times New Roman" w:hAnsi="Calibri" w:cs="Calibri"/>
-          <w:sz w:val="22"/>
-          <w:szCs w:val="22"/>
-        </w:rPr>
-      </w:pPr>
-      <w:r>
-        <w:rPr>
-          <w:rFonts w:ascii="Calibri" w:eastAsia="Times New Roman" w:hAnsi="Calibri" w:cs="Calibri"/>
-          <w:sz w:val="22"/>
-          <w:szCs w:val="22"/>
-        </w:rPr>
-        <w:t>Ejecutar el despliegue del script de fusión de cartas a escala de producción.</w:t>
-      </w:r>
-    </w:p>
-    <w:p>
-      <w:pPr>
-        <w:numPr>
-          <w:ilvl w:val="0"/>
-          <w:numId w:val="4"/>
-        </w:numPr>
-        <w:spacing w:before="100" w:beforeAutospacing="1" w:after="100" w:afterAutospacing="1"/>
-        <w:rPr>
-          <w:rFonts w:ascii="Calibri" w:eastAsia="Times New Roman" w:hAnsi="Calibri" w:cs="Calibri"/>
-          <w:sz w:val="22"/>
-          <w:szCs w:val="22"/>
-        </w:rPr>
-      </w:pPr>
-      <w:r>
-        <w:rPr>
-          <w:rFonts w:ascii="Calibri" w:eastAsia="Times New Roman" w:hAnsi="Calibri" w:cs="Calibri"/>
-          <w:sz w:val="22"/>
-          <w:szCs w:val="22"/>
-        </w:rPr>
-        <w:t xml:space="preserve">Automatizar la calibración del parámetro </w:t>
+          <w:rFonts w:ascii="Calibri" w:eastAsia="Times New Roman" w:hAnsi="Calibri" w:cs="Calibri"/>
+          <w:sz w:val="22"/>
+          <w:szCs w:val="22"/>
+        </w:rPr>
+        <w:t xml:space="preserve">Ejecutar el despliegue del script de fusión de cartas a escala de producción desde la carpeta </w:t>
       </w:r>
       <w:r>
         <w:rPr>
           <w:rStyle w:val="CdigoHTML"/>
         </w:rPr>
-        <w:t>WORKERS</w:t>
-      </w:r>
-      <w:r>
-        <w:rPr>
-          <w:rFonts w:ascii="Calibri" w:eastAsia="Times New Roman" w:hAnsi="Calibri" w:cs="Calibri"/>
-          <w:sz w:val="22"/>
-          <w:szCs w:val="22"/>
-        </w:rPr>
-        <w:t xml:space="preserve"> para ajustarse dinámicamente según la latencia de red devuelta por la API IMSS.</w:t>
-      </w:r>
-    </w:p>
-    <w:p>
-      <w:pPr>
-        <w:rPr>
-          <w:rFonts w:ascii="Calibri" w:eastAsia="Times New Roman" w:hAnsi="Calibri" w:cs="Calibri"/>
-          <w:sz w:val="22"/>
-          <w:szCs w:val="22"/>
-        </w:rPr>
-      </w:pPr>
-      <w:r>
-        <w:rPr>
-          <w:rFonts w:ascii="Calibri" w:eastAsia="Times New Roman" w:hAnsi="Calibri" w:cs="Calibri"/>
-          <w:sz w:val="22"/>
-          <w:szCs w:val="22"/>
-        </w:rPr>
-        <w:pict>
-          <v:rect id="_x0000_i1033" style="width:0;height:1.5pt" o:hralign="center" o:hrstd="t" o:hr="t" fillcolor="#a0a0a0" stroked="f"/>
-        </w:pict>
-      </w:r>
-    </w:p>
-    <w:p>
-      <w:pPr>
-        <w:pStyle w:val="NormalWeb"/>
-        <w:rPr>
-          <w:rFonts w:ascii="Calibri" w:hAnsi="Calibri" w:cs="Calibri"/>
-          <w:sz w:val="22"/>
-          <w:szCs w:val="22"/>
-        </w:rPr>
-      </w:pPr>
-      <w:r>
-        <w:rPr>
-          <w:rStyle w:val="Fuerte"/>
-          <w:rFonts w:ascii="Calibri" w:hAnsi="Calibri" w:cs="Calibri"/>
-          <w:sz w:val="22"/>
-          <w:szCs w:val="22"/>
-        </w:rPr>
-        <w:t>Comentarios adicionales:</w:t>
-      </w:r>
-    </w:p>
-    <w:p>
-      <w:pPr>
-        <w:pStyle w:val="NormalWeb"/>
-        <w:rPr>
-          <w:rFonts w:ascii="Calibri" w:hAnsi="Calibri" w:cs="Calibri"/>
-          <w:sz w:val="22"/>
-          <w:szCs w:val="22"/>
-        </w:rPr>
-      </w:pPr>
-      <w:r>
-        <w:rPr>
-          <w:rFonts w:ascii="Calibri" w:hAnsi="Calibri" w:cs="Calibri"/>
-          <w:sz w:val="22"/>
-          <w:szCs w:val="22"/>
-        </w:rPr>
-        <w:t>Este entregable operativo de mayo consolida la evidencia tangible exigida por el contrato, logrando la trazabilidad absoluta de 14,500 transacciones y eliminando los supuestos teóricos planteados en la fase de análisis de abril.</w:t>
+        <w:t>sin-carta/</w:t>
+      </w:r>
+      <w:r>
+        <w:rPr>
+          <w:rFonts w:ascii="Calibri" w:eastAsia="Times New Roman" w:hAnsi="Calibri" w:cs="Calibri"/>
+          <w:sz w:val="22"/>
+          <w:szCs w:val="22"/>
+        </w:rPr>
+        <w:t>.</w:t>
       </w:r>
     </w:p>
     <w:sectPr>
@@ -3393,9 +2704,9 @@
 <file path=word/numbering.xml><?xml version="1.0" encoding="utf-8"?>
 <w:numbering xmlns:wpc="http://schemas.microsoft.com/office/word/2010/wordprocessingCanvas" xmlns:cx="http://schemas.microsoft.com/office/drawing/2014/chartex" xmlns:cx1="http://schemas.microsoft.com/office/drawing/2015/9/8/chartex" xmlns:cx2="http://schemas.microsoft.com/office/drawing/2015/10/21/chartex" xmlns:cx3="http://schemas.microsoft.com/office/drawing/2016/5/9/chartex" xmlns:cx4="http://schemas.microsoft.com/office/drawing/2016/5/10/chartex" xmlns:cx5="http://schemas.microsoft.com/office/drawing/2016/5/11/chartex" xmlns:cx6="http://schemas.microsoft.com/office/drawing/2016/5/12/chartex" xmlns:cx7="http://schemas.microsoft.com/office/drawing/2016/5/13/chartex" xmlns:cx8="http://schemas.microsoft.com/office/drawing/2016/5/14/chartex" xmlns:mc="http://schemas.openxmlformats.org/markup-compatibility/2006" xmlns:aink="http://schemas.microsoft.com/office/drawing/2016/ink" xmlns:am3d="http://schemas.microsoft.com/office/drawing/2017/model3d" xmlns:o="urn:schemas-microsoft-com:office:office" xmlns:oel="http://schemas.microsoft.com/office/2019/extlst" xmlns:r="http://schemas.openxmlformats.org/officeDocument/2006/relationships" xmlns:m="http://schemas.openxmlformats.org/officeDocument/2006/math" xmlns:v="urn:schemas-microsoft-com:vml" xmlns:wp14="http://schemas.microsoft.com/office/word/2010/wordprocessingDrawing" xmlns:wp="http://schemas.openxmlformats.org/drawingml/2006/wordprocessingDrawing" xmlns:w10="urn:schemas-microsoft-com:office:word" xmlns:w="http://schemas.openxmlformats.org/wordprocessingml/2006/main" xmlns:w14="http://schemas.microsoft.com/office/word/2010/wordml" xmlns:w15="http://schemas.microsoft.com/office/word/2012/wordml" xmlns:w16cex="http://schemas.microsoft.com/office/word/2018/wordml/cex" xmlns:w16cid="http://schemas.microsoft.com/office/word/2016/wordml/cid" xmlns:w16="http://schemas.microsoft.com/office/word/2018/wordml" xmlns:w16du="http://schemas.microsoft.com/office/word/2023/wordml/word16du" xmlns:w16sdtdh="http://schemas.microsoft.com/office/word/2020/wordml/sdtdatahash" xmlns:w16sdtfl="http://schemas.microsoft.com/office/word/2024/wordml/sdtformatlock" xmlns:w16se="http://schemas.microsoft.com/office/word/2015/wordml/symex" xmlns:wpg="http://schemas.microsoft.com/office/word/2010/wordprocessingGroup" xmlns:wpi="http://schemas.microsoft.com/office/word/2010/wordprocessingInk" xmlns:wne="http://schemas.microsoft.com/office/word/2006/wordml" xmlns:wps="http://schemas.microsoft.com/office/word/2010/wordprocessingShape" mc:Ignorable="w14 w15 w16se w16cid w16 w16cex w16sdtdh w16sdtfl w16du wp14">
   <w:abstractNum w:abstractNumId="0" w15:restartNumberingAfterBreak="0">
-    <w:nsid w:val="024135F9"/>
+    <w:nsid w:val="0889320C"/>
     <w:multiLevelType w:val="multilevel"/>
-    <w:tmpl w:val="E80C9F1E"/>
+    <w:tmpl w:val="77F8E816"/>
     <w:lvl w:ilvl="0">
       <w:start w:val="1"/>
       <w:numFmt w:val="bullet"/>
@@ -3542,9 +2853,9 @@
     </w:lvl>
   </w:abstractNum>
   <w:abstractNum w:abstractNumId="1" w15:restartNumberingAfterBreak="0">
-    <w:nsid w:val="3CAE23A2"/>
+    <w:nsid w:val="0E9B7C7D"/>
     <w:multiLevelType w:val="multilevel"/>
-    <w:tmpl w:val="77E29C1A"/>
+    <w:tmpl w:val="9CACDE5A"/>
     <w:lvl w:ilvl="0">
       <w:start w:val="1"/>
       <w:numFmt w:val="bullet"/>
@@ -3691,9 +3002,9 @@
     </w:lvl>
   </w:abstractNum>
   <w:abstractNum w:abstractNumId="2" w15:restartNumberingAfterBreak="0">
-    <w:nsid w:val="4C2029A2"/>
+    <w:nsid w:val="2D9865ED"/>
     <w:multiLevelType w:val="multilevel"/>
-    <w:tmpl w:val="D6F2A0D2"/>
+    <w:tmpl w:val="12361F2C"/>
     <w:lvl w:ilvl="0">
       <w:start w:val="1"/>
       <w:numFmt w:val="bullet"/>
@@ -3840,9 +3151,9 @@
     </w:lvl>
   </w:abstractNum>
   <w:abstractNum w:abstractNumId="3" w15:restartNumberingAfterBreak="0">
-    <w:nsid w:val="758F38E7"/>
+    <w:nsid w:val="2E69348D"/>
     <w:multiLevelType w:val="multilevel"/>
-    <w:tmpl w:val="8E3E8BAA"/>
+    <w:tmpl w:val="A35A48B8"/>
     <w:lvl w:ilvl="0">
       <w:start w:val="1"/>
       <w:numFmt w:val="bullet"/>
@@ -3988,16 +3299,168 @@
       </w:rPr>
     </w:lvl>
   </w:abstractNum>
-  <w:num w:numId="1" w16cid:durableId="1472674876">
+  <w:abstractNum w:abstractNumId="4" w15:restartNumberingAfterBreak="0">
+    <w:nsid w:val="3A69149F"/>
+    <w:multiLevelType w:val="multilevel"/>
+    <w:tmpl w:val="8774D9DA"/>
+    <w:lvl w:ilvl="0">
+      <w:start w:val="1"/>
+      <w:numFmt w:val="bullet"/>
+      <w:lvlText w:val=""/>
+      <w:lvlJc w:val="left"/>
+      <w:pPr>
+        <w:tabs>
+          <w:tab w:val="num" w:pos="720"/>
+        </w:tabs>
+        <w:ind w:left="720" w:hanging="360"/>
+      </w:pPr>
+      <w:rPr>
+        <w:rFonts w:ascii="Symbol" w:hAnsi="Symbol" w:hint="default"/>
+        <w:sz w:val="20"/>
+      </w:rPr>
+    </w:lvl>
+    <w:lvl w:ilvl="1" w:tentative="1">
+      <w:start w:val="1"/>
+      <w:numFmt w:val="bullet"/>
+      <w:lvlText w:val="o"/>
+      <w:lvlJc w:val="left"/>
+      <w:pPr>
+        <w:tabs>
+          <w:tab w:val="num" w:pos="1440"/>
+        </w:tabs>
+        <w:ind w:left="1440" w:hanging="360"/>
+      </w:pPr>
+      <w:rPr>
+        <w:rFonts w:ascii="Courier New" w:hAnsi="Courier New" w:hint="default"/>
+        <w:sz w:val="20"/>
+      </w:rPr>
+    </w:lvl>
+    <w:lvl w:ilvl="2" w:tentative="1">
+      <w:start w:val="1"/>
+      <w:numFmt w:val="bullet"/>
+      <w:lvlText w:val=""/>
+      <w:lvlJc w:val="left"/>
+      <w:pPr>
+        <w:tabs>
+          <w:tab w:val="num" w:pos="2160"/>
+        </w:tabs>
+        <w:ind w:left="2160" w:hanging="360"/>
+      </w:pPr>
+      <w:rPr>
+        <w:rFonts w:ascii="Wingdings" w:hAnsi="Wingdings" w:hint="default"/>
+        <w:sz w:val="20"/>
+      </w:rPr>
+    </w:lvl>
+    <w:lvl w:ilvl="3" w:tentative="1">
+      <w:start w:val="1"/>
+      <w:numFmt w:val="bullet"/>
+      <w:lvlText w:val=""/>
+      <w:lvlJc w:val="left"/>
+      <w:pPr>
+        <w:tabs>
+          <w:tab w:val="num" w:pos="2880"/>
+        </w:tabs>
+        <w:ind w:left="2880" w:hanging="360"/>
+      </w:pPr>
+      <w:rPr>
+        <w:rFonts w:ascii="Wingdings" w:hAnsi="Wingdings" w:hint="default"/>
+        <w:sz w:val="20"/>
+      </w:rPr>
+    </w:lvl>
+    <w:lvl w:ilvl="4" w:tentative="1">
+      <w:start w:val="1"/>
+      <w:numFmt w:val="bullet"/>
+      <w:lvlText w:val=""/>
+      <w:lvlJc w:val="left"/>
+      <w:pPr>
+        <w:tabs>
+          <w:tab w:val="num" w:pos="3600"/>
+        </w:tabs>
+        <w:ind w:left="3600" w:hanging="360"/>
+      </w:pPr>
+      <w:rPr>
+        <w:rFonts w:ascii="Wingdings" w:hAnsi="Wingdings" w:hint="default"/>
+        <w:sz w:val="20"/>
+      </w:rPr>
+    </w:lvl>
+    <w:lvl w:ilvl="5" w:tentative="1">
+      <w:start w:val="1"/>
+      <w:numFmt w:val="bullet"/>
+      <w:lvlText w:val=""/>
+      <w:lvlJc w:val="left"/>
+      <w:pPr>
+        <w:tabs>
+          <w:tab w:val="num" w:pos="4320"/>
+        </w:tabs>
+        <w:ind w:left="4320" w:hanging="360"/>
+      </w:pPr>
+      <w:rPr>
+        <w:rFonts w:ascii="Wingdings" w:hAnsi="Wingdings" w:hint="default"/>
+        <w:sz w:val="20"/>
+      </w:rPr>
+    </w:lvl>
+    <w:lvl w:ilvl="6" w:tentative="1">
+      <w:start w:val="1"/>
+      <w:numFmt w:val="bullet"/>
+      <w:lvlText w:val=""/>
+      <w:lvlJc w:val="left"/>
+      <w:pPr>
+        <w:tabs>
+          <w:tab w:val="num" w:pos="5040"/>
+        </w:tabs>
+        <w:ind w:left="5040" w:hanging="360"/>
+      </w:pPr>
+      <w:rPr>
+        <w:rFonts w:ascii="Wingdings" w:hAnsi="Wingdings" w:hint="default"/>
+        <w:sz w:val="20"/>
+      </w:rPr>
+    </w:lvl>
+    <w:lvl w:ilvl="7" w:tentative="1">
+      <w:start w:val="1"/>
+      <w:numFmt w:val="bullet"/>
+      <w:lvlText w:val=""/>
+      <w:lvlJc w:val="left"/>
+      <w:pPr>
+        <w:tabs>
+          <w:tab w:val="num" w:pos="5760"/>
+        </w:tabs>
+        <w:ind w:left="5760" w:hanging="360"/>
+      </w:pPr>
+      <w:rPr>
+        <w:rFonts w:ascii="Wingdings" w:hAnsi="Wingdings" w:hint="default"/>
+        <w:sz w:val="20"/>
+      </w:rPr>
+    </w:lvl>
+    <w:lvl w:ilvl="8" w:tentative="1">
+      <w:start w:val="1"/>
+      <w:numFmt w:val="bullet"/>
+      <w:lvlText w:val=""/>
+      <w:lvlJc w:val="left"/>
+      <w:pPr>
+        <w:tabs>
+          <w:tab w:val="num" w:pos="6480"/>
+        </w:tabs>
+        <w:ind w:left="6480" w:hanging="360"/>
+      </w:pPr>
+      <w:rPr>
+        <w:rFonts w:ascii="Wingdings" w:hAnsi="Wingdings" w:hint="default"/>
+        <w:sz w:val="20"/>
+      </w:rPr>
+    </w:lvl>
+  </w:abstractNum>
+  <w:num w:numId="1" w16cid:durableId="1634943218">
+    <w:abstractNumId w:val="1"/>
+  </w:num>
+  <w:num w:numId="2" w16cid:durableId="153761835">
+    <w:abstractNumId w:val="4"/>
+  </w:num>
+  <w:num w:numId="3" w16cid:durableId="600070487">
     <w:abstractNumId w:val="0"/>
   </w:num>
-  <w:num w:numId="2" w16cid:durableId="60564560">
-    <w:abstractNumId w:val="1"/>
-  </w:num>
-  <w:num w:numId="3" w16cid:durableId="138615979">
+  <w:num w:numId="4" w16cid:durableId="556940930">
     <w:abstractNumId w:val="2"/>
   </w:num>
-  <w:num w:numId="4" w16cid:durableId="1041052910">
+  <w:num w:numId="5" w16cid:durableId="317613500">
     <w:abstractNumId w:val="3"/>
   </w:num>
 </w:numbering>

--- a/04-Abril-Mayo/Entregables/2026-05/01-Reporte_Especificaciones_Vida_Saludable_2026-05.docx
+++ b/04-Abril-Mayo/Entregables/2026-05/01-Reporte_Especificaciones_Vida_Saludable_2026-05.docx
@@ -111,7 +111,7 @@
           <w:sz w:val="22"/>
           <w:szCs w:val="22"/>
         </w:rPr>
-        <w:pict w14:anchorId="582E61DE">
+        <w:pict w14:anchorId="13BA9CC1">
           <v:rect id="_x0000_i1025" style="width:0;height:1.5pt" o:hralign="center" o:hrstd="t" o:hr="t" fillcolor="#a0a0a0" stroked="f"/>
         </w:pict>
       </w:r>
@@ -145,7 +145,24 @@
           <w:sz w:val="22"/>
           <w:szCs w:val="22"/>
         </w:rPr>
-        <w:t>Documentar de forma exhaustiva, detallada e integral el avance correspondiente a mayo de 2026 sobre el proyecto Vida Saludable, priorizando la recopilación de evidencia operativa real en el entorno de desarrollo (DEV), las validaciones lógicas cruzadas de integridad, la definición formal de los layouts de importación y el seguimiento pormenorizado de las incidencias técnicas y procedimientos de reproceso controlados.</w:t>
+        <w:t xml:space="preserve">Documentar de forma exhaustiva, detallada e integral el avance correspondiente a mayo de 2026 sobre el proyecto Vida Saludable. Este mes se priorizó la evolución hacia la </w:t>
+      </w:r>
+      <w:r>
+        <w:rPr>
+          <w:rStyle w:val="Fuerte"/>
+          <w:rFonts w:ascii="Calibri" w:hAnsi="Calibri" w:cs="Calibri"/>
+          <w:sz w:val="22"/>
+          <w:szCs w:val="22"/>
+        </w:rPr>
+        <w:t>Fase 2</w:t>
+      </w:r>
+      <w:r>
+        <w:rPr>
+          <w:rFonts w:ascii="Calibri" w:hAnsi="Calibri" w:cs="Calibri"/>
+          <w:sz w:val="22"/>
+          <w:szCs w:val="22"/>
+        </w:rPr>
+        <w:t xml:space="preserve"> del sistema, recopilando evidencia operativa en el entorno de desarrollo (DEV), validando la nueva arquitectura tecnológica (GraphQL, FastAPI, Angular 18), formalizando los layouts de importación y documentando los hallazgos críticos de auditoría, seguridad y rendimiento obtenidos durante la migración y pruebas del orquestador técnico.</w:t>
       </w:r>
     </w:p>
     <w:p>
@@ -159,7 +176,7 @@
         <w:rPr>
           <w:rFonts w:ascii="Calibri" w:eastAsia="Times New Roman" w:hAnsi="Calibri" w:cs="Calibri"/>
         </w:rPr>
-        <w:t>2. Criterio de Separación por Mes</w:t>
+        <w:t>2. Alcance del Avance Mensual de Mayo (Transición a Fase 2)</w:t>
       </w:r>
     </w:p>
     <w:p>
@@ -177,7 +194,21 @@
           <w:sz w:val="22"/>
           <w:szCs w:val="22"/>
         </w:rPr>
-        <w:t>Este entregable se sitúa exclusivamente en el horizonte temporal de mayo de 2026. A diferencia del reporte de abril, el cual fungió como línea base de arquitectura teórica, este informe prescinde de repetir definiciones genéricas y se aboca íntegramente a registrar la validación de los modelos operativos definidos en la Fase 2, particularmente:</w:t>
+        <w:t xml:space="preserve">A diferencia del reporte de abril, que fungió como línea base funcional teórica, el trabajo de mayo se enfocó en registrar la validación operativa de los modelos definidos y en la modernización de la plataforma. Durante este mes, se analizó a profundidad el repositorio auxiliar </w:t>
+      </w:r>
+      <w:r>
+        <w:rPr>
+          <w:rStyle w:val="CdigoHTML"/>
+        </w:rPr>
+        <w:t>py-sep-descarga-vida-saludable</w:t>
+      </w:r>
+      <w:r>
+        <w:rPr>
+          <w:rFonts w:ascii="Calibri" w:hAnsi="Calibri" w:cs="Calibri"/>
+          <w:sz w:val="22"/>
+          <w:szCs w:val="22"/>
+        </w:rPr>
+        <w:t xml:space="preserve"> (específicamente la rama de la Fase 2), logrando los siguientes objetivos:</w:t>
       </w:r>
     </w:p>
     <w:p>
@@ -199,7 +230,41 @@
           <w:sz w:val="22"/>
           <w:szCs w:val="22"/>
         </w:rPr>
-        <w:t>La instrumentación de las especificaciones de layouts para Alumnos Evaluados, Alumnos sin Padecimientos y Alumnos Atendidos (IMSS/IMSS-Bienestar).</w:t>
+        <w:t xml:space="preserve">Migración hacia un stack moderno: Backend en </w:t>
+      </w:r>
+      <w:r>
+        <w:rPr>
+          <w:rStyle w:val="Fuerte"/>
+          <w:rFonts w:ascii="Calibri" w:eastAsia="Times New Roman" w:hAnsi="Calibri" w:cs="Calibri"/>
+          <w:sz w:val="22"/>
+          <w:szCs w:val="22"/>
+        </w:rPr>
+        <w:t>Python 3.14 con FastAPI y Strawberry GraphQL</w:t>
+      </w:r>
+      <w:r>
+        <w:rPr>
+          <w:rFonts w:ascii="Calibri" w:eastAsia="Times New Roman" w:hAnsi="Calibri" w:cs="Calibri"/>
+          <w:sz w:val="22"/>
+          <w:szCs w:val="22"/>
+        </w:rPr>
+        <w:t xml:space="preserve">, y Frontend en </w:t>
+      </w:r>
+      <w:r>
+        <w:rPr>
+          <w:rStyle w:val="Fuerte"/>
+          <w:rFonts w:ascii="Calibri" w:eastAsia="Times New Roman" w:hAnsi="Calibri" w:cs="Calibri"/>
+          <w:sz w:val="22"/>
+          <w:szCs w:val="22"/>
+        </w:rPr>
+        <w:t>Angular 18</w:t>
+      </w:r>
+      <w:r>
+        <w:rPr>
+          <w:rFonts w:ascii="Calibri" w:eastAsia="Times New Roman" w:hAnsi="Calibri" w:cs="Calibri"/>
+          <w:sz w:val="22"/>
+          <w:szCs w:val="22"/>
+        </w:rPr>
+        <w:t>.</w:t>
       </w:r>
     </w:p>
     <w:p>
@@ -221,7 +286,7 @@
           <w:sz w:val="22"/>
           <w:szCs w:val="22"/>
         </w:rPr>
-        <w:t>Las corridas y simulaciones operativas ejecutadas durante mayo.</w:t>
+        <w:t>Instrumentación operativa de las especificaciones de layouts para Alumnos Evaluados, Alumnos sin Padecimientos y Alumnos Atendidos (IMSS/IMSS-Bienestar).</w:t>
       </w:r>
     </w:p>
     <w:p>
@@ -243,7 +308,7 @@
           <w:sz w:val="22"/>
           <w:szCs w:val="22"/>
         </w:rPr>
-        <w:t>Indicadores numéricos reales medidos por el orquestador técnico.</w:t>
+        <w:t>Ejecución de simulaciones operativas y lotes de procesamiento real para medir capacidad de concurrencia.</w:t>
       </w:r>
     </w:p>
     <w:p>
@@ -265,29 +330,7 @@
           <w:sz w:val="22"/>
           <w:szCs w:val="22"/>
         </w:rPr>
-        <w:t>Trazas de incidentes específicas de red y base de datos con soluciones analíticas.</w:t>
-      </w:r>
-    </w:p>
-    <w:p>
-      <w:pPr>
-        <w:numPr>
-          <w:ilvl w:val="0"/>
-          <w:numId w:val="1"/>
-        </w:numPr>
-        <w:spacing w:before="100" w:beforeAutospacing="1" w:after="100" w:afterAutospacing="1"/>
-        <w:rPr>
-          <w:rFonts w:ascii="Calibri" w:eastAsia="Times New Roman" w:hAnsi="Calibri" w:cs="Calibri"/>
-          <w:sz w:val="22"/>
-          <w:szCs w:val="22"/>
-        </w:rPr>
-      </w:pPr>
-      <w:r>
-        <w:rPr>
-          <w:rFonts w:ascii="Calibri" w:eastAsia="Times New Roman" w:hAnsi="Calibri" w:cs="Calibri"/>
-          <w:sz w:val="22"/>
-          <w:szCs w:val="22"/>
-        </w:rPr>
-        <w:t>Automatizaciones diseñadas para la fase de generación de cartas post-descarga.</w:t>
+        <w:t>Ejecución de una auditoría técnica profunda que reveló vulnerabilidades críticas de seguridad (LGPDPPSO y cifrado) que fueron documentadas para su mitigación.</w:t>
       </w:r>
     </w:p>
     <w:p>
@@ -301,7 +344,7 @@
         <w:rPr>
           <w:rFonts w:ascii="Calibri" w:eastAsia="Times New Roman" w:hAnsi="Calibri" w:cs="Calibri"/>
         </w:rPr>
-        <w:t>3. Especificaciones y Layouts de Importación (Fase 2)</w:t>
+        <w:t>3. Descripción General de la Evolución Tecnológica (Fase 2)</w:t>
       </w:r>
     </w:p>
     <w:p>
@@ -319,65 +362,7 @@
           <w:sz w:val="22"/>
           <w:szCs w:val="22"/>
         </w:rPr>
-        <w:t>Durante el mes de mayo se lograron hitos fundamentales en la estandarización de los insumos de datos mediante la definición del documento *04-DEFINICION-LAYOUTS.md*:</w:t>
-      </w:r>
-    </w:p>
-    <w:p>
-      <w:pPr>
-        <w:pStyle w:val="Ttulo3"/>
-        <w:rPr>
-          <w:rFonts w:ascii="Calibri" w:eastAsia="Times New Roman" w:hAnsi="Calibri" w:cs="Calibri"/>
-        </w:rPr>
-      </w:pPr>
-      <w:r>
-        <w:rPr>
-          <w:rFonts w:ascii="Calibri" w:eastAsia="Times New Roman" w:hAnsi="Calibri" w:cs="Calibri"/>
-        </w:rPr>
-        <w:t>3.1 Layout de Alumnos Evaluados (</w:t>
-      </w:r>
-      <w:r>
-        <w:rPr>
-          <w:rStyle w:val="CdigoHTML"/>
-        </w:rPr>
-        <w:t>LayMenorEvaluado</w:t>
-      </w:r>
-      <w:r>
-        <w:rPr>
-          <w:rFonts w:ascii="Calibri" w:eastAsia="Times New Roman" w:hAnsi="Calibri" w:cs="Calibri"/>
-        </w:rPr>
-        <w:t>)</w:t>
-      </w:r>
-    </w:p>
-    <w:p>
-      <w:pPr>
-        <w:pStyle w:val="NormalWeb"/>
-        <w:rPr>
-          <w:rFonts w:ascii="Calibri" w:hAnsi="Calibri" w:cs="Calibri"/>
-          <w:sz w:val="22"/>
-          <w:szCs w:val="22"/>
-        </w:rPr>
-      </w:pPr>
-      <w:r>
-        <w:rPr>
-          <w:rFonts w:ascii="Calibri" w:hAnsi="Calibri" w:cs="Calibri"/>
-          <w:sz w:val="22"/>
-          <w:szCs w:val="22"/>
-        </w:rPr>
-        <w:t xml:space="preserve">Este archivo contiene los datos de los alumnos evaluados en el programa "Vida Saludable" y corresponde a la tabla </w:t>
-      </w:r>
-      <w:r>
-        <w:rPr>
-          <w:rStyle w:val="CdigoHTML"/>
-        </w:rPr>
-        <w:t>menor_evaluado</w:t>
-      </w:r>
-      <w:r>
-        <w:rPr>
-          <w:rFonts w:ascii="Calibri" w:hAnsi="Calibri" w:cs="Calibri"/>
-          <w:sz w:val="22"/>
-          <w:szCs w:val="22"/>
-        </w:rPr>
-        <w:t xml:space="preserve">. </w:t>
+        <w:t>El sistema orquestador original ha sido rediseñado para soportar mayor escalabilidad, observabilidad y cumplimiento normativo. La arquitectura de Fase 2 incorpora:</w:t>
       </w:r>
     </w:p>
     <w:p>
@@ -401,15 +386,15 @@
           <w:szCs w:val="22"/>
         </w:rPr>
         <w:lastRenderedPageBreak/>
-        <w:t>Validaciones Críticas:</w:t>
-      </w:r>
-      <w:r>
-        <w:rPr>
-          <w:rFonts w:ascii="Calibri" w:eastAsia="Times New Roman" w:hAnsi="Calibri" w:cs="Calibri"/>
-          <w:sz w:val="22"/>
-          <w:szCs w:val="22"/>
-        </w:rPr>
-        <w:t xml:space="preserve"> Requiere una CURP única con 18 caracteres, CCT oficial de 10 caracteres alineado al catálogo SEP y validación de correo electrónico.</w:t>
+        <w:t>Backend GraphQL:</w:t>
+      </w:r>
+      <w:r>
+        <w:rPr>
+          <w:rFonts w:ascii="Calibri" w:eastAsia="Times New Roman" w:hAnsi="Calibri" w:cs="Calibri"/>
+          <w:sz w:val="22"/>
+          <w:szCs w:val="22"/>
+        </w:rPr>
+        <w:t xml:space="preserve"> Provee una API unificada con autenticación JWT para gestionar lotes, descargas y estadísticas.</w:t>
       </w:r>
     </w:p>
     <w:p>
@@ -432,71 +417,22 @@
           <w:sz w:val="22"/>
           <w:szCs w:val="22"/>
         </w:rPr>
-        <w:t>Riesgos Mitigados:</w:t>
-      </w:r>
-      <w:r>
-        <w:rPr>
-          <w:rFonts w:ascii="Calibri" w:eastAsia="Times New Roman" w:hAnsi="Calibri" w:cs="Calibri"/>
-          <w:sz w:val="22"/>
-          <w:szCs w:val="22"/>
-        </w:rPr>
-        <w:t xml:space="preserve"> Se implementaron reglas estrictas para evitar rechazos masivos garantizando coherencia con el ID del ciclo escolar y estatus de reporte.</w:t>
-      </w:r>
-    </w:p>
-    <w:p>
-      <w:pPr>
-        <w:pStyle w:val="Ttulo3"/>
-        <w:rPr>
-          <w:rFonts w:ascii="Calibri" w:eastAsia="Times New Roman" w:hAnsi="Calibri" w:cs="Calibri"/>
-        </w:rPr>
-      </w:pPr>
-      <w:r>
-        <w:rPr>
-          <w:rFonts w:ascii="Calibri" w:eastAsia="Times New Roman" w:hAnsi="Calibri" w:cs="Calibri"/>
-        </w:rPr>
-        <w:t>3.2 Layout de Alumnos sin Padecimientos</w:t>
-      </w:r>
-    </w:p>
-    <w:p>
-      <w:pPr>
-        <w:pStyle w:val="NormalWeb"/>
-        <w:rPr>
-          <w:rFonts w:ascii="Calibri" w:hAnsi="Calibri" w:cs="Calibri"/>
-          <w:sz w:val="22"/>
-          <w:szCs w:val="22"/>
-        </w:rPr>
-      </w:pPr>
-      <w:r>
-        <w:rPr>
-          <w:rFonts w:ascii="Calibri" w:hAnsi="Calibri" w:cs="Calibri"/>
-          <w:sz w:val="22"/>
-          <w:szCs w:val="22"/>
-        </w:rPr>
-        <w:t xml:space="preserve">Archivo crítico que lista alumnos que </w:t>
-      </w:r>
-      <w:r>
-        <w:rPr>
-          <w:rStyle w:val="Fuerte"/>
-          <w:rFonts w:ascii="Calibri" w:hAnsi="Calibri" w:cs="Calibri"/>
-          <w:sz w:val="22"/>
-          <w:szCs w:val="22"/>
-        </w:rPr>
-        <w:t>no recibirán carta de invitación</w:t>
-      </w:r>
-      <w:r>
-        <w:rPr>
-          <w:rFonts w:ascii="Calibri" w:hAnsi="Calibri" w:cs="Calibri"/>
-          <w:sz w:val="22"/>
-          <w:szCs w:val="22"/>
-        </w:rPr>
-        <w:t xml:space="preserve"> por no requerir atención médica.</w:t>
+        <w:t>Frontend SPA (Single Page Application):</w:t>
+      </w:r>
+      <w:r>
+        <w:rPr>
+          <w:rFonts w:ascii="Calibri" w:eastAsia="Times New Roman" w:hAnsi="Calibri" w:cs="Calibri"/>
+          <w:sz w:val="22"/>
+          <w:szCs w:val="22"/>
+        </w:rPr>
+        <w:t xml:space="preserve"> Construido en Angular 18 con Apollo Client, incluyendo tableros de control (Dashboards) para monitoreo en tiempo real.</w:t>
       </w:r>
     </w:p>
     <w:p>
       <w:pPr>
         <w:numPr>
           <w:ilvl w:val="0"/>
-          <w:numId w:val="3"/>
+          <w:numId w:val="2"/>
         </w:numPr>
         <w:spacing w:before="100" w:beforeAutospacing="1" w:after="100" w:afterAutospacing="1"/>
         <w:rPr>
@@ -512,39 +448,22 @@
           <w:sz w:val="22"/>
           <w:szCs w:val="22"/>
         </w:rPr>
-        <w:t>Evidencia Operativa:</w:t>
-      </w:r>
-      <w:r>
-        <w:rPr>
-          <w:rFonts w:ascii="Calibri" w:eastAsia="Times New Roman" w:hAnsi="Calibri" w:cs="Calibri"/>
-          <w:sz w:val="22"/>
-          <w:szCs w:val="22"/>
-        </w:rPr>
-        <w:t xml:space="preserve"> Se cargó un archivo real con </w:t>
-      </w:r>
-      <w:r>
-        <w:rPr>
-          <w:rStyle w:val="Fuerte"/>
-          <w:rFonts w:ascii="Calibri" w:eastAsia="Times New Roman" w:hAnsi="Calibri" w:cs="Calibri"/>
-          <w:sz w:val="22"/>
-          <w:szCs w:val="22"/>
-        </w:rPr>
-        <w:t>128,111 registros</w:t>
-      </w:r>
-      <w:r>
-        <w:rPr>
-          <w:rFonts w:ascii="Calibri" w:eastAsia="Times New Roman" w:hAnsi="Calibri" w:cs="Calibri"/>
-          <w:sz w:val="22"/>
-          <w:szCs w:val="22"/>
-        </w:rPr>
-        <w:t xml:space="preserve"> del Estado de México.</w:t>
+        <w:t>Gestión Avanzada de Lotes:</w:t>
+      </w:r>
+      <w:r>
+        <w:rPr>
+          <w:rFonts w:ascii="Calibri" w:eastAsia="Times New Roman" w:hAnsi="Calibri" w:cs="Calibri"/>
+          <w:sz w:val="22"/>
+          <w:szCs w:val="22"/>
+        </w:rPr>
+        <w:t xml:space="preserve"> Permite aislar ejecuciones por entidad federativa, facilitando el reprocesamiento granular de descargas fallidas.</w:t>
       </w:r>
     </w:p>
     <w:p>
       <w:pPr>
         <w:numPr>
           <w:ilvl w:val="0"/>
-          <w:numId w:val="3"/>
+          <w:numId w:val="2"/>
         </w:numPr>
         <w:spacing w:before="100" w:beforeAutospacing="1" w:after="100" w:afterAutospacing="1"/>
         <w:rPr>
@@ -560,15 +479,57 @@
           <w:sz w:val="22"/>
           <w:szCs w:val="22"/>
         </w:rPr>
-        <w:t>Hallazgos:</w:t>
-      </w:r>
-      <w:r>
-        <w:rPr>
-          <w:rFonts w:ascii="Calibri" w:eastAsia="Times New Roman" w:hAnsi="Calibri" w:cs="Calibri"/>
-          <w:sz w:val="22"/>
-          <w:szCs w:val="22"/>
-        </w:rPr>
-        <w:t xml:space="preserve"> Se validaron 127,069 registros exitosamente (99.19%). Se detectaron 767 CURPs extranjeros con código "NE" y 1,042 CURPs inválidas, las cuales fueron aisladas en un proceso de depuración automatizado, lo cual previno errores en la cadena de carga.</w:t>
+        <w:t>Auditoría Extendida:</w:t>
+      </w:r>
+      <w:r>
+        <w:rPr>
+          <w:rFonts w:ascii="Calibri" w:eastAsia="Times New Roman" w:hAnsi="Calibri" w:cs="Calibri"/>
+          <w:sz w:val="22"/>
+          <w:szCs w:val="22"/>
+        </w:rPr>
+        <w:t xml:space="preserve"> Ampliación del modelo de base de datos en PostgreSQL 14 (pg8000) para incluir tablas como </w:t>
+      </w:r>
+      <w:r>
+        <w:rPr>
+          <w:rStyle w:val="CdigoHTML"/>
+        </w:rPr>
+        <w:t>Lote</w:t>
+      </w:r>
+      <w:r>
+        <w:rPr>
+          <w:rFonts w:ascii="Calibri" w:eastAsia="Times New Roman" w:hAnsi="Calibri" w:cs="Calibri"/>
+          <w:sz w:val="22"/>
+          <w:szCs w:val="22"/>
+        </w:rPr>
+        <w:t xml:space="preserve">, </w:t>
+      </w:r>
+      <w:r>
+        <w:rPr>
+          <w:rStyle w:val="CdigoHTML"/>
+        </w:rPr>
+        <w:t>CurpProcesada</w:t>
+      </w:r>
+      <w:r>
+        <w:rPr>
+          <w:rFonts w:ascii="Calibri" w:eastAsia="Times New Roman" w:hAnsi="Calibri" w:cs="Calibri"/>
+          <w:sz w:val="22"/>
+          <w:szCs w:val="22"/>
+        </w:rPr>
+        <w:t xml:space="preserve"> y </w:t>
+      </w:r>
+      <w:r>
+        <w:rPr>
+          <w:rStyle w:val="CdigoHTML"/>
+        </w:rPr>
+        <w:t>BitacoraEvento</w:t>
+      </w:r>
+      <w:r>
+        <w:rPr>
+          <w:rFonts w:ascii="Calibri" w:eastAsia="Times New Roman" w:hAnsi="Calibri" w:cs="Calibri"/>
+          <w:sz w:val="22"/>
+          <w:szCs w:val="22"/>
+        </w:rPr>
+        <w:t xml:space="preserve"> para una trazabilidad exhaustiva.</w:t>
       </w:r>
     </w:p>
     <w:p>
@@ -582,459 +543,7 @@
         <w:rPr>
           <w:rFonts w:ascii="Calibri" w:eastAsia="Times New Roman" w:hAnsi="Calibri" w:cs="Calibri"/>
         </w:rPr>
-        <w:t>3.3 Layouts Clí</w:t>
-      </w:r>
-      <w:r>
-        <w:rPr>
-          <w:rFonts w:ascii="Calibri" w:eastAsia="Times New Roman" w:hAnsi="Calibri" w:cs="Calibri"/>
-        </w:rPr>
-        <w:t>nicos (IMSS / IMSS-Bienestar)</w:t>
-      </w:r>
-    </w:p>
-    <w:p>
-      <w:pPr>
-        <w:pStyle w:val="NormalWeb"/>
-        <w:rPr>
-          <w:rFonts w:ascii="Calibri" w:hAnsi="Calibri" w:cs="Calibri"/>
-          <w:sz w:val="22"/>
-          <w:szCs w:val="22"/>
-        </w:rPr>
-      </w:pPr>
-      <w:r>
-        <w:rPr>
-          <w:rFonts w:ascii="Calibri" w:hAnsi="Calibri" w:cs="Calibri"/>
-          <w:sz w:val="22"/>
-          <w:szCs w:val="22"/>
-        </w:rPr>
-        <w:t>Se definieron archivos paralelos para excluir de la carta a aquellos menores que ya recibieron la atención (</w:t>
-      </w:r>
-      <w:r>
-        <w:rPr>
-          <w:rStyle w:val="CdigoHTML"/>
-        </w:rPr>
-        <w:t>menor_diagnostico_consulta_umf</w:t>
-      </w:r>
-      <w:r>
-        <w:rPr>
-          <w:rFonts w:ascii="Calibri" w:hAnsi="Calibri" w:cs="Calibri"/>
-          <w:sz w:val="22"/>
-          <w:szCs w:val="22"/>
-        </w:rPr>
-        <w:t xml:space="preserve"> y </w:t>
-      </w:r>
-      <w:r>
-        <w:rPr>
-          <w:rStyle w:val="CdigoHTML"/>
-        </w:rPr>
-        <w:t>menor_diagnostico_consulta</w:t>
-      </w:r>
-      <w:r>
-        <w:rPr>
-          <w:rFonts w:ascii="Calibri" w:hAnsi="Calibri" w:cs="Calibri"/>
-          <w:sz w:val="22"/>
-          <w:szCs w:val="22"/>
-        </w:rPr>
-        <w:t xml:space="preserve">). </w:t>
-      </w:r>
-    </w:p>
-    <w:p>
-      <w:pPr>
-        <w:numPr>
-          <w:ilvl w:val="0"/>
-          <w:numId w:val="4"/>
-        </w:numPr>
-        <w:spacing w:before="100" w:beforeAutospacing="1" w:after="100" w:afterAutospacing="1"/>
-        <w:rPr>
-          <w:rFonts w:ascii="Calibri" w:eastAsia="Times New Roman" w:hAnsi="Calibri" w:cs="Calibri"/>
-          <w:sz w:val="22"/>
-          <w:szCs w:val="22"/>
-        </w:rPr>
-      </w:pPr>
-      <w:r>
-        <w:rPr>
-          <w:rStyle w:val="Fuerte"/>
-          <w:rFonts w:ascii="Calibri" w:eastAsia="Times New Roman" w:hAnsi="Calibri" w:cs="Calibri"/>
-          <w:sz w:val="22"/>
-          <w:szCs w:val="22"/>
-        </w:rPr>
-        <w:t>Lógica de Integración:</w:t>
-      </w:r>
-      <w:r>
-        <w:rPr>
-          <w:rFonts w:ascii="Calibri" w:eastAsia="Times New Roman" w:hAnsi="Calibri" w:cs="Calibri"/>
-          <w:sz w:val="22"/>
-          <w:szCs w:val="22"/>
-        </w:rPr>
-        <w:t xml:space="preserve"> El sistema cruza dinámicamente las listas de "Sin padecimientos" y "Ya atendidos" para garantizar que únicamente se generen PDFs de notificación a la población objetivo no atendida.</w:t>
-      </w:r>
-    </w:p>
-    <w:p>
-      <w:pPr>
-        <w:rPr>
-          <w:rFonts w:ascii="Calibri" w:eastAsia="Times New Roman" w:hAnsi="Calibri" w:cs="Calibri"/>
-          <w:sz w:val="22"/>
-          <w:szCs w:val="22"/>
-        </w:rPr>
-      </w:pPr>
-      <w:r>
-        <w:rPr>
-          <w:rFonts w:ascii="Calibri" w:eastAsia="Times New Roman" w:hAnsi="Calibri" w:cs="Calibri"/>
-          <w:sz w:val="22"/>
-          <w:szCs w:val="22"/>
-        </w:rPr>
-        <w:pict w14:anchorId="066D5E1D">
-          <v:rect id="_x0000_i1026" style="width:0;height:1.5pt" o:hralign="center" o:hrstd="t" o:hr="t" fillcolor="#a0a0a0" stroked="f"/>
-        </w:pict>
-      </w:r>
-    </w:p>
-    <w:p>
-      <w:pPr>
-        <w:pStyle w:val="Ttulo2"/>
-        <w:rPr>
-          <w:rFonts w:ascii="Calibri" w:eastAsia="Times New Roman" w:hAnsi="Calibri" w:cs="Calibri"/>
-        </w:rPr>
-      </w:pPr>
-      <w:r>
-        <w:rPr>
-          <w:rFonts w:ascii="Calibri" w:eastAsia="Times New Roman" w:hAnsi="Calibri" w:cs="Calibri"/>
-        </w:rPr>
-        <w:t>4. Diagrama del Pipeline de Procesamiento y Lógica de Negocio</w:t>
-      </w:r>
-    </w:p>
-    <w:p>
-      <w:pPr>
-        <w:pStyle w:val="NormalWeb"/>
-        <w:rPr>
-          <w:rFonts w:ascii="Calibri" w:hAnsi="Calibri" w:cs="Calibri"/>
-          <w:sz w:val="22"/>
-          <w:szCs w:val="22"/>
-        </w:rPr>
-      </w:pPr>
-      <w:r>
-        <w:rPr>
-          <w:rFonts w:ascii="Calibri" w:hAnsi="Calibri" w:cs="Calibri"/>
-          <w:sz w:val="22"/>
-          <w:szCs w:val="22"/>
-        </w:rPr>
-        <w:t>La siguiente lógica rige el orquestador y fue probada exhaustivamente:</w:t>
-      </w:r>
-    </w:p>
-    <w:p>
-      <w:pPr>
-        <w:pStyle w:val="HTMLconformatoprevio"/>
-      </w:pPr>
-    </w:p>
-    <w:p>
-      <w:pPr>
-        <w:pStyle w:val="HTMLconformatoprevio"/>
-      </w:pPr>
-      <w:r>
-        <w:t>flowchart TD</w:t>
-      </w:r>
-    </w:p>
-    <w:p>
-      <w:pPr>
-        <w:pStyle w:val="HTMLconformatoprevio"/>
-      </w:pPr>
-      <w:r>
-        <w:t xml:space="preserve">    A[Inicio: run_pipeline.ps1] --&gt; B[Registro de Lote en Tabla Lote]</w:t>
-      </w:r>
-    </w:p>
-    <w:p>
-      <w:pPr>
-        <w:pStyle w:val="HTMLconformatoprevio"/>
-      </w:pPr>
-      <w:r>
-        <w:t xml:space="preserve">    B --&gt; C[Consulta de Registros en menor_evaluado JOIN catalogo_cct]</w:t>
-      </w:r>
-    </w:p>
-    <w:p>
-      <w:pPr>
-        <w:pStyle w:val="HTMLconformatoprevio"/>
-      </w:pPr>
-      <w:r>
-        <w:t xml:space="preserve">    C --&gt; D{¿CURP en archivo SIN PADECIMIENTOS?}</w:t>
-      </w:r>
-    </w:p>
-    <w:p>
-      <w:pPr>
-        <w:pStyle w:val="HTMLconformatoprevio"/>
-      </w:pPr>
-      <w:r>
-        <w:t xml:space="preserve">    D -- SÍ --&gt; E[Descartar - No incluir Carta]</w:t>
-      </w:r>
-    </w:p>
-    <w:p>
-      <w:pPr>
-        <w:pStyle w:val="HTMLconformatoprevio"/>
-      </w:pPr>
-      <w:r>
-        <w:t xml:space="preserve">    D -- NO --&gt; F{¿CURP en archivos IMSS?}</w:t>
-      </w:r>
-    </w:p>
-    <w:p>
-      <w:pPr>
-        <w:pStyle w:val="HTMLconformatoprevio"/>
-      </w:pPr>
-      <w:r>
-        <w:t xml:space="preserve">    F -- SÍ --&gt; G[Descartar - No incluir Carta]</w:t>
-      </w:r>
-    </w:p>
-    <w:p>
-      <w:pPr>
-        <w:pStyle w:val="HTMLconformatoprevio"/>
-      </w:pPr>
-      <w:r>
-        <w:t xml:space="preserve">    F -- NO --&gt; H[Agregar a ThreadPoolExecutor]</w:t>
-      </w:r>
-    </w:p>
-    <w:p>
-      <w:pPr>
-        <w:pStyle w:val="HTMLconformatoprevio"/>
-      </w:pPr>
-      <w:r>
-        <w:t xml:space="preserve">    H --&gt; I[Construir Token Cifrado]</w:t>
-      </w:r>
-    </w:p>
-    <w:p>
-      <w:pPr>
-        <w:pStyle w:val="HTMLconformatoprevio"/>
-      </w:pPr>
-      <w:r>
-        <w:t xml:space="preserve">    I --&gt; J[Llamada HTTP a URL_IMSS con Timeout 30s]</w:t>
-      </w:r>
-    </w:p>
-    <w:p>
-      <w:pPr>
-        <w:pStyle w:val="HTMLconformatoprevio"/>
-      </w:pPr>
-      <w:r>
-        <w:t xml:space="preserve">    J --&gt; K{¿Respuesta Exitosa 200 OK?}</w:t>
-      </w:r>
-    </w:p>
-    <w:p>
-      <w:pPr>
-        <w:pStyle w:val="HTMLconformatoprevio"/>
-      </w:pPr>
-      <w:r>
-        <w:t xml:space="preserve">    K -- Sí --&gt; L[Descargar y Resguardar PDF en sin-carta/]</w:t>
-      </w:r>
-    </w:p>
-    <w:p>
-      <w:pPr>
-        <w:pStyle w:val="HTMLconformatoprevio"/>
-      </w:pPr>
-      <w:r>
-        <w:t xml:space="preserve">    K -- No --&gt; M[Registrar en BitacoraEvento y Reintentar]</w:t>
-      </w:r>
-    </w:p>
-    <w:p>
-      <w:pPr>
-        <w:rPr>
-          <w:rFonts w:ascii="Calibri" w:eastAsia="Times New Roman" w:hAnsi="Calibri" w:cs="Calibri"/>
-          <w:sz w:val="22"/>
-          <w:szCs w:val="22"/>
-        </w:rPr>
-      </w:pPr>
-      <w:r>
-        <w:rPr>
-          <w:rFonts w:ascii="Calibri" w:eastAsia="Times New Roman" w:hAnsi="Calibri" w:cs="Calibri"/>
-          <w:sz w:val="22"/>
-          <w:szCs w:val="22"/>
-        </w:rPr>
-        <w:pict w14:anchorId="2CC0378F">
-          <v:rect id="_x0000_i1027" style="width:0;height:1.5pt" o:hralign="center" o:hrstd="t" o:hr="t" fillcolor="#a0a0a0" stroked="f"/>
-        </w:pict>
-      </w:r>
-    </w:p>
-    <w:p>
-      <w:pPr>
-        <w:pStyle w:val="Ttulo2"/>
-        <w:rPr>
-          <w:rFonts w:ascii="Calibri" w:eastAsia="Times New Roman" w:hAnsi="Calibri" w:cs="Calibri"/>
-        </w:rPr>
-      </w:pPr>
-      <w:r>
-        <w:rPr>
-          <w:rFonts w:ascii="Calibri" w:eastAsia="Times New Roman" w:hAnsi="Calibri" w:cs="Calibri"/>
-        </w:rPr>
-        <w:lastRenderedPageBreak/>
-        <w:t>5. Evidencia Operativa y Resultados del Mes de Mayo</w:t>
-      </w:r>
-    </w:p>
-    <w:p>
-      <w:pPr>
-        <w:pStyle w:val="Ttulo3"/>
-        <w:rPr>
-          <w:rFonts w:ascii="Calibri" w:eastAsia="Times New Roman" w:hAnsi="Calibri" w:cs="Calibri"/>
-        </w:rPr>
-      </w:pPr>
-      <w:r>
-        <w:rPr>
-          <w:rFonts w:ascii="Calibri" w:eastAsia="Times New Roman" w:hAnsi="Calibri" w:cs="Calibri"/>
-        </w:rPr>
-        <w:t>5.1 Ejecuciones y pruebas realizadas en el mes</w:t>
-      </w:r>
-    </w:p>
-    <w:p>
-      <w:pPr>
-        <w:pStyle w:val="NormalWeb"/>
-        <w:rPr>
-          <w:rFonts w:ascii="Calibri" w:hAnsi="Calibri" w:cs="Calibri"/>
-          <w:sz w:val="22"/>
-          <w:szCs w:val="22"/>
-        </w:rPr>
-      </w:pPr>
-      <w:r>
-        <w:rPr>
-          <w:rFonts w:ascii="Calibri" w:hAnsi="Calibri" w:cs="Calibri"/>
-          <w:sz w:val="22"/>
-          <w:szCs w:val="22"/>
-        </w:rPr>
-        <w:t>Durante mayo de 2026 se llevaron a cabo ejecuciones masivas en DEV:</w:t>
-      </w:r>
-    </w:p>
-    <w:p>
-      <w:pPr>
-        <w:pStyle w:val="NormalWeb"/>
-        <w:rPr>
-          <w:rFonts w:ascii="Calibri" w:hAnsi="Calibri" w:cs="Calibri"/>
-          <w:sz w:val="22"/>
-          <w:szCs w:val="22"/>
-        </w:rPr>
-      </w:pPr>
-      <w:r>
-        <w:rPr>
-          <w:rFonts w:ascii="Calibri" w:hAnsi="Calibri" w:cs="Calibri"/>
-          <w:sz w:val="22"/>
-          <w:szCs w:val="22"/>
-        </w:rPr>
-        <w:t xml:space="preserve">1. </w:t>
-      </w:r>
-      <w:r>
-        <w:rPr>
-          <w:rStyle w:val="CdigoHTML"/>
-          <w:b/>
-          <w:bCs/>
-        </w:rPr>
-        <w:t>LOTE-202605-01</w:t>
-      </w:r>
-      <w:r>
-        <w:rPr>
-          <w:rStyle w:val="Fuerte"/>
-          <w:rFonts w:ascii="Calibri" w:hAnsi="Calibri" w:cs="Calibri"/>
-          <w:sz w:val="22"/>
-          <w:szCs w:val="22"/>
-        </w:rPr>
-        <w:t xml:space="preserve"> (Veracruz):</w:t>
-      </w:r>
-      <w:r>
-        <w:rPr>
-          <w:rFonts w:ascii="Calibri" w:hAnsi="Calibri" w:cs="Calibri"/>
-          <w:sz w:val="22"/>
-          <w:szCs w:val="22"/>
-        </w:rPr>
-        <w:t xml:space="preserve"> Procesamiento de registros correspondientes al prefijo "30".</w:t>
-      </w:r>
-    </w:p>
-    <w:p>
-      <w:pPr>
-        <w:pStyle w:val="NormalWeb"/>
-        <w:rPr>
-          <w:rFonts w:ascii="Calibri" w:hAnsi="Calibri" w:cs="Calibri"/>
-          <w:sz w:val="22"/>
-          <w:szCs w:val="22"/>
-        </w:rPr>
-      </w:pPr>
-      <w:r>
-        <w:rPr>
-          <w:rFonts w:ascii="Calibri" w:hAnsi="Calibri" w:cs="Calibri"/>
-          <w:sz w:val="22"/>
-          <w:szCs w:val="22"/>
-        </w:rPr>
-        <w:t xml:space="preserve">2. </w:t>
-      </w:r>
-      <w:r>
-        <w:rPr>
-          <w:rStyle w:val="CdigoHTML"/>
-          <w:b/>
-          <w:bCs/>
-        </w:rPr>
-        <w:t>LOTE-202605-02</w:t>
-      </w:r>
-      <w:r>
-        <w:rPr>
-          <w:rStyle w:val="Fuerte"/>
-          <w:rFonts w:ascii="Calibri" w:hAnsi="Calibri" w:cs="Calibri"/>
-          <w:sz w:val="22"/>
-          <w:szCs w:val="22"/>
-        </w:rPr>
-        <w:t xml:space="preserve"> (Puebla):</w:t>
-      </w:r>
-      <w:r>
-        <w:rPr>
-          <w:rFonts w:ascii="Calibri" w:hAnsi="Calibri" w:cs="Calibri"/>
-          <w:sz w:val="22"/>
-          <w:szCs w:val="22"/>
-        </w:rPr>
-        <w:t xml:space="preserve"> Procesamiento de registros correspondientes al prefijo "21" (Saturación de API).</w:t>
-      </w:r>
-    </w:p>
-    <w:p>
-      <w:pPr>
-        <w:pStyle w:val="NormalWeb"/>
-        <w:rPr>
-          <w:rFonts w:ascii="Calibri" w:hAnsi="Calibri" w:cs="Calibri"/>
-          <w:sz w:val="22"/>
-          <w:szCs w:val="22"/>
-        </w:rPr>
-      </w:pPr>
-      <w:r>
-        <w:rPr>
-          <w:rFonts w:ascii="Calibri" w:hAnsi="Calibri" w:cs="Calibri"/>
-          <w:sz w:val="22"/>
-          <w:szCs w:val="22"/>
-        </w:rPr>
-        <w:t xml:space="preserve">3. </w:t>
-      </w:r>
-      <w:r>
-        <w:rPr>
-          <w:rStyle w:val="CdigoHTML"/>
-          <w:b/>
-          <w:bCs/>
-        </w:rPr>
-        <w:t>LOTE-202605-03_REPROCESO</w:t>
-      </w:r>
-      <w:r>
-        <w:rPr>
-          <w:rStyle w:val="Fuerte"/>
-          <w:rFonts w:ascii="Calibri" w:hAnsi="Calibri" w:cs="Calibri"/>
-          <w:sz w:val="22"/>
-          <w:szCs w:val="22"/>
-        </w:rPr>
-        <w:t xml:space="preserve"> (Coahuila/Estado de México):</w:t>
-      </w:r>
-      <w:r>
-        <w:rPr>
-          <w:rFonts w:ascii="Calibri" w:hAnsi="Calibri" w:cs="Calibri"/>
-          <w:sz w:val="22"/>
-          <w:szCs w:val="22"/>
-        </w:rPr>
-        <w:t xml:space="preserve"> Ejecución de reprocesamientos automáticos.</w:t>
-      </w:r>
-    </w:p>
-    <w:p>
-      <w:pPr>
-        <w:pStyle w:val="Ttulo3"/>
-        <w:rPr>
-          <w:rFonts w:ascii="Calibri" w:eastAsia="Times New Roman" w:hAnsi="Calibri" w:cs="Calibri"/>
-        </w:rPr>
-      </w:pPr>
-      <w:r>
-        <w:rPr>
-          <w:rFonts w:ascii="Calibri" w:eastAsia="Times New Roman" w:hAnsi="Calibri" w:cs="Calibri"/>
-        </w:rPr>
-        <w:t>5.2 Resultados operativos observados (Métricas)</w:t>
+        <w:t>Cuadro Comparativo de Modernización (Fase 1 vs Fase 2)</w:t>
       </w:r>
     </w:p>
     <w:tbl>
@@ -1049,13 +558,10 @@
         <w:tblLook w:val="04A0" w:firstRow="1" w:lastRow="0" w:firstColumn="1" w:lastColumn="0" w:noHBand="0" w:noVBand="1"/>
       </w:tblPr>
       <w:tblGrid>
-        <w:gridCol w:w="1558"/>
-        <w:gridCol w:w="1131"/>
-        <w:gridCol w:w="1323"/>
-        <w:gridCol w:w="1298"/>
-        <w:gridCol w:w="1208"/>
-        <w:gridCol w:w="1104"/>
-        <w:gridCol w:w="1200"/>
+        <w:gridCol w:w="1650"/>
+        <w:gridCol w:w="1983"/>
+        <w:gridCol w:w="1958"/>
+        <w:gridCol w:w="3231"/>
       </w:tblGrid>
       <w:tr>
         <w:trPr>
@@ -1097,7 +603,7 @@
                 <w:sz w:val="22"/>
                 <w:szCs w:val="22"/>
               </w:rPr>
-              <w:t>Identificador de Lote</w:t>
+              <w:t>Componente / Capa</w:t>
             </w:r>
           </w:p>
         </w:tc>
@@ -1137,7 +643,7 @@
                 <w:sz w:val="22"/>
                 <w:szCs w:val="22"/>
               </w:rPr>
-              <w:t>Entidad Atendida</w:t>
+              <w:t>Arquitectura Legada (Fase 1)</w:t>
             </w:r>
           </w:p>
         </w:tc>
@@ -1177,7 +683,7 @@
                 <w:sz w:val="22"/>
                 <w:szCs w:val="22"/>
               </w:rPr>
-              <w:t>Total CURP Intentadas</w:t>
+              <w:t>Nueva Arquitectura (Fase 2)</w:t>
             </w:r>
           </w:p>
         </w:tc>
@@ -1217,10 +723,1039 @@
                 <w:sz w:val="22"/>
                 <w:szCs w:val="22"/>
               </w:rPr>
-              <w:t>Descargas Exitosas (PDF)</w:t>
-            </w:r>
-          </w:p>
-        </w:tc>
+              <w:t>Beneficio Operativo</w:t>
+            </w:r>
+          </w:p>
+        </w:tc>
+      </w:tr>
+      <w:tr>
+        <w:tc>
+          <w:tcPr>
+            <w:tcW w:w="0" w:type="auto"/>
+            <w:tcBorders>
+              <w:top w:val="single" w:sz="6" w:space="0" w:color="666666"/>
+              <w:left w:val="single" w:sz="6" w:space="0" w:color="666666"/>
+              <w:bottom w:val="single" w:sz="6" w:space="0" w:color="666666"/>
+              <w:right w:val="single" w:sz="6" w:space="0" w:color="666666"/>
+            </w:tcBorders>
+            <w:tcMar>
+              <w:top w:w="90" w:type="dxa"/>
+              <w:left w:w="90" w:type="dxa"/>
+              <w:bottom w:w="90" w:type="dxa"/>
+              <w:right w:w="90" w:type="dxa"/>
+            </w:tcMar>
+            <w:hideMark/>
+          </w:tcPr>
+          <w:p>
+            <w:pPr>
+              <w:spacing w:before="180" w:after="180"/>
+              <w:rPr>
+                <w:rFonts w:ascii="Calibri" w:eastAsia="Times New Roman" w:hAnsi="Calibri" w:cs="Calibri"/>
+                <w:sz w:val="22"/>
+                <w:szCs w:val="22"/>
+              </w:rPr>
+            </w:pPr>
+            <w:r>
+              <w:rPr>
+                <w:rStyle w:val="Fuerte"/>
+                <w:rFonts w:ascii="Calibri" w:eastAsia="Times New Roman" w:hAnsi="Calibri" w:cs="Calibri"/>
+                <w:sz w:val="22"/>
+                <w:szCs w:val="22"/>
+              </w:rPr>
+              <w:t>Backend</w:t>
+            </w:r>
+          </w:p>
+        </w:tc>
+        <w:tc>
+          <w:tcPr>
+            <w:tcW w:w="0" w:type="auto"/>
+            <w:tcBorders>
+              <w:top w:val="single" w:sz="6" w:space="0" w:color="666666"/>
+              <w:left w:val="single" w:sz="6" w:space="0" w:color="666666"/>
+              <w:bottom w:val="single" w:sz="6" w:space="0" w:color="666666"/>
+              <w:right w:val="single" w:sz="6" w:space="0" w:color="666666"/>
+            </w:tcBorders>
+            <w:tcMar>
+              <w:top w:w="90" w:type="dxa"/>
+              <w:left w:w="90" w:type="dxa"/>
+              <w:bottom w:w="90" w:type="dxa"/>
+              <w:right w:w="90" w:type="dxa"/>
+            </w:tcMar>
+            <w:hideMark/>
+          </w:tcPr>
+          <w:p>
+            <w:pPr>
+              <w:spacing w:before="180" w:after="180"/>
+              <w:rPr>
+                <w:rFonts w:ascii="Calibri" w:eastAsia="Times New Roman" w:hAnsi="Calibri" w:cs="Calibri"/>
+                <w:sz w:val="22"/>
+                <w:szCs w:val="22"/>
+              </w:rPr>
+            </w:pPr>
+            <w:r>
+              <w:rPr>
+                <w:rFonts w:ascii="Calibri" w:eastAsia="Times New Roman" w:hAnsi="Calibri" w:cs="Calibri"/>
+                <w:sz w:val="22"/>
+                <w:szCs w:val="22"/>
+              </w:rPr>
+              <w:t>Scripts sueltos en Python</w:t>
+            </w:r>
+          </w:p>
+        </w:tc>
+        <w:tc>
+          <w:tcPr>
+            <w:tcW w:w="0" w:type="auto"/>
+            <w:tcBorders>
+              <w:top w:val="single" w:sz="6" w:space="0" w:color="666666"/>
+              <w:left w:val="single" w:sz="6" w:space="0" w:color="666666"/>
+              <w:bottom w:val="single" w:sz="6" w:space="0" w:color="666666"/>
+              <w:right w:val="single" w:sz="6" w:space="0" w:color="666666"/>
+            </w:tcBorders>
+            <w:tcMar>
+              <w:top w:w="90" w:type="dxa"/>
+              <w:left w:w="90" w:type="dxa"/>
+              <w:bottom w:w="90" w:type="dxa"/>
+              <w:right w:w="90" w:type="dxa"/>
+            </w:tcMar>
+            <w:hideMark/>
+          </w:tcPr>
+          <w:p>
+            <w:pPr>
+              <w:spacing w:before="180" w:after="180"/>
+              <w:rPr>
+                <w:rFonts w:ascii="Calibri" w:eastAsia="Times New Roman" w:hAnsi="Calibri" w:cs="Calibri"/>
+                <w:sz w:val="22"/>
+                <w:szCs w:val="22"/>
+              </w:rPr>
+            </w:pPr>
+            <w:r>
+              <w:rPr>
+                <w:rFonts w:ascii="Calibri" w:eastAsia="Times New Roman" w:hAnsi="Calibri" w:cs="Calibri"/>
+                <w:sz w:val="22"/>
+                <w:szCs w:val="22"/>
+              </w:rPr>
+              <w:t>FastAPI (Python 3.14)</w:t>
+            </w:r>
+          </w:p>
+        </w:tc>
+        <w:tc>
+          <w:tcPr>
+            <w:tcW w:w="0" w:type="auto"/>
+            <w:tcBorders>
+              <w:top w:val="single" w:sz="6" w:space="0" w:color="666666"/>
+              <w:left w:val="single" w:sz="6" w:space="0" w:color="666666"/>
+              <w:bottom w:val="single" w:sz="6" w:space="0" w:color="666666"/>
+              <w:right w:val="single" w:sz="6" w:space="0" w:color="666666"/>
+            </w:tcBorders>
+            <w:tcMar>
+              <w:top w:w="90" w:type="dxa"/>
+              <w:left w:w="90" w:type="dxa"/>
+              <w:bottom w:w="90" w:type="dxa"/>
+              <w:right w:w="90" w:type="dxa"/>
+            </w:tcMar>
+            <w:hideMark/>
+          </w:tcPr>
+          <w:p>
+            <w:pPr>
+              <w:spacing w:before="180" w:after="180"/>
+              <w:rPr>
+                <w:rFonts w:ascii="Calibri" w:eastAsia="Times New Roman" w:hAnsi="Calibri" w:cs="Calibri"/>
+                <w:sz w:val="22"/>
+                <w:szCs w:val="22"/>
+              </w:rPr>
+            </w:pPr>
+            <w:r>
+              <w:rPr>
+                <w:rFonts w:ascii="Calibri" w:eastAsia="Times New Roman" w:hAnsi="Calibri" w:cs="Calibri"/>
+                <w:sz w:val="22"/>
+                <w:szCs w:val="22"/>
+              </w:rPr>
+              <w:t>Escalabilidad, concurrencia y despliegue sobre ASGI.</w:t>
+            </w:r>
+          </w:p>
+        </w:tc>
+      </w:tr>
+      <w:tr>
+        <w:tc>
+          <w:tcPr>
+            <w:tcW w:w="0" w:type="auto"/>
+            <w:tcBorders>
+              <w:top w:val="single" w:sz="6" w:space="0" w:color="666666"/>
+              <w:left w:val="single" w:sz="6" w:space="0" w:color="666666"/>
+              <w:bottom w:val="single" w:sz="6" w:space="0" w:color="666666"/>
+              <w:right w:val="single" w:sz="6" w:space="0" w:color="666666"/>
+            </w:tcBorders>
+            <w:tcMar>
+              <w:top w:w="90" w:type="dxa"/>
+              <w:left w:w="90" w:type="dxa"/>
+              <w:bottom w:w="90" w:type="dxa"/>
+              <w:right w:w="90" w:type="dxa"/>
+            </w:tcMar>
+            <w:hideMark/>
+          </w:tcPr>
+          <w:p>
+            <w:pPr>
+              <w:spacing w:before="180" w:after="180"/>
+              <w:rPr>
+                <w:rFonts w:ascii="Calibri" w:eastAsia="Times New Roman" w:hAnsi="Calibri" w:cs="Calibri"/>
+                <w:sz w:val="22"/>
+                <w:szCs w:val="22"/>
+              </w:rPr>
+            </w:pPr>
+            <w:r>
+              <w:rPr>
+                <w:rStyle w:val="Fuerte"/>
+                <w:rFonts w:ascii="Calibri" w:eastAsia="Times New Roman" w:hAnsi="Calibri" w:cs="Calibri"/>
+                <w:sz w:val="22"/>
+                <w:szCs w:val="22"/>
+              </w:rPr>
+              <w:t>Interfaz API</w:t>
+            </w:r>
+          </w:p>
+        </w:tc>
+        <w:tc>
+          <w:tcPr>
+            <w:tcW w:w="0" w:type="auto"/>
+            <w:tcBorders>
+              <w:top w:val="single" w:sz="6" w:space="0" w:color="666666"/>
+              <w:left w:val="single" w:sz="6" w:space="0" w:color="666666"/>
+              <w:bottom w:val="single" w:sz="6" w:space="0" w:color="666666"/>
+              <w:right w:val="single" w:sz="6" w:space="0" w:color="666666"/>
+            </w:tcBorders>
+            <w:tcMar>
+              <w:top w:w="90" w:type="dxa"/>
+              <w:left w:w="90" w:type="dxa"/>
+              <w:bottom w:w="90" w:type="dxa"/>
+              <w:right w:w="90" w:type="dxa"/>
+            </w:tcMar>
+            <w:hideMark/>
+          </w:tcPr>
+          <w:p>
+            <w:pPr>
+              <w:spacing w:before="180" w:after="180"/>
+              <w:rPr>
+                <w:rFonts w:ascii="Calibri" w:eastAsia="Times New Roman" w:hAnsi="Calibri" w:cs="Calibri"/>
+                <w:sz w:val="22"/>
+                <w:szCs w:val="22"/>
+              </w:rPr>
+            </w:pPr>
+            <w:r>
+              <w:rPr>
+                <w:rFonts w:ascii="Calibri" w:eastAsia="Times New Roman" w:hAnsi="Calibri" w:cs="Calibri"/>
+                <w:sz w:val="22"/>
+                <w:szCs w:val="22"/>
+              </w:rPr>
+              <w:t>Interfaces REST Básicas</w:t>
+            </w:r>
+          </w:p>
+        </w:tc>
+        <w:tc>
+          <w:tcPr>
+            <w:tcW w:w="0" w:type="auto"/>
+            <w:tcBorders>
+              <w:top w:val="single" w:sz="6" w:space="0" w:color="666666"/>
+              <w:left w:val="single" w:sz="6" w:space="0" w:color="666666"/>
+              <w:bottom w:val="single" w:sz="6" w:space="0" w:color="666666"/>
+              <w:right w:val="single" w:sz="6" w:space="0" w:color="666666"/>
+            </w:tcBorders>
+            <w:tcMar>
+              <w:top w:w="90" w:type="dxa"/>
+              <w:left w:w="90" w:type="dxa"/>
+              <w:bottom w:w="90" w:type="dxa"/>
+              <w:right w:w="90" w:type="dxa"/>
+            </w:tcMar>
+            <w:hideMark/>
+          </w:tcPr>
+          <w:p>
+            <w:pPr>
+              <w:spacing w:before="180" w:after="180"/>
+              <w:rPr>
+                <w:rFonts w:ascii="Calibri" w:eastAsia="Times New Roman" w:hAnsi="Calibri" w:cs="Calibri"/>
+                <w:sz w:val="22"/>
+                <w:szCs w:val="22"/>
+              </w:rPr>
+            </w:pPr>
+            <w:r>
+              <w:rPr>
+                <w:rFonts w:ascii="Calibri" w:eastAsia="Times New Roman" w:hAnsi="Calibri" w:cs="Calibri"/>
+                <w:sz w:val="22"/>
+                <w:szCs w:val="22"/>
+              </w:rPr>
+              <w:t>Strawberry GraphQL</w:t>
+            </w:r>
+          </w:p>
+        </w:tc>
+        <w:tc>
+          <w:tcPr>
+            <w:tcW w:w="0" w:type="auto"/>
+            <w:tcBorders>
+              <w:top w:val="single" w:sz="6" w:space="0" w:color="666666"/>
+              <w:left w:val="single" w:sz="6" w:space="0" w:color="666666"/>
+              <w:bottom w:val="single" w:sz="6" w:space="0" w:color="666666"/>
+              <w:right w:val="single" w:sz="6" w:space="0" w:color="666666"/>
+            </w:tcBorders>
+            <w:tcMar>
+              <w:top w:w="90" w:type="dxa"/>
+              <w:left w:w="90" w:type="dxa"/>
+              <w:bottom w:w="90" w:type="dxa"/>
+              <w:right w:w="90" w:type="dxa"/>
+            </w:tcMar>
+            <w:hideMark/>
+          </w:tcPr>
+          <w:p>
+            <w:pPr>
+              <w:spacing w:before="180" w:after="180"/>
+              <w:rPr>
+                <w:rFonts w:ascii="Calibri" w:eastAsia="Times New Roman" w:hAnsi="Calibri" w:cs="Calibri"/>
+                <w:sz w:val="22"/>
+                <w:szCs w:val="22"/>
+              </w:rPr>
+            </w:pPr>
+            <w:r>
+              <w:rPr>
+                <w:rFonts w:ascii="Calibri" w:eastAsia="Times New Roman" w:hAnsi="Calibri" w:cs="Calibri"/>
+                <w:sz w:val="22"/>
+                <w:szCs w:val="22"/>
+              </w:rPr>
+              <w:t>Reducción de sobrecarga de red (Over-fetching).</w:t>
+            </w:r>
+          </w:p>
+        </w:tc>
+      </w:tr>
+      <w:tr>
+        <w:tc>
+          <w:tcPr>
+            <w:tcW w:w="0" w:type="auto"/>
+            <w:tcBorders>
+              <w:top w:val="single" w:sz="6" w:space="0" w:color="666666"/>
+              <w:left w:val="single" w:sz="6" w:space="0" w:color="666666"/>
+              <w:bottom w:val="single" w:sz="6" w:space="0" w:color="666666"/>
+              <w:right w:val="single" w:sz="6" w:space="0" w:color="666666"/>
+            </w:tcBorders>
+            <w:tcMar>
+              <w:top w:w="90" w:type="dxa"/>
+              <w:left w:w="90" w:type="dxa"/>
+              <w:bottom w:w="90" w:type="dxa"/>
+              <w:right w:w="90" w:type="dxa"/>
+            </w:tcMar>
+            <w:hideMark/>
+          </w:tcPr>
+          <w:p>
+            <w:pPr>
+              <w:spacing w:before="180" w:after="180"/>
+              <w:rPr>
+                <w:rFonts w:ascii="Calibri" w:eastAsia="Times New Roman" w:hAnsi="Calibri" w:cs="Calibri"/>
+                <w:sz w:val="22"/>
+                <w:szCs w:val="22"/>
+              </w:rPr>
+            </w:pPr>
+            <w:r>
+              <w:rPr>
+                <w:rStyle w:val="Fuerte"/>
+                <w:rFonts w:ascii="Calibri" w:eastAsia="Times New Roman" w:hAnsi="Calibri" w:cs="Calibri"/>
+                <w:sz w:val="22"/>
+                <w:szCs w:val="22"/>
+              </w:rPr>
+              <w:t>Frontend</w:t>
+            </w:r>
+          </w:p>
+        </w:tc>
+        <w:tc>
+          <w:tcPr>
+            <w:tcW w:w="0" w:type="auto"/>
+            <w:tcBorders>
+              <w:top w:val="single" w:sz="6" w:space="0" w:color="666666"/>
+              <w:left w:val="single" w:sz="6" w:space="0" w:color="666666"/>
+              <w:bottom w:val="single" w:sz="6" w:space="0" w:color="666666"/>
+              <w:right w:val="single" w:sz="6" w:space="0" w:color="666666"/>
+            </w:tcBorders>
+            <w:tcMar>
+              <w:top w:w="90" w:type="dxa"/>
+              <w:left w:w="90" w:type="dxa"/>
+              <w:bottom w:w="90" w:type="dxa"/>
+              <w:right w:w="90" w:type="dxa"/>
+            </w:tcMar>
+            <w:hideMark/>
+          </w:tcPr>
+          <w:p>
+            <w:pPr>
+              <w:spacing w:before="180" w:after="180"/>
+              <w:rPr>
+                <w:rFonts w:ascii="Calibri" w:eastAsia="Times New Roman" w:hAnsi="Calibri" w:cs="Calibri"/>
+                <w:sz w:val="22"/>
+                <w:szCs w:val="22"/>
+              </w:rPr>
+            </w:pPr>
+            <w:r>
+              <w:rPr>
+                <w:rFonts w:ascii="Calibri" w:eastAsia="Times New Roman" w:hAnsi="Calibri" w:cs="Calibri"/>
+                <w:sz w:val="22"/>
+                <w:szCs w:val="22"/>
+              </w:rPr>
+              <w:t>N/A (Consola o Logs)</w:t>
+            </w:r>
+          </w:p>
+        </w:tc>
+        <w:tc>
+          <w:tcPr>
+            <w:tcW w:w="0" w:type="auto"/>
+            <w:tcBorders>
+              <w:top w:val="single" w:sz="6" w:space="0" w:color="666666"/>
+              <w:left w:val="single" w:sz="6" w:space="0" w:color="666666"/>
+              <w:bottom w:val="single" w:sz="6" w:space="0" w:color="666666"/>
+              <w:right w:val="single" w:sz="6" w:space="0" w:color="666666"/>
+            </w:tcBorders>
+            <w:tcMar>
+              <w:top w:w="90" w:type="dxa"/>
+              <w:left w:w="90" w:type="dxa"/>
+              <w:bottom w:w="90" w:type="dxa"/>
+              <w:right w:w="90" w:type="dxa"/>
+            </w:tcMar>
+            <w:hideMark/>
+          </w:tcPr>
+          <w:p>
+            <w:pPr>
+              <w:spacing w:before="180" w:after="180"/>
+              <w:rPr>
+                <w:rFonts w:ascii="Calibri" w:eastAsia="Times New Roman" w:hAnsi="Calibri" w:cs="Calibri"/>
+                <w:sz w:val="22"/>
+                <w:szCs w:val="22"/>
+              </w:rPr>
+            </w:pPr>
+            <w:r>
+              <w:rPr>
+                <w:rFonts w:ascii="Calibri" w:eastAsia="Times New Roman" w:hAnsi="Calibri" w:cs="Calibri"/>
+                <w:sz w:val="22"/>
+                <w:szCs w:val="22"/>
+              </w:rPr>
+              <w:t>SPA en Angular 18</w:t>
+            </w:r>
+          </w:p>
+        </w:tc>
+        <w:tc>
+          <w:tcPr>
+            <w:tcW w:w="0" w:type="auto"/>
+            <w:tcBorders>
+              <w:top w:val="single" w:sz="6" w:space="0" w:color="666666"/>
+              <w:left w:val="single" w:sz="6" w:space="0" w:color="666666"/>
+              <w:bottom w:val="single" w:sz="6" w:space="0" w:color="666666"/>
+              <w:right w:val="single" w:sz="6" w:space="0" w:color="666666"/>
+            </w:tcBorders>
+            <w:tcMar>
+              <w:top w:w="90" w:type="dxa"/>
+              <w:left w:w="90" w:type="dxa"/>
+              <w:bottom w:w="90" w:type="dxa"/>
+              <w:right w:w="90" w:type="dxa"/>
+            </w:tcMar>
+            <w:hideMark/>
+          </w:tcPr>
+          <w:p>
+            <w:pPr>
+              <w:spacing w:before="180" w:after="180"/>
+              <w:rPr>
+                <w:rFonts w:ascii="Calibri" w:eastAsia="Times New Roman" w:hAnsi="Calibri" w:cs="Calibri"/>
+                <w:sz w:val="22"/>
+                <w:szCs w:val="22"/>
+              </w:rPr>
+            </w:pPr>
+            <w:r>
+              <w:rPr>
+                <w:rFonts w:ascii="Calibri" w:eastAsia="Times New Roman" w:hAnsi="Calibri" w:cs="Calibri"/>
+                <w:sz w:val="22"/>
+                <w:szCs w:val="22"/>
+              </w:rPr>
+              <w:t>Observabilidad en tiempo real y paneles de métricas.</w:t>
+            </w:r>
+          </w:p>
+        </w:tc>
+      </w:tr>
+      <w:tr>
+        <w:tc>
+          <w:tcPr>
+            <w:tcW w:w="0" w:type="auto"/>
+            <w:tcBorders>
+              <w:top w:val="single" w:sz="6" w:space="0" w:color="666666"/>
+              <w:left w:val="single" w:sz="6" w:space="0" w:color="666666"/>
+              <w:bottom w:val="single" w:sz="6" w:space="0" w:color="666666"/>
+              <w:right w:val="single" w:sz="6" w:space="0" w:color="666666"/>
+            </w:tcBorders>
+            <w:tcMar>
+              <w:top w:w="90" w:type="dxa"/>
+              <w:left w:w="90" w:type="dxa"/>
+              <w:bottom w:w="90" w:type="dxa"/>
+              <w:right w:w="90" w:type="dxa"/>
+            </w:tcMar>
+            <w:hideMark/>
+          </w:tcPr>
+          <w:p>
+            <w:pPr>
+              <w:spacing w:before="180" w:after="180"/>
+              <w:rPr>
+                <w:rFonts w:ascii="Calibri" w:eastAsia="Times New Roman" w:hAnsi="Calibri" w:cs="Calibri"/>
+                <w:sz w:val="22"/>
+                <w:szCs w:val="22"/>
+              </w:rPr>
+            </w:pPr>
+            <w:r>
+              <w:rPr>
+                <w:rStyle w:val="Fuerte"/>
+                <w:rFonts w:ascii="Calibri" w:eastAsia="Times New Roman" w:hAnsi="Calibri" w:cs="Calibri"/>
+                <w:sz w:val="22"/>
+                <w:szCs w:val="22"/>
+              </w:rPr>
+              <w:t>Base de Datos</w:t>
+            </w:r>
+          </w:p>
+        </w:tc>
+        <w:tc>
+          <w:tcPr>
+            <w:tcW w:w="0" w:type="auto"/>
+            <w:tcBorders>
+              <w:top w:val="single" w:sz="6" w:space="0" w:color="666666"/>
+              <w:left w:val="single" w:sz="6" w:space="0" w:color="666666"/>
+              <w:bottom w:val="single" w:sz="6" w:space="0" w:color="666666"/>
+              <w:right w:val="single" w:sz="6" w:space="0" w:color="666666"/>
+            </w:tcBorders>
+            <w:tcMar>
+              <w:top w:w="90" w:type="dxa"/>
+              <w:left w:w="90" w:type="dxa"/>
+              <w:bottom w:w="90" w:type="dxa"/>
+              <w:right w:w="90" w:type="dxa"/>
+            </w:tcMar>
+            <w:hideMark/>
+          </w:tcPr>
+          <w:p>
+            <w:pPr>
+              <w:spacing w:before="180" w:after="180"/>
+              <w:rPr>
+                <w:rFonts w:ascii="Calibri" w:eastAsia="Times New Roman" w:hAnsi="Calibri" w:cs="Calibri"/>
+                <w:sz w:val="22"/>
+                <w:szCs w:val="22"/>
+              </w:rPr>
+            </w:pPr>
+            <w:r>
+              <w:rPr>
+                <w:rFonts w:ascii="Calibri" w:eastAsia="Times New Roman" w:hAnsi="Calibri" w:cs="Calibri"/>
+                <w:sz w:val="22"/>
+                <w:szCs w:val="22"/>
+              </w:rPr>
+              <w:t>Archivos CSV planos</w:t>
+            </w:r>
+          </w:p>
+        </w:tc>
+        <w:tc>
+          <w:tcPr>
+            <w:tcW w:w="0" w:type="auto"/>
+            <w:tcBorders>
+              <w:top w:val="single" w:sz="6" w:space="0" w:color="666666"/>
+              <w:left w:val="single" w:sz="6" w:space="0" w:color="666666"/>
+              <w:bottom w:val="single" w:sz="6" w:space="0" w:color="666666"/>
+              <w:right w:val="single" w:sz="6" w:space="0" w:color="666666"/>
+            </w:tcBorders>
+            <w:tcMar>
+              <w:top w:w="90" w:type="dxa"/>
+              <w:left w:w="90" w:type="dxa"/>
+              <w:bottom w:w="90" w:type="dxa"/>
+              <w:right w:w="90" w:type="dxa"/>
+            </w:tcMar>
+            <w:hideMark/>
+          </w:tcPr>
+          <w:p>
+            <w:pPr>
+              <w:spacing w:before="180" w:after="180"/>
+              <w:rPr>
+                <w:rFonts w:ascii="Calibri" w:eastAsia="Times New Roman" w:hAnsi="Calibri" w:cs="Calibri"/>
+                <w:sz w:val="22"/>
+                <w:szCs w:val="22"/>
+              </w:rPr>
+            </w:pPr>
+            <w:r>
+              <w:rPr>
+                <w:rFonts w:ascii="Calibri" w:eastAsia="Times New Roman" w:hAnsi="Calibri" w:cs="Calibri"/>
+                <w:sz w:val="22"/>
+                <w:szCs w:val="22"/>
+              </w:rPr>
+              <w:t>PostgreSQL 14 (pg8000)</w:t>
+            </w:r>
+          </w:p>
+        </w:tc>
+        <w:tc>
+          <w:tcPr>
+            <w:tcW w:w="0" w:type="auto"/>
+            <w:tcBorders>
+              <w:top w:val="single" w:sz="6" w:space="0" w:color="666666"/>
+              <w:left w:val="single" w:sz="6" w:space="0" w:color="666666"/>
+              <w:bottom w:val="single" w:sz="6" w:space="0" w:color="666666"/>
+              <w:right w:val="single" w:sz="6" w:space="0" w:color="666666"/>
+            </w:tcBorders>
+            <w:tcMar>
+              <w:top w:w="90" w:type="dxa"/>
+              <w:left w:w="90" w:type="dxa"/>
+              <w:bottom w:w="90" w:type="dxa"/>
+              <w:right w:w="90" w:type="dxa"/>
+            </w:tcMar>
+            <w:hideMark/>
+          </w:tcPr>
+          <w:p>
+            <w:pPr>
+              <w:spacing w:before="180" w:after="180"/>
+              <w:rPr>
+                <w:rFonts w:ascii="Calibri" w:eastAsia="Times New Roman" w:hAnsi="Calibri" w:cs="Calibri"/>
+                <w:sz w:val="22"/>
+                <w:szCs w:val="22"/>
+              </w:rPr>
+            </w:pPr>
+            <w:r>
+              <w:rPr>
+                <w:rFonts w:ascii="Calibri" w:eastAsia="Times New Roman" w:hAnsi="Calibri" w:cs="Calibri"/>
+                <w:sz w:val="22"/>
+                <w:szCs w:val="22"/>
+              </w:rPr>
+              <w:t>Integridad referencial (ACID) y consultas transaccionales.</w:t>
+            </w:r>
+          </w:p>
+        </w:tc>
+      </w:tr>
+    </w:tbl>
+    <w:p>
+      <w:pPr>
+        <w:pStyle w:val="Ttulo2"/>
+        <w:rPr>
+          <w:rFonts w:ascii="Calibri" w:eastAsia="Times New Roman" w:hAnsi="Calibri" w:cs="Calibri"/>
+        </w:rPr>
+      </w:pPr>
+      <w:r>
+        <w:rPr>
+          <w:rFonts w:ascii="Calibri" w:eastAsia="Times New Roman" w:hAnsi="Calibri" w:cs="Calibri"/>
+        </w:rPr>
+        <w:t>3.1 Arquitectura de Inteligencia Analítica (MUSEMS-PU)</w:t>
+      </w:r>
+    </w:p>
+    <w:p>
+      <w:pPr>
+        <w:pStyle w:val="NormalWeb"/>
+        <w:rPr>
+          <w:rFonts w:ascii="Calibri" w:hAnsi="Calibri" w:cs="Calibri"/>
+          <w:sz w:val="22"/>
+          <w:szCs w:val="22"/>
+        </w:rPr>
+      </w:pPr>
+      <w:r>
+        <w:rPr>
+          <w:rFonts w:ascii="Calibri" w:hAnsi="Calibri" w:cs="Calibri"/>
+          <w:sz w:val="22"/>
+          <w:szCs w:val="22"/>
+        </w:rPr>
+        <w:t>A la par del orquestador, se consolidó la arquitectura web para el proyecto MUSEMS-PU, orientada a la exposición masiva y segura de las vistas institucionales (</w:t>
+      </w:r>
+      <w:r>
+        <w:rPr>
+          <w:rStyle w:val="CdigoHTML"/>
+        </w:rPr>
+        <w:t>VW_BI_MUSEMS_*</w:t>
+      </w:r>
+      <w:r>
+        <w:rPr>
+          <w:rFonts w:ascii="Calibri" w:hAnsi="Calibri" w:cs="Calibri"/>
+          <w:sz w:val="22"/>
+          <w:szCs w:val="22"/>
+        </w:rPr>
+        <w:t>). La topología de conexión se describe a continuación:</w:t>
+      </w:r>
+    </w:p>
+    <w:p>
+      <w:pPr>
+        <w:pStyle w:val="HTMLconformatoprevio"/>
+      </w:pPr>
+    </w:p>
+    <w:p>
+      <w:pPr>
+        <w:pStyle w:val="HTMLconformatoprevio"/>
+      </w:pPr>
+      <w:r>
+        <w:t>graph TD</w:t>
+      </w:r>
+    </w:p>
+    <w:p>
+      <w:pPr>
+        <w:pStyle w:val="HTMLconformatoprevio"/>
+      </w:pPr>
+      <w:r>
+        <w:t xml:space="preserve">    </w:t>
+      </w:r>
+      <w:r>
+        <w:t>A[Usuario Final / Navegador] --&gt;|HTTPS| B(Frontend SPA: React 18 + Vite)</w:t>
+      </w:r>
+    </w:p>
+    <w:p>
+      <w:pPr>
+        <w:pStyle w:val="HTMLconformatoprevio"/>
+      </w:pPr>
+      <w:r>
+        <w:t xml:space="preserve">    B --&gt;|Axios REST / JWT| C{API Gateway: FastAPI}</w:t>
+      </w:r>
+    </w:p>
+    <w:p>
+      <w:pPr>
+        <w:pStyle w:val="HTMLconformatoprevio"/>
+      </w:pPr>
+      <w:r>
+        <w:t xml:space="preserve">    C --&gt;|RBAC Validation| D[Middleware Seguridad]</w:t>
+      </w:r>
+    </w:p>
+    <w:p>
+      <w:pPr>
+        <w:pStyle w:val="HTMLconformatoprevio"/>
+      </w:pPr>
+      <w:r>
+        <w:t xml:space="preserve">    D --&gt;|oracledb Thin Mode| E[(Oracle 19c)]</w:t>
+      </w:r>
+    </w:p>
+    <w:p>
+      <w:pPr>
+        <w:pStyle w:val="HTMLconformatoprevio"/>
+      </w:pPr>
+      <w:r>
+        <w:lastRenderedPageBreak/>
+        <w:t xml:space="preserve">    E --&gt;|Lectura Optimizada| F[Vistas VW_BI_MUSEMS_*]</w:t>
+      </w:r>
+    </w:p>
+    <w:p>
+      <w:pPr>
+        <w:numPr>
+          <w:ilvl w:val="0"/>
+          <w:numId w:val="3"/>
+        </w:numPr>
+        <w:spacing w:before="100" w:beforeAutospacing="1" w:after="100" w:afterAutospacing="1"/>
+        <w:rPr>
+          <w:rFonts w:ascii="Calibri" w:eastAsia="Times New Roman" w:hAnsi="Calibri" w:cs="Calibri"/>
+          <w:sz w:val="22"/>
+          <w:szCs w:val="22"/>
+        </w:rPr>
+      </w:pPr>
+      <w:r>
+        <w:rPr>
+          <w:rStyle w:val="Fuerte"/>
+          <w:rFonts w:ascii="Calibri" w:eastAsia="Times New Roman" w:hAnsi="Calibri" w:cs="Calibri"/>
+          <w:sz w:val="22"/>
+          <w:szCs w:val="22"/>
+        </w:rPr>
+        <w:t>Frontend SPA:</w:t>
+      </w:r>
+      <w:r>
+        <w:rPr>
+          <w:rFonts w:ascii="Calibri" w:eastAsia="Times New Roman" w:hAnsi="Calibri" w:cs="Calibri"/>
+          <w:sz w:val="22"/>
+          <w:szCs w:val="22"/>
+        </w:rPr>
+        <w:t xml:space="preserve"> Implementado en React 18+ y empaquetado con Vite, utilizando TypeScript para asegurar mantenibilidad. Aplica estrictamente el Framework CSS Institucional (Gob.mx V3).</w:t>
+      </w:r>
+    </w:p>
+    <w:p>
+      <w:pPr>
+        <w:numPr>
+          <w:ilvl w:val="0"/>
+          <w:numId w:val="3"/>
+        </w:numPr>
+        <w:spacing w:before="100" w:beforeAutospacing="1" w:after="100" w:afterAutospacing="1"/>
+        <w:rPr>
+          <w:rFonts w:ascii="Calibri" w:eastAsia="Times New Roman" w:hAnsi="Calibri" w:cs="Calibri"/>
+          <w:sz w:val="22"/>
+          <w:szCs w:val="22"/>
+        </w:rPr>
+      </w:pPr>
+      <w:r>
+        <w:rPr>
+          <w:rStyle w:val="Fuerte"/>
+          <w:rFonts w:ascii="Calibri" w:eastAsia="Times New Roman" w:hAnsi="Calibri" w:cs="Calibri"/>
+          <w:sz w:val="22"/>
+          <w:szCs w:val="22"/>
+        </w:rPr>
+        <w:t>Backend API Gateway:</w:t>
+      </w:r>
+      <w:r>
+        <w:rPr>
+          <w:rFonts w:ascii="Calibri" w:eastAsia="Times New Roman" w:hAnsi="Calibri" w:cs="Calibri"/>
+          <w:sz w:val="22"/>
+          <w:szCs w:val="22"/>
+        </w:rPr>
+        <w:t xml:space="preserve"> Desarrollado con FastAPI (Python) operando sobre Uvicorn. Actúa como un *gateway* virtual que serializa los datos analíticos hacia el frontend.</w:t>
+      </w:r>
+    </w:p>
+    <w:p>
+      <w:pPr>
+        <w:numPr>
+          <w:ilvl w:val="0"/>
+          <w:numId w:val="3"/>
+        </w:numPr>
+        <w:spacing w:before="100" w:beforeAutospacing="1" w:after="100" w:afterAutospacing="1"/>
+        <w:rPr>
+          <w:rFonts w:ascii="Calibri" w:eastAsia="Times New Roman" w:hAnsi="Calibri" w:cs="Calibri"/>
+          <w:sz w:val="22"/>
+          <w:szCs w:val="22"/>
+        </w:rPr>
+      </w:pPr>
+      <w:r>
+        <w:rPr>
+          <w:rStyle w:val="Fuerte"/>
+          <w:rFonts w:ascii="Calibri" w:eastAsia="Times New Roman" w:hAnsi="Calibri" w:cs="Calibri"/>
+          <w:sz w:val="22"/>
+          <w:szCs w:val="22"/>
+        </w:rPr>
+        <w:t>Base de Datos Oracle 19c:</w:t>
+      </w:r>
+      <w:r>
+        <w:rPr>
+          <w:rFonts w:ascii="Calibri" w:eastAsia="Times New Roman" w:hAnsi="Calibri" w:cs="Calibri"/>
+          <w:sz w:val="22"/>
+          <w:szCs w:val="22"/>
+        </w:rPr>
+        <w:t xml:space="preserve"> Conexión nativa a través del driver </w:t>
+      </w:r>
+      <w:r>
+        <w:rPr>
+          <w:rStyle w:val="CdigoHTML"/>
+        </w:rPr>
+        <w:t>oracledb</w:t>
+      </w:r>
+      <w:r>
+        <w:rPr>
+          <w:rFonts w:ascii="Calibri" w:eastAsia="Times New Roman" w:hAnsi="Calibri" w:cs="Calibri"/>
+          <w:sz w:val="22"/>
+          <w:szCs w:val="22"/>
+        </w:rPr>
+        <w:t xml:space="preserve"> (Thin mode), eliminando dependencias de cliente pesado y garantizando latencias mínimas para tableros de BI.</w:t>
+      </w:r>
+    </w:p>
+    <w:p>
+      <w:pPr>
+        <w:numPr>
+          <w:ilvl w:val="0"/>
+          <w:numId w:val="3"/>
+        </w:numPr>
+        <w:spacing w:before="100" w:beforeAutospacing="1" w:after="100" w:afterAutospacing="1"/>
+        <w:rPr>
+          <w:rFonts w:ascii="Calibri" w:eastAsia="Times New Roman" w:hAnsi="Calibri" w:cs="Calibri"/>
+          <w:sz w:val="22"/>
+          <w:szCs w:val="22"/>
+        </w:rPr>
+      </w:pPr>
+      <w:r>
+        <w:rPr>
+          <w:rStyle w:val="Fuerte"/>
+          <w:rFonts w:ascii="Calibri" w:eastAsia="Times New Roman" w:hAnsi="Calibri" w:cs="Calibri"/>
+          <w:sz w:val="22"/>
+          <w:szCs w:val="22"/>
+        </w:rPr>
+        <w:t>Seguridad:</w:t>
+      </w:r>
+      <w:r>
+        <w:rPr>
+          <w:rFonts w:ascii="Calibri" w:eastAsia="Times New Roman" w:hAnsi="Calibri" w:cs="Calibri"/>
+          <w:sz w:val="22"/>
+          <w:szCs w:val="22"/>
+        </w:rPr>
+        <w:t xml:space="preserve"> Autenticación vía JWT y cifrado de contraseñas con Bcrypt, complementado con Control de Acceso Basado en Roles (RBAC).</w:t>
+      </w:r>
+    </w:p>
+    <w:p>
+      <w:pPr>
+        <w:pStyle w:val="NormalWeb"/>
+        <w:rPr>
+          <w:rFonts w:ascii="Calibri" w:hAnsi="Calibri" w:cs="Calibri"/>
+          <w:sz w:val="22"/>
+          <w:szCs w:val="22"/>
+        </w:rPr>
+      </w:pPr>
+      <w:r>
+        <w:rPr>
+          <w:rStyle w:val="Fuerte"/>
+          <w:rFonts w:ascii="Calibri" w:hAnsi="Calibri" w:cs="Calibri"/>
+          <w:sz w:val="22"/>
+          <w:szCs w:val="22"/>
+        </w:rPr>
+        <w:t>Ejemplo de Petición Estructural (Contrato GraphQL en Vida Saludable)</w:t>
+      </w:r>
+    </w:p>
+    <w:p>
+      <w:pPr>
+        <w:pStyle w:val="NormalWeb"/>
+        <w:rPr>
+          <w:rFonts w:ascii="Calibri" w:hAnsi="Calibri" w:cs="Calibri"/>
+          <w:sz w:val="22"/>
+          <w:szCs w:val="22"/>
+        </w:rPr>
+      </w:pPr>
+      <w:r>
+        <w:rPr>
+          <w:rFonts w:ascii="Calibri" w:hAnsi="Calibri" w:cs="Calibri"/>
+          <w:sz w:val="22"/>
+          <w:szCs w:val="22"/>
+        </w:rPr>
+        <w:t>Para ilustrar la modernización de los accesos a datos mediante Strawberry GraphQL, a continuación se presenta un *snippet* de cómo el Frontend inicia un procesamiento asíncrono:</w:t>
+      </w:r>
+    </w:p>
+    <w:p>
+      <w:pPr>
+        <w:pStyle w:val="HTMLconformatoprevio"/>
+      </w:pPr>
+    </w:p>
+    <w:p>
+      <w:pPr>
+        <w:pStyle w:val="HTMLconformatoprevio"/>
+      </w:pPr>
+      <w:r>
+        <w:t>mutation {</w:t>
+      </w:r>
+    </w:p>
+    <w:p>
+      <w:pPr>
+        <w:pStyle w:val="HTMLconformatoprevio"/>
+      </w:pPr>
+      <w:r>
+        <w:t xml:space="preserve">  iniciarDescargaLote(</w:t>
+      </w:r>
+    </w:p>
+    <w:p>
+      <w:pPr>
+        <w:pStyle w:val="HTMLconformatoprevio"/>
+      </w:pPr>
+      <w:r>
+        <w:t xml:space="preserve">    entidadFederativa: "21",</w:t>
+      </w:r>
+    </w:p>
+    <w:p>
+      <w:pPr>
+        <w:pStyle w:val="HTMLconformatoprevio"/>
+      </w:pPr>
+      <w:r>
+        <w:t xml:space="preserve">    cicloEscolar: "2024-2025",</w:t>
+      </w:r>
+    </w:p>
+    <w:p>
+      <w:pPr>
+        <w:pStyle w:val="HTMLconformatoprevio"/>
+      </w:pPr>
+      <w:r>
+        <w:t xml:space="preserve">    workers: 15</w:t>
+      </w:r>
+    </w:p>
+    <w:p>
+      <w:pPr>
+        <w:pStyle w:val="HTMLconformatoprevio"/>
+      </w:pPr>
+      <w:r>
+        <w:t xml:space="preserve">  ) {</w:t>
+      </w:r>
+    </w:p>
+    <w:p>
+      <w:pPr>
+        <w:pStyle w:val="HTMLconformatoprevio"/>
+      </w:pPr>
+      <w:r>
+        <w:t xml:space="preserve">    idLote</w:t>
+      </w:r>
+    </w:p>
+    <w:p>
+      <w:pPr>
+        <w:pStyle w:val="HTMLconformatoprevio"/>
+      </w:pPr>
+      <w:r>
+        <w:t xml:space="preserve">    estado</w:t>
+      </w:r>
+    </w:p>
+    <w:p>
+      <w:pPr>
+        <w:pStyle w:val="HTMLconformatoprevio"/>
+      </w:pPr>
+      <w:r>
+        <w:t xml:space="preserve">    totalEsperado</w:t>
+      </w:r>
+    </w:p>
+    <w:p>
+      <w:pPr>
+        <w:pStyle w:val="HTMLconformatoprevio"/>
+      </w:pPr>
+      <w:r>
+        <w:t xml:space="preserve">    mensaje</w:t>
+      </w:r>
+    </w:p>
+    <w:p>
+      <w:pPr>
+        <w:pStyle w:val="HTMLconformatoprevio"/>
+      </w:pPr>
+      <w:r>
+        <w:t xml:space="preserve">  }</w:t>
+      </w:r>
+    </w:p>
+    <w:p>
+      <w:pPr>
+        <w:pStyle w:val="HTMLconformatoprevio"/>
+      </w:pPr>
+      <w:r>
+        <w:t>}</w:t>
+      </w:r>
+    </w:p>
+    <w:p>
+      <w:pPr>
+        <w:pStyle w:val="Ttulo2"/>
+        <w:rPr>
+          <w:rFonts w:ascii="Calibri" w:eastAsia="Times New Roman" w:hAnsi="Calibri" w:cs="Calibri"/>
+        </w:rPr>
+      </w:pPr>
+      <w:r>
+        <w:rPr>
+          <w:rFonts w:ascii="Calibri" w:eastAsia="Times New Roman" w:hAnsi="Calibri" w:cs="Calibri"/>
+        </w:rPr>
+        <w:t>4. Componentes Técnicos Analizados en Mayo</w:t>
+      </w:r>
+    </w:p>
+    <w:p>
+      <w:pPr>
+        <w:pStyle w:val="NormalWeb"/>
+        <w:rPr>
+          <w:rFonts w:ascii="Calibri" w:hAnsi="Calibri" w:cs="Calibri"/>
+          <w:sz w:val="22"/>
+          <w:szCs w:val="22"/>
+        </w:rPr>
+      </w:pPr>
+      <w:r>
+        <w:rPr>
+          <w:rFonts w:ascii="Calibri" w:hAnsi="Calibri" w:cs="Calibri"/>
+          <w:sz w:val="22"/>
+          <w:szCs w:val="22"/>
+        </w:rPr>
+        <w:t>Durante el aná</w:t>
+      </w:r>
+      <w:r>
+        <w:rPr>
+          <w:rFonts w:ascii="Calibri" w:hAnsi="Calibri" w:cs="Calibri"/>
+          <w:sz w:val="22"/>
+          <w:szCs w:val="22"/>
+        </w:rPr>
+        <w:t>lisis de mayo, se revisaron y documentaron los siguientes componentes principales de la Fase 2:</w:t>
+      </w:r>
+    </w:p>
+    <w:tbl>
+      <w:tblPr>
+        <w:tblW w:w="5000" w:type="pct"/>
+        <w:tblCellMar>
+          <w:top w:w="15" w:type="dxa"/>
+          <w:left w:w="15" w:type="dxa"/>
+          <w:bottom w:w="15" w:type="dxa"/>
+          <w:right w:w="15" w:type="dxa"/>
+        </w:tblCellMar>
+        <w:tblLook w:val="04A0" w:firstRow="1" w:lastRow="0" w:firstColumn="1" w:lastColumn="0" w:noHBand="0" w:noVBand="1"/>
+      </w:tblPr>
+      <w:tblGrid>
+        <w:gridCol w:w="3541"/>
+        <w:gridCol w:w="2836"/>
+        <w:gridCol w:w="2445"/>
+      </w:tblGrid>
+      <w:tr>
+        <w:trPr>
+          <w:tblHeader/>
+        </w:trPr>
         <w:tc>
           <w:tcPr>
             <w:tcW w:w="0" w:type="auto"/>
@@ -1257,7 +1792,7 @@
                 <w:sz w:val="22"/>
                 <w:szCs w:val="22"/>
               </w:rPr>
-              <w:t>Descargas Fallidas</w:t>
+              <w:t>Componente / Archivo</w:t>
             </w:r>
           </w:p>
         </w:tc>
@@ -1297,7 +1832,7 @@
                 <w:sz w:val="22"/>
                 <w:szCs w:val="22"/>
               </w:rPr>
-              <w:t>Tasa de Éxito Inicial</w:t>
+              <w:t>Función Principal</w:t>
             </w:r>
           </w:p>
         </w:tc>
@@ -1337,7 +1872,7 @@
                 <w:sz w:val="22"/>
                 <w:szCs w:val="22"/>
               </w:rPr>
-              <w:t>Tiempo de Ejecución</w:t>
+              <w:t>Relevancia Operativa</w:t>
             </w:r>
           </w:p>
         </w:tc>
@@ -1373,223 +1908,79 @@
               <w:rPr>
                 <w:rStyle w:val="CdigoHTML"/>
               </w:rPr>
-              <w:t>LOTE-202605-01</w:t>
-            </w:r>
-          </w:p>
-        </w:tc>
-        <w:tc>
-          <w:tcPr>
-            <w:tcW w:w="0" w:type="auto"/>
-            <w:tcBorders>
-              <w:top w:val="single" w:sz="6" w:space="0" w:color="666666"/>
-              <w:left w:val="single" w:sz="6" w:space="0" w:color="666666"/>
-              <w:bottom w:val="single" w:sz="6" w:space="0" w:color="666666"/>
-              <w:right w:val="single" w:sz="6" w:space="0" w:color="666666"/>
-            </w:tcBorders>
-            <w:tcMar>
-              <w:top w:w="90" w:type="dxa"/>
-              <w:left w:w="90" w:type="dxa"/>
-              <w:bottom w:w="90" w:type="dxa"/>
-              <w:right w:w="90" w:type="dxa"/>
-            </w:tcMar>
-            <w:hideMark/>
-          </w:tcPr>
-          <w:p>
-            <w:pPr>
-              <w:spacing w:before="180" w:after="180"/>
-              <w:rPr>
-                <w:rFonts w:ascii="Calibri" w:eastAsia="Times New Roman" w:hAnsi="Calibri" w:cs="Calibri"/>
-                <w:sz w:val="22"/>
-                <w:szCs w:val="22"/>
-              </w:rPr>
-            </w:pPr>
-            <w:r>
-              <w:rPr>
-                <w:rFonts w:ascii="Calibri" w:eastAsia="Times New Roman" w:hAnsi="Calibri" w:cs="Calibri"/>
-                <w:sz w:val="22"/>
-                <w:szCs w:val="22"/>
-              </w:rPr>
-              <w:t>Veracruz (30)</w:t>
-            </w:r>
-          </w:p>
-        </w:tc>
-        <w:tc>
-          <w:tcPr>
-            <w:tcW w:w="0" w:type="auto"/>
-            <w:tcBorders>
-              <w:top w:val="single" w:sz="6" w:space="0" w:color="666666"/>
-              <w:left w:val="single" w:sz="6" w:space="0" w:color="666666"/>
-              <w:bottom w:val="single" w:sz="6" w:space="0" w:color="666666"/>
-              <w:right w:val="single" w:sz="6" w:space="0" w:color="666666"/>
-            </w:tcBorders>
-            <w:tcMar>
-              <w:top w:w="90" w:type="dxa"/>
-              <w:left w:w="90" w:type="dxa"/>
-              <w:bottom w:w="90" w:type="dxa"/>
-              <w:right w:w="90" w:type="dxa"/>
-            </w:tcMar>
-            <w:hideMark/>
-          </w:tcPr>
-          <w:p>
-            <w:pPr>
-              <w:spacing w:before="180" w:after="180"/>
-              <w:rPr>
-                <w:rFonts w:ascii="Calibri" w:eastAsia="Times New Roman" w:hAnsi="Calibri" w:cs="Calibri"/>
-                <w:sz w:val="22"/>
-                <w:szCs w:val="22"/>
-              </w:rPr>
-            </w:pPr>
-            <w:r>
-              <w:rPr>
-                <w:rFonts w:ascii="Calibri" w:eastAsia="Times New Roman" w:hAnsi="Calibri" w:cs="Calibri"/>
-                <w:sz w:val="22"/>
-                <w:szCs w:val="22"/>
-              </w:rPr>
-              <w:t>5,500</w:t>
-            </w:r>
-          </w:p>
-        </w:tc>
-        <w:tc>
-          <w:tcPr>
-            <w:tcW w:w="0" w:type="auto"/>
-            <w:tcBorders>
-              <w:top w:val="single" w:sz="6" w:space="0" w:color="666666"/>
-              <w:left w:val="single" w:sz="6" w:space="0" w:color="666666"/>
-              <w:bottom w:val="single" w:sz="6" w:space="0" w:color="666666"/>
-              <w:right w:val="single" w:sz="6" w:space="0" w:color="666666"/>
-            </w:tcBorders>
-            <w:tcMar>
-              <w:top w:w="90" w:type="dxa"/>
-              <w:left w:w="90" w:type="dxa"/>
-              <w:bottom w:w="90" w:type="dxa"/>
-              <w:right w:w="90" w:type="dxa"/>
-            </w:tcMar>
-            <w:hideMark/>
-          </w:tcPr>
-          <w:p>
-            <w:pPr>
-              <w:spacing w:before="180" w:after="180"/>
-              <w:rPr>
-                <w:rFonts w:ascii="Calibri" w:eastAsia="Times New Roman" w:hAnsi="Calibri" w:cs="Calibri"/>
-                <w:sz w:val="22"/>
-                <w:szCs w:val="22"/>
-              </w:rPr>
-            </w:pPr>
-            <w:r>
-              <w:rPr>
-                <w:rFonts w:ascii="Calibri" w:eastAsia="Times New Roman" w:hAnsi="Calibri" w:cs="Calibri"/>
-                <w:sz w:val="22"/>
-                <w:szCs w:val="22"/>
-              </w:rPr>
-              <w:t>5,340</w:t>
-            </w:r>
-          </w:p>
-        </w:tc>
-        <w:tc>
-          <w:tcPr>
-            <w:tcW w:w="0" w:type="auto"/>
-            <w:tcBorders>
-              <w:top w:val="single" w:sz="6" w:space="0" w:color="666666"/>
-              <w:left w:val="single" w:sz="6" w:space="0" w:color="666666"/>
-              <w:bottom w:val="single" w:sz="6" w:space="0" w:color="666666"/>
-              <w:right w:val="single" w:sz="6" w:space="0" w:color="666666"/>
-            </w:tcBorders>
-            <w:tcMar>
-              <w:top w:w="90" w:type="dxa"/>
-              <w:left w:w="90" w:type="dxa"/>
-              <w:bottom w:w="90" w:type="dxa"/>
-              <w:right w:w="90" w:type="dxa"/>
-            </w:tcMar>
-            <w:hideMark/>
-          </w:tcPr>
-          <w:p>
-            <w:pPr>
-              <w:spacing w:before="180" w:after="180"/>
-              <w:rPr>
-                <w:rFonts w:ascii="Calibri" w:eastAsia="Times New Roman" w:hAnsi="Calibri" w:cs="Calibri"/>
-                <w:sz w:val="22"/>
-                <w:szCs w:val="22"/>
-              </w:rPr>
-            </w:pPr>
-            <w:r>
-              <w:rPr>
-                <w:rFonts w:ascii="Calibri" w:eastAsia="Times New Roman" w:hAnsi="Calibri" w:cs="Calibri"/>
-                <w:sz w:val="22"/>
-                <w:szCs w:val="22"/>
-              </w:rPr>
-              <w:t>160</w:t>
-            </w:r>
-          </w:p>
-        </w:tc>
-        <w:tc>
-          <w:tcPr>
-            <w:tcW w:w="0" w:type="auto"/>
-            <w:tcBorders>
-              <w:top w:val="single" w:sz="6" w:space="0" w:color="666666"/>
-              <w:left w:val="single" w:sz="6" w:space="0" w:color="666666"/>
-              <w:bottom w:val="single" w:sz="6" w:space="0" w:color="666666"/>
-              <w:right w:val="single" w:sz="6" w:space="0" w:color="666666"/>
-            </w:tcBorders>
-            <w:tcMar>
-              <w:top w:w="90" w:type="dxa"/>
-              <w:left w:w="90" w:type="dxa"/>
-              <w:bottom w:w="90" w:type="dxa"/>
-              <w:right w:w="90" w:type="dxa"/>
-            </w:tcMar>
-            <w:hideMark/>
-          </w:tcPr>
-          <w:p>
-            <w:pPr>
-              <w:spacing w:before="180" w:after="180"/>
-              <w:rPr>
-                <w:rFonts w:ascii="Calibri" w:eastAsia="Times New Roman" w:hAnsi="Calibri" w:cs="Calibri"/>
-                <w:sz w:val="22"/>
-                <w:szCs w:val="22"/>
-              </w:rPr>
-            </w:pPr>
-            <w:r>
-              <w:rPr>
-                <w:rFonts w:ascii="Calibri" w:eastAsia="Times New Roman" w:hAnsi="Calibri" w:cs="Calibri"/>
-                <w:sz w:val="22"/>
-                <w:szCs w:val="22"/>
-              </w:rPr>
-              <w:t>97.09%</w:t>
-            </w:r>
-          </w:p>
-        </w:tc>
-        <w:tc>
-          <w:tcPr>
-            <w:tcW w:w="0" w:type="auto"/>
-            <w:tcBorders>
-              <w:top w:val="single" w:sz="6" w:space="0" w:color="666666"/>
-              <w:left w:val="single" w:sz="6" w:space="0" w:color="666666"/>
-              <w:bottom w:val="single" w:sz="6" w:space="0" w:color="666666"/>
-              <w:right w:val="single" w:sz="6" w:space="0" w:color="666666"/>
-            </w:tcBorders>
-            <w:tcMar>
-              <w:top w:w="90" w:type="dxa"/>
-              <w:left w:w="90" w:type="dxa"/>
-              <w:bottom w:w="90" w:type="dxa"/>
-              <w:right w:w="90" w:type="dxa"/>
-            </w:tcMar>
-            <w:hideMark/>
-          </w:tcPr>
-          <w:p>
-            <w:pPr>
-              <w:spacing w:before="180" w:after="180"/>
-              <w:rPr>
-                <w:rFonts w:ascii="Calibri" w:eastAsia="Times New Roman" w:hAnsi="Calibri" w:cs="Calibri"/>
-                <w:sz w:val="22"/>
-                <w:szCs w:val="22"/>
-              </w:rPr>
-            </w:pPr>
-            <w:r>
-              <w:rPr>
-                <w:rFonts w:ascii="Calibri" w:eastAsia="Times New Roman" w:hAnsi="Calibri" w:cs="Calibri"/>
-                <w:sz w:val="22"/>
-                <w:szCs w:val="22"/>
-              </w:rPr>
-              <w:t>14.5 minutos</w:t>
+              <w:t>backend/main.py</w:t>
+            </w:r>
+          </w:p>
+        </w:tc>
+        <w:tc>
+          <w:tcPr>
+            <w:tcW w:w="0" w:type="auto"/>
+            <w:tcBorders>
+              <w:top w:val="single" w:sz="6" w:space="0" w:color="666666"/>
+              <w:left w:val="single" w:sz="6" w:space="0" w:color="666666"/>
+              <w:bottom w:val="single" w:sz="6" w:space="0" w:color="666666"/>
+              <w:right w:val="single" w:sz="6" w:space="0" w:color="666666"/>
+            </w:tcBorders>
+            <w:tcMar>
+              <w:top w:w="90" w:type="dxa"/>
+              <w:left w:w="90" w:type="dxa"/>
+              <w:bottom w:w="90" w:type="dxa"/>
+              <w:right w:w="90" w:type="dxa"/>
+            </w:tcMar>
+            <w:hideMark/>
+          </w:tcPr>
+          <w:p>
+            <w:pPr>
+              <w:spacing w:before="180" w:after="180"/>
+              <w:rPr>
+                <w:rFonts w:ascii="Calibri" w:eastAsia="Times New Roman" w:hAnsi="Calibri" w:cs="Calibri"/>
+                <w:sz w:val="22"/>
+                <w:szCs w:val="22"/>
+              </w:rPr>
+            </w:pPr>
+            <w:r>
+              <w:rPr>
+                <w:rFonts w:ascii="Calibri" w:eastAsia="Times New Roman" w:hAnsi="Calibri" w:cs="Calibri"/>
+                <w:sz w:val="22"/>
+                <w:szCs w:val="22"/>
+              </w:rPr>
+              <w:t>Entry point FastAPI, configuración CORS y health checks.</w:t>
+            </w:r>
+          </w:p>
+        </w:tc>
+        <w:tc>
+          <w:tcPr>
+            <w:tcW w:w="0" w:type="auto"/>
+            <w:tcBorders>
+              <w:top w:val="single" w:sz="6" w:space="0" w:color="666666"/>
+              <w:left w:val="single" w:sz="6" w:space="0" w:color="666666"/>
+              <w:bottom w:val="single" w:sz="6" w:space="0" w:color="666666"/>
+              <w:right w:val="single" w:sz="6" w:space="0" w:color="666666"/>
+            </w:tcBorders>
+            <w:tcMar>
+              <w:top w:w="90" w:type="dxa"/>
+              <w:left w:w="90" w:type="dxa"/>
+              <w:bottom w:w="90" w:type="dxa"/>
+              <w:right w:w="90" w:type="dxa"/>
+            </w:tcMar>
+            <w:hideMark/>
+          </w:tcPr>
+          <w:p>
+            <w:pPr>
+              <w:spacing w:before="180" w:after="180"/>
+              <w:rPr>
+                <w:rFonts w:ascii="Calibri" w:eastAsia="Times New Roman" w:hAnsi="Calibri" w:cs="Calibri"/>
+                <w:sz w:val="22"/>
+                <w:szCs w:val="22"/>
+              </w:rPr>
+            </w:pPr>
+            <w:r>
+              <w:rPr>
+                <w:rFonts w:ascii="Calibri" w:eastAsia="Times New Roman" w:hAnsi="Calibri" w:cs="Calibri"/>
+                <w:sz w:val="22"/>
+                <w:szCs w:val="22"/>
+              </w:rPr>
+              <w:t>Interfaz principal de servicios.</w:t>
             </w:r>
           </w:p>
         </w:tc>
@@ -1625,223 +2016,79 @@
               <w:rPr>
                 <w:rStyle w:val="CdigoHTML"/>
               </w:rPr>
-              <w:t>LOTE-202605-02</w:t>
-            </w:r>
-          </w:p>
-        </w:tc>
-        <w:tc>
-          <w:tcPr>
-            <w:tcW w:w="0" w:type="auto"/>
-            <w:tcBorders>
-              <w:top w:val="single" w:sz="6" w:space="0" w:color="666666"/>
-              <w:left w:val="single" w:sz="6" w:space="0" w:color="666666"/>
-              <w:bottom w:val="single" w:sz="6" w:space="0" w:color="666666"/>
-              <w:right w:val="single" w:sz="6" w:space="0" w:color="666666"/>
-            </w:tcBorders>
-            <w:tcMar>
-              <w:top w:w="90" w:type="dxa"/>
-              <w:left w:w="90" w:type="dxa"/>
-              <w:bottom w:w="90" w:type="dxa"/>
-              <w:right w:w="90" w:type="dxa"/>
-            </w:tcMar>
-            <w:hideMark/>
-          </w:tcPr>
-          <w:p>
-            <w:pPr>
-              <w:spacing w:before="180" w:after="180"/>
-              <w:rPr>
-                <w:rFonts w:ascii="Calibri" w:eastAsia="Times New Roman" w:hAnsi="Calibri" w:cs="Calibri"/>
-                <w:sz w:val="22"/>
-                <w:szCs w:val="22"/>
-              </w:rPr>
-            </w:pPr>
-            <w:r>
-              <w:rPr>
-                <w:rFonts w:ascii="Calibri" w:eastAsia="Times New Roman" w:hAnsi="Calibri" w:cs="Calibri"/>
-                <w:sz w:val="22"/>
-                <w:szCs w:val="22"/>
-              </w:rPr>
-              <w:t>Puebla (21)</w:t>
-            </w:r>
-          </w:p>
-        </w:tc>
-        <w:tc>
-          <w:tcPr>
-            <w:tcW w:w="0" w:type="auto"/>
-            <w:tcBorders>
-              <w:top w:val="single" w:sz="6" w:space="0" w:color="666666"/>
-              <w:left w:val="single" w:sz="6" w:space="0" w:color="666666"/>
-              <w:bottom w:val="single" w:sz="6" w:space="0" w:color="666666"/>
-              <w:right w:val="single" w:sz="6" w:space="0" w:color="666666"/>
-            </w:tcBorders>
-            <w:tcMar>
-              <w:top w:w="90" w:type="dxa"/>
-              <w:left w:w="90" w:type="dxa"/>
-              <w:bottom w:w="90" w:type="dxa"/>
-              <w:right w:w="90" w:type="dxa"/>
-            </w:tcMar>
-            <w:hideMark/>
-          </w:tcPr>
-          <w:p>
-            <w:pPr>
-              <w:spacing w:before="180" w:after="180"/>
-              <w:rPr>
-                <w:rFonts w:ascii="Calibri" w:eastAsia="Times New Roman" w:hAnsi="Calibri" w:cs="Calibri"/>
-                <w:sz w:val="22"/>
-                <w:szCs w:val="22"/>
-              </w:rPr>
-            </w:pPr>
-            <w:r>
-              <w:rPr>
-                <w:rFonts w:ascii="Calibri" w:eastAsia="Times New Roman" w:hAnsi="Calibri" w:cs="Calibri"/>
-                <w:sz w:val="22"/>
-                <w:szCs w:val="22"/>
-              </w:rPr>
-              <w:t>6,200</w:t>
-            </w:r>
-          </w:p>
-        </w:tc>
-        <w:tc>
-          <w:tcPr>
-            <w:tcW w:w="0" w:type="auto"/>
-            <w:tcBorders>
-              <w:top w:val="single" w:sz="6" w:space="0" w:color="666666"/>
-              <w:left w:val="single" w:sz="6" w:space="0" w:color="666666"/>
-              <w:bottom w:val="single" w:sz="6" w:space="0" w:color="666666"/>
-              <w:right w:val="single" w:sz="6" w:space="0" w:color="666666"/>
-            </w:tcBorders>
-            <w:tcMar>
-              <w:top w:w="90" w:type="dxa"/>
-              <w:left w:w="90" w:type="dxa"/>
-              <w:bottom w:w="90" w:type="dxa"/>
-              <w:right w:w="90" w:type="dxa"/>
-            </w:tcMar>
-            <w:hideMark/>
-          </w:tcPr>
-          <w:p>
-            <w:pPr>
-              <w:spacing w:before="180" w:after="180"/>
-              <w:rPr>
-                <w:rFonts w:ascii="Calibri" w:eastAsia="Times New Roman" w:hAnsi="Calibri" w:cs="Calibri"/>
-                <w:sz w:val="22"/>
-                <w:szCs w:val="22"/>
-              </w:rPr>
-            </w:pPr>
-            <w:r>
-              <w:rPr>
-                <w:rFonts w:ascii="Calibri" w:eastAsia="Times New Roman" w:hAnsi="Calibri" w:cs="Calibri"/>
-                <w:sz w:val="22"/>
-                <w:szCs w:val="22"/>
-              </w:rPr>
-              <w:t>5,780</w:t>
-            </w:r>
-          </w:p>
-        </w:tc>
-        <w:tc>
-          <w:tcPr>
-            <w:tcW w:w="0" w:type="auto"/>
-            <w:tcBorders>
-              <w:top w:val="single" w:sz="6" w:space="0" w:color="666666"/>
-              <w:left w:val="single" w:sz="6" w:space="0" w:color="666666"/>
-              <w:bottom w:val="single" w:sz="6" w:space="0" w:color="666666"/>
-              <w:right w:val="single" w:sz="6" w:space="0" w:color="666666"/>
-            </w:tcBorders>
-            <w:tcMar>
-              <w:top w:w="90" w:type="dxa"/>
-              <w:left w:w="90" w:type="dxa"/>
-              <w:bottom w:w="90" w:type="dxa"/>
-              <w:right w:w="90" w:type="dxa"/>
-            </w:tcMar>
-            <w:hideMark/>
-          </w:tcPr>
-          <w:p>
-            <w:pPr>
-              <w:spacing w:before="180" w:after="180"/>
-              <w:rPr>
-                <w:rFonts w:ascii="Calibri" w:eastAsia="Times New Roman" w:hAnsi="Calibri" w:cs="Calibri"/>
-                <w:sz w:val="22"/>
-                <w:szCs w:val="22"/>
-              </w:rPr>
-            </w:pPr>
-            <w:r>
-              <w:rPr>
-                <w:rFonts w:ascii="Calibri" w:eastAsia="Times New Roman" w:hAnsi="Calibri" w:cs="Calibri"/>
-                <w:sz w:val="22"/>
-                <w:szCs w:val="22"/>
-              </w:rPr>
-              <w:t>420</w:t>
-            </w:r>
-          </w:p>
-        </w:tc>
-        <w:tc>
-          <w:tcPr>
-            <w:tcW w:w="0" w:type="auto"/>
-            <w:tcBorders>
-              <w:top w:val="single" w:sz="6" w:space="0" w:color="666666"/>
-              <w:left w:val="single" w:sz="6" w:space="0" w:color="666666"/>
-              <w:bottom w:val="single" w:sz="6" w:space="0" w:color="666666"/>
-              <w:right w:val="single" w:sz="6" w:space="0" w:color="666666"/>
-            </w:tcBorders>
-            <w:tcMar>
-              <w:top w:w="90" w:type="dxa"/>
-              <w:left w:w="90" w:type="dxa"/>
-              <w:bottom w:w="90" w:type="dxa"/>
-              <w:right w:w="90" w:type="dxa"/>
-            </w:tcMar>
-            <w:hideMark/>
-          </w:tcPr>
-          <w:p>
-            <w:pPr>
-              <w:spacing w:before="180" w:after="180"/>
-              <w:rPr>
-                <w:rFonts w:ascii="Calibri" w:eastAsia="Times New Roman" w:hAnsi="Calibri" w:cs="Calibri"/>
-                <w:sz w:val="22"/>
-                <w:szCs w:val="22"/>
-              </w:rPr>
-            </w:pPr>
-            <w:r>
-              <w:rPr>
-                <w:rFonts w:ascii="Calibri" w:eastAsia="Times New Roman" w:hAnsi="Calibri" w:cs="Calibri"/>
-                <w:sz w:val="22"/>
-                <w:szCs w:val="22"/>
-              </w:rPr>
-              <w:t>93.22%</w:t>
-            </w:r>
-          </w:p>
-        </w:tc>
-        <w:tc>
-          <w:tcPr>
-            <w:tcW w:w="0" w:type="auto"/>
-            <w:tcBorders>
-              <w:top w:val="single" w:sz="6" w:space="0" w:color="666666"/>
-              <w:left w:val="single" w:sz="6" w:space="0" w:color="666666"/>
-              <w:bottom w:val="single" w:sz="6" w:space="0" w:color="666666"/>
-              <w:right w:val="single" w:sz="6" w:space="0" w:color="666666"/>
-            </w:tcBorders>
-            <w:tcMar>
-              <w:top w:w="90" w:type="dxa"/>
-              <w:left w:w="90" w:type="dxa"/>
-              <w:bottom w:w="90" w:type="dxa"/>
-              <w:right w:w="90" w:type="dxa"/>
-            </w:tcMar>
-            <w:hideMark/>
-          </w:tcPr>
-          <w:p>
-            <w:pPr>
-              <w:spacing w:before="180" w:after="180"/>
-              <w:rPr>
-                <w:rFonts w:ascii="Calibri" w:eastAsia="Times New Roman" w:hAnsi="Calibri" w:cs="Calibri"/>
-                <w:sz w:val="22"/>
-                <w:szCs w:val="22"/>
-              </w:rPr>
-            </w:pPr>
-            <w:r>
-              <w:rPr>
-                <w:rFonts w:ascii="Calibri" w:eastAsia="Times New Roman" w:hAnsi="Calibri" w:cs="Calibri"/>
-                <w:sz w:val="22"/>
-                <w:szCs w:val="22"/>
-              </w:rPr>
-              <w:t>18.2 minutos</w:t>
+              <w:t>backend/api/schema.py</w:t>
+            </w:r>
+          </w:p>
+        </w:tc>
+        <w:tc>
+          <w:tcPr>
+            <w:tcW w:w="0" w:type="auto"/>
+            <w:tcBorders>
+              <w:top w:val="single" w:sz="6" w:space="0" w:color="666666"/>
+              <w:left w:val="single" w:sz="6" w:space="0" w:color="666666"/>
+              <w:bottom w:val="single" w:sz="6" w:space="0" w:color="666666"/>
+              <w:right w:val="single" w:sz="6" w:space="0" w:color="666666"/>
+            </w:tcBorders>
+            <w:tcMar>
+              <w:top w:w="90" w:type="dxa"/>
+              <w:left w:w="90" w:type="dxa"/>
+              <w:bottom w:w="90" w:type="dxa"/>
+              <w:right w:w="90" w:type="dxa"/>
+            </w:tcMar>
+            <w:hideMark/>
+          </w:tcPr>
+          <w:p>
+            <w:pPr>
+              <w:spacing w:before="180" w:after="180"/>
+              <w:rPr>
+                <w:rFonts w:ascii="Calibri" w:eastAsia="Times New Roman" w:hAnsi="Calibri" w:cs="Calibri"/>
+                <w:sz w:val="22"/>
+                <w:szCs w:val="22"/>
+              </w:rPr>
+            </w:pPr>
+            <w:r>
+              <w:rPr>
+                <w:rFonts w:ascii="Calibri" w:eastAsia="Times New Roman" w:hAnsi="Calibri" w:cs="Calibri"/>
+                <w:sz w:val="22"/>
+                <w:szCs w:val="22"/>
+              </w:rPr>
+              <w:t>Definición de Types (Lote, CurpProcesada) y Resolvers en Strawberry GraphQL.</w:t>
+            </w:r>
+          </w:p>
+        </w:tc>
+        <w:tc>
+          <w:tcPr>
+            <w:tcW w:w="0" w:type="auto"/>
+            <w:tcBorders>
+              <w:top w:val="single" w:sz="6" w:space="0" w:color="666666"/>
+              <w:left w:val="single" w:sz="6" w:space="0" w:color="666666"/>
+              <w:bottom w:val="single" w:sz="6" w:space="0" w:color="666666"/>
+              <w:right w:val="single" w:sz="6" w:space="0" w:color="666666"/>
+            </w:tcBorders>
+            <w:tcMar>
+              <w:top w:w="90" w:type="dxa"/>
+              <w:left w:w="90" w:type="dxa"/>
+              <w:bottom w:w="90" w:type="dxa"/>
+              <w:right w:w="90" w:type="dxa"/>
+            </w:tcMar>
+            <w:hideMark/>
+          </w:tcPr>
+          <w:p>
+            <w:pPr>
+              <w:spacing w:before="180" w:after="180"/>
+              <w:rPr>
+                <w:rFonts w:ascii="Calibri" w:eastAsia="Times New Roman" w:hAnsi="Calibri" w:cs="Calibri"/>
+                <w:sz w:val="22"/>
+                <w:szCs w:val="22"/>
+              </w:rPr>
+            </w:pPr>
+            <w:r>
+              <w:rPr>
+                <w:rFonts w:ascii="Calibri" w:eastAsia="Times New Roman" w:hAnsi="Calibri" w:cs="Calibri"/>
+                <w:sz w:val="22"/>
+                <w:szCs w:val="22"/>
+              </w:rPr>
+              <w:t>Contrato de datos y consultas de UI.</w:t>
             </w:r>
           </w:p>
         </w:tc>
@@ -1877,223 +2124,87 @@
               <w:rPr>
                 <w:rStyle w:val="CdigoHTML"/>
               </w:rPr>
-              <w:t>LOTE-202605-03_REPR</w:t>
-            </w:r>
-          </w:p>
-        </w:tc>
-        <w:tc>
-          <w:tcPr>
-            <w:tcW w:w="0" w:type="auto"/>
-            <w:tcBorders>
-              <w:top w:val="single" w:sz="6" w:space="0" w:color="666666"/>
-              <w:left w:val="single" w:sz="6" w:space="0" w:color="666666"/>
-              <w:bottom w:val="single" w:sz="6" w:space="0" w:color="666666"/>
-              <w:right w:val="single" w:sz="6" w:space="0" w:color="666666"/>
-            </w:tcBorders>
-            <w:tcMar>
-              <w:top w:w="90" w:type="dxa"/>
-              <w:left w:w="90" w:type="dxa"/>
-              <w:bottom w:w="90" w:type="dxa"/>
-              <w:right w:w="90" w:type="dxa"/>
-            </w:tcMar>
-            <w:hideMark/>
-          </w:tcPr>
-          <w:p>
-            <w:pPr>
-              <w:spacing w:before="180" w:after="180"/>
-              <w:rPr>
-                <w:rFonts w:ascii="Calibri" w:eastAsia="Times New Roman" w:hAnsi="Calibri" w:cs="Calibri"/>
-                <w:sz w:val="22"/>
-                <w:szCs w:val="22"/>
-              </w:rPr>
-            </w:pPr>
-            <w:r>
-              <w:rPr>
-                <w:rFonts w:ascii="Calibri" w:eastAsia="Times New Roman" w:hAnsi="Calibri" w:cs="Calibri"/>
-                <w:sz w:val="22"/>
-                <w:szCs w:val="22"/>
-              </w:rPr>
-              <w:t>México (15)</w:t>
-            </w:r>
-          </w:p>
-        </w:tc>
-        <w:tc>
-          <w:tcPr>
-            <w:tcW w:w="0" w:type="auto"/>
-            <w:tcBorders>
-              <w:top w:val="single" w:sz="6" w:space="0" w:color="666666"/>
-              <w:left w:val="single" w:sz="6" w:space="0" w:color="666666"/>
-              <w:bottom w:val="single" w:sz="6" w:space="0" w:color="666666"/>
-              <w:right w:val="single" w:sz="6" w:space="0" w:color="666666"/>
-            </w:tcBorders>
-            <w:tcMar>
-              <w:top w:w="90" w:type="dxa"/>
-              <w:left w:w="90" w:type="dxa"/>
-              <w:bottom w:w="90" w:type="dxa"/>
-              <w:right w:w="90" w:type="dxa"/>
-            </w:tcMar>
-            <w:hideMark/>
-          </w:tcPr>
-          <w:p>
-            <w:pPr>
-              <w:spacing w:before="180" w:after="180"/>
-              <w:rPr>
-                <w:rFonts w:ascii="Calibri" w:eastAsia="Times New Roman" w:hAnsi="Calibri" w:cs="Calibri"/>
-                <w:sz w:val="22"/>
-                <w:szCs w:val="22"/>
-              </w:rPr>
-            </w:pPr>
-            <w:r>
-              <w:rPr>
-                <w:rFonts w:ascii="Calibri" w:eastAsia="Times New Roman" w:hAnsi="Calibri" w:cs="Calibri"/>
-                <w:sz w:val="22"/>
-                <w:szCs w:val="22"/>
-              </w:rPr>
-              <w:t>2,800</w:t>
-            </w:r>
-          </w:p>
-        </w:tc>
-        <w:tc>
-          <w:tcPr>
-            <w:tcW w:w="0" w:type="auto"/>
-            <w:tcBorders>
-              <w:top w:val="single" w:sz="6" w:space="0" w:color="666666"/>
-              <w:left w:val="single" w:sz="6" w:space="0" w:color="666666"/>
-              <w:bottom w:val="single" w:sz="6" w:space="0" w:color="666666"/>
-              <w:right w:val="single" w:sz="6" w:space="0" w:color="666666"/>
-            </w:tcBorders>
-            <w:tcMar>
-              <w:top w:w="90" w:type="dxa"/>
-              <w:left w:w="90" w:type="dxa"/>
-              <w:bottom w:w="90" w:type="dxa"/>
-              <w:right w:w="90" w:type="dxa"/>
-            </w:tcMar>
-            <w:hideMark/>
-          </w:tcPr>
-          <w:p>
-            <w:pPr>
-              <w:spacing w:before="180" w:after="180"/>
-              <w:rPr>
-                <w:rFonts w:ascii="Calibri" w:eastAsia="Times New Roman" w:hAnsi="Calibri" w:cs="Calibri"/>
-                <w:sz w:val="22"/>
-                <w:szCs w:val="22"/>
-              </w:rPr>
-            </w:pPr>
-            <w:r>
-              <w:rPr>
-                <w:rFonts w:ascii="Calibri" w:eastAsia="Times New Roman" w:hAnsi="Calibri" w:cs="Calibri"/>
-                <w:sz w:val="22"/>
-                <w:szCs w:val="22"/>
-              </w:rPr>
-              <w:t>2,800</w:t>
-            </w:r>
-          </w:p>
-        </w:tc>
-        <w:tc>
-          <w:tcPr>
-            <w:tcW w:w="0" w:type="auto"/>
-            <w:tcBorders>
-              <w:top w:val="single" w:sz="6" w:space="0" w:color="666666"/>
-              <w:left w:val="single" w:sz="6" w:space="0" w:color="666666"/>
-              <w:bottom w:val="single" w:sz="6" w:space="0" w:color="666666"/>
-              <w:right w:val="single" w:sz="6" w:space="0" w:color="666666"/>
-            </w:tcBorders>
-            <w:tcMar>
-              <w:top w:w="90" w:type="dxa"/>
-              <w:left w:w="90" w:type="dxa"/>
-              <w:bottom w:w="90" w:type="dxa"/>
-              <w:right w:w="90" w:type="dxa"/>
-            </w:tcMar>
-            <w:hideMark/>
-          </w:tcPr>
-          <w:p>
-            <w:pPr>
-              <w:spacing w:before="180" w:after="180"/>
-              <w:rPr>
-                <w:rFonts w:ascii="Calibri" w:eastAsia="Times New Roman" w:hAnsi="Calibri" w:cs="Calibri"/>
-                <w:sz w:val="22"/>
-                <w:szCs w:val="22"/>
-              </w:rPr>
-            </w:pPr>
-            <w:r>
-              <w:rPr>
-                <w:rFonts w:ascii="Calibri" w:eastAsia="Times New Roman" w:hAnsi="Calibri" w:cs="Calibri"/>
-                <w:sz w:val="22"/>
-                <w:szCs w:val="22"/>
-              </w:rPr>
-              <w:t>0</w:t>
-            </w:r>
-          </w:p>
-        </w:tc>
-        <w:tc>
-          <w:tcPr>
-            <w:tcW w:w="0" w:type="auto"/>
-            <w:tcBorders>
-              <w:top w:val="single" w:sz="6" w:space="0" w:color="666666"/>
-              <w:left w:val="single" w:sz="6" w:space="0" w:color="666666"/>
-              <w:bottom w:val="single" w:sz="6" w:space="0" w:color="666666"/>
-              <w:right w:val="single" w:sz="6" w:space="0" w:color="666666"/>
-            </w:tcBorders>
-            <w:tcMar>
-              <w:top w:w="90" w:type="dxa"/>
-              <w:left w:w="90" w:type="dxa"/>
-              <w:bottom w:w="90" w:type="dxa"/>
-              <w:right w:w="90" w:type="dxa"/>
-            </w:tcMar>
-            <w:hideMark/>
-          </w:tcPr>
-          <w:p>
-            <w:pPr>
-              <w:spacing w:before="180" w:after="180"/>
-              <w:rPr>
-                <w:rFonts w:ascii="Calibri" w:eastAsia="Times New Roman" w:hAnsi="Calibri" w:cs="Calibri"/>
-                <w:sz w:val="22"/>
-                <w:szCs w:val="22"/>
-              </w:rPr>
-            </w:pPr>
-            <w:r>
-              <w:rPr>
-                <w:rFonts w:ascii="Calibri" w:eastAsia="Times New Roman" w:hAnsi="Calibri" w:cs="Calibri"/>
-                <w:sz w:val="22"/>
-                <w:szCs w:val="22"/>
-              </w:rPr>
-              <w:t>100.00%</w:t>
-            </w:r>
-          </w:p>
-        </w:tc>
-        <w:tc>
-          <w:tcPr>
-            <w:tcW w:w="0" w:type="auto"/>
-            <w:tcBorders>
-              <w:top w:val="single" w:sz="6" w:space="0" w:color="666666"/>
-              <w:left w:val="single" w:sz="6" w:space="0" w:color="666666"/>
-              <w:bottom w:val="single" w:sz="6" w:space="0" w:color="666666"/>
-              <w:right w:val="single" w:sz="6" w:space="0" w:color="666666"/>
-            </w:tcBorders>
-            <w:tcMar>
-              <w:top w:w="90" w:type="dxa"/>
-              <w:left w:w="90" w:type="dxa"/>
-              <w:bottom w:w="90" w:type="dxa"/>
-              <w:right w:w="90" w:type="dxa"/>
-            </w:tcMar>
-            <w:hideMark/>
-          </w:tcPr>
-          <w:p>
-            <w:pPr>
-              <w:spacing w:before="180" w:after="180"/>
-              <w:rPr>
-                <w:rFonts w:ascii="Calibri" w:eastAsia="Times New Roman" w:hAnsi="Calibri" w:cs="Calibri"/>
-                <w:sz w:val="22"/>
-                <w:szCs w:val="22"/>
-              </w:rPr>
-            </w:pPr>
-            <w:r>
-              <w:rPr>
-                <w:rFonts w:ascii="Calibri" w:eastAsia="Times New Roman" w:hAnsi="Calibri" w:cs="Calibri"/>
-                <w:sz w:val="22"/>
-                <w:szCs w:val="22"/>
-              </w:rPr>
-              <w:t>7.1 minutos</w:t>
+              <w:t>services/download_service.py</w:t>
+            </w:r>
+          </w:p>
+        </w:tc>
+        <w:tc>
+          <w:tcPr>
+            <w:tcW w:w="0" w:type="auto"/>
+            <w:tcBorders>
+              <w:top w:val="single" w:sz="6" w:space="0" w:color="666666"/>
+              <w:left w:val="single" w:sz="6" w:space="0" w:color="666666"/>
+              <w:bottom w:val="single" w:sz="6" w:space="0" w:color="666666"/>
+              <w:right w:val="single" w:sz="6" w:space="0" w:color="666666"/>
+            </w:tcBorders>
+            <w:tcMar>
+              <w:top w:w="90" w:type="dxa"/>
+              <w:left w:w="90" w:type="dxa"/>
+              <w:bottom w:w="90" w:type="dxa"/>
+              <w:right w:w="90" w:type="dxa"/>
+            </w:tcMar>
+            <w:hideMark/>
+          </w:tcPr>
+          <w:p>
+            <w:pPr>
+              <w:spacing w:before="180" w:after="180"/>
+              <w:rPr>
+                <w:rFonts w:ascii="Calibri" w:eastAsia="Times New Roman" w:hAnsi="Calibri" w:cs="Calibri"/>
+                <w:sz w:val="22"/>
+                <w:szCs w:val="22"/>
+              </w:rPr>
+            </w:pPr>
+            <w:r>
+              <w:rPr>
+                <w:rFonts w:ascii="Calibri" w:eastAsia="Times New Roman" w:hAnsi="Calibri" w:cs="Calibri"/>
+                <w:sz w:val="22"/>
+                <w:szCs w:val="22"/>
+              </w:rPr>
+              <w:t>Lógica así</w:t>
+            </w:r>
+            <w:r>
+              <w:rPr>
+                <w:rFonts w:ascii="Calibri" w:eastAsia="Times New Roman" w:hAnsi="Calibri" w:cs="Calibri"/>
+                <w:sz w:val="22"/>
+                <w:szCs w:val="22"/>
+              </w:rPr>
+              <w:t>ncrona de lotes, ThreadPoolExecutor y bitácoras.</w:t>
+            </w:r>
+          </w:p>
+        </w:tc>
+        <w:tc>
+          <w:tcPr>
+            <w:tcW w:w="0" w:type="auto"/>
+            <w:tcBorders>
+              <w:top w:val="single" w:sz="6" w:space="0" w:color="666666"/>
+              <w:left w:val="single" w:sz="6" w:space="0" w:color="666666"/>
+              <w:bottom w:val="single" w:sz="6" w:space="0" w:color="666666"/>
+              <w:right w:val="single" w:sz="6" w:space="0" w:color="666666"/>
+            </w:tcBorders>
+            <w:tcMar>
+              <w:top w:w="90" w:type="dxa"/>
+              <w:left w:w="90" w:type="dxa"/>
+              <w:bottom w:w="90" w:type="dxa"/>
+              <w:right w:w="90" w:type="dxa"/>
+            </w:tcMar>
+            <w:hideMark/>
+          </w:tcPr>
+          <w:p>
+            <w:pPr>
+              <w:spacing w:before="180" w:after="180"/>
+              <w:rPr>
+                <w:rFonts w:ascii="Calibri" w:eastAsia="Times New Roman" w:hAnsi="Calibri" w:cs="Calibri"/>
+                <w:sz w:val="22"/>
+                <w:szCs w:val="22"/>
+              </w:rPr>
+            </w:pPr>
+            <w:r>
+              <w:rPr>
+                <w:rFonts w:ascii="Calibri" w:eastAsia="Times New Roman" w:hAnsi="Calibri" w:cs="Calibri"/>
+                <w:sz w:val="22"/>
+                <w:szCs w:val="22"/>
+              </w:rPr>
+              <w:t>Motor de concurrencia y orquestación.</w:t>
             </w:r>
           </w:p>
         </w:tc>
@@ -2127,234 +2238,211 @@
             </w:pPr>
             <w:r>
               <w:rPr>
-                <w:rStyle w:val="Fuerte"/>
-                <w:rFonts w:ascii="Calibri" w:eastAsia="Times New Roman" w:hAnsi="Calibri" w:cs="Calibri"/>
-                <w:sz w:val="22"/>
-                <w:szCs w:val="22"/>
-              </w:rPr>
-              <w:t>Total Consolidados</w:t>
-            </w:r>
-          </w:p>
-        </w:tc>
-        <w:tc>
-          <w:tcPr>
-            <w:tcW w:w="0" w:type="auto"/>
-            <w:tcBorders>
-              <w:top w:val="single" w:sz="6" w:space="0" w:color="666666"/>
-              <w:left w:val="single" w:sz="6" w:space="0" w:color="666666"/>
-              <w:bottom w:val="single" w:sz="6" w:space="0" w:color="666666"/>
-              <w:right w:val="single" w:sz="6" w:space="0" w:color="666666"/>
-            </w:tcBorders>
-            <w:tcMar>
-              <w:top w:w="90" w:type="dxa"/>
-              <w:left w:w="90" w:type="dxa"/>
-              <w:bottom w:w="90" w:type="dxa"/>
-              <w:right w:w="90" w:type="dxa"/>
-            </w:tcMar>
-            <w:hideMark/>
-          </w:tcPr>
-          <w:p>
-            <w:pPr>
-              <w:spacing w:before="180" w:after="180"/>
-              <w:rPr>
-                <w:rFonts w:ascii="Calibri" w:eastAsia="Times New Roman" w:hAnsi="Calibri" w:cs="Calibri"/>
-                <w:sz w:val="22"/>
-                <w:szCs w:val="22"/>
-              </w:rPr>
-            </w:pPr>
-            <w:r>
-              <w:rPr>
-                <w:rStyle w:val="Fuerte"/>
-                <w:rFonts w:ascii="Calibri" w:eastAsia="Times New Roman" w:hAnsi="Calibri" w:cs="Calibri"/>
-                <w:sz w:val="22"/>
-                <w:szCs w:val="22"/>
-              </w:rPr>
-              <w:t>Todas</w:t>
-            </w:r>
-          </w:p>
-        </w:tc>
-        <w:tc>
-          <w:tcPr>
-            <w:tcW w:w="0" w:type="auto"/>
-            <w:tcBorders>
-              <w:top w:val="single" w:sz="6" w:space="0" w:color="666666"/>
-              <w:left w:val="single" w:sz="6" w:space="0" w:color="666666"/>
-              <w:bottom w:val="single" w:sz="6" w:space="0" w:color="666666"/>
-              <w:right w:val="single" w:sz="6" w:space="0" w:color="666666"/>
-            </w:tcBorders>
-            <w:tcMar>
-              <w:top w:w="90" w:type="dxa"/>
-              <w:left w:w="90" w:type="dxa"/>
-              <w:bottom w:w="90" w:type="dxa"/>
-              <w:right w:w="90" w:type="dxa"/>
-            </w:tcMar>
-            <w:hideMark/>
-          </w:tcPr>
-          <w:p>
-            <w:pPr>
-              <w:spacing w:before="180" w:after="180"/>
-              <w:rPr>
-                <w:rFonts w:ascii="Calibri" w:eastAsia="Times New Roman" w:hAnsi="Calibri" w:cs="Calibri"/>
-                <w:sz w:val="22"/>
-                <w:szCs w:val="22"/>
-              </w:rPr>
-            </w:pPr>
-            <w:r>
-              <w:rPr>
-                <w:rStyle w:val="Fuerte"/>
-                <w:rFonts w:ascii="Calibri" w:eastAsia="Times New Roman" w:hAnsi="Calibri" w:cs="Calibri"/>
-                <w:sz w:val="22"/>
-                <w:szCs w:val="22"/>
-              </w:rPr>
-              <w:t>14,500</w:t>
-            </w:r>
-          </w:p>
-        </w:tc>
-        <w:tc>
-          <w:tcPr>
-            <w:tcW w:w="0" w:type="auto"/>
-            <w:tcBorders>
-              <w:top w:val="single" w:sz="6" w:space="0" w:color="666666"/>
-              <w:left w:val="single" w:sz="6" w:space="0" w:color="666666"/>
-              <w:bottom w:val="single" w:sz="6" w:space="0" w:color="666666"/>
-              <w:right w:val="single" w:sz="6" w:space="0" w:color="666666"/>
-            </w:tcBorders>
-            <w:tcMar>
-              <w:top w:w="90" w:type="dxa"/>
-              <w:left w:w="90" w:type="dxa"/>
-              <w:bottom w:w="90" w:type="dxa"/>
-              <w:right w:w="90" w:type="dxa"/>
-            </w:tcMar>
-            <w:hideMark/>
-          </w:tcPr>
-          <w:p>
-            <w:pPr>
-              <w:spacing w:before="180" w:after="180"/>
-              <w:rPr>
-                <w:rFonts w:ascii="Calibri" w:eastAsia="Times New Roman" w:hAnsi="Calibri" w:cs="Calibri"/>
-                <w:sz w:val="22"/>
-                <w:szCs w:val="22"/>
-              </w:rPr>
-            </w:pPr>
-            <w:r>
-              <w:rPr>
-                <w:rStyle w:val="Fuerte"/>
-                <w:rFonts w:ascii="Calibri" w:eastAsia="Times New Roman" w:hAnsi="Calibri" w:cs="Calibri"/>
-                <w:sz w:val="22"/>
-                <w:szCs w:val="22"/>
-              </w:rPr>
-              <w:t>13,920</w:t>
-            </w:r>
-          </w:p>
-        </w:tc>
-        <w:tc>
-          <w:tcPr>
-            <w:tcW w:w="0" w:type="auto"/>
-            <w:tcBorders>
-              <w:top w:val="single" w:sz="6" w:space="0" w:color="666666"/>
-              <w:left w:val="single" w:sz="6" w:space="0" w:color="666666"/>
-              <w:bottom w:val="single" w:sz="6" w:space="0" w:color="666666"/>
-              <w:right w:val="single" w:sz="6" w:space="0" w:color="666666"/>
-            </w:tcBorders>
-            <w:tcMar>
-              <w:top w:w="90" w:type="dxa"/>
-              <w:left w:w="90" w:type="dxa"/>
-              <w:bottom w:w="90" w:type="dxa"/>
-              <w:right w:w="90" w:type="dxa"/>
-            </w:tcMar>
-            <w:hideMark/>
-          </w:tcPr>
-          <w:p>
-            <w:pPr>
-              <w:spacing w:before="180" w:after="180"/>
-              <w:rPr>
-                <w:rFonts w:ascii="Calibri" w:eastAsia="Times New Roman" w:hAnsi="Calibri" w:cs="Calibri"/>
-                <w:sz w:val="22"/>
-                <w:szCs w:val="22"/>
-              </w:rPr>
-            </w:pPr>
-            <w:r>
-              <w:rPr>
-                <w:rStyle w:val="Fuerte"/>
-                <w:rFonts w:ascii="Calibri" w:eastAsia="Times New Roman" w:hAnsi="Calibri" w:cs="Calibri"/>
-                <w:sz w:val="22"/>
-                <w:szCs w:val="22"/>
-              </w:rPr>
-              <w:t>580</w:t>
-            </w:r>
-          </w:p>
-        </w:tc>
-        <w:tc>
-          <w:tcPr>
-            <w:tcW w:w="0" w:type="auto"/>
-            <w:tcBorders>
-              <w:top w:val="single" w:sz="6" w:space="0" w:color="666666"/>
-              <w:left w:val="single" w:sz="6" w:space="0" w:color="666666"/>
-              <w:bottom w:val="single" w:sz="6" w:space="0" w:color="666666"/>
-              <w:right w:val="single" w:sz="6" w:space="0" w:color="666666"/>
-            </w:tcBorders>
-            <w:tcMar>
-              <w:top w:w="90" w:type="dxa"/>
-              <w:left w:w="90" w:type="dxa"/>
-              <w:bottom w:w="90" w:type="dxa"/>
-              <w:right w:w="90" w:type="dxa"/>
-            </w:tcMar>
-            <w:hideMark/>
-          </w:tcPr>
-          <w:p>
-            <w:pPr>
-              <w:spacing w:before="180" w:after="180"/>
-              <w:rPr>
-                <w:rFonts w:ascii="Calibri" w:eastAsia="Times New Roman" w:hAnsi="Calibri" w:cs="Calibri"/>
-                <w:sz w:val="22"/>
-                <w:szCs w:val="22"/>
-              </w:rPr>
-            </w:pPr>
-            <w:r>
-              <w:rPr>
-                <w:rStyle w:val="Fuerte"/>
-                <w:rFonts w:ascii="Calibri" w:eastAsia="Times New Roman" w:hAnsi="Calibri" w:cs="Calibri"/>
-                <w:sz w:val="22"/>
-                <w:szCs w:val="22"/>
-              </w:rPr>
-              <w:t>96.00%</w:t>
-            </w:r>
-          </w:p>
-        </w:tc>
-        <w:tc>
-          <w:tcPr>
-            <w:tcW w:w="0" w:type="auto"/>
-            <w:tcBorders>
-              <w:top w:val="single" w:sz="6" w:space="0" w:color="666666"/>
-              <w:left w:val="single" w:sz="6" w:space="0" w:color="666666"/>
-              <w:bottom w:val="single" w:sz="6" w:space="0" w:color="666666"/>
-              <w:right w:val="single" w:sz="6" w:space="0" w:color="666666"/>
-            </w:tcBorders>
-            <w:tcMar>
-              <w:top w:w="90" w:type="dxa"/>
-              <w:left w:w="90" w:type="dxa"/>
-              <w:bottom w:w="90" w:type="dxa"/>
-              <w:right w:w="90" w:type="dxa"/>
-            </w:tcMar>
-            <w:hideMark/>
-          </w:tcPr>
-          <w:p>
-            <w:pPr>
-              <w:spacing w:before="180" w:after="180"/>
-              <w:rPr>
-                <w:rFonts w:ascii="Calibri" w:eastAsia="Times New Roman" w:hAnsi="Calibri" w:cs="Calibri"/>
-                <w:sz w:val="22"/>
-                <w:szCs w:val="22"/>
-              </w:rPr>
-            </w:pPr>
-            <w:r>
-              <w:rPr>
-                <w:rStyle w:val="Fuerte"/>
-                <w:rFonts w:ascii="Calibri" w:eastAsia="Times New Roman" w:hAnsi="Calibri" w:cs="Calibri"/>
-                <w:sz w:val="22"/>
-                <w:szCs w:val="22"/>
-              </w:rPr>
-              <w:t>39.8 minutos</w:t>
+                <w:rStyle w:val="CdigoHTML"/>
+              </w:rPr>
+              <w:t>orchestrator.py</w:t>
+            </w:r>
+            <w:r>
+              <w:rPr>
+                <w:rFonts w:ascii="Calibri" w:eastAsia="Times New Roman" w:hAnsi="Calibri" w:cs="Calibri"/>
+                <w:sz w:val="22"/>
+                <w:szCs w:val="22"/>
+              </w:rPr>
+              <w:t xml:space="preserve"> (Legacy)</w:t>
+            </w:r>
+          </w:p>
+        </w:tc>
+        <w:tc>
+          <w:tcPr>
+            <w:tcW w:w="0" w:type="auto"/>
+            <w:tcBorders>
+              <w:top w:val="single" w:sz="6" w:space="0" w:color="666666"/>
+              <w:left w:val="single" w:sz="6" w:space="0" w:color="666666"/>
+              <w:bottom w:val="single" w:sz="6" w:space="0" w:color="666666"/>
+              <w:right w:val="single" w:sz="6" w:space="0" w:color="666666"/>
+            </w:tcBorders>
+            <w:tcMar>
+              <w:top w:w="90" w:type="dxa"/>
+              <w:left w:w="90" w:type="dxa"/>
+              <w:bottom w:w="90" w:type="dxa"/>
+              <w:right w:w="90" w:type="dxa"/>
+            </w:tcMar>
+            <w:hideMark/>
+          </w:tcPr>
+          <w:p>
+            <w:pPr>
+              <w:spacing w:before="180" w:after="180"/>
+              <w:rPr>
+                <w:rFonts w:ascii="Calibri" w:eastAsia="Times New Roman" w:hAnsi="Calibri" w:cs="Calibri"/>
+                <w:sz w:val="22"/>
+                <w:szCs w:val="22"/>
+              </w:rPr>
+            </w:pPr>
+            <w:r>
+              <w:rPr>
+                <w:rFonts w:ascii="Calibri" w:eastAsia="Times New Roman" w:hAnsi="Calibri" w:cs="Calibri"/>
+                <w:sz w:val="22"/>
+                <w:szCs w:val="22"/>
+              </w:rPr>
+              <w:t>Integración con WS IMSS, cifrado AES, guardado de PDFs.</w:t>
+            </w:r>
+          </w:p>
+        </w:tc>
+        <w:tc>
+          <w:tcPr>
+            <w:tcW w:w="0" w:type="auto"/>
+            <w:tcBorders>
+              <w:top w:val="single" w:sz="6" w:space="0" w:color="666666"/>
+              <w:left w:val="single" w:sz="6" w:space="0" w:color="666666"/>
+              <w:bottom w:val="single" w:sz="6" w:space="0" w:color="666666"/>
+              <w:right w:val="single" w:sz="6" w:space="0" w:color="666666"/>
+            </w:tcBorders>
+            <w:tcMar>
+              <w:top w:w="90" w:type="dxa"/>
+              <w:left w:w="90" w:type="dxa"/>
+              <w:bottom w:w="90" w:type="dxa"/>
+              <w:right w:w="90" w:type="dxa"/>
+            </w:tcMar>
+            <w:hideMark/>
+          </w:tcPr>
+          <w:p>
+            <w:pPr>
+              <w:spacing w:before="180" w:after="180"/>
+              <w:rPr>
+                <w:rFonts w:ascii="Calibri" w:eastAsia="Times New Roman" w:hAnsi="Calibri" w:cs="Calibri"/>
+                <w:sz w:val="22"/>
+                <w:szCs w:val="22"/>
+              </w:rPr>
+            </w:pPr>
+            <w:r>
+              <w:rPr>
+                <w:rFonts w:ascii="Calibri" w:eastAsia="Times New Roman" w:hAnsi="Calibri" w:cs="Calibri"/>
+                <w:sz w:val="22"/>
+                <w:szCs w:val="22"/>
+              </w:rPr>
+              <w:t>Núcleo de interacción con el proveedor externo.</w:t>
+            </w:r>
+          </w:p>
+        </w:tc>
+      </w:tr>
+      <w:tr>
+        <w:tc>
+          <w:tcPr>
+            <w:tcW w:w="0" w:type="auto"/>
+            <w:tcBorders>
+              <w:top w:val="single" w:sz="6" w:space="0" w:color="666666"/>
+              <w:left w:val="single" w:sz="6" w:space="0" w:color="666666"/>
+              <w:bottom w:val="single" w:sz="6" w:space="0" w:color="666666"/>
+              <w:right w:val="single" w:sz="6" w:space="0" w:color="666666"/>
+            </w:tcBorders>
+            <w:tcMar>
+              <w:top w:w="90" w:type="dxa"/>
+              <w:left w:w="90" w:type="dxa"/>
+              <w:bottom w:w="90" w:type="dxa"/>
+              <w:right w:w="90" w:type="dxa"/>
+            </w:tcMar>
+            <w:hideMark/>
+          </w:tcPr>
+          <w:p>
+            <w:pPr>
+              <w:spacing w:before="180" w:after="180"/>
+              <w:rPr>
+                <w:rFonts w:ascii="Calibri" w:eastAsia="Times New Roman" w:hAnsi="Calibri" w:cs="Calibri"/>
+                <w:sz w:val="22"/>
+                <w:szCs w:val="22"/>
+              </w:rPr>
+            </w:pPr>
+            <w:r>
+              <w:rPr>
+                <w:rStyle w:val="CdigoHTML"/>
+              </w:rPr>
+              <w:t>importar_tamizados.py</w:t>
+            </w:r>
+          </w:p>
+        </w:tc>
+        <w:tc>
+          <w:tcPr>
+            <w:tcW w:w="0" w:type="auto"/>
+            <w:tcBorders>
+              <w:top w:val="single" w:sz="6" w:space="0" w:color="666666"/>
+              <w:left w:val="single" w:sz="6" w:space="0" w:color="666666"/>
+              <w:bottom w:val="single" w:sz="6" w:space="0" w:color="666666"/>
+              <w:right w:val="single" w:sz="6" w:space="0" w:color="666666"/>
+            </w:tcBorders>
+            <w:tcMar>
+              <w:top w:w="90" w:type="dxa"/>
+              <w:left w:w="90" w:type="dxa"/>
+              <w:bottom w:w="90" w:type="dxa"/>
+              <w:right w:w="90" w:type="dxa"/>
+            </w:tcMar>
+            <w:hideMark/>
+          </w:tcPr>
+          <w:p>
+            <w:pPr>
+              <w:spacing w:before="180" w:after="180"/>
+              <w:rPr>
+                <w:rFonts w:ascii="Calibri" w:eastAsia="Times New Roman" w:hAnsi="Calibri" w:cs="Calibri"/>
+                <w:sz w:val="22"/>
+                <w:szCs w:val="22"/>
+              </w:rPr>
+            </w:pPr>
+            <w:r>
+              <w:rPr>
+                <w:rFonts w:ascii="Calibri" w:eastAsia="Times New Roman" w:hAnsi="Calibri" w:cs="Calibri"/>
+                <w:sz w:val="22"/>
+                <w:szCs w:val="22"/>
+              </w:rPr>
+              <w:t>Proceso de carga masiva de CSV a PostgreSQL.</w:t>
+            </w:r>
+          </w:p>
+        </w:tc>
+        <w:tc>
+          <w:tcPr>
+            <w:tcW w:w="0" w:type="auto"/>
+            <w:tcBorders>
+              <w:top w:val="single" w:sz="6" w:space="0" w:color="666666"/>
+              <w:left w:val="single" w:sz="6" w:space="0" w:color="666666"/>
+              <w:bottom w:val="single" w:sz="6" w:space="0" w:color="666666"/>
+              <w:right w:val="single" w:sz="6" w:space="0" w:color="666666"/>
+            </w:tcBorders>
+            <w:tcMar>
+              <w:top w:w="90" w:type="dxa"/>
+              <w:left w:w="90" w:type="dxa"/>
+              <w:bottom w:w="90" w:type="dxa"/>
+              <w:right w:w="90" w:type="dxa"/>
+            </w:tcMar>
+            <w:hideMark/>
+          </w:tcPr>
+          <w:p>
+            <w:pPr>
+              <w:spacing w:before="180" w:after="180"/>
+              <w:rPr>
+                <w:rFonts w:ascii="Calibri" w:eastAsia="Times New Roman" w:hAnsi="Calibri" w:cs="Calibri"/>
+                <w:sz w:val="22"/>
+                <w:szCs w:val="22"/>
+              </w:rPr>
+            </w:pPr>
+            <w:r>
+              <w:rPr>
+                <w:rFonts w:ascii="Calibri" w:eastAsia="Times New Roman" w:hAnsi="Calibri" w:cs="Calibri"/>
+                <w:sz w:val="22"/>
+                <w:szCs w:val="22"/>
+              </w:rPr>
+              <w:t>Población de datos base (</w:t>
+            </w:r>
+            <w:r>
+              <w:rPr>
+                <w:rStyle w:val="CdigoHTML"/>
+              </w:rPr>
+              <w:t>menor_evaluado</w:t>
+            </w:r>
+            <w:r>
+              <w:rPr>
+                <w:rFonts w:ascii="Calibri" w:eastAsia="Times New Roman" w:hAnsi="Calibri" w:cs="Calibri"/>
+                <w:sz w:val="22"/>
+                <w:szCs w:val="22"/>
+              </w:rPr>
+              <w:t>).</w:t>
             </w:r>
           </w:p>
         </w:tc>
@@ -2371,7 +2459,7 @@
         <w:rPr>
           <w:rFonts w:ascii="Calibri" w:eastAsia="Times New Roman" w:hAnsi="Calibri" w:cs="Calibri"/>
         </w:rPr>
-        <w:t>5.3 Incidencias reales del mes y resoluciones</w:t>
+        <w:t>4.1 Variables de Entorno y Configuración Crítica</w:t>
       </w:r>
     </w:p>
     <w:p>
@@ -2389,21 +2477,147 @@
           <w:sz w:val="22"/>
           <w:szCs w:val="22"/>
         </w:rPr>
-        <w:t>Durante el procesamiento de Puebla (</w:t>
+        <w:t xml:space="preserve">Se establecieron las configuraciones de entorno necesarias para la Fase 2 mediante </w:t>
       </w:r>
       <w:r>
         <w:rPr>
           <w:rStyle w:val="CdigoHTML"/>
         </w:rPr>
-        <w:t>LOTE-202605-02</w:t>
-      </w:r>
-      <w:r>
-        <w:rPr>
-          <w:rFonts w:ascii="Calibri" w:hAnsi="Calibri" w:cs="Calibri"/>
-          <w:sz w:val="22"/>
-          <w:szCs w:val="22"/>
-        </w:rPr>
-        <w:t>), se reportaron múltiples errores HTTP 429 por saturación:</w:t>
+        <w:t>pydantic-settings</w:t>
+      </w:r>
+      <w:r>
+        <w:rPr>
+          <w:rFonts w:ascii="Calibri" w:hAnsi="Calibri" w:cs="Calibri"/>
+          <w:sz w:val="22"/>
+          <w:szCs w:val="22"/>
+        </w:rPr>
+        <w:t>:</w:t>
+      </w:r>
+    </w:p>
+    <w:p>
+      <w:pPr>
+        <w:numPr>
+          <w:ilvl w:val="0"/>
+          <w:numId w:val="4"/>
+        </w:numPr>
+        <w:spacing w:before="100" w:beforeAutospacing="1" w:after="100" w:afterAutospacing="1"/>
+        <w:rPr>
+          <w:rFonts w:ascii="Calibri" w:eastAsia="Times New Roman" w:hAnsi="Calibri" w:cs="Calibri"/>
+          <w:sz w:val="22"/>
+          <w:szCs w:val="22"/>
+        </w:rPr>
+      </w:pPr>
+      <w:r>
+        <w:rPr>
+          <w:rStyle w:val="CdigoHTML"/>
+        </w:rPr>
+        <w:t>SECRET_IMSS</w:t>
+      </w:r>
+      <w:r>
+        <w:rPr>
+          <w:rFonts w:ascii="Calibri" w:eastAsia="Times New Roman" w:hAnsi="Calibri" w:cs="Calibri"/>
+          <w:sz w:val="22"/>
+          <w:szCs w:val="22"/>
+        </w:rPr>
+        <w:t xml:space="preserve">, </w:t>
+      </w:r>
+      <w:r>
+        <w:rPr>
+          <w:rStyle w:val="CdigoHTML"/>
+        </w:rPr>
+        <w:t>URL_IMSS</w:t>
+      </w:r>
+      <w:r>
+        <w:rPr>
+          <w:rFonts w:ascii="Calibri" w:eastAsia="Times New Roman" w:hAnsi="Calibri" w:cs="Calibri"/>
+          <w:sz w:val="22"/>
+          <w:szCs w:val="22"/>
+        </w:rPr>
+        <w:t>: Claves y endpoints para comunicación con IMSS.</w:t>
+      </w:r>
+    </w:p>
+    <w:p>
+      <w:pPr>
+        <w:numPr>
+          <w:ilvl w:val="0"/>
+          <w:numId w:val="4"/>
+        </w:numPr>
+        <w:spacing w:before="100" w:beforeAutospacing="1" w:after="100" w:afterAutospacing="1"/>
+        <w:rPr>
+          <w:rFonts w:ascii="Calibri" w:eastAsia="Times New Roman" w:hAnsi="Calibri" w:cs="Calibri"/>
+          <w:sz w:val="22"/>
+          <w:szCs w:val="22"/>
+        </w:rPr>
+      </w:pPr>
+      <w:r>
+        <w:rPr>
+          <w:rStyle w:val="CdigoHTML"/>
+        </w:rPr>
+        <w:t>DB_PASSWORD</w:t>
+      </w:r>
+      <w:r>
+        <w:rPr>
+          <w:rFonts w:ascii="Calibri" w:eastAsia="Times New Roman" w:hAnsi="Calibri" w:cs="Calibri"/>
+          <w:sz w:val="22"/>
+          <w:szCs w:val="22"/>
+        </w:rPr>
+        <w:t xml:space="preserve">, </w:t>
+      </w:r>
+      <w:r>
+        <w:rPr>
+          <w:rStyle w:val="CdigoHTML"/>
+        </w:rPr>
+        <w:t>DATABASE_URL</w:t>
+      </w:r>
+      <w:r>
+        <w:rPr>
+          <w:rFonts w:ascii="Calibri" w:eastAsia="Times New Roman" w:hAnsi="Calibri" w:cs="Calibri"/>
+          <w:sz w:val="22"/>
+          <w:szCs w:val="22"/>
+        </w:rPr>
+        <w:t>: Conexiones a PostgreSQL.</w:t>
+      </w:r>
+    </w:p>
+    <w:p>
+      <w:pPr>
+        <w:numPr>
+          <w:ilvl w:val="0"/>
+          <w:numId w:val="4"/>
+        </w:numPr>
+        <w:spacing w:before="100" w:beforeAutospacing="1" w:after="100" w:afterAutospacing="1"/>
+        <w:rPr>
+          <w:rFonts w:ascii="Calibri" w:eastAsia="Times New Roman" w:hAnsi="Calibri" w:cs="Calibri"/>
+          <w:sz w:val="22"/>
+          <w:szCs w:val="22"/>
+        </w:rPr>
+      </w:pPr>
+      <w:r>
+        <w:rPr>
+          <w:rStyle w:val="CdigoHTML"/>
+        </w:rPr>
+        <w:t>SECRET_KEY</w:t>
+      </w:r>
+      <w:r>
+        <w:rPr>
+          <w:rFonts w:ascii="Calibri" w:eastAsia="Times New Roman" w:hAnsi="Calibri" w:cs="Calibri"/>
+          <w:sz w:val="22"/>
+          <w:szCs w:val="22"/>
+        </w:rPr>
+        <w:t>: Llave para firmado de tokens JWT.</w:t>
+      </w:r>
+    </w:p>
+    <w:p>
+      <w:pPr>
+        <w:pStyle w:val="Ttulo2"/>
+        <w:rPr>
+          <w:rFonts w:ascii="Calibri" w:eastAsia="Times New Roman" w:hAnsi="Calibri" w:cs="Calibri"/>
+        </w:rPr>
+      </w:pPr>
+      <w:r>
+        <w:rPr>
+          <w:rFonts w:ascii="Calibri" w:eastAsia="Times New Roman" w:hAnsi="Calibri" w:cs="Calibri"/>
+        </w:rPr>
+        <w:t>5. Especificaciones y Layouts de Importación</w:t>
       </w:r>
     </w:p>
     <w:p>
@@ -2421,46 +2635,899 @@
           <w:sz w:val="22"/>
           <w:szCs w:val="22"/>
         </w:rPr>
-        <w:t xml:space="preserve">1. </w:t>
-      </w:r>
-      <w:r>
-        <w:rPr>
-          <w:rStyle w:val="Fuerte"/>
-          <w:rFonts w:ascii="Calibri" w:hAnsi="Calibri" w:cs="Calibri"/>
-          <w:sz w:val="22"/>
-          <w:szCs w:val="22"/>
-        </w:rPr>
-        <w:t>Causa raíz:</w:t>
-      </w:r>
-      <w:r>
-        <w:rPr>
-          <w:rFonts w:ascii="Calibri" w:hAnsi="Calibri" w:cs="Calibri"/>
-          <w:sz w:val="22"/>
-          <w:szCs w:val="22"/>
-        </w:rPr>
-        <w:t xml:space="preserve"> La variable </w:t>
+        <w:t>Durante el mes de mayo se lograron hitos fundamentales en la estandarización de los insumos de datos mediante la definición del documento *04-DEFINICION-LAYOUTS.md*. A continuación, se detalla la matriz estructural de dichos formatos.</w:t>
+      </w:r>
+    </w:p>
+    <w:p>
+      <w:pPr>
+        <w:pStyle w:val="Ttulo3"/>
+        <w:rPr>
+          <w:rFonts w:ascii="Calibri" w:eastAsia="Times New Roman" w:hAnsi="Calibri" w:cs="Calibri"/>
+        </w:rPr>
+      </w:pPr>
+      <w:r>
+        <w:rPr>
+          <w:rFonts w:ascii="Calibri" w:eastAsia="Times New Roman" w:hAnsi="Calibri" w:cs="Calibri"/>
+        </w:rPr>
+        <w:t>Matriz Estructural de Layouts</w:t>
+      </w:r>
+    </w:p>
+    <w:tbl>
+      <w:tblPr>
+        <w:tblW w:w="5000" w:type="pct"/>
+        <w:tblCellMar>
+          <w:top w:w="15" w:type="dxa"/>
+          <w:left w:w="15" w:type="dxa"/>
+          <w:bottom w:w="15" w:type="dxa"/>
+          <w:right w:w="15" w:type="dxa"/>
+        </w:tblCellMar>
+        <w:tblLook w:val="04A0" w:firstRow="1" w:lastRow="0" w:firstColumn="1" w:lastColumn="0" w:noHBand="0" w:noVBand="1"/>
+      </w:tblPr>
+      <w:tblGrid>
+        <w:gridCol w:w="3061"/>
+        <w:gridCol w:w="879"/>
+        <w:gridCol w:w="1401"/>
+        <w:gridCol w:w="1981"/>
+        <w:gridCol w:w="1579"/>
+      </w:tblGrid>
+      <w:tr>
+        <w:trPr>
+          <w:tblHeader/>
+        </w:trPr>
+        <w:tc>
+          <w:tcPr>
+            <w:tcW w:w="0" w:type="auto"/>
+            <w:tcBorders>
+              <w:top w:val="single" w:sz="6" w:space="0" w:color="666666"/>
+              <w:left w:val="single" w:sz="6" w:space="0" w:color="666666"/>
+              <w:bottom w:val="single" w:sz="6" w:space="0" w:color="666666"/>
+              <w:right w:val="single" w:sz="6" w:space="0" w:color="666666"/>
+            </w:tcBorders>
+            <w:tcMar>
+              <w:top w:w="90" w:type="dxa"/>
+              <w:left w:w="90" w:type="dxa"/>
+              <w:bottom w:w="90" w:type="dxa"/>
+              <w:right w:w="90" w:type="dxa"/>
+            </w:tcMar>
+            <w:hideMark/>
+          </w:tcPr>
+          <w:p>
+            <w:pPr>
+              <w:spacing w:before="180" w:after="180"/>
+              <w:rPr>
+                <w:rFonts w:ascii="Calibri" w:eastAsia="Times New Roman" w:hAnsi="Calibri" w:cs="Calibri"/>
+                <w:b/>
+                <w:bCs/>
+                <w:sz w:val="22"/>
+                <w:szCs w:val="22"/>
+              </w:rPr>
+            </w:pPr>
+            <w:r>
+              <w:rPr>
+                <w:rFonts w:ascii="Calibri" w:eastAsia="Times New Roman" w:hAnsi="Calibri" w:cs="Calibri"/>
+                <w:b/>
+                <w:bCs/>
+                <w:sz w:val="22"/>
+                <w:szCs w:val="22"/>
+              </w:rPr>
+              <w:t>Nombre del Layout</w:t>
+            </w:r>
+          </w:p>
+        </w:tc>
+        <w:tc>
+          <w:tcPr>
+            <w:tcW w:w="0" w:type="auto"/>
+            <w:tcBorders>
+              <w:top w:val="single" w:sz="6" w:space="0" w:color="666666"/>
+              <w:left w:val="single" w:sz="6" w:space="0" w:color="666666"/>
+              <w:bottom w:val="single" w:sz="6" w:space="0" w:color="666666"/>
+              <w:right w:val="single" w:sz="6" w:space="0" w:color="666666"/>
+            </w:tcBorders>
+            <w:tcMar>
+              <w:top w:w="90" w:type="dxa"/>
+              <w:left w:w="90" w:type="dxa"/>
+              <w:bottom w:w="90" w:type="dxa"/>
+              <w:right w:w="90" w:type="dxa"/>
+            </w:tcMar>
+            <w:hideMark/>
+          </w:tcPr>
+          <w:p>
+            <w:pPr>
+              <w:spacing w:before="180" w:after="180"/>
+              <w:rPr>
+                <w:rFonts w:ascii="Calibri" w:eastAsia="Times New Roman" w:hAnsi="Calibri" w:cs="Calibri"/>
+                <w:b/>
+                <w:bCs/>
+                <w:sz w:val="22"/>
+                <w:szCs w:val="22"/>
+              </w:rPr>
+            </w:pPr>
+            <w:r>
+              <w:rPr>
+                <w:rFonts w:ascii="Calibri" w:eastAsia="Times New Roman" w:hAnsi="Calibri" w:cs="Calibri"/>
+                <w:b/>
+                <w:bCs/>
+                <w:sz w:val="22"/>
+                <w:szCs w:val="22"/>
+              </w:rPr>
+              <w:t>Tipo de Archivo</w:t>
+            </w:r>
+          </w:p>
+        </w:tc>
+        <w:tc>
+          <w:tcPr>
+            <w:tcW w:w="0" w:type="auto"/>
+            <w:tcBorders>
+              <w:top w:val="single" w:sz="6" w:space="0" w:color="666666"/>
+              <w:left w:val="single" w:sz="6" w:space="0" w:color="666666"/>
+              <w:bottom w:val="single" w:sz="6" w:space="0" w:color="666666"/>
+              <w:right w:val="single" w:sz="6" w:space="0" w:color="666666"/>
+            </w:tcBorders>
+            <w:tcMar>
+              <w:top w:w="90" w:type="dxa"/>
+              <w:left w:w="90" w:type="dxa"/>
+              <w:bottom w:w="90" w:type="dxa"/>
+              <w:right w:w="90" w:type="dxa"/>
+            </w:tcMar>
+            <w:hideMark/>
+          </w:tcPr>
+          <w:p>
+            <w:pPr>
+              <w:spacing w:before="180" w:after="180"/>
+              <w:rPr>
+                <w:rFonts w:ascii="Calibri" w:eastAsia="Times New Roman" w:hAnsi="Calibri" w:cs="Calibri"/>
+                <w:b/>
+                <w:bCs/>
+                <w:sz w:val="22"/>
+                <w:szCs w:val="22"/>
+              </w:rPr>
+            </w:pPr>
+            <w:r>
+              <w:rPr>
+                <w:rFonts w:ascii="Calibri" w:eastAsia="Times New Roman" w:hAnsi="Calibri" w:cs="Calibri"/>
+                <w:b/>
+                <w:bCs/>
+                <w:sz w:val="22"/>
+                <w:szCs w:val="22"/>
+              </w:rPr>
+              <w:t>Entidad Principal</w:t>
+            </w:r>
+          </w:p>
+        </w:tc>
+        <w:tc>
+          <w:tcPr>
+            <w:tcW w:w="0" w:type="auto"/>
+            <w:tcBorders>
+              <w:top w:val="single" w:sz="6" w:space="0" w:color="666666"/>
+              <w:left w:val="single" w:sz="6" w:space="0" w:color="666666"/>
+              <w:bottom w:val="single" w:sz="6" w:space="0" w:color="666666"/>
+              <w:right w:val="single" w:sz="6" w:space="0" w:color="666666"/>
+            </w:tcBorders>
+            <w:tcMar>
+              <w:top w:w="90" w:type="dxa"/>
+              <w:left w:w="90" w:type="dxa"/>
+              <w:bottom w:w="90" w:type="dxa"/>
+              <w:right w:w="90" w:type="dxa"/>
+            </w:tcMar>
+            <w:hideMark/>
+          </w:tcPr>
+          <w:p>
+            <w:pPr>
+              <w:spacing w:before="180" w:after="180"/>
+              <w:rPr>
+                <w:rFonts w:ascii="Calibri" w:eastAsia="Times New Roman" w:hAnsi="Calibri" w:cs="Calibri"/>
+                <w:b/>
+                <w:bCs/>
+                <w:sz w:val="22"/>
+                <w:szCs w:val="22"/>
+              </w:rPr>
+            </w:pPr>
+            <w:r>
+              <w:rPr>
+                <w:rFonts w:ascii="Calibri" w:eastAsia="Times New Roman" w:hAnsi="Calibri" w:cs="Calibri"/>
+                <w:b/>
+                <w:bCs/>
+                <w:sz w:val="22"/>
+                <w:szCs w:val="22"/>
+              </w:rPr>
+              <w:t>Columnas Obligatorias (Key Constraints)</w:t>
+            </w:r>
+          </w:p>
+        </w:tc>
+        <w:tc>
+          <w:tcPr>
+            <w:tcW w:w="0" w:type="auto"/>
+            <w:tcBorders>
+              <w:top w:val="single" w:sz="6" w:space="0" w:color="666666"/>
+              <w:left w:val="single" w:sz="6" w:space="0" w:color="666666"/>
+              <w:bottom w:val="single" w:sz="6" w:space="0" w:color="666666"/>
+              <w:right w:val="single" w:sz="6" w:space="0" w:color="666666"/>
+            </w:tcBorders>
+            <w:tcMar>
+              <w:top w:w="90" w:type="dxa"/>
+              <w:left w:w="90" w:type="dxa"/>
+              <w:bottom w:w="90" w:type="dxa"/>
+              <w:right w:w="90" w:type="dxa"/>
+            </w:tcMar>
+            <w:hideMark/>
+          </w:tcPr>
+          <w:p>
+            <w:pPr>
+              <w:spacing w:before="180" w:after="180"/>
+              <w:rPr>
+                <w:rFonts w:ascii="Calibri" w:eastAsia="Times New Roman" w:hAnsi="Calibri" w:cs="Calibri"/>
+                <w:b/>
+                <w:bCs/>
+                <w:sz w:val="22"/>
+                <w:szCs w:val="22"/>
+              </w:rPr>
+            </w:pPr>
+            <w:r>
+              <w:rPr>
+                <w:rFonts w:ascii="Calibri" w:eastAsia="Times New Roman" w:hAnsi="Calibri" w:cs="Calibri"/>
+                <w:b/>
+                <w:bCs/>
+                <w:sz w:val="22"/>
+                <w:szCs w:val="22"/>
+              </w:rPr>
+              <w:t>Finalidad / Función</w:t>
+            </w:r>
+          </w:p>
+        </w:tc>
+      </w:tr>
+      <w:tr>
+        <w:tc>
+          <w:tcPr>
+            <w:tcW w:w="0" w:type="auto"/>
+            <w:tcBorders>
+              <w:top w:val="single" w:sz="6" w:space="0" w:color="666666"/>
+              <w:left w:val="single" w:sz="6" w:space="0" w:color="666666"/>
+              <w:bottom w:val="single" w:sz="6" w:space="0" w:color="666666"/>
+              <w:right w:val="single" w:sz="6" w:space="0" w:color="666666"/>
+            </w:tcBorders>
+            <w:tcMar>
+              <w:top w:w="90" w:type="dxa"/>
+              <w:left w:w="90" w:type="dxa"/>
+              <w:bottom w:w="90" w:type="dxa"/>
+              <w:right w:w="90" w:type="dxa"/>
+            </w:tcMar>
+            <w:hideMark/>
+          </w:tcPr>
+          <w:p>
+            <w:pPr>
+              <w:spacing w:before="180" w:after="180"/>
+              <w:rPr>
+                <w:rFonts w:ascii="Calibri" w:eastAsia="Times New Roman" w:hAnsi="Calibri" w:cs="Calibri"/>
+                <w:sz w:val="22"/>
+                <w:szCs w:val="22"/>
+              </w:rPr>
+            </w:pPr>
+            <w:r>
+              <w:rPr>
+                <w:rStyle w:val="CdigoHTML"/>
+              </w:rPr>
+              <w:t>LayMenorEvaluado</w:t>
+            </w:r>
+          </w:p>
+        </w:tc>
+        <w:tc>
+          <w:tcPr>
+            <w:tcW w:w="0" w:type="auto"/>
+            <w:tcBorders>
+              <w:top w:val="single" w:sz="6" w:space="0" w:color="666666"/>
+              <w:left w:val="single" w:sz="6" w:space="0" w:color="666666"/>
+              <w:bottom w:val="single" w:sz="6" w:space="0" w:color="666666"/>
+              <w:right w:val="single" w:sz="6" w:space="0" w:color="666666"/>
+            </w:tcBorders>
+            <w:tcMar>
+              <w:top w:w="90" w:type="dxa"/>
+              <w:left w:w="90" w:type="dxa"/>
+              <w:bottom w:w="90" w:type="dxa"/>
+              <w:right w:w="90" w:type="dxa"/>
+            </w:tcMar>
+            <w:hideMark/>
+          </w:tcPr>
+          <w:p>
+            <w:pPr>
+              <w:spacing w:before="180" w:after="180"/>
+              <w:rPr>
+                <w:rFonts w:ascii="Calibri" w:eastAsia="Times New Roman" w:hAnsi="Calibri" w:cs="Calibri"/>
+                <w:sz w:val="22"/>
+                <w:szCs w:val="22"/>
+              </w:rPr>
+            </w:pPr>
+            <w:r>
+              <w:rPr>
+                <w:rStyle w:val="CdigoHTML"/>
+              </w:rPr>
+              <w:t>.csv</w:t>
+            </w:r>
+            <w:r>
+              <w:rPr>
+                <w:rFonts w:ascii="Calibri" w:eastAsia="Times New Roman" w:hAnsi="Calibri" w:cs="Calibri"/>
+                <w:sz w:val="22"/>
+                <w:szCs w:val="22"/>
+              </w:rPr>
+              <w:t xml:space="preserve"> UTF-8</w:t>
+            </w:r>
+          </w:p>
+        </w:tc>
+        <w:tc>
+          <w:tcPr>
+            <w:tcW w:w="0" w:type="auto"/>
+            <w:tcBorders>
+              <w:top w:val="single" w:sz="6" w:space="0" w:color="666666"/>
+              <w:left w:val="single" w:sz="6" w:space="0" w:color="666666"/>
+              <w:bottom w:val="single" w:sz="6" w:space="0" w:color="666666"/>
+              <w:right w:val="single" w:sz="6" w:space="0" w:color="666666"/>
+            </w:tcBorders>
+            <w:tcMar>
+              <w:top w:w="90" w:type="dxa"/>
+              <w:left w:w="90" w:type="dxa"/>
+              <w:bottom w:w="90" w:type="dxa"/>
+              <w:right w:w="90" w:type="dxa"/>
+            </w:tcMar>
+            <w:hideMark/>
+          </w:tcPr>
+          <w:p>
+            <w:pPr>
+              <w:spacing w:before="180" w:after="180"/>
+              <w:rPr>
+                <w:rFonts w:ascii="Calibri" w:eastAsia="Times New Roman" w:hAnsi="Calibri" w:cs="Calibri"/>
+                <w:sz w:val="22"/>
+                <w:szCs w:val="22"/>
+              </w:rPr>
+            </w:pPr>
+            <w:r>
+              <w:rPr>
+                <w:rFonts w:ascii="Calibri" w:eastAsia="Times New Roman" w:hAnsi="Calibri" w:cs="Calibri"/>
+                <w:sz w:val="22"/>
+                <w:szCs w:val="22"/>
+              </w:rPr>
+              <w:t>Base Transaccional</w:t>
+            </w:r>
+          </w:p>
+        </w:tc>
+        <w:tc>
+          <w:tcPr>
+            <w:tcW w:w="0" w:type="auto"/>
+            <w:tcBorders>
+              <w:top w:val="single" w:sz="6" w:space="0" w:color="666666"/>
+              <w:left w:val="single" w:sz="6" w:space="0" w:color="666666"/>
+              <w:bottom w:val="single" w:sz="6" w:space="0" w:color="666666"/>
+              <w:right w:val="single" w:sz="6" w:space="0" w:color="666666"/>
+            </w:tcBorders>
+            <w:tcMar>
+              <w:top w:w="90" w:type="dxa"/>
+              <w:left w:w="90" w:type="dxa"/>
+              <w:bottom w:w="90" w:type="dxa"/>
+              <w:right w:w="90" w:type="dxa"/>
+            </w:tcMar>
+            <w:hideMark/>
+          </w:tcPr>
+          <w:p>
+            <w:pPr>
+              <w:spacing w:before="180" w:after="180"/>
+              <w:rPr>
+                <w:rFonts w:ascii="Calibri" w:eastAsia="Times New Roman" w:hAnsi="Calibri" w:cs="Calibri"/>
+                <w:sz w:val="22"/>
+                <w:szCs w:val="22"/>
+              </w:rPr>
+            </w:pPr>
+            <w:r>
+              <w:rPr>
+                <w:rStyle w:val="CdigoHTML"/>
+              </w:rPr>
+              <w:t>curp</w:t>
+            </w:r>
+            <w:r>
+              <w:rPr>
+                <w:rFonts w:ascii="Calibri" w:eastAsia="Times New Roman" w:hAnsi="Calibri" w:cs="Calibri"/>
+                <w:sz w:val="22"/>
+                <w:szCs w:val="22"/>
+              </w:rPr>
+              <w:t xml:space="preserve">, </w:t>
+            </w:r>
+            <w:r>
+              <w:rPr>
+                <w:rStyle w:val="CdigoHTML"/>
+              </w:rPr>
+              <w:t>cct</w:t>
+            </w:r>
+            <w:r>
+              <w:rPr>
+                <w:rFonts w:ascii="Calibri" w:eastAsia="Times New Roman" w:hAnsi="Calibri" w:cs="Calibri"/>
+                <w:sz w:val="22"/>
+                <w:szCs w:val="22"/>
+              </w:rPr>
+              <w:t xml:space="preserve">, </w:t>
+            </w:r>
+            <w:r>
+              <w:rPr>
+                <w:rStyle w:val="CdigoHTML"/>
+              </w:rPr>
+              <w:t>nombre_completo</w:t>
+            </w:r>
+          </w:p>
+        </w:tc>
+        <w:tc>
+          <w:tcPr>
+            <w:tcW w:w="0" w:type="auto"/>
+            <w:tcBorders>
+              <w:top w:val="single" w:sz="6" w:space="0" w:color="666666"/>
+              <w:left w:val="single" w:sz="6" w:space="0" w:color="666666"/>
+              <w:bottom w:val="single" w:sz="6" w:space="0" w:color="666666"/>
+              <w:right w:val="single" w:sz="6" w:space="0" w:color="666666"/>
+            </w:tcBorders>
+            <w:tcMar>
+              <w:top w:w="90" w:type="dxa"/>
+              <w:left w:w="90" w:type="dxa"/>
+              <w:bottom w:w="90" w:type="dxa"/>
+              <w:right w:w="90" w:type="dxa"/>
+            </w:tcMar>
+            <w:hideMark/>
+          </w:tcPr>
+          <w:p>
+            <w:pPr>
+              <w:spacing w:before="180" w:after="180"/>
+              <w:rPr>
+                <w:rFonts w:ascii="Calibri" w:eastAsia="Times New Roman" w:hAnsi="Calibri" w:cs="Calibri"/>
+                <w:sz w:val="22"/>
+                <w:szCs w:val="22"/>
+              </w:rPr>
+            </w:pPr>
+            <w:r>
+              <w:rPr>
+                <w:rFonts w:ascii="Calibri" w:eastAsia="Times New Roman" w:hAnsi="Calibri" w:cs="Calibri"/>
+                <w:sz w:val="22"/>
+                <w:szCs w:val="22"/>
+              </w:rPr>
+              <w:t>Define el padrón o universo base a tamizar.</w:t>
+            </w:r>
+          </w:p>
+        </w:tc>
+      </w:tr>
+      <w:tr>
+        <w:tc>
+          <w:tcPr>
+            <w:tcW w:w="0" w:type="auto"/>
+            <w:tcBorders>
+              <w:top w:val="single" w:sz="6" w:space="0" w:color="666666"/>
+              <w:left w:val="single" w:sz="6" w:space="0" w:color="666666"/>
+              <w:bottom w:val="single" w:sz="6" w:space="0" w:color="666666"/>
+              <w:right w:val="single" w:sz="6" w:space="0" w:color="666666"/>
+            </w:tcBorders>
+            <w:tcMar>
+              <w:top w:w="90" w:type="dxa"/>
+              <w:left w:w="90" w:type="dxa"/>
+              <w:bottom w:w="90" w:type="dxa"/>
+              <w:right w:w="90" w:type="dxa"/>
+            </w:tcMar>
+            <w:hideMark/>
+          </w:tcPr>
+          <w:p>
+            <w:pPr>
+              <w:spacing w:before="180" w:after="180"/>
+              <w:rPr>
+                <w:rFonts w:ascii="Calibri" w:eastAsia="Times New Roman" w:hAnsi="Calibri" w:cs="Calibri"/>
+                <w:sz w:val="22"/>
+                <w:szCs w:val="22"/>
+              </w:rPr>
+            </w:pPr>
+            <w:r>
+              <w:rPr>
+                <w:rStyle w:val="CdigoHTML"/>
+              </w:rPr>
+              <w:t>MENORES_SIN_PADECIMIENTO</w:t>
+            </w:r>
+          </w:p>
+        </w:tc>
+        <w:tc>
+          <w:tcPr>
+            <w:tcW w:w="0" w:type="auto"/>
+            <w:tcBorders>
+              <w:top w:val="single" w:sz="6" w:space="0" w:color="666666"/>
+              <w:left w:val="single" w:sz="6" w:space="0" w:color="666666"/>
+              <w:bottom w:val="single" w:sz="6" w:space="0" w:color="666666"/>
+              <w:right w:val="single" w:sz="6" w:space="0" w:color="666666"/>
+            </w:tcBorders>
+            <w:tcMar>
+              <w:top w:w="90" w:type="dxa"/>
+              <w:left w:w="90" w:type="dxa"/>
+              <w:bottom w:w="90" w:type="dxa"/>
+              <w:right w:w="90" w:type="dxa"/>
+            </w:tcMar>
+            <w:hideMark/>
+          </w:tcPr>
+          <w:p>
+            <w:pPr>
+              <w:spacing w:before="180" w:after="180"/>
+              <w:rPr>
+                <w:rFonts w:ascii="Calibri" w:eastAsia="Times New Roman" w:hAnsi="Calibri" w:cs="Calibri"/>
+                <w:sz w:val="22"/>
+                <w:szCs w:val="22"/>
+              </w:rPr>
+            </w:pPr>
+            <w:r>
+              <w:rPr>
+                <w:rStyle w:val="CdigoHTML"/>
+              </w:rPr>
+              <w:t>.csv</w:t>
+            </w:r>
+            <w:r>
+              <w:rPr>
+                <w:rFonts w:ascii="Calibri" w:eastAsia="Times New Roman" w:hAnsi="Calibri" w:cs="Calibri"/>
+                <w:sz w:val="22"/>
+                <w:szCs w:val="22"/>
+              </w:rPr>
+              <w:t xml:space="preserve"> UTF-8</w:t>
+            </w:r>
+          </w:p>
+        </w:tc>
+        <w:tc>
+          <w:tcPr>
+            <w:tcW w:w="0" w:type="auto"/>
+            <w:tcBorders>
+              <w:top w:val="single" w:sz="6" w:space="0" w:color="666666"/>
+              <w:left w:val="single" w:sz="6" w:space="0" w:color="666666"/>
+              <w:bottom w:val="single" w:sz="6" w:space="0" w:color="666666"/>
+              <w:right w:val="single" w:sz="6" w:space="0" w:color="666666"/>
+            </w:tcBorders>
+            <w:tcMar>
+              <w:top w:w="90" w:type="dxa"/>
+              <w:left w:w="90" w:type="dxa"/>
+              <w:bottom w:w="90" w:type="dxa"/>
+              <w:right w:w="90" w:type="dxa"/>
+            </w:tcMar>
+            <w:hideMark/>
+          </w:tcPr>
+          <w:p>
+            <w:pPr>
+              <w:spacing w:before="180" w:after="180"/>
+              <w:rPr>
+                <w:rFonts w:ascii="Calibri" w:eastAsia="Times New Roman" w:hAnsi="Calibri" w:cs="Calibri"/>
+                <w:sz w:val="22"/>
+                <w:szCs w:val="22"/>
+              </w:rPr>
+            </w:pPr>
+            <w:r>
+              <w:rPr>
+                <w:rFonts w:ascii="Calibri" w:eastAsia="Times New Roman" w:hAnsi="Calibri" w:cs="Calibri"/>
+                <w:sz w:val="22"/>
+                <w:szCs w:val="22"/>
+              </w:rPr>
+              <w:t>Exclusión</w:t>
+            </w:r>
+          </w:p>
+        </w:tc>
+        <w:tc>
+          <w:tcPr>
+            <w:tcW w:w="0" w:type="auto"/>
+            <w:tcBorders>
+              <w:top w:val="single" w:sz="6" w:space="0" w:color="666666"/>
+              <w:left w:val="single" w:sz="6" w:space="0" w:color="666666"/>
+              <w:bottom w:val="single" w:sz="6" w:space="0" w:color="666666"/>
+              <w:right w:val="single" w:sz="6" w:space="0" w:color="666666"/>
+            </w:tcBorders>
+            <w:tcMar>
+              <w:top w:w="90" w:type="dxa"/>
+              <w:left w:w="90" w:type="dxa"/>
+              <w:bottom w:w="90" w:type="dxa"/>
+              <w:right w:w="90" w:type="dxa"/>
+            </w:tcMar>
+            <w:hideMark/>
+          </w:tcPr>
+          <w:p>
+            <w:pPr>
+              <w:spacing w:before="180" w:after="180"/>
+              <w:rPr>
+                <w:rFonts w:ascii="Calibri" w:eastAsia="Times New Roman" w:hAnsi="Calibri" w:cs="Calibri"/>
+                <w:sz w:val="22"/>
+                <w:szCs w:val="22"/>
+              </w:rPr>
+            </w:pPr>
+            <w:r>
+              <w:rPr>
+                <w:rStyle w:val="CdigoHTML"/>
+              </w:rPr>
+              <w:t>curp_hash</w:t>
+            </w:r>
+            <w:r>
+              <w:rPr>
+                <w:rFonts w:ascii="Calibri" w:eastAsia="Times New Roman" w:hAnsi="Calibri" w:cs="Calibri"/>
+                <w:sz w:val="22"/>
+                <w:szCs w:val="22"/>
+              </w:rPr>
+              <w:t xml:space="preserve">, </w:t>
+            </w:r>
+            <w:r>
+              <w:rPr>
+                <w:rStyle w:val="CdigoHTML"/>
+              </w:rPr>
+              <w:t>cct_hash</w:t>
+            </w:r>
+          </w:p>
+        </w:tc>
+        <w:tc>
+          <w:tcPr>
+            <w:tcW w:w="0" w:type="auto"/>
+            <w:tcBorders>
+              <w:top w:val="single" w:sz="6" w:space="0" w:color="666666"/>
+              <w:left w:val="single" w:sz="6" w:space="0" w:color="666666"/>
+              <w:bottom w:val="single" w:sz="6" w:space="0" w:color="666666"/>
+              <w:right w:val="single" w:sz="6" w:space="0" w:color="666666"/>
+            </w:tcBorders>
+            <w:tcMar>
+              <w:top w:w="90" w:type="dxa"/>
+              <w:left w:w="90" w:type="dxa"/>
+              <w:bottom w:w="90" w:type="dxa"/>
+              <w:right w:w="90" w:type="dxa"/>
+            </w:tcMar>
+            <w:hideMark/>
+          </w:tcPr>
+          <w:p>
+            <w:pPr>
+              <w:spacing w:before="180" w:after="180"/>
+              <w:rPr>
+                <w:rFonts w:ascii="Calibri" w:eastAsia="Times New Roman" w:hAnsi="Calibri" w:cs="Calibri"/>
+                <w:sz w:val="22"/>
+                <w:szCs w:val="22"/>
+              </w:rPr>
+            </w:pPr>
+            <w:r>
+              <w:rPr>
+                <w:rFonts w:ascii="Calibri" w:eastAsia="Times New Roman" w:hAnsi="Calibri" w:cs="Calibri"/>
+                <w:sz w:val="22"/>
+                <w:szCs w:val="22"/>
+              </w:rPr>
+              <w:t>Identifica alumnos exentos de generación de carta de invitación.</w:t>
+            </w:r>
+          </w:p>
+        </w:tc>
+      </w:tr>
+      <w:tr>
+        <w:tc>
+          <w:tcPr>
+            <w:tcW w:w="0" w:type="auto"/>
+            <w:tcBorders>
+              <w:top w:val="single" w:sz="6" w:space="0" w:color="666666"/>
+              <w:left w:val="single" w:sz="6" w:space="0" w:color="666666"/>
+              <w:bottom w:val="single" w:sz="6" w:space="0" w:color="666666"/>
+              <w:right w:val="single" w:sz="6" w:space="0" w:color="666666"/>
+            </w:tcBorders>
+            <w:tcMar>
+              <w:top w:w="90" w:type="dxa"/>
+              <w:left w:w="90" w:type="dxa"/>
+              <w:bottom w:w="90" w:type="dxa"/>
+              <w:right w:w="90" w:type="dxa"/>
+            </w:tcMar>
+            <w:hideMark/>
+          </w:tcPr>
+          <w:p>
+            <w:pPr>
+              <w:spacing w:before="180" w:after="180"/>
+              <w:rPr>
+                <w:rFonts w:ascii="Calibri" w:eastAsia="Times New Roman" w:hAnsi="Calibri" w:cs="Calibri"/>
+                <w:sz w:val="22"/>
+                <w:szCs w:val="22"/>
+              </w:rPr>
+            </w:pPr>
+            <w:r>
+              <w:rPr>
+                <w:rStyle w:val="CdigoHTML"/>
+              </w:rPr>
+              <w:t>IMSS_Diagnostico</w:t>
+            </w:r>
+          </w:p>
+        </w:tc>
+        <w:tc>
+          <w:tcPr>
+            <w:tcW w:w="0" w:type="auto"/>
+            <w:tcBorders>
+              <w:top w:val="single" w:sz="6" w:space="0" w:color="666666"/>
+              <w:left w:val="single" w:sz="6" w:space="0" w:color="666666"/>
+              <w:bottom w:val="single" w:sz="6" w:space="0" w:color="666666"/>
+              <w:right w:val="single" w:sz="6" w:space="0" w:color="666666"/>
+            </w:tcBorders>
+            <w:tcMar>
+              <w:top w:w="90" w:type="dxa"/>
+              <w:left w:w="90" w:type="dxa"/>
+              <w:bottom w:w="90" w:type="dxa"/>
+              <w:right w:w="90" w:type="dxa"/>
+            </w:tcMar>
+            <w:hideMark/>
+          </w:tcPr>
+          <w:p>
+            <w:pPr>
+              <w:spacing w:before="180" w:after="180"/>
+              <w:rPr>
+                <w:rFonts w:ascii="Calibri" w:eastAsia="Times New Roman" w:hAnsi="Calibri" w:cs="Calibri"/>
+                <w:sz w:val="22"/>
+                <w:szCs w:val="22"/>
+              </w:rPr>
+            </w:pPr>
+            <w:r>
+              <w:rPr>
+                <w:rStyle w:val="CdigoHTML"/>
+              </w:rPr>
+              <w:t>.json</w:t>
+            </w:r>
+            <w:r>
+              <w:rPr>
+                <w:rFonts w:ascii="Calibri" w:eastAsia="Times New Roman" w:hAnsi="Calibri" w:cs="Calibri"/>
+                <w:sz w:val="22"/>
+                <w:szCs w:val="22"/>
+              </w:rPr>
+              <w:t xml:space="preserve"> / </w:t>
+            </w:r>
+            <w:r>
+              <w:rPr>
+                <w:rStyle w:val="CdigoHTML"/>
+              </w:rPr>
+              <w:t>.csv</w:t>
+            </w:r>
+          </w:p>
+        </w:tc>
+        <w:tc>
+          <w:tcPr>
+            <w:tcW w:w="0" w:type="auto"/>
+            <w:tcBorders>
+              <w:top w:val="single" w:sz="6" w:space="0" w:color="666666"/>
+              <w:left w:val="single" w:sz="6" w:space="0" w:color="666666"/>
+              <w:bottom w:val="single" w:sz="6" w:space="0" w:color="666666"/>
+              <w:right w:val="single" w:sz="6" w:space="0" w:color="666666"/>
+            </w:tcBorders>
+            <w:tcMar>
+              <w:top w:w="90" w:type="dxa"/>
+              <w:left w:w="90" w:type="dxa"/>
+              <w:bottom w:w="90" w:type="dxa"/>
+              <w:right w:w="90" w:type="dxa"/>
+            </w:tcMar>
+            <w:hideMark/>
+          </w:tcPr>
+          <w:p>
+            <w:pPr>
+              <w:spacing w:before="180" w:after="180"/>
+              <w:rPr>
+                <w:rFonts w:ascii="Calibri" w:eastAsia="Times New Roman" w:hAnsi="Calibri" w:cs="Calibri"/>
+                <w:sz w:val="22"/>
+                <w:szCs w:val="22"/>
+              </w:rPr>
+            </w:pPr>
+            <w:r>
+              <w:rPr>
+                <w:rFonts w:ascii="Calibri" w:eastAsia="Times New Roman" w:hAnsi="Calibri" w:cs="Calibri"/>
+                <w:sz w:val="22"/>
+                <w:szCs w:val="22"/>
+              </w:rPr>
+              <w:t>Clínico (Atención)</w:t>
+            </w:r>
+          </w:p>
+        </w:tc>
+        <w:tc>
+          <w:tcPr>
+            <w:tcW w:w="0" w:type="auto"/>
+            <w:tcBorders>
+              <w:top w:val="single" w:sz="6" w:space="0" w:color="666666"/>
+              <w:left w:val="single" w:sz="6" w:space="0" w:color="666666"/>
+              <w:bottom w:val="single" w:sz="6" w:space="0" w:color="666666"/>
+              <w:right w:val="single" w:sz="6" w:space="0" w:color="666666"/>
+            </w:tcBorders>
+            <w:tcMar>
+              <w:top w:w="90" w:type="dxa"/>
+              <w:left w:w="90" w:type="dxa"/>
+              <w:bottom w:w="90" w:type="dxa"/>
+              <w:right w:w="90" w:type="dxa"/>
+            </w:tcMar>
+            <w:hideMark/>
+          </w:tcPr>
+          <w:p>
+            <w:pPr>
+              <w:spacing w:before="180" w:after="180"/>
+              <w:rPr>
+                <w:rFonts w:ascii="Calibri" w:eastAsia="Times New Roman" w:hAnsi="Calibri" w:cs="Calibri"/>
+                <w:sz w:val="22"/>
+                <w:szCs w:val="22"/>
+              </w:rPr>
+            </w:pPr>
+            <w:r>
+              <w:rPr>
+                <w:rStyle w:val="CdigoHTML"/>
+              </w:rPr>
+              <w:t>nss</w:t>
+            </w:r>
+            <w:r>
+              <w:rPr>
+                <w:rFonts w:ascii="Calibri" w:eastAsia="Times New Roman" w:hAnsi="Calibri" w:cs="Calibri"/>
+                <w:sz w:val="22"/>
+                <w:szCs w:val="22"/>
+              </w:rPr>
+              <w:t xml:space="preserve">, </w:t>
+            </w:r>
+            <w:r>
+              <w:rPr>
+                <w:rStyle w:val="CdigoHTML"/>
+              </w:rPr>
+              <w:t>curp</w:t>
+            </w:r>
+            <w:r>
+              <w:rPr>
+                <w:rFonts w:ascii="Calibri" w:eastAsia="Times New Roman" w:hAnsi="Calibri" w:cs="Calibri"/>
+                <w:sz w:val="22"/>
+                <w:szCs w:val="22"/>
+              </w:rPr>
+              <w:t xml:space="preserve">, </w:t>
+            </w:r>
+            <w:r>
+              <w:rPr>
+                <w:rStyle w:val="CdigoHTML"/>
+              </w:rPr>
+              <w:t>folio_atencion</w:t>
+            </w:r>
+          </w:p>
+        </w:tc>
+        <w:tc>
+          <w:tcPr>
+            <w:tcW w:w="0" w:type="auto"/>
+            <w:tcBorders>
+              <w:top w:val="single" w:sz="6" w:space="0" w:color="666666"/>
+              <w:left w:val="single" w:sz="6" w:space="0" w:color="666666"/>
+              <w:bottom w:val="single" w:sz="6" w:space="0" w:color="666666"/>
+              <w:right w:val="single" w:sz="6" w:space="0" w:color="666666"/>
+            </w:tcBorders>
+            <w:tcMar>
+              <w:top w:w="90" w:type="dxa"/>
+              <w:left w:w="90" w:type="dxa"/>
+              <w:bottom w:w="90" w:type="dxa"/>
+              <w:right w:w="90" w:type="dxa"/>
+            </w:tcMar>
+            <w:hideMark/>
+          </w:tcPr>
+          <w:p>
+            <w:pPr>
+              <w:spacing w:before="180" w:after="180"/>
+              <w:rPr>
+                <w:rFonts w:ascii="Calibri" w:eastAsia="Times New Roman" w:hAnsi="Calibri" w:cs="Calibri"/>
+                <w:sz w:val="22"/>
+                <w:szCs w:val="22"/>
+              </w:rPr>
+            </w:pPr>
+            <w:r>
+              <w:rPr>
+                <w:rFonts w:ascii="Calibri" w:eastAsia="Times New Roman" w:hAnsi="Calibri" w:cs="Calibri"/>
+                <w:sz w:val="22"/>
+                <w:szCs w:val="22"/>
+              </w:rPr>
+              <w:t>Cataloga alumnos que ya asistieron al IMSS para depurar colas de procesamiento.</w:t>
+            </w:r>
+          </w:p>
+        </w:tc>
+      </w:tr>
+    </w:tbl>
+    <w:p>
+      <w:pPr>
+        <w:pStyle w:val="Ttulo3"/>
+        <w:rPr>
+          <w:rFonts w:ascii="Calibri" w:eastAsia="Times New Roman" w:hAnsi="Calibri" w:cs="Calibri"/>
+        </w:rPr>
+      </w:pPr>
+      <w:r>
+        <w:rPr>
+          <w:rFonts w:ascii="Calibri" w:eastAsia="Times New Roman" w:hAnsi="Calibri" w:cs="Calibri"/>
+        </w:rPr>
+        <w:t>5.1 Layout de Alumnos Evaluados (</w:t>
       </w:r>
       <w:r>
         <w:rPr>
           <w:rStyle w:val="CdigoHTML"/>
         </w:rPr>
-        <w:t>WORKERS</w:t>
-      </w:r>
-      <w:r>
-        <w:rPr>
-          <w:rFonts w:ascii="Calibri" w:hAnsi="Calibri" w:cs="Calibri"/>
-          <w:sz w:val="22"/>
-          <w:szCs w:val="22"/>
-        </w:rPr>
-        <w:t xml:space="preserve"> </w:t>
-      </w:r>
-      <w:r>
-        <w:rPr>
-          <w:rFonts w:ascii="Calibri" w:hAnsi="Calibri" w:cs="Calibri"/>
-          <w:sz w:val="22"/>
-          <w:szCs w:val="22"/>
-        </w:rPr>
-        <w:t>estaba en 20 hilos. La IP del servidor saturó la cuota del WAF del IMSS.</w:t>
+        <w:t>LayMenorEvaluado</w:t>
+      </w:r>
+      <w:r>
+        <w:rPr>
+          <w:rFonts w:ascii="Calibri" w:eastAsia="Times New Roman" w:hAnsi="Calibri" w:cs="Calibri"/>
+        </w:rPr>
+        <w:t>)</w:t>
       </w:r>
     </w:p>
     <w:p>
@@ -2478,137 +3545,21 @@
           <w:sz w:val="22"/>
           <w:szCs w:val="22"/>
         </w:rPr>
-        <w:t xml:space="preserve">2. </w:t>
-      </w:r>
-      <w:r>
-        <w:rPr>
-          <w:rStyle w:val="Fuerte"/>
-          <w:rFonts w:ascii="Calibri" w:hAnsi="Calibri" w:cs="Calibri"/>
-          <w:sz w:val="22"/>
-          <w:szCs w:val="22"/>
-        </w:rPr>
-        <w:t>Mitigación Operativa:</w:t>
-      </w:r>
-      <w:r>
-        <w:rPr>
-          <w:rFonts w:ascii="Calibri" w:hAnsi="Calibri" w:cs="Calibri"/>
-          <w:sz w:val="22"/>
-          <w:szCs w:val="22"/>
-        </w:rPr>
-        <w:t xml:space="preserve"> El orquestador activó un procedimiento de *Circuit Breaker*. Se ajustó la variable a </w:t>
+        <w:t xml:space="preserve">Representa el universo base y corresponde a la tabla </w:t>
       </w:r>
       <w:r>
         <w:rPr>
           <w:rStyle w:val="CdigoHTML"/>
         </w:rPr>
-        <w:t>WORKERS=10</w:t>
-      </w:r>
-      <w:r>
-        <w:rPr>
-          <w:rFonts w:ascii="Calibri" w:hAnsi="Calibri" w:cs="Calibri"/>
-          <w:sz w:val="22"/>
-          <w:szCs w:val="22"/>
-        </w:rPr>
-        <w:t>.</w:t>
-      </w:r>
-    </w:p>
-    <w:p>
-      <w:pPr>
-        <w:pStyle w:val="NormalWeb"/>
-        <w:rPr>
-          <w:rFonts w:ascii="Calibri" w:hAnsi="Calibri" w:cs="Calibri"/>
-          <w:sz w:val="22"/>
-          <w:szCs w:val="22"/>
-        </w:rPr>
-      </w:pPr>
-      <w:r>
-        <w:rPr>
-          <w:rFonts w:ascii="Calibri" w:hAnsi="Calibri" w:cs="Calibri"/>
-          <w:sz w:val="22"/>
-          <w:szCs w:val="22"/>
-        </w:rPr>
-        <w:t xml:space="preserve">3. </w:t>
-      </w:r>
-      <w:r>
-        <w:rPr>
-          <w:rStyle w:val="Fuerte"/>
-          <w:rFonts w:ascii="Calibri" w:hAnsi="Calibri" w:cs="Calibri"/>
-          <w:sz w:val="22"/>
-          <w:szCs w:val="22"/>
-        </w:rPr>
-        <w:t>Recuperación automatizada:</w:t>
-      </w:r>
-      <w:r>
-        <w:rPr>
-          <w:rFonts w:ascii="Calibri" w:hAnsi="Calibri" w:cs="Calibri"/>
-          <w:sz w:val="22"/>
-          <w:szCs w:val="22"/>
-        </w:rPr>
-        <w:t xml:space="preserve"> Se invocó </w:t>
-      </w:r>
-      <w:r>
-        <w:rPr>
-          <w:rStyle w:val="CdigoHTML"/>
-        </w:rPr>
-        <w:t>run_reproceso.py</w:t>
-      </w:r>
-      <w:r>
-        <w:rPr>
-          <w:rFonts w:ascii="Calibri" w:hAnsi="Calibri" w:cs="Calibri"/>
-          <w:sz w:val="22"/>
-          <w:szCs w:val="22"/>
-        </w:rPr>
-        <w:t xml:space="preserve"> reduciendo los fallos a solo 10 CURPs, incrementando la tasa ajustada a </w:t>
-      </w:r>
-      <w:r>
-        <w:rPr>
-          <w:rStyle w:val="Fuerte"/>
-          <w:rFonts w:ascii="Calibri" w:hAnsi="Calibri" w:cs="Calibri"/>
-          <w:sz w:val="22"/>
-          <w:szCs w:val="22"/>
-        </w:rPr>
-        <w:t>99.83%</w:t>
-      </w:r>
-      <w:r>
-        <w:rPr>
-          <w:rFonts w:ascii="Calibri" w:hAnsi="Calibri" w:cs="Calibri"/>
-          <w:sz w:val="22"/>
-          <w:szCs w:val="22"/>
-        </w:rPr>
-        <w:t>.</w:t>
-      </w:r>
-    </w:p>
-    <w:p>
-      <w:pPr>
-        <w:rPr>
-          <w:rFonts w:ascii="Calibri" w:eastAsia="Times New Roman" w:hAnsi="Calibri" w:cs="Calibri"/>
-          <w:sz w:val="22"/>
-          <w:szCs w:val="22"/>
-        </w:rPr>
-      </w:pPr>
-      <w:r>
-        <w:rPr>
-          <w:rFonts w:ascii="Calibri" w:eastAsia="Times New Roman" w:hAnsi="Calibri" w:cs="Calibri"/>
-          <w:sz w:val="22"/>
-          <w:szCs w:val="22"/>
-        </w:rPr>
-        <w:pict w14:anchorId="65202531">
-          <v:rect id="_x0000_i1028" style="width:0;height:1.5pt" o:hralign="center" o:hrstd="t" o:hr="t" fillcolor="#a0a0a0" stroked="f"/>
-        </w:pict>
-      </w:r>
-    </w:p>
-    <w:p>
-      <w:pPr>
-        <w:pStyle w:val="Ttulo2"/>
-        <w:rPr>
-          <w:rFonts w:ascii="Calibri" w:eastAsia="Times New Roman" w:hAnsi="Calibri" w:cs="Calibri"/>
-        </w:rPr>
-      </w:pPr>
-      <w:r>
-        <w:rPr>
-          <w:rFonts w:ascii="Calibri" w:eastAsia="Times New Roman" w:hAnsi="Calibri" w:cs="Calibri"/>
-        </w:rPr>
-        <w:t>6. Próximos Pasos rumbo a Junio de 2026</w:t>
+        <w:t>menor_evaluado</w:t>
+      </w:r>
+      <w:r>
+        <w:rPr>
+          <w:rFonts w:ascii="Calibri" w:hAnsi="Calibri" w:cs="Calibri"/>
+          <w:sz w:val="22"/>
+          <w:szCs w:val="22"/>
+        </w:rPr>
+        <w:t xml:space="preserve">. </w:t>
       </w:r>
     </w:p>
     <w:p>
@@ -2626,11 +3577,20 @@
       </w:pPr>
       <w:r>
         <w:rPr>
-          <w:rFonts w:ascii="Calibri" w:eastAsia="Times New Roman" w:hAnsi="Calibri" w:cs="Calibri"/>
-          <w:sz w:val="22"/>
-          <w:szCs w:val="22"/>
-        </w:rPr>
-        <w:t>Desplegar los hooks de seguridad de repositorios pre-commit tras el incidente de datos reportado (ver Reporte de Alertamiento).</w:t>
+          <w:rStyle w:val="Fuerte"/>
+          <w:rFonts w:ascii="Calibri" w:eastAsia="Times New Roman" w:hAnsi="Calibri" w:cs="Calibri"/>
+          <w:sz w:val="22"/>
+          <w:szCs w:val="22"/>
+        </w:rPr>
+        <w:t>Validaciones Críticas:</w:t>
+      </w:r>
+      <w:r>
+        <w:rPr>
+          <w:rFonts w:ascii="Calibri" w:eastAsia="Times New Roman" w:hAnsi="Calibri" w:cs="Calibri"/>
+          <w:sz w:val="22"/>
+          <w:szCs w:val="22"/>
+        </w:rPr>
+        <w:t xml:space="preserve"> Requiere una CURP única (18 caracteres), CCT oficial de 10 caracteres alineado al catálogo SEP y validación estructural de correos.</w:t>
       </w:r>
     </w:p>
     <w:p>
@@ -2648,18 +3608,88 @@
       </w:pPr>
       <w:r>
         <w:rPr>
-          <w:rFonts w:ascii="Calibri" w:eastAsia="Times New Roman" w:hAnsi="Calibri" w:cs="Calibri"/>
-          <w:sz w:val="22"/>
-          <w:szCs w:val="22"/>
-        </w:rPr>
-        <w:t>Consolidar las bitácoras acumuladas de los lotes de mayo para el corte trimestral del 30 de junio.</w:t>
+          <w:rStyle w:val="Fuerte"/>
+          <w:rFonts w:ascii="Calibri" w:eastAsia="Times New Roman" w:hAnsi="Calibri" w:cs="Calibri"/>
+          <w:sz w:val="22"/>
+          <w:szCs w:val="22"/>
+        </w:rPr>
+        <w:t>Riesgos Mitigados:</w:t>
+      </w:r>
+      <w:r>
+        <w:rPr>
+          <w:rFonts w:ascii="Calibri" w:eastAsia="Times New Roman" w:hAnsi="Calibri" w:cs="Calibri"/>
+          <w:sz w:val="22"/>
+          <w:szCs w:val="22"/>
+        </w:rPr>
+        <w:t xml:space="preserve"> Reglas estrictas para evitar rechazos masivos, garantizando coherencia con el ID del ciclo escolar.</w:t>
+      </w:r>
+    </w:p>
+    <w:p>
+      <w:pPr>
+        <w:pStyle w:val="Ttulo3"/>
+        <w:rPr>
+          <w:rFonts w:ascii="Calibri" w:eastAsia="Times New Roman" w:hAnsi="Calibri" w:cs="Calibri"/>
+        </w:rPr>
+      </w:pPr>
+      <w:r>
+        <w:rPr>
+          <w:rFonts w:ascii="Calibri" w:eastAsia="Times New Roman" w:hAnsi="Calibri" w:cs="Calibri"/>
+        </w:rPr>
+        <w:t>5.2 Layout de Alumnos sin Padecimientos (</w:t>
+      </w:r>
+      <w:r>
+        <w:rPr>
+          <w:rStyle w:val="CdigoHTML"/>
+        </w:rPr>
+        <w:t>MENORES_SIN_PADECIMIENTO.csv</w:t>
+      </w:r>
+      <w:r>
+        <w:rPr>
+          <w:rFonts w:ascii="Calibri" w:eastAsia="Times New Roman" w:hAnsi="Calibri" w:cs="Calibri"/>
+        </w:rPr>
+        <w:t>)</w:t>
+      </w:r>
+    </w:p>
+    <w:p>
+      <w:pPr>
+        <w:pStyle w:val="NormalWeb"/>
+        <w:rPr>
+          <w:rFonts w:ascii="Calibri" w:hAnsi="Calibri" w:cs="Calibri"/>
+          <w:sz w:val="22"/>
+          <w:szCs w:val="22"/>
+        </w:rPr>
+      </w:pPr>
+      <w:r>
+        <w:rPr>
+          <w:rFonts w:ascii="Calibri" w:hAnsi="Calibri" w:cs="Calibri"/>
+          <w:sz w:val="22"/>
+          <w:szCs w:val="22"/>
+        </w:rPr>
+        <w:t xml:space="preserve">Archivo crítico que lista alumnos que </w:t>
+      </w:r>
+      <w:r>
+        <w:rPr>
+          <w:rStyle w:val="Fuerte"/>
+          <w:rFonts w:ascii="Calibri" w:hAnsi="Calibri" w:cs="Calibri"/>
+          <w:sz w:val="22"/>
+          <w:szCs w:val="22"/>
+        </w:rPr>
+        <w:t>no recibirán carta de invitación</w:t>
+      </w:r>
+      <w:r>
+        <w:rPr>
+          <w:rFonts w:ascii="Calibri" w:hAnsi="Calibri" w:cs="Calibri"/>
+          <w:sz w:val="22"/>
+          <w:szCs w:val="22"/>
+        </w:rPr>
+        <w:t xml:space="preserve"> por no requerir atención médica.</w:t>
       </w:r>
     </w:p>
     <w:p>
       <w:pPr>
         <w:numPr>
           <w:ilvl w:val="0"/>
-          <w:numId w:val="5"/>
+          <w:numId w:val="6"/>
         </w:numPr>
         <w:spacing w:before="100" w:beforeAutospacing="1" w:after="100" w:afterAutospacing="1"/>
         <w:rPr>
@@ -2670,16 +3700,2462 @@
       </w:pPr>
       <w:r>
         <w:rPr>
-          <w:rFonts w:ascii="Calibri" w:eastAsia="Times New Roman" w:hAnsi="Calibri" w:cs="Calibri"/>
-          <w:sz w:val="22"/>
-          <w:szCs w:val="22"/>
-        </w:rPr>
-        <w:t xml:space="preserve">Ejecutar el despliegue del script de fusión de cartas a escala de producción desde la carpeta </w:t>
+          <w:rStyle w:val="Fuerte"/>
+          <w:rFonts w:ascii="Calibri" w:eastAsia="Times New Roman" w:hAnsi="Calibri" w:cs="Calibri"/>
+          <w:sz w:val="22"/>
+          <w:szCs w:val="22"/>
+        </w:rPr>
+        <w:t>Evidencia Operativa:</w:t>
+      </w:r>
+      <w:r>
+        <w:rPr>
+          <w:rFonts w:ascii="Calibri" w:eastAsia="Times New Roman" w:hAnsi="Calibri" w:cs="Calibri"/>
+          <w:sz w:val="22"/>
+          <w:szCs w:val="22"/>
+        </w:rPr>
+        <w:t xml:space="preserve"> Se cargó y validó un archivo real con </w:t>
+      </w:r>
+      <w:r>
+        <w:rPr>
+          <w:rStyle w:val="Fuerte"/>
+          <w:rFonts w:ascii="Calibri" w:eastAsia="Times New Roman" w:hAnsi="Calibri" w:cs="Calibri"/>
+          <w:sz w:val="22"/>
+          <w:szCs w:val="22"/>
+        </w:rPr>
+        <w:t>128,111 registros</w:t>
+      </w:r>
+      <w:r>
+        <w:rPr>
+          <w:rFonts w:ascii="Calibri" w:eastAsia="Times New Roman" w:hAnsi="Calibri" w:cs="Calibri"/>
+          <w:sz w:val="22"/>
+          <w:szCs w:val="22"/>
+        </w:rPr>
+        <w:t xml:space="preserve"> (Estado de México).</w:t>
+      </w:r>
+    </w:p>
+    <w:p>
+      <w:pPr>
+        <w:numPr>
+          <w:ilvl w:val="0"/>
+          <w:numId w:val="6"/>
+        </w:numPr>
+        <w:spacing w:before="100" w:beforeAutospacing="1" w:after="100" w:afterAutospacing="1"/>
+        <w:rPr>
+          <w:rFonts w:ascii="Calibri" w:eastAsia="Times New Roman" w:hAnsi="Calibri" w:cs="Calibri"/>
+          <w:sz w:val="22"/>
+          <w:szCs w:val="22"/>
+        </w:rPr>
+      </w:pPr>
+      <w:r>
+        <w:rPr>
+          <w:rStyle w:val="Fuerte"/>
+          <w:rFonts w:ascii="Calibri" w:eastAsia="Times New Roman" w:hAnsi="Calibri" w:cs="Calibri"/>
+          <w:sz w:val="22"/>
+          <w:szCs w:val="22"/>
+        </w:rPr>
+        <w:t>Hallazgos:</w:t>
+      </w:r>
+      <w:r>
+        <w:rPr>
+          <w:rFonts w:ascii="Calibri" w:eastAsia="Times New Roman" w:hAnsi="Calibri" w:cs="Calibri"/>
+          <w:sz w:val="22"/>
+          <w:szCs w:val="22"/>
+        </w:rPr>
+        <w:t xml:space="preserve"> 127,069 registros exitosos (99.19%). Se detectaron 767 CURPs extranjeros (código "NE") y 1,042 CURPs inválidas, las cuales fueron aisladas en depuración automatizada.</w:t>
+      </w:r>
+    </w:p>
+    <w:p>
+      <w:pPr>
+        <w:pStyle w:val="Ttulo3"/>
+        <w:rPr>
+          <w:rFonts w:ascii="Calibri" w:eastAsia="Times New Roman" w:hAnsi="Calibri" w:cs="Calibri"/>
+        </w:rPr>
+      </w:pPr>
+      <w:r>
+        <w:rPr>
+          <w:rFonts w:ascii="Calibri" w:eastAsia="Times New Roman" w:hAnsi="Calibri" w:cs="Calibri"/>
+        </w:rPr>
+        <w:t>5.3 Layouts Clínicos (IMSS / IMSS-Bienestar)</w:t>
+      </w:r>
+    </w:p>
+    <w:p>
+      <w:pPr>
+        <w:pStyle w:val="NormalWeb"/>
+        <w:rPr>
+          <w:rFonts w:ascii="Calibri" w:hAnsi="Calibri" w:cs="Calibri"/>
+          <w:sz w:val="22"/>
+          <w:szCs w:val="22"/>
+        </w:rPr>
+      </w:pPr>
+      <w:r>
+        <w:rPr>
+          <w:rFonts w:ascii="Calibri" w:hAnsi="Calibri" w:cs="Calibri"/>
+          <w:sz w:val="22"/>
+          <w:szCs w:val="22"/>
+        </w:rPr>
+        <w:t>Archivos paralelos para excluir a menores que ya recibieron la atención (</w:t>
       </w:r>
       <w:r>
         <w:rPr>
           <w:rStyle w:val="CdigoHTML"/>
         </w:rPr>
+        <w:t>menor_diagnostico_consulta</w:t>
+      </w:r>
+      <w:r>
+        <w:rPr>
+          <w:rFonts w:ascii="Calibri" w:hAnsi="Calibri" w:cs="Calibri"/>
+          <w:sz w:val="22"/>
+          <w:szCs w:val="22"/>
+        </w:rPr>
+        <w:t>). El sistema cruza dinámicamente estas listas con los "Sin padecimientos" garantizando que solo la población objetivo no atendida genere PDFs.</w:t>
+      </w:r>
+    </w:p>
+    <w:p>
+      <w:pPr>
+        <w:pStyle w:val="Ttulo2"/>
+        <w:rPr>
+          <w:rFonts w:ascii="Calibri" w:eastAsia="Times New Roman" w:hAnsi="Calibri" w:cs="Calibri"/>
+        </w:rPr>
+      </w:pPr>
+      <w:r>
+        <w:rPr>
+          <w:rFonts w:ascii="Calibri" w:eastAsia="Times New Roman" w:hAnsi="Calibri" w:cs="Calibri"/>
+        </w:rPr>
+        <w:t>6. Diagrama del Pipeline de Procesamiento y Lógica de Negocio</w:t>
+      </w:r>
+    </w:p>
+    <w:p>
+      <w:pPr>
+        <w:pStyle w:val="NormalWeb"/>
+        <w:rPr>
+          <w:rFonts w:ascii="Calibri" w:hAnsi="Calibri" w:cs="Calibri"/>
+          <w:sz w:val="22"/>
+          <w:szCs w:val="22"/>
+        </w:rPr>
+      </w:pPr>
+      <w:r>
+        <w:rPr>
+          <w:rFonts w:ascii="Calibri" w:hAnsi="Calibri" w:cs="Calibri"/>
+          <w:sz w:val="22"/>
+          <w:szCs w:val="22"/>
+        </w:rPr>
+        <w:t>El flujo de procesamiento concurrente evaluado durante mayo opera bajo la siguiente secuencia orquestada:</w:t>
+      </w:r>
+    </w:p>
+    <w:p>
+      <w:pPr>
+        <w:pStyle w:val="HTMLconformatoprevio"/>
+      </w:pPr>
+    </w:p>
+    <w:p>
+      <w:pPr>
+        <w:pStyle w:val="HTMLconformatoprevio"/>
+      </w:pPr>
+      <w:r>
+        <w:t>flowchart TD</w:t>
+      </w:r>
+    </w:p>
+    <w:p>
+      <w:pPr>
+        <w:pStyle w:val="HTMLconformatoprevio"/>
+      </w:pPr>
+      <w:r>
+        <w:t xml:space="preserve">    A[Inicio: GraphQL Mutation iniciarDescargaLote] --&gt; B[Registro de Lote en Tabla Lote]</w:t>
+      </w:r>
+    </w:p>
+    <w:p>
+      <w:pPr>
+        <w:pStyle w:val="HTMLconformatoprevio"/>
+      </w:pPr>
+      <w:r>
+        <w:t xml:space="preserve">    B --&gt; C[Consulta de Registros: menor_evaluado JOIN catalogo_cct]</w:t>
+      </w:r>
+    </w:p>
+    <w:p>
+      <w:pPr>
+        <w:pStyle w:val="HTMLconformatoprevio"/>
+      </w:pPr>
+      <w:r>
+        <w:t xml:space="preserve">    C --&gt; D{¿CURP en archivo SIN PADECIMIENTOS?}</w:t>
+      </w:r>
+    </w:p>
+    <w:p>
+      <w:pPr>
+        <w:pStyle w:val="HTMLconformatoprevio"/>
+      </w:pPr>
+      <w:r>
+        <w:t xml:space="preserve">    D -- SÍ --&gt; E[Descartar - No incluir Carta]</w:t>
+      </w:r>
+    </w:p>
+    <w:p>
+      <w:pPr>
+        <w:pStyle w:val="HTMLconformatoprevio"/>
+      </w:pPr>
+      <w:r>
+        <w:t xml:space="preserve">    D -- NO --&gt; F{¿CURP en archivos IMSS?}</w:t>
+      </w:r>
+    </w:p>
+    <w:p>
+      <w:pPr>
+        <w:pStyle w:val="HTMLconformatoprevio"/>
+      </w:pPr>
+      <w:r>
+        <w:t xml:space="preserve">    F -- SÍ --&gt; G[Descartar - No incluir Carta]</w:t>
+      </w:r>
+    </w:p>
+    <w:p>
+      <w:pPr>
+        <w:pStyle w:val="HTMLconformatoprevio"/>
+      </w:pPr>
+      <w:r>
+        <w:t xml:space="preserve">    F -- NO --&gt; H[Agregar a ThreadPoolExecutor]</w:t>
+      </w:r>
+    </w:p>
+    <w:p>
+      <w:pPr>
+        <w:pStyle w:val="HTMLconformatoprevio"/>
+      </w:pPr>
+      <w:r>
+        <w:t xml:space="preserve">    H --&gt; I[Construir Token Cifrado AES]</w:t>
+      </w:r>
+    </w:p>
+    <w:p>
+      <w:pPr>
+        <w:pStyle w:val="HTMLconformatoprevio"/>
+      </w:pPr>
+      <w:r>
+        <w:t xml:space="preserve">    I --&gt; </w:t>
+      </w:r>
+      <w:r>
+        <w:t>J[Llamada HTTPS a URL_IMSS con Timeout]</w:t>
+      </w:r>
+    </w:p>
+    <w:p>
+      <w:pPr>
+        <w:pStyle w:val="HTMLconformatoprevio"/>
+      </w:pPr>
+      <w:r>
+        <w:t xml:space="preserve">    J --&gt; K{¿Respuesta 200 OK?}</w:t>
+      </w:r>
+    </w:p>
+    <w:p>
+      <w:pPr>
+        <w:pStyle w:val="HTMLconformatoprevio"/>
+      </w:pPr>
+      <w:r>
+        <w:t xml:space="preserve">    K -- Sí --&gt; L[Descargar y Resguardar PDF en sin-carta/]</w:t>
+      </w:r>
+    </w:p>
+    <w:p>
+      <w:pPr>
+        <w:pStyle w:val="HTMLconformatoprevio"/>
+      </w:pPr>
+      <w:r>
+        <w:t xml:space="preserve">    K -- No --&gt; M[Registrar en BitacoraEvento y Reintentar]</w:t>
+      </w:r>
+    </w:p>
+    <w:p>
+      <w:pPr>
+        <w:pStyle w:val="HTMLconformatoprevio"/>
+      </w:pPr>
+      <w:r>
+        <w:t xml:space="preserve">    L --&gt; N[Actualizar CurpProcesada a EXITO]</w:t>
+      </w:r>
+    </w:p>
+    <w:p>
+      <w:pPr>
+        <w:pStyle w:val="Ttulo2"/>
+        <w:rPr>
+          <w:rFonts w:ascii="Calibri" w:eastAsia="Times New Roman" w:hAnsi="Calibri" w:cs="Calibri"/>
+        </w:rPr>
+      </w:pPr>
+      <w:r>
+        <w:rPr>
+          <w:rFonts w:ascii="Calibri" w:eastAsia="Times New Roman" w:hAnsi="Calibri" w:cs="Calibri"/>
+        </w:rPr>
+        <w:t>7. Evidencia Operativa y Resultados del Mes de Mayo</w:t>
+      </w:r>
+    </w:p>
+    <w:p>
+      <w:pPr>
+        <w:pStyle w:val="Ttulo3"/>
+        <w:rPr>
+          <w:rFonts w:ascii="Calibri" w:eastAsia="Times New Roman" w:hAnsi="Calibri" w:cs="Calibri"/>
+        </w:rPr>
+      </w:pPr>
+      <w:r>
+        <w:rPr>
+          <w:rFonts w:ascii="Calibri" w:eastAsia="Times New Roman" w:hAnsi="Calibri" w:cs="Calibri"/>
+        </w:rPr>
+        <w:t>7.1 Ejecuciones y Simulaciones Masivas en DEV</w:t>
+      </w:r>
+    </w:p>
+    <w:p>
+      <w:pPr>
+        <w:pStyle w:val="NormalWeb"/>
+        <w:rPr>
+          <w:rFonts w:ascii="Calibri" w:hAnsi="Calibri" w:cs="Calibri"/>
+          <w:sz w:val="22"/>
+          <w:szCs w:val="22"/>
+        </w:rPr>
+      </w:pPr>
+      <w:r>
+        <w:rPr>
+          <w:rFonts w:ascii="Calibri" w:hAnsi="Calibri" w:cs="Calibri"/>
+          <w:sz w:val="22"/>
+          <w:szCs w:val="22"/>
+        </w:rPr>
+        <w:t>Se ejecutaron corridas de prueba enfocadas en medir concurrencia y tolerancia a fallos:</w:t>
+      </w:r>
+    </w:p>
+    <w:p>
+      <w:pPr>
+        <w:pStyle w:val="NormalWeb"/>
+        <w:rPr>
+          <w:rFonts w:ascii="Calibri" w:hAnsi="Calibri" w:cs="Calibri"/>
+          <w:sz w:val="22"/>
+          <w:szCs w:val="22"/>
+        </w:rPr>
+      </w:pPr>
+      <w:r>
+        <w:rPr>
+          <w:rFonts w:ascii="Calibri" w:hAnsi="Calibri" w:cs="Calibri"/>
+          <w:sz w:val="22"/>
+          <w:szCs w:val="22"/>
+        </w:rPr>
+        <w:t xml:space="preserve">1. </w:t>
+      </w:r>
+      <w:r>
+        <w:rPr>
+          <w:rStyle w:val="CdigoHTML"/>
+          <w:b/>
+          <w:bCs/>
+        </w:rPr>
+        <w:t>LOTE-202605-01</w:t>
+      </w:r>
+      <w:r>
+        <w:rPr>
+          <w:rStyle w:val="Fuerte"/>
+          <w:rFonts w:ascii="Calibri" w:hAnsi="Calibri" w:cs="Calibri"/>
+          <w:sz w:val="22"/>
+          <w:szCs w:val="22"/>
+        </w:rPr>
+        <w:t xml:space="preserve"> (Veracruz - 30):</w:t>
+      </w:r>
+      <w:r>
+        <w:rPr>
+          <w:rFonts w:ascii="Calibri" w:hAnsi="Calibri" w:cs="Calibri"/>
+          <w:sz w:val="22"/>
+          <w:szCs w:val="22"/>
+        </w:rPr>
+        <w:t xml:space="preserve"> Procesamiento de prefijos de entidad.</w:t>
+      </w:r>
+    </w:p>
+    <w:p>
+      <w:pPr>
+        <w:pStyle w:val="NormalWeb"/>
+        <w:rPr>
+          <w:rFonts w:ascii="Calibri" w:hAnsi="Calibri" w:cs="Calibri"/>
+          <w:sz w:val="22"/>
+          <w:szCs w:val="22"/>
+        </w:rPr>
+      </w:pPr>
+      <w:r>
+        <w:rPr>
+          <w:rFonts w:ascii="Calibri" w:hAnsi="Calibri" w:cs="Calibri"/>
+          <w:sz w:val="22"/>
+          <w:szCs w:val="22"/>
+        </w:rPr>
+        <w:t xml:space="preserve">2. </w:t>
+      </w:r>
+      <w:r>
+        <w:rPr>
+          <w:rStyle w:val="CdigoHTML"/>
+          <w:b/>
+          <w:bCs/>
+        </w:rPr>
+        <w:t>LOTE-202605-02</w:t>
+      </w:r>
+      <w:r>
+        <w:rPr>
+          <w:rStyle w:val="Fuerte"/>
+          <w:rFonts w:ascii="Calibri" w:hAnsi="Calibri" w:cs="Calibri"/>
+          <w:sz w:val="22"/>
+          <w:szCs w:val="22"/>
+        </w:rPr>
+        <w:t xml:space="preserve"> (Puebla - 21):</w:t>
+      </w:r>
+      <w:r>
+        <w:rPr>
+          <w:rFonts w:ascii="Calibri" w:hAnsi="Calibri" w:cs="Calibri"/>
+          <w:sz w:val="22"/>
+          <w:szCs w:val="22"/>
+        </w:rPr>
+        <w:t xml:space="preserve"> Prueba de saturación de API con 20 hilos simultáneos.</w:t>
+      </w:r>
+    </w:p>
+    <w:p>
+      <w:pPr>
+        <w:pStyle w:val="NormalWeb"/>
+        <w:rPr>
+          <w:rFonts w:ascii="Calibri" w:hAnsi="Calibri" w:cs="Calibri"/>
+          <w:sz w:val="22"/>
+          <w:szCs w:val="22"/>
+        </w:rPr>
+      </w:pPr>
+      <w:r>
+        <w:rPr>
+          <w:rFonts w:ascii="Calibri" w:hAnsi="Calibri" w:cs="Calibri"/>
+          <w:sz w:val="22"/>
+          <w:szCs w:val="22"/>
+        </w:rPr>
+        <w:t xml:space="preserve">3. </w:t>
+      </w:r>
+      <w:r>
+        <w:rPr>
+          <w:rStyle w:val="CdigoHTML"/>
+          <w:b/>
+          <w:bCs/>
+        </w:rPr>
+        <w:t>LOTE-202605-03_REPROCESO</w:t>
+      </w:r>
+      <w:r>
+        <w:rPr>
+          <w:rStyle w:val="Fuerte"/>
+          <w:rFonts w:ascii="Calibri" w:hAnsi="Calibri" w:cs="Calibri"/>
+          <w:sz w:val="22"/>
+          <w:szCs w:val="22"/>
+        </w:rPr>
+        <w:t xml:space="preserve"> (Coahuila/Estado de México):</w:t>
+      </w:r>
+      <w:r>
+        <w:rPr>
+          <w:rFonts w:ascii="Calibri" w:hAnsi="Calibri" w:cs="Calibri"/>
+          <w:sz w:val="22"/>
+          <w:szCs w:val="22"/>
+        </w:rPr>
+        <w:t xml:space="preserve"> Recuperación automática de fallos previos.</w:t>
+      </w:r>
+    </w:p>
+    <w:p>
+      <w:pPr>
+        <w:pStyle w:val="Ttulo3"/>
+        <w:rPr>
+          <w:rFonts w:ascii="Calibri" w:eastAsia="Times New Roman" w:hAnsi="Calibri" w:cs="Calibri"/>
+        </w:rPr>
+      </w:pPr>
+      <w:r>
+        <w:rPr>
+          <w:rFonts w:ascii="Calibri" w:eastAsia="Times New Roman" w:hAnsi="Calibri" w:cs="Calibri"/>
+        </w:rPr>
+        <w:t>7.2 Resultados Operativos (Métricas Base)</w:t>
+      </w:r>
+    </w:p>
+    <w:tbl>
+      <w:tblPr>
+        <w:tblW w:w="5000" w:type="pct"/>
+        <w:tblCellMar>
+          <w:top w:w="15" w:type="dxa"/>
+          <w:left w:w="15" w:type="dxa"/>
+          <w:bottom w:w="15" w:type="dxa"/>
+          <w:right w:w="15" w:type="dxa"/>
+        </w:tblCellMar>
+        <w:tblLook w:val="04A0" w:firstRow="1" w:lastRow="0" w:firstColumn="1" w:lastColumn="0" w:noHBand="0" w:noVBand="1"/>
+      </w:tblPr>
+      <w:tblGrid>
+        <w:gridCol w:w="1601"/>
+        <w:gridCol w:w="969"/>
+        <w:gridCol w:w="1399"/>
+        <w:gridCol w:w="1273"/>
+        <w:gridCol w:w="1261"/>
+        <w:gridCol w:w="1046"/>
+        <w:gridCol w:w="1273"/>
+      </w:tblGrid>
+      <w:tr>
+        <w:trPr>
+          <w:tblHeader/>
+        </w:trPr>
+        <w:tc>
+          <w:tcPr>
+            <w:tcW w:w="0" w:type="auto"/>
+            <w:tcBorders>
+              <w:top w:val="single" w:sz="6" w:space="0" w:color="666666"/>
+              <w:left w:val="single" w:sz="6" w:space="0" w:color="666666"/>
+              <w:bottom w:val="single" w:sz="6" w:space="0" w:color="666666"/>
+              <w:right w:val="single" w:sz="6" w:space="0" w:color="666666"/>
+            </w:tcBorders>
+            <w:tcMar>
+              <w:top w:w="90" w:type="dxa"/>
+              <w:left w:w="90" w:type="dxa"/>
+              <w:bottom w:w="90" w:type="dxa"/>
+              <w:right w:w="90" w:type="dxa"/>
+            </w:tcMar>
+            <w:hideMark/>
+          </w:tcPr>
+          <w:p>
+            <w:pPr>
+              <w:spacing w:before="180" w:after="180"/>
+              <w:rPr>
+                <w:rFonts w:ascii="Calibri" w:eastAsia="Times New Roman" w:hAnsi="Calibri" w:cs="Calibri"/>
+                <w:b/>
+                <w:bCs/>
+                <w:sz w:val="22"/>
+                <w:szCs w:val="22"/>
+              </w:rPr>
+            </w:pPr>
+            <w:r>
+              <w:rPr>
+                <w:rFonts w:ascii="Calibri" w:eastAsia="Times New Roman" w:hAnsi="Calibri" w:cs="Calibri"/>
+                <w:b/>
+                <w:bCs/>
+                <w:sz w:val="22"/>
+                <w:szCs w:val="22"/>
+              </w:rPr>
+              <w:t>Identificador de Lote</w:t>
+            </w:r>
+          </w:p>
+        </w:tc>
+        <w:tc>
+          <w:tcPr>
+            <w:tcW w:w="0" w:type="auto"/>
+            <w:tcBorders>
+              <w:top w:val="single" w:sz="6" w:space="0" w:color="666666"/>
+              <w:left w:val="single" w:sz="6" w:space="0" w:color="666666"/>
+              <w:bottom w:val="single" w:sz="6" w:space="0" w:color="666666"/>
+              <w:right w:val="single" w:sz="6" w:space="0" w:color="666666"/>
+            </w:tcBorders>
+            <w:tcMar>
+              <w:top w:w="90" w:type="dxa"/>
+              <w:left w:w="90" w:type="dxa"/>
+              <w:bottom w:w="90" w:type="dxa"/>
+              <w:right w:w="90" w:type="dxa"/>
+            </w:tcMar>
+            <w:hideMark/>
+          </w:tcPr>
+          <w:p>
+            <w:pPr>
+              <w:spacing w:before="180" w:after="180"/>
+              <w:rPr>
+                <w:rFonts w:ascii="Calibri" w:eastAsia="Times New Roman" w:hAnsi="Calibri" w:cs="Calibri"/>
+                <w:b/>
+                <w:bCs/>
+                <w:sz w:val="22"/>
+                <w:szCs w:val="22"/>
+              </w:rPr>
+            </w:pPr>
+            <w:r>
+              <w:rPr>
+                <w:rFonts w:ascii="Calibri" w:eastAsia="Times New Roman" w:hAnsi="Calibri" w:cs="Calibri"/>
+                <w:b/>
+                <w:bCs/>
+                <w:sz w:val="22"/>
+                <w:szCs w:val="22"/>
+              </w:rPr>
+              <w:t>Entidad</w:t>
+            </w:r>
+          </w:p>
+        </w:tc>
+        <w:tc>
+          <w:tcPr>
+            <w:tcW w:w="0" w:type="auto"/>
+            <w:tcBorders>
+              <w:top w:val="single" w:sz="6" w:space="0" w:color="666666"/>
+              <w:left w:val="single" w:sz="6" w:space="0" w:color="666666"/>
+              <w:bottom w:val="single" w:sz="6" w:space="0" w:color="666666"/>
+              <w:right w:val="single" w:sz="6" w:space="0" w:color="666666"/>
+            </w:tcBorders>
+            <w:tcMar>
+              <w:top w:w="90" w:type="dxa"/>
+              <w:left w:w="90" w:type="dxa"/>
+              <w:bottom w:w="90" w:type="dxa"/>
+              <w:right w:w="90" w:type="dxa"/>
+            </w:tcMar>
+            <w:hideMark/>
+          </w:tcPr>
+          <w:p>
+            <w:pPr>
+              <w:spacing w:before="180" w:after="180"/>
+              <w:rPr>
+                <w:rFonts w:ascii="Calibri" w:eastAsia="Times New Roman" w:hAnsi="Calibri" w:cs="Calibri"/>
+                <w:b/>
+                <w:bCs/>
+                <w:sz w:val="22"/>
+                <w:szCs w:val="22"/>
+              </w:rPr>
+            </w:pPr>
+            <w:r>
+              <w:rPr>
+                <w:rFonts w:ascii="Calibri" w:eastAsia="Times New Roman" w:hAnsi="Calibri" w:cs="Calibri"/>
+                <w:b/>
+                <w:bCs/>
+                <w:sz w:val="22"/>
+                <w:szCs w:val="22"/>
+              </w:rPr>
+              <w:t>Total CURP Intentadas</w:t>
+            </w:r>
+          </w:p>
+        </w:tc>
+        <w:tc>
+          <w:tcPr>
+            <w:tcW w:w="0" w:type="auto"/>
+            <w:tcBorders>
+              <w:top w:val="single" w:sz="6" w:space="0" w:color="666666"/>
+              <w:left w:val="single" w:sz="6" w:space="0" w:color="666666"/>
+              <w:bottom w:val="single" w:sz="6" w:space="0" w:color="666666"/>
+              <w:right w:val="single" w:sz="6" w:space="0" w:color="666666"/>
+            </w:tcBorders>
+            <w:tcMar>
+              <w:top w:w="90" w:type="dxa"/>
+              <w:left w:w="90" w:type="dxa"/>
+              <w:bottom w:w="90" w:type="dxa"/>
+              <w:right w:w="90" w:type="dxa"/>
+            </w:tcMar>
+            <w:hideMark/>
+          </w:tcPr>
+          <w:p>
+            <w:pPr>
+              <w:spacing w:before="180" w:after="180"/>
+              <w:rPr>
+                <w:rFonts w:ascii="Calibri" w:eastAsia="Times New Roman" w:hAnsi="Calibri" w:cs="Calibri"/>
+                <w:b/>
+                <w:bCs/>
+                <w:sz w:val="22"/>
+                <w:szCs w:val="22"/>
+              </w:rPr>
+            </w:pPr>
+            <w:r>
+              <w:rPr>
+                <w:rFonts w:ascii="Calibri" w:eastAsia="Times New Roman" w:hAnsi="Calibri" w:cs="Calibri"/>
+                <w:b/>
+                <w:bCs/>
+                <w:sz w:val="22"/>
+                <w:szCs w:val="22"/>
+              </w:rPr>
+              <w:t>Descargas Exitosas</w:t>
+            </w:r>
+          </w:p>
+        </w:tc>
+        <w:tc>
+          <w:tcPr>
+            <w:tcW w:w="0" w:type="auto"/>
+            <w:tcBorders>
+              <w:top w:val="single" w:sz="6" w:space="0" w:color="666666"/>
+              <w:left w:val="single" w:sz="6" w:space="0" w:color="666666"/>
+              <w:bottom w:val="single" w:sz="6" w:space="0" w:color="666666"/>
+              <w:right w:val="single" w:sz="6" w:space="0" w:color="666666"/>
+            </w:tcBorders>
+            <w:tcMar>
+              <w:top w:w="90" w:type="dxa"/>
+              <w:left w:w="90" w:type="dxa"/>
+              <w:bottom w:w="90" w:type="dxa"/>
+              <w:right w:w="90" w:type="dxa"/>
+            </w:tcMar>
+            <w:hideMark/>
+          </w:tcPr>
+          <w:p>
+            <w:pPr>
+              <w:spacing w:before="180" w:after="180"/>
+              <w:rPr>
+                <w:rFonts w:ascii="Calibri" w:eastAsia="Times New Roman" w:hAnsi="Calibri" w:cs="Calibri"/>
+                <w:b/>
+                <w:bCs/>
+                <w:sz w:val="22"/>
+                <w:szCs w:val="22"/>
+              </w:rPr>
+            </w:pPr>
+            <w:r>
+              <w:rPr>
+                <w:rFonts w:ascii="Calibri" w:eastAsia="Times New Roman" w:hAnsi="Calibri" w:cs="Calibri"/>
+                <w:b/>
+                <w:bCs/>
+                <w:sz w:val="22"/>
+                <w:szCs w:val="22"/>
+              </w:rPr>
+              <w:t>Descargas Fallidas</w:t>
+            </w:r>
+          </w:p>
+        </w:tc>
+        <w:tc>
+          <w:tcPr>
+            <w:tcW w:w="0" w:type="auto"/>
+            <w:tcBorders>
+              <w:top w:val="single" w:sz="6" w:space="0" w:color="666666"/>
+              <w:left w:val="single" w:sz="6" w:space="0" w:color="666666"/>
+              <w:bottom w:val="single" w:sz="6" w:space="0" w:color="666666"/>
+              <w:right w:val="single" w:sz="6" w:space="0" w:color="666666"/>
+            </w:tcBorders>
+            <w:tcMar>
+              <w:top w:w="90" w:type="dxa"/>
+              <w:left w:w="90" w:type="dxa"/>
+              <w:bottom w:w="90" w:type="dxa"/>
+              <w:right w:w="90" w:type="dxa"/>
+            </w:tcMar>
+            <w:hideMark/>
+          </w:tcPr>
+          <w:p>
+            <w:pPr>
+              <w:spacing w:before="180" w:after="180"/>
+              <w:rPr>
+                <w:rFonts w:ascii="Calibri" w:eastAsia="Times New Roman" w:hAnsi="Calibri" w:cs="Calibri"/>
+                <w:b/>
+                <w:bCs/>
+                <w:sz w:val="22"/>
+                <w:szCs w:val="22"/>
+              </w:rPr>
+            </w:pPr>
+            <w:r>
+              <w:rPr>
+                <w:rFonts w:ascii="Calibri" w:eastAsia="Times New Roman" w:hAnsi="Calibri" w:cs="Calibri"/>
+                <w:b/>
+                <w:bCs/>
+                <w:sz w:val="22"/>
+                <w:szCs w:val="22"/>
+              </w:rPr>
+              <w:t>Tasa de Éxito</w:t>
+            </w:r>
+          </w:p>
+        </w:tc>
+        <w:tc>
+          <w:tcPr>
+            <w:tcW w:w="0" w:type="auto"/>
+            <w:tcBorders>
+              <w:top w:val="single" w:sz="6" w:space="0" w:color="666666"/>
+              <w:left w:val="single" w:sz="6" w:space="0" w:color="666666"/>
+              <w:bottom w:val="single" w:sz="6" w:space="0" w:color="666666"/>
+              <w:right w:val="single" w:sz="6" w:space="0" w:color="666666"/>
+            </w:tcBorders>
+            <w:tcMar>
+              <w:top w:w="90" w:type="dxa"/>
+              <w:left w:w="90" w:type="dxa"/>
+              <w:bottom w:w="90" w:type="dxa"/>
+              <w:right w:w="90" w:type="dxa"/>
+            </w:tcMar>
+            <w:hideMark/>
+          </w:tcPr>
+          <w:p>
+            <w:pPr>
+              <w:spacing w:before="180" w:after="180"/>
+              <w:rPr>
+                <w:rFonts w:ascii="Calibri" w:eastAsia="Times New Roman" w:hAnsi="Calibri" w:cs="Calibri"/>
+                <w:b/>
+                <w:bCs/>
+                <w:sz w:val="22"/>
+                <w:szCs w:val="22"/>
+              </w:rPr>
+            </w:pPr>
+            <w:r>
+              <w:rPr>
+                <w:rFonts w:ascii="Calibri" w:eastAsia="Times New Roman" w:hAnsi="Calibri" w:cs="Calibri"/>
+                <w:b/>
+                <w:bCs/>
+                <w:sz w:val="22"/>
+                <w:szCs w:val="22"/>
+              </w:rPr>
+              <w:t>Tiempo de Ejecución</w:t>
+            </w:r>
+          </w:p>
+        </w:tc>
+      </w:tr>
+      <w:tr>
+        <w:tc>
+          <w:tcPr>
+            <w:tcW w:w="0" w:type="auto"/>
+            <w:tcBorders>
+              <w:top w:val="single" w:sz="6" w:space="0" w:color="666666"/>
+              <w:left w:val="single" w:sz="6" w:space="0" w:color="666666"/>
+              <w:bottom w:val="single" w:sz="6" w:space="0" w:color="666666"/>
+              <w:right w:val="single" w:sz="6" w:space="0" w:color="666666"/>
+            </w:tcBorders>
+            <w:tcMar>
+              <w:top w:w="90" w:type="dxa"/>
+              <w:left w:w="90" w:type="dxa"/>
+              <w:bottom w:w="90" w:type="dxa"/>
+              <w:right w:w="90" w:type="dxa"/>
+            </w:tcMar>
+            <w:hideMark/>
+          </w:tcPr>
+          <w:p>
+            <w:pPr>
+              <w:spacing w:before="180" w:after="180"/>
+              <w:rPr>
+                <w:rFonts w:ascii="Calibri" w:eastAsia="Times New Roman" w:hAnsi="Calibri" w:cs="Calibri"/>
+                <w:sz w:val="22"/>
+                <w:szCs w:val="22"/>
+              </w:rPr>
+            </w:pPr>
+            <w:r>
+              <w:rPr>
+                <w:rStyle w:val="CdigoHTML"/>
+              </w:rPr>
+              <w:t>LOTE-202605-01</w:t>
+            </w:r>
+          </w:p>
+        </w:tc>
+        <w:tc>
+          <w:tcPr>
+            <w:tcW w:w="0" w:type="auto"/>
+            <w:tcBorders>
+              <w:top w:val="single" w:sz="6" w:space="0" w:color="666666"/>
+              <w:left w:val="single" w:sz="6" w:space="0" w:color="666666"/>
+              <w:bottom w:val="single" w:sz="6" w:space="0" w:color="666666"/>
+              <w:right w:val="single" w:sz="6" w:space="0" w:color="666666"/>
+            </w:tcBorders>
+            <w:tcMar>
+              <w:top w:w="90" w:type="dxa"/>
+              <w:left w:w="90" w:type="dxa"/>
+              <w:bottom w:w="90" w:type="dxa"/>
+              <w:right w:w="90" w:type="dxa"/>
+            </w:tcMar>
+            <w:hideMark/>
+          </w:tcPr>
+          <w:p>
+            <w:pPr>
+              <w:spacing w:before="180" w:after="180"/>
+              <w:rPr>
+                <w:rFonts w:ascii="Calibri" w:eastAsia="Times New Roman" w:hAnsi="Calibri" w:cs="Calibri"/>
+                <w:sz w:val="22"/>
+                <w:szCs w:val="22"/>
+              </w:rPr>
+            </w:pPr>
+            <w:r>
+              <w:rPr>
+                <w:rFonts w:ascii="Calibri" w:eastAsia="Times New Roman" w:hAnsi="Calibri" w:cs="Calibri"/>
+                <w:sz w:val="22"/>
+                <w:szCs w:val="22"/>
+              </w:rPr>
+              <w:t>Veracruz</w:t>
+            </w:r>
+          </w:p>
+        </w:tc>
+        <w:tc>
+          <w:tcPr>
+            <w:tcW w:w="0" w:type="auto"/>
+            <w:tcBorders>
+              <w:top w:val="single" w:sz="6" w:space="0" w:color="666666"/>
+              <w:left w:val="single" w:sz="6" w:space="0" w:color="666666"/>
+              <w:bottom w:val="single" w:sz="6" w:space="0" w:color="666666"/>
+              <w:right w:val="single" w:sz="6" w:space="0" w:color="666666"/>
+            </w:tcBorders>
+            <w:tcMar>
+              <w:top w:w="90" w:type="dxa"/>
+              <w:left w:w="90" w:type="dxa"/>
+              <w:bottom w:w="90" w:type="dxa"/>
+              <w:right w:w="90" w:type="dxa"/>
+            </w:tcMar>
+            <w:hideMark/>
+          </w:tcPr>
+          <w:p>
+            <w:pPr>
+              <w:spacing w:before="180" w:after="180"/>
+              <w:rPr>
+                <w:rFonts w:ascii="Calibri" w:eastAsia="Times New Roman" w:hAnsi="Calibri" w:cs="Calibri"/>
+                <w:sz w:val="22"/>
+                <w:szCs w:val="22"/>
+              </w:rPr>
+            </w:pPr>
+            <w:r>
+              <w:rPr>
+                <w:rFonts w:ascii="Calibri" w:eastAsia="Times New Roman" w:hAnsi="Calibri" w:cs="Calibri"/>
+                <w:sz w:val="22"/>
+                <w:szCs w:val="22"/>
+              </w:rPr>
+              <w:t>5,500</w:t>
+            </w:r>
+          </w:p>
+        </w:tc>
+        <w:tc>
+          <w:tcPr>
+            <w:tcW w:w="0" w:type="auto"/>
+            <w:tcBorders>
+              <w:top w:val="single" w:sz="6" w:space="0" w:color="666666"/>
+              <w:left w:val="single" w:sz="6" w:space="0" w:color="666666"/>
+              <w:bottom w:val="single" w:sz="6" w:space="0" w:color="666666"/>
+              <w:right w:val="single" w:sz="6" w:space="0" w:color="666666"/>
+            </w:tcBorders>
+            <w:tcMar>
+              <w:top w:w="90" w:type="dxa"/>
+              <w:left w:w="90" w:type="dxa"/>
+              <w:bottom w:w="90" w:type="dxa"/>
+              <w:right w:w="90" w:type="dxa"/>
+            </w:tcMar>
+            <w:hideMark/>
+          </w:tcPr>
+          <w:p>
+            <w:pPr>
+              <w:spacing w:before="180" w:after="180"/>
+              <w:rPr>
+                <w:rFonts w:ascii="Calibri" w:eastAsia="Times New Roman" w:hAnsi="Calibri" w:cs="Calibri"/>
+                <w:sz w:val="22"/>
+                <w:szCs w:val="22"/>
+              </w:rPr>
+            </w:pPr>
+            <w:r>
+              <w:rPr>
+                <w:rFonts w:ascii="Calibri" w:eastAsia="Times New Roman" w:hAnsi="Calibri" w:cs="Calibri"/>
+                <w:sz w:val="22"/>
+                <w:szCs w:val="22"/>
+              </w:rPr>
+              <w:t>5,340</w:t>
+            </w:r>
+          </w:p>
+        </w:tc>
+        <w:tc>
+          <w:tcPr>
+            <w:tcW w:w="0" w:type="auto"/>
+            <w:tcBorders>
+              <w:top w:val="single" w:sz="6" w:space="0" w:color="666666"/>
+              <w:left w:val="single" w:sz="6" w:space="0" w:color="666666"/>
+              <w:bottom w:val="single" w:sz="6" w:space="0" w:color="666666"/>
+              <w:right w:val="single" w:sz="6" w:space="0" w:color="666666"/>
+            </w:tcBorders>
+            <w:tcMar>
+              <w:top w:w="90" w:type="dxa"/>
+              <w:left w:w="90" w:type="dxa"/>
+              <w:bottom w:w="90" w:type="dxa"/>
+              <w:right w:w="90" w:type="dxa"/>
+            </w:tcMar>
+            <w:hideMark/>
+          </w:tcPr>
+          <w:p>
+            <w:pPr>
+              <w:spacing w:before="180" w:after="180"/>
+              <w:rPr>
+                <w:rFonts w:ascii="Calibri" w:eastAsia="Times New Roman" w:hAnsi="Calibri" w:cs="Calibri"/>
+                <w:sz w:val="22"/>
+                <w:szCs w:val="22"/>
+              </w:rPr>
+            </w:pPr>
+            <w:r>
+              <w:rPr>
+                <w:rFonts w:ascii="Calibri" w:eastAsia="Times New Roman" w:hAnsi="Calibri" w:cs="Calibri"/>
+                <w:sz w:val="22"/>
+                <w:szCs w:val="22"/>
+              </w:rPr>
+              <w:t>160</w:t>
+            </w:r>
+          </w:p>
+        </w:tc>
+        <w:tc>
+          <w:tcPr>
+            <w:tcW w:w="0" w:type="auto"/>
+            <w:tcBorders>
+              <w:top w:val="single" w:sz="6" w:space="0" w:color="666666"/>
+              <w:left w:val="single" w:sz="6" w:space="0" w:color="666666"/>
+              <w:bottom w:val="single" w:sz="6" w:space="0" w:color="666666"/>
+              <w:right w:val="single" w:sz="6" w:space="0" w:color="666666"/>
+            </w:tcBorders>
+            <w:tcMar>
+              <w:top w:w="90" w:type="dxa"/>
+              <w:left w:w="90" w:type="dxa"/>
+              <w:bottom w:w="90" w:type="dxa"/>
+              <w:right w:w="90" w:type="dxa"/>
+            </w:tcMar>
+            <w:hideMark/>
+          </w:tcPr>
+          <w:p>
+            <w:pPr>
+              <w:spacing w:before="180" w:after="180"/>
+              <w:rPr>
+                <w:rFonts w:ascii="Calibri" w:eastAsia="Times New Roman" w:hAnsi="Calibri" w:cs="Calibri"/>
+                <w:sz w:val="22"/>
+                <w:szCs w:val="22"/>
+              </w:rPr>
+            </w:pPr>
+            <w:r>
+              <w:rPr>
+                <w:rFonts w:ascii="Calibri" w:eastAsia="Times New Roman" w:hAnsi="Calibri" w:cs="Calibri"/>
+                <w:sz w:val="22"/>
+                <w:szCs w:val="22"/>
+              </w:rPr>
+              <w:t>97.09%</w:t>
+            </w:r>
+          </w:p>
+        </w:tc>
+        <w:tc>
+          <w:tcPr>
+            <w:tcW w:w="0" w:type="auto"/>
+            <w:tcBorders>
+              <w:top w:val="single" w:sz="6" w:space="0" w:color="666666"/>
+              <w:left w:val="single" w:sz="6" w:space="0" w:color="666666"/>
+              <w:bottom w:val="single" w:sz="6" w:space="0" w:color="666666"/>
+              <w:right w:val="single" w:sz="6" w:space="0" w:color="666666"/>
+            </w:tcBorders>
+            <w:tcMar>
+              <w:top w:w="90" w:type="dxa"/>
+              <w:left w:w="90" w:type="dxa"/>
+              <w:bottom w:w="90" w:type="dxa"/>
+              <w:right w:w="90" w:type="dxa"/>
+            </w:tcMar>
+            <w:hideMark/>
+          </w:tcPr>
+          <w:p>
+            <w:pPr>
+              <w:spacing w:before="180" w:after="180"/>
+              <w:rPr>
+                <w:rFonts w:ascii="Calibri" w:eastAsia="Times New Roman" w:hAnsi="Calibri" w:cs="Calibri"/>
+                <w:sz w:val="22"/>
+                <w:szCs w:val="22"/>
+              </w:rPr>
+            </w:pPr>
+            <w:r>
+              <w:rPr>
+                <w:rFonts w:ascii="Calibri" w:eastAsia="Times New Roman" w:hAnsi="Calibri" w:cs="Calibri"/>
+                <w:sz w:val="22"/>
+                <w:szCs w:val="22"/>
+              </w:rPr>
+              <w:t>14.5 min</w:t>
+            </w:r>
+          </w:p>
+        </w:tc>
+      </w:tr>
+      <w:tr>
+        <w:tc>
+          <w:tcPr>
+            <w:tcW w:w="0" w:type="auto"/>
+            <w:tcBorders>
+              <w:top w:val="single" w:sz="6" w:space="0" w:color="666666"/>
+              <w:left w:val="single" w:sz="6" w:space="0" w:color="666666"/>
+              <w:bottom w:val="single" w:sz="6" w:space="0" w:color="666666"/>
+              <w:right w:val="single" w:sz="6" w:space="0" w:color="666666"/>
+            </w:tcBorders>
+            <w:tcMar>
+              <w:top w:w="90" w:type="dxa"/>
+              <w:left w:w="90" w:type="dxa"/>
+              <w:bottom w:w="90" w:type="dxa"/>
+              <w:right w:w="90" w:type="dxa"/>
+            </w:tcMar>
+            <w:hideMark/>
+          </w:tcPr>
+          <w:p>
+            <w:pPr>
+              <w:spacing w:before="180" w:after="180"/>
+              <w:rPr>
+                <w:rFonts w:ascii="Calibri" w:eastAsia="Times New Roman" w:hAnsi="Calibri" w:cs="Calibri"/>
+                <w:sz w:val="22"/>
+                <w:szCs w:val="22"/>
+              </w:rPr>
+            </w:pPr>
+            <w:r>
+              <w:rPr>
+                <w:rStyle w:val="CdigoHTML"/>
+              </w:rPr>
+              <w:t>LOTE-202605-02</w:t>
+            </w:r>
+          </w:p>
+        </w:tc>
+        <w:tc>
+          <w:tcPr>
+            <w:tcW w:w="0" w:type="auto"/>
+            <w:tcBorders>
+              <w:top w:val="single" w:sz="6" w:space="0" w:color="666666"/>
+              <w:left w:val="single" w:sz="6" w:space="0" w:color="666666"/>
+              <w:bottom w:val="single" w:sz="6" w:space="0" w:color="666666"/>
+              <w:right w:val="single" w:sz="6" w:space="0" w:color="666666"/>
+            </w:tcBorders>
+            <w:tcMar>
+              <w:top w:w="90" w:type="dxa"/>
+              <w:left w:w="90" w:type="dxa"/>
+              <w:bottom w:w="90" w:type="dxa"/>
+              <w:right w:w="90" w:type="dxa"/>
+            </w:tcMar>
+            <w:hideMark/>
+          </w:tcPr>
+          <w:p>
+            <w:pPr>
+              <w:spacing w:before="180" w:after="180"/>
+              <w:rPr>
+                <w:rFonts w:ascii="Calibri" w:eastAsia="Times New Roman" w:hAnsi="Calibri" w:cs="Calibri"/>
+                <w:sz w:val="22"/>
+                <w:szCs w:val="22"/>
+              </w:rPr>
+            </w:pPr>
+            <w:r>
+              <w:rPr>
+                <w:rFonts w:ascii="Calibri" w:eastAsia="Times New Roman" w:hAnsi="Calibri" w:cs="Calibri"/>
+                <w:sz w:val="22"/>
+                <w:szCs w:val="22"/>
+              </w:rPr>
+              <w:t>Puebla</w:t>
+            </w:r>
+          </w:p>
+        </w:tc>
+        <w:tc>
+          <w:tcPr>
+            <w:tcW w:w="0" w:type="auto"/>
+            <w:tcBorders>
+              <w:top w:val="single" w:sz="6" w:space="0" w:color="666666"/>
+              <w:left w:val="single" w:sz="6" w:space="0" w:color="666666"/>
+              <w:bottom w:val="single" w:sz="6" w:space="0" w:color="666666"/>
+              <w:right w:val="single" w:sz="6" w:space="0" w:color="666666"/>
+            </w:tcBorders>
+            <w:tcMar>
+              <w:top w:w="90" w:type="dxa"/>
+              <w:left w:w="90" w:type="dxa"/>
+              <w:bottom w:w="90" w:type="dxa"/>
+              <w:right w:w="90" w:type="dxa"/>
+            </w:tcMar>
+            <w:hideMark/>
+          </w:tcPr>
+          <w:p>
+            <w:pPr>
+              <w:spacing w:before="180" w:after="180"/>
+              <w:rPr>
+                <w:rFonts w:ascii="Calibri" w:eastAsia="Times New Roman" w:hAnsi="Calibri" w:cs="Calibri"/>
+                <w:sz w:val="22"/>
+                <w:szCs w:val="22"/>
+              </w:rPr>
+            </w:pPr>
+            <w:r>
+              <w:rPr>
+                <w:rFonts w:ascii="Calibri" w:eastAsia="Times New Roman" w:hAnsi="Calibri" w:cs="Calibri"/>
+                <w:sz w:val="22"/>
+                <w:szCs w:val="22"/>
+              </w:rPr>
+              <w:t>6,200</w:t>
+            </w:r>
+          </w:p>
+        </w:tc>
+        <w:tc>
+          <w:tcPr>
+            <w:tcW w:w="0" w:type="auto"/>
+            <w:tcBorders>
+              <w:top w:val="single" w:sz="6" w:space="0" w:color="666666"/>
+              <w:left w:val="single" w:sz="6" w:space="0" w:color="666666"/>
+              <w:bottom w:val="single" w:sz="6" w:space="0" w:color="666666"/>
+              <w:right w:val="single" w:sz="6" w:space="0" w:color="666666"/>
+            </w:tcBorders>
+            <w:tcMar>
+              <w:top w:w="90" w:type="dxa"/>
+              <w:left w:w="90" w:type="dxa"/>
+              <w:bottom w:w="90" w:type="dxa"/>
+              <w:right w:w="90" w:type="dxa"/>
+            </w:tcMar>
+            <w:hideMark/>
+          </w:tcPr>
+          <w:p>
+            <w:pPr>
+              <w:spacing w:before="180" w:after="180"/>
+              <w:rPr>
+                <w:rFonts w:ascii="Calibri" w:eastAsia="Times New Roman" w:hAnsi="Calibri" w:cs="Calibri"/>
+                <w:sz w:val="22"/>
+                <w:szCs w:val="22"/>
+              </w:rPr>
+            </w:pPr>
+            <w:r>
+              <w:rPr>
+                <w:rFonts w:ascii="Calibri" w:eastAsia="Times New Roman" w:hAnsi="Calibri" w:cs="Calibri"/>
+                <w:sz w:val="22"/>
+                <w:szCs w:val="22"/>
+              </w:rPr>
+              <w:t>5,780</w:t>
+            </w:r>
+          </w:p>
+        </w:tc>
+        <w:tc>
+          <w:tcPr>
+            <w:tcW w:w="0" w:type="auto"/>
+            <w:tcBorders>
+              <w:top w:val="single" w:sz="6" w:space="0" w:color="666666"/>
+              <w:left w:val="single" w:sz="6" w:space="0" w:color="666666"/>
+              <w:bottom w:val="single" w:sz="6" w:space="0" w:color="666666"/>
+              <w:right w:val="single" w:sz="6" w:space="0" w:color="666666"/>
+            </w:tcBorders>
+            <w:tcMar>
+              <w:top w:w="90" w:type="dxa"/>
+              <w:left w:w="90" w:type="dxa"/>
+              <w:bottom w:w="90" w:type="dxa"/>
+              <w:right w:w="90" w:type="dxa"/>
+            </w:tcMar>
+            <w:hideMark/>
+          </w:tcPr>
+          <w:p>
+            <w:pPr>
+              <w:spacing w:before="180" w:after="180"/>
+              <w:rPr>
+                <w:rFonts w:ascii="Calibri" w:eastAsia="Times New Roman" w:hAnsi="Calibri" w:cs="Calibri"/>
+                <w:sz w:val="22"/>
+                <w:szCs w:val="22"/>
+              </w:rPr>
+            </w:pPr>
+            <w:r>
+              <w:rPr>
+                <w:rFonts w:ascii="Calibri" w:eastAsia="Times New Roman" w:hAnsi="Calibri" w:cs="Calibri"/>
+                <w:sz w:val="22"/>
+                <w:szCs w:val="22"/>
+              </w:rPr>
+              <w:t>420</w:t>
+            </w:r>
+          </w:p>
+        </w:tc>
+        <w:tc>
+          <w:tcPr>
+            <w:tcW w:w="0" w:type="auto"/>
+            <w:tcBorders>
+              <w:top w:val="single" w:sz="6" w:space="0" w:color="666666"/>
+              <w:left w:val="single" w:sz="6" w:space="0" w:color="666666"/>
+              <w:bottom w:val="single" w:sz="6" w:space="0" w:color="666666"/>
+              <w:right w:val="single" w:sz="6" w:space="0" w:color="666666"/>
+            </w:tcBorders>
+            <w:tcMar>
+              <w:top w:w="90" w:type="dxa"/>
+              <w:left w:w="90" w:type="dxa"/>
+              <w:bottom w:w="90" w:type="dxa"/>
+              <w:right w:w="90" w:type="dxa"/>
+            </w:tcMar>
+            <w:hideMark/>
+          </w:tcPr>
+          <w:p>
+            <w:pPr>
+              <w:spacing w:before="180" w:after="180"/>
+              <w:rPr>
+                <w:rFonts w:ascii="Calibri" w:eastAsia="Times New Roman" w:hAnsi="Calibri" w:cs="Calibri"/>
+                <w:sz w:val="22"/>
+                <w:szCs w:val="22"/>
+              </w:rPr>
+            </w:pPr>
+            <w:r>
+              <w:rPr>
+                <w:rFonts w:ascii="Calibri" w:eastAsia="Times New Roman" w:hAnsi="Calibri" w:cs="Calibri"/>
+                <w:sz w:val="22"/>
+                <w:szCs w:val="22"/>
+              </w:rPr>
+              <w:t>93.22%</w:t>
+            </w:r>
+          </w:p>
+        </w:tc>
+        <w:tc>
+          <w:tcPr>
+            <w:tcW w:w="0" w:type="auto"/>
+            <w:tcBorders>
+              <w:top w:val="single" w:sz="6" w:space="0" w:color="666666"/>
+              <w:left w:val="single" w:sz="6" w:space="0" w:color="666666"/>
+              <w:bottom w:val="single" w:sz="6" w:space="0" w:color="666666"/>
+              <w:right w:val="single" w:sz="6" w:space="0" w:color="666666"/>
+            </w:tcBorders>
+            <w:tcMar>
+              <w:top w:w="90" w:type="dxa"/>
+              <w:left w:w="90" w:type="dxa"/>
+              <w:bottom w:w="90" w:type="dxa"/>
+              <w:right w:w="90" w:type="dxa"/>
+            </w:tcMar>
+            <w:hideMark/>
+          </w:tcPr>
+          <w:p>
+            <w:pPr>
+              <w:spacing w:before="180" w:after="180"/>
+              <w:rPr>
+                <w:rFonts w:ascii="Calibri" w:eastAsia="Times New Roman" w:hAnsi="Calibri" w:cs="Calibri"/>
+                <w:sz w:val="22"/>
+                <w:szCs w:val="22"/>
+              </w:rPr>
+            </w:pPr>
+            <w:r>
+              <w:rPr>
+                <w:rFonts w:ascii="Calibri" w:eastAsia="Times New Roman" w:hAnsi="Calibri" w:cs="Calibri"/>
+                <w:sz w:val="22"/>
+                <w:szCs w:val="22"/>
+              </w:rPr>
+              <w:t>18.2 min</w:t>
+            </w:r>
+          </w:p>
+        </w:tc>
+      </w:tr>
+      <w:tr>
+        <w:tc>
+          <w:tcPr>
+            <w:tcW w:w="0" w:type="auto"/>
+            <w:tcBorders>
+              <w:top w:val="single" w:sz="6" w:space="0" w:color="666666"/>
+              <w:left w:val="single" w:sz="6" w:space="0" w:color="666666"/>
+              <w:bottom w:val="single" w:sz="6" w:space="0" w:color="666666"/>
+              <w:right w:val="single" w:sz="6" w:space="0" w:color="666666"/>
+            </w:tcBorders>
+            <w:tcMar>
+              <w:top w:w="90" w:type="dxa"/>
+              <w:left w:w="90" w:type="dxa"/>
+              <w:bottom w:w="90" w:type="dxa"/>
+              <w:right w:w="90" w:type="dxa"/>
+            </w:tcMar>
+            <w:hideMark/>
+          </w:tcPr>
+          <w:p>
+            <w:pPr>
+              <w:spacing w:before="180" w:after="180"/>
+              <w:rPr>
+                <w:rFonts w:ascii="Calibri" w:eastAsia="Times New Roman" w:hAnsi="Calibri" w:cs="Calibri"/>
+                <w:sz w:val="22"/>
+                <w:szCs w:val="22"/>
+              </w:rPr>
+            </w:pPr>
+            <w:r>
+              <w:rPr>
+                <w:rStyle w:val="CdigoHTML"/>
+              </w:rPr>
+              <w:t>LOTE-202605-03_REPR</w:t>
+            </w:r>
+          </w:p>
+        </w:tc>
+        <w:tc>
+          <w:tcPr>
+            <w:tcW w:w="0" w:type="auto"/>
+            <w:tcBorders>
+              <w:top w:val="single" w:sz="6" w:space="0" w:color="666666"/>
+              <w:left w:val="single" w:sz="6" w:space="0" w:color="666666"/>
+              <w:bottom w:val="single" w:sz="6" w:space="0" w:color="666666"/>
+              <w:right w:val="single" w:sz="6" w:space="0" w:color="666666"/>
+            </w:tcBorders>
+            <w:tcMar>
+              <w:top w:w="90" w:type="dxa"/>
+              <w:left w:w="90" w:type="dxa"/>
+              <w:bottom w:w="90" w:type="dxa"/>
+              <w:right w:w="90" w:type="dxa"/>
+            </w:tcMar>
+            <w:hideMark/>
+          </w:tcPr>
+          <w:p>
+            <w:pPr>
+              <w:spacing w:before="180" w:after="180"/>
+              <w:rPr>
+                <w:rFonts w:ascii="Calibri" w:eastAsia="Times New Roman" w:hAnsi="Calibri" w:cs="Calibri"/>
+                <w:sz w:val="22"/>
+                <w:szCs w:val="22"/>
+              </w:rPr>
+            </w:pPr>
+            <w:r>
+              <w:rPr>
+                <w:rFonts w:ascii="Calibri" w:eastAsia="Times New Roman" w:hAnsi="Calibri" w:cs="Calibri"/>
+                <w:sz w:val="22"/>
+                <w:szCs w:val="22"/>
+              </w:rPr>
+              <w:t>México</w:t>
+            </w:r>
+          </w:p>
+        </w:tc>
+        <w:tc>
+          <w:tcPr>
+            <w:tcW w:w="0" w:type="auto"/>
+            <w:tcBorders>
+              <w:top w:val="single" w:sz="6" w:space="0" w:color="666666"/>
+              <w:left w:val="single" w:sz="6" w:space="0" w:color="666666"/>
+              <w:bottom w:val="single" w:sz="6" w:space="0" w:color="666666"/>
+              <w:right w:val="single" w:sz="6" w:space="0" w:color="666666"/>
+            </w:tcBorders>
+            <w:tcMar>
+              <w:top w:w="90" w:type="dxa"/>
+              <w:left w:w="90" w:type="dxa"/>
+              <w:bottom w:w="90" w:type="dxa"/>
+              <w:right w:w="90" w:type="dxa"/>
+            </w:tcMar>
+            <w:hideMark/>
+          </w:tcPr>
+          <w:p>
+            <w:pPr>
+              <w:spacing w:before="180" w:after="180"/>
+              <w:rPr>
+                <w:rFonts w:ascii="Calibri" w:eastAsia="Times New Roman" w:hAnsi="Calibri" w:cs="Calibri"/>
+                <w:sz w:val="22"/>
+                <w:szCs w:val="22"/>
+              </w:rPr>
+            </w:pPr>
+            <w:r>
+              <w:rPr>
+                <w:rFonts w:ascii="Calibri" w:eastAsia="Times New Roman" w:hAnsi="Calibri" w:cs="Calibri"/>
+                <w:sz w:val="22"/>
+                <w:szCs w:val="22"/>
+              </w:rPr>
+              <w:t>2,800</w:t>
+            </w:r>
+          </w:p>
+        </w:tc>
+        <w:tc>
+          <w:tcPr>
+            <w:tcW w:w="0" w:type="auto"/>
+            <w:tcBorders>
+              <w:top w:val="single" w:sz="6" w:space="0" w:color="666666"/>
+              <w:left w:val="single" w:sz="6" w:space="0" w:color="666666"/>
+              <w:bottom w:val="single" w:sz="6" w:space="0" w:color="666666"/>
+              <w:right w:val="single" w:sz="6" w:space="0" w:color="666666"/>
+            </w:tcBorders>
+            <w:tcMar>
+              <w:top w:w="90" w:type="dxa"/>
+              <w:left w:w="90" w:type="dxa"/>
+              <w:bottom w:w="90" w:type="dxa"/>
+              <w:right w:w="90" w:type="dxa"/>
+            </w:tcMar>
+            <w:hideMark/>
+          </w:tcPr>
+          <w:p>
+            <w:pPr>
+              <w:spacing w:before="180" w:after="180"/>
+              <w:rPr>
+                <w:rFonts w:ascii="Calibri" w:eastAsia="Times New Roman" w:hAnsi="Calibri" w:cs="Calibri"/>
+                <w:sz w:val="22"/>
+                <w:szCs w:val="22"/>
+              </w:rPr>
+            </w:pPr>
+            <w:r>
+              <w:rPr>
+                <w:rFonts w:ascii="Calibri" w:eastAsia="Times New Roman" w:hAnsi="Calibri" w:cs="Calibri"/>
+                <w:sz w:val="22"/>
+                <w:szCs w:val="22"/>
+              </w:rPr>
+              <w:t>2,800</w:t>
+            </w:r>
+          </w:p>
+        </w:tc>
+        <w:tc>
+          <w:tcPr>
+            <w:tcW w:w="0" w:type="auto"/>
+            <w:tcBorders>
+              <w:top w:val="single" w:sz="6" w:space="0" w:color="666666"/>
+              <w:left w:val="single" w:sz="6" w:space="0" w:color="666666"/>
+              <w:bottom w:val="single" w:sz="6" w:space="0" w:color="666666"/>
+              <w:right w:val="single" w:sz="6" w:space="0" w:color="666666"/>
+            </w:tcBorders>
+            <w:tcMar>
+              <w:top w:w="90" w:type="dxa"/>
+              <w:left w:w="90" w:type="dxa"/>
+              <w:bottom w:w="90" w:type="dxa"/>
+              <w:right w:w="90" w:type="dxa"/>
+            </w:tcMar>
+            <w:hideMark/>
+          </w:tcPr>
+          <w:p>
+            <w:pPr>
+              <w:spacing w:before="180" w:after="180"/>
+              <w:rPr>
+                <w:rFonts w:ascii="Calibri" w:eastAsia="Times New Roman" w:hAnsi="Calibri" w:cs="Calibri"/>
+                <w:sz w:val="22"/>
+                <w:szCs w:val="22"/>
+              </w:rPr>
+            </w:pPr>
+            <w:r>
+              <w:rPr>
+                <w:rFonts w:ascii="Calibri" w:eastAsia="Times New Roman" w:hAnsi="Calibri" w:cs="Calibri"/>
+                <w:sz w:val="22"/>
+                <w:szCs w:val="22"/>
+              </w:rPr>
+              <w:t>0</w:t>
+            </w:r>
+          </w:p>
+        </w:tc>
+        <w:tc>
+          <w:tcPr>
+            <w:tcW w:w="0" w:type="auto"/>
+            <w:tcBorders>
+              <w:top w:val="single" w:sz="6" w:space="0" w:color="666666"/>
+              <w:left w:val="single" w:sz="6" w:space="0" w:color="666666"/>
+              <w:bottom w:val="single" w:sz="6" w:space="0" w:color="666666"/>
+              <w:right w:val="single" w:sz="6" w:space="0" w:color="666666"/>
+            </w:tcBorders>
+            <w:tcMar>
+              <w:top w:w="90" w:type="dxa"/>
+              <w:left w:w="90" w:type="dxa"/>
+              <w:bottom w:w="90" w:type="dxa"/>
+              <w:right w:w="90" w:type="dxa"/>
+            </w:tcMar>
+            <w:hideMark/>
+          </w:tcPr>
+          <w:p>
+            <w:pPr>
+              <w:spacing w:before="180" w:after="180"/>
+              <w:rPr>
+                <w:rFonts w:ascii="Calibri" w:eastAsia="Times New Roman" w:hAnsi="Calibri" w:cs="Calibri"/>
+                <w:sz w:val="22"/>
+                <w:szCs w:val="22"/>
+              </w:rPr>
+            </w:pPr>
+            <w:r>
+              <w:rPr>
+                <w:rFonts w:ascii="Calibri" w:eastAsia="Times New Roman" w:hAnsi="Calibri" w:cs="Calibri"/>
+                <w:sz w:val="22"/>
+                <w:szCs w:val="22"/>
+              </w:rPr>
+              <w:t>100.00%</w:t>
+            </w:r>
+          </w:p>
+        </w:tc>
+        <w:tc>
+          <w:tcPr>
+            <w:tcW w:w="0" w:type="auto"/>
+            <w:tcBorders>
+              <w:top w:val="single" w:sz="6" w:space="0" w:color="666666"/>
+              <w:left w:val="single" w:sz="6" w:space="0" w:color="666666"/>
+              <w:bottom w:val="single" w:sz="6" w:space="0" w:color="666666"/>
+              <w:right w:val="single" w:sz="6" w:space="0" w:color="666666"/>
+            </w:tcBorders>
+            <w:tcMar>
+              <w:top w:w="90" w:type="dxa"/>
+              <w:left w:w="90" w:type="dxa"/>
+              <w:bottom w:w="90" w:type="dxa"/>
+              <w:right w:w="90" w:type="dxa"/>
+            </w:tcMar>
+            <w:hideMark/>
+          </w:tcPr>
+          <w:p>
+            <w:pPr>
+              <w:spacing w:before="180" w:after="180"/>
+              <w:rPr>
+                <w:rFonts w:ascii="Calibri" w:eastAsia="Times New Roman" w:hAnsi="Calibri" w:cs="Calibri"/>
+                <w:sz w:val="22"/>
+                <w:szCs w:val="22"/>
+              </w:rPr>
+            </w:pPr>
+            <w:r>
+              <w:rPr>
+                <w:rFonts w:ascii="Calibri" w:eastAsia="Times New Roman" w:hAnsi="Calibri" w:cs="Calibri"/>
+                <w:sz w:val="22"/>
+                <w:szCs w:val="22"/>
+              </w:rPr>
+              <w:t>7.1 min</w:t>
+            </w:r>
+          </w:p>
+        </w:tc>
+      </w:tr>
+      <w:tr>
+        <w:tc>
+          <w:tcPr>
+            <w:tcW w:w="0" w:type="auto"/>
+            <w:tcBorders>
+              <w:top w:val="single" w:sz="6" w:space="0" w:color="666666"/>
+              <w:left w:val="single" w:sz="6" w:space="0" w:color="666666"/>
+              <w:bottom w:val="single" w:sz="6" w:space="0" w:color="666666"/>
+              <w:right w:val="single" w:sz="6" w:space="0" w:color="666666"/>
+            </w:tcBorders>
+            <w:tcMar>
+              <w:top w:w="90" w:type="dxa"/>
+              <w:left w:w="90" w:type="dxa"/>
+              <w:bottom w:w="90" w:type="dxa"/>
+              <w:right w:w="90" w:type="dxa"/>
+            </w:tcMar>
+            <w:hideMark/>
+          </w:tcPr>
+          <w:p>
+            <w:pPr>
+              <w:spacing w:before="180" w:after="180"/>
+              <w:rPr>
+                <w:rFonts w:ascii="Calibri" w:eastAsia="Times New Roman" w:hAnsi="Calibri" w:cs="Calibri"/>
+                <w:sz w:val="22"/>
+                <w:szCs w:val="22"/>
+              </w:rPr>
+            </w:pPr>
+            <w:r>
+              <w:rPr>
+                <w:rStyle w:val="Fuerte"/>
+                <w:rFonts w:ascii="Calibri" w:eastAsia="Times New Roman" w:hAnsi="Calibri" w:cs="Calibri"/>
+                <w:sz w:val="22"/>
+                <w:szCs w:val="22"/>
+              </w:rPr>
+              <w:t>Consolidado</w:t>
+            </w:r>
+          </w:p>
+        </w:tc>
+        <w:tc>
+          <w:tcPr>
+            <w:tcW w:w="0" w:type="auto"/>
+            <w:tcBorders>
+              <w:top w:val="single" w:sz="6" w:space="0" w:color="666666"/>
+              <w:left w:val="single" w:sz="6" w:space="0" w:color="666666"/>
+              <w:bottom w:val="single" w:sz="6" w:space="0" w:color="666666"/>
+              <w:right w:val="single" w:sz="6" w:space="0" w:color="666666"/>
+            </w:tcBorders>
+            <w:tcMar>
+              <w:top w:w="90" w:type="dxa"/>
+              <w:left w:w="90" w:type="dxa"/>
+              <w:bottom w:w="90" w:type="dxa"/>
+              <w:right w:w="90" w:type="dxa"/>
+            </w:tcMar>
+            <w:hideMark/>
+          </w:tcPr>
+          <w:p>
+            <w:pPr>
+              <w:spacing w:before="180" w:after="180"/>
+              <w:rPr>
+                <w:rFonts w:ascii="Calibri" w:eastAsia="Times New Roman" w:hAnsi="Calibri" w:cs="Calibri"/>
+                <w:sz w:val="22"/>
+                <w:szCs w:val="22"/>
+              </w:rPr>
+            </w:pPr>
+            <w:r>
+              <w:rPr>
+                <w:rStyle w:val="Fuerte"/>
+                <w:rFonts w:ascii="Calibri" w:eastAsia="Times New Roman" w:hAnsi="Calibri" w:cs="Calibri"/>
+                <w:sz w:val="22"/>
+                <w:szCs w:val="22"/>
+              </w:rPr>
+              <w:t>Varias</w:t>
+            </w:r>
+          </w:p>
+        </w:tc>
+        <w:tc>
+          <w:tcPr>
+            <w:tcW w:w="0" w:type="auto"/>
+            <w:tcBorders>
+              <w:top w:val="single" w:sz="6" w:space="0" w:color="666666"/>
+              <w:left w:val="single" w:sz="6" w:space="0" w:color="666666"/>
+              <w:bottom w:val="single" w:sz="6" w:space="0" w:color="666666"/>
+              <w:right w:val="single" w:sz="6" w:space="0" w:color="666666"/>
+            </w:tcBorders>
+            <w:tcMar>
+              <w:top w:w="90" w:type="dxa"/>
+              <w:left w:w="90" w:type="dxa"/>
+              <w:bottom w:w="90" w:type="dxa"/>
+              <w:right w:w="90" w:type="dxa"/>
+            </w:tcMar>
+            <w:hideMark/>
+          </w:tcPr>
+          <w:p>
+            <w:pPr>
+              <w:spacing w:before="180" w:after="180"/>
+              <w:rPr>
+                <w:rFonts w:ascii="Calibri" w:eastAsia="Times New Roman" w:hAnsi="Calibri" w:cs="Calibri"/>
+                <w:sz w:val="22"/>
+                <w:szCs w:val="22"/>
+              </w:rPr>
+            </w:pPr>
+            <w:r>
+              <w:rPr>
+                <w:rStyle w:val="Fuerte"/>
+                <w:rFonts w:ascii="Calibri" w:eastAsia="Times New Roman" w:hAnsi="Calibri" w:cs="Calibri"/>
+                <w:sz w:val="22"/>
+                <w:szCs w:val="22"/>
+              </w:rPr>
+              <w:t>14,500</w:t>
+            </w:r>
+          </w:p>
+        </w:tc>
+        <w:tc>
+          <w:tcPr>
+            <w:tcW w:w="0" w:type="auto"/>
+            <w:tcBorders>
+              <w:top w:val="single" w:sz="6" w:space="0" w:color="666666"/>
+              <w:left w:val="single" w:sz="6" w:space="0" w:color="666666"/>
+              <w:bottom w:val="single" w:sz="6" w:space="0" w:color="666666"/>
+              <w:right w:val="single" w:sz="6" w:space="0" w:color="666666"/>
+            </w:tcBorders>
+            <w:tcMar>
+              <w:top w:w="90" w:type="dxa"/>
+              <w:left w:w="90" w:type="dxa"/>
+              <w:bottom w:w="90" w:type="dxa"/>
+              <w:right w:w="90" w:type="dxa"/>
+            </w:tcMar>
+            <w:hideMark/>
+          </w:tcPr>
+          <w:p>
+            <w:pPr>
+              <w:spacing w:before="180" w:after="180"/>
+              <w:rPr>
+                <w:rFonts w:ascii="Calibri" w:eastAsia="Times New Roman" w:hAnsi="Calibri" w:cs="Calibri"/>
+                <w:sz w:val="22"/>
+                <w:szCs w:val="22"/>
+              </w:rPr>
+            </w:pPr>
+            <w:r>
+              <w:rPr>
+                <w:rStyle w:val="Fuerte"/>
+                <w:rFonts w:ascii="Calibri" w:eastAsia="Times New Roman" w:hAnsi="Calibri" w:cs="Calibri"/>
+                <w:sz w:val="22"/>
+                <w:szCs w:val="22"/>
+              </w:rPr>
+              <w:t>13,920</w:t>
+            </w:r>
+          </w:p>
+        </w:tc>
+        <w:tc>
+          <w:tcPr>
+            <w:tcW w:w="0" w:type="auto"/>
+            <w:tcBorders>
+              <w:top w:val="single" w:sz="6" w:space="0" w:color="666666"/>
+              <w:left w:val="single" w:sz="6" w:space="0" w:color="666666"/>
+              <w:bottom w:val="single" w:sz="6" w:space="0" w:color="666666"/>
+              <w:right w:val="single" w:sz="6" w:space="0" w:color="666666"/>
+            </w:tcBorders>
+            <w:tcMar>
+              <w:top w:w="90" w:type="dxa"/>
+              <w:left w:w="90" w:type="dxa"/>
+              <w:bottom w:w="90" w:type="dxa"/>
+              <w:right w:w="90" w:type="dxa"/>
+            </w:tcMar>
+            <w:hideMark/>
+          </w:tcPr>
+          <w:p>
+            <w:pPr>
+              <w:spacing w:before="180" w:after="180"/>
+              <w:rPr>
+                <w:rFonts w:ascii="Calibri" w:eastAsia="Times New Roman" w:hAnsi="Calibri" w:cs="Calibri"/>
+                <w:sz w:val="22"/>
+                <w:szCs w:val="22"/>
+              </w:rPr>
+            </w:pPr>
+            <w:r>
+              <w:rPr>
+                <w:rStyle w:val="Fuerte"/>
+                <w:rFonts w:ascii="Calibri" w:eastAsia="Times New Roman" w:hAnsi="Calibri" w:cs="Calibri"/>
+                <w:sz w:val="22"/>
+                <w:szCs w:val="22"/>
+              </w:rPr>
+              <w:t>580</w:t>
+            </w:r>
+          </w:p>
+        </w:tc>
+        <w:tc>
+          <w:tcPr>
+            <w:tcW w:w="0" w:type="auto"/>
+            <w:tcBorders>
+              <w:top w:val="single" w:sz="6" w:space="0" w:color="666666"/>
+              <w:left w:val="single" w:sz="6" w:space="0" w:color="666666"/>
+              <w:bottom w:val="single" w:sz="6" w:space="0" w:color="666666"/>
+              <w:right w:val="single" w:sz="6" w:space="0" w:color="666666"/>
+            </w:tcBorders>
+            <w:tcMar>
+              <w:top w:w="90" w:type="dxa"/>
+              <w:left w:w="90" w:type="dxa"/>
+              <w:bottom w:w="90" w:type="dxa"/>
+              <w:right w:w="90" w:type="dxa"/>
+            </w:tcMar>
+            <w:hideMark/>
+          </w:tcPr>
+          <w:p>
+            <w:pPr>
+              <w:spacing w:before="180" w:after="180"/>
+              <w:rPr>
+                <w:rFonts w:ascii="Calibri" w:eastAsia="Times New Roman" w:hAnsi="Calibri" w:cs="Calibri"/>
+                <w:sz w:val="22"/>
+                <w:szCs w:val="22"/>
+              </w:rPr>
+            </w:pPr>
+            <w:r>
+              <w:rPr>
+                <w:rStyle w:val="Fuerte"/>
+                <w:rFonts w:ascii="Calibri" w:eastAsia="Times New Roman" w:hAnsi="Calibri" w:cs="Calibri"/>
+                <w:sz w:val="22"/>
+                <w:szCs w:val="22"/>
+              </w:rPr>
+              <w:t>96.00%</w:t>
+            </w:r>
+          </w:p>
+        </w:tc>
+        <w:tc>
+          <w:tcPr>
+            <w:tcW w:w="0" w:type="auto"/>
+            <w:tcBorders>
+              <w:top w:val="single" w:sz="6" w:space="0" w:color="666666"/>
+              <w:left w:val="single" w:sz="6" w:space="0" w:color="666666"/>
+              <w:bottom w:val="single" w:sz="6" w:space="0" w:color="666666"/>
+              <w:right w:val="single" w:sz="6" w:space="0" w:color="666666"/>
+            </w:tcBorders>
+            <w:tcMar>
+              <w:top w:w="90" w:type="dxa"/>
+              <w:left w:w="90" w:type="dxa"/>
+              <w:bottom w:w="90" w:type="dxa"/>
+              <w:right w:w="90" w:type="dxa"/>
+            </w:tcMar>
+            <w:hideMark/>
+          </w:tcPr>
+          <w:p>
+            <w:pPr>
+              <w:spacing w:before="180" w:after="180"/>
+              <w:rPr>
+                <w:rFonts w:ascii="Calibri" w:eastAsia="Times New Roman" w:hAnsi="Calibri" w:cs="Calibri"/>
+                <w:sz w:val="22"/>
+                <w:szCs w:val="22"/>
+              </w:rPr>
+            </w:pPr>
+            <w:r>
+              <w:rPr>
+                <w:rStyle w:val="Fuerte"/>
+                <w:rFonts w:ascii="Calibri" w:eastAsia="Times New Roman" w:hAnsi="Calibri" w:cs="Calibri"/>
+                <w:sz w:val="22"/>
+                <w:szCs w:val="22"/>
+              </w:rPr>
+              <w:t>39.8 min</w:t>
+            </w:r>
+          </w:p>
+        </w:tc>
+      </w:tr>
+    </w:tbl>
+    <w:p>
+      <w:pPr>
+        <w:pStyle w:val="Ttulo3"/>
+        <w:rPr>
+          <w:rFonts w:ascii="Calibri" w:eastAsia="Times New Roman" w:hAnsi="Calibri" w:cs="Calibri"/>
+        </w:rPr>
+      </w:pPr>
+      <w:r>
+        <w:rPr>
+          <w:rFonts w:ascii="Calibri" w:eastAsia="Times New Roman" w:hAnsi="Calibri" w:cs="Calibri"/>
+        </w:rPr>
+        <w:t>7.3 Incidencias Reales y Resoluciones</w:t>
+      </w:r>
+    </w:p>
+    <w:p>
+      <w:pPr>
+        <w:pStyle w:val="NormalWeb"/>
+        <w:rPr>
+          <w:rFonts w:ascii="Calibri" w:hAnsi="Calibri" w:cs="Calibri"/>
+          <w:sz w:val="22"/>
+          <w:szCs w:val="22"/>
+        </w:rPr>
+      </w:pPr>
+      <w:r>
+        <w:rPr>
+          <w:rFonts w:ascii="Calibri" w:hAnsi="Calibri" w:cs="Calibri"/>
+          <w:sz w:val="22"/>
+          <w:szCs w:val="22"/>
+        </w:rPr>
+        <w:t>Durante el lote de Puebla se reportaron errores HTTP 429 (Too Many Requests):</w:t>
+      </w:r>
+    </w:p>
+    <w:p>
+      <w:pPr>
+        <w:numPr>
+          <w:ilvl w:val="0"/>
+          <w:numId w:val="7"/>
+        </w:numPr>
+        <w:spacing w:before="100" w:beforeAutospacing="1" w:after="100" w:afterAutospacing="1"/>
+        <w:rPr>
+          <w:rFonts w:ascii="Calibri" w:eastAsia="Times New Roman" w:hAnsi="Calibri" w:cs="Calibri"/>
+          <w:sz w:val="22"/>
+          <w:szCs w:val="22"/>
+        </w:rPr>
+      </w:pPr>
+      <w:r>
+        <w:rPr>
+          <w:rStyle w:val="Fuerte"/>
+          <w:rFonts w:ascii="Calibri" w:eastAsia="Times New Roman" w:hAnsi="Calibri" w:cs="Calibri"/>
+          <w:sz w:val="22"/>
+          <w:szCs w:val="22"/>
+        </w:rPr>
+        <w:t>Causa Raíz:</w:t>
+      </w:r>
+      <w:r>
+        <w:rPr>
+          <w:rFonts w:ascii="Calibri" w:eastAsia="Times New Roman" w:hAnsi="Calibri" w:cs="Calibri"/>
+          <w:sz w:val="22"/>
+          <w:szCs w:val="22"/>
+        </w:rPr>
+        <w:t xml:space="preserve"> Configuración de </w:t>
+      </w:r>
+      <w:r>
+        <w:rPr>
+          <w:rStyle w:val="CdigoHTML"/>
+        </w:rPr>
+        <w:t>WORKERS=20</w:t>
+      </w:r>
+      <w:r>
+        <w:rPr>
+          <w:rFonts w:ascii="Calibri" w:eastAsia="Times New Roman" w:hAnsi="Calibri" w:cs="Calibri"/>
+          <w:sz w:val="22"/>
+          <w:szCs w:val="22"/>
+        </w:rPr>
+        <w:t xml:space="preserve"> saturó </w:t>
+      </w:r>
+      <w:r>
+        <w:rPr>
+          <w:rFonts w:ascii="Calibri" w:eastAsia="Times New Roman" w:hAnsi="Calibri" w:cs="Calibri"/>
+          <w:sz w:val="22"/>
+          <w:szCs w:val="22"/>
+        </w:rPr>
+        <w:t>la cuota del WAF del IMSS.</w:t>
+      </w:r>
+    </w:p>
+    <w:p>
+      <w:pPr>
+        <w:numPr>
+          <w:ilvl w:val="0"/>
+          <w:numId w:val="7"/>
+        </w:numPr>
+        <w:spacing w:before="100" w:beforeAutospacing="1" w:after="100" w:afterAutospacing="1"/>
+        <w:rPr>
+          <w:rFonts w:ascii="Calibri" w:eastAsia="Times New Roman" w:hAnsi="Calibri" w:cs="Calibri"/>
+          <w:sz w:val="22"/>
+          <w:szCs w:val="22"/>
+        </w:rPr>
+      </w:pPr>
+      <w:r>
+        <w:rPr>
+          <w:rStyle w:val="Fuerte"/>
+          <w:rFonts w:ascii="Calibri" w:eastAsia="Times New Roman" w:hAnsi="Calibri" w:cs="Calibri"/>
+          <w:sz w:val="22"/>
+          <w:szCs w:val="22"/>
+        </w:rPr>
+        <w:t>Mitigación:</w:t>
+      </w:r>
+      <w:r>
+        <w:rPr>
+          <w:rFonts w:ascii="Calibri" w:eastAsia="Times New Roman" w:hAnsi="Calibri" w:cs="Calibri"/>
+          <w:sz w:val="22"/>
+          <w:szCs w:val="22"/>
+        </w:rPr>
+        <w:t xml:space="preserve"> Implementación de *Circuit Breaker* y ajuste de </w:t>
+      </w:r>
+      <w:r>
+        <w:rPr>
+          <w:rStyle w:val="CdigoHTML"/>
+        </w:rPr>
+        <w:t>WORKERS=10</w:t>
+      </w:r>
+      <w:r>
+        <w:rPr>
+          <w:rFonts w:ascii="Calibri" w:eastAsia="Times New Roman" w:hAnsi="Calibri" w:cs="Calibri"/>
+          <w:sz w:val="22"/>
+          <w:szCs w:val="22"/>
+        </w:rPr>
+        <w:t>. Se invocó reproceso automático reduciendo fallos a 10 CURPs (tasa final 99.83%).</w:t>
+      </w:r>
+    </w:p>
+    <w:p>
+      <w:pPr>
+        <w:pStyle w:val="Ttulo2"/>
+        <w:rPr>
+          <w:rFonts w:ascii="Calibri" w:eastAsia="Times New Roman" w:hAnsi="Calibri" w:cs="Calibri"/>
+        </w:rPr>
+      </w:pPr>
+      <w:r>
+        <w:rPr>
+          <w:rFonts w:ascii="Calibri" w:eastAsia="Times New Roman" w:hAnsi="Calibri" w:cs="Calibri"/>
+        </w:rPr>
+        <w:t>8. Hallazgos Relevantes y Auditoría de Seguridad (Critical Issues)</w:t>
+      </w:r>
+    </w:p>
+    <w:p>
+      <w:pPr>
+        <w:pStyle w:val="NormalWeb"/>
+        <w:rPr>
+          <w:rFonts w:ascii="Calibri" w:hAnsi="Calibri" w:cs="Calibri"/>
+          <w:sz w:val="22"/>
+          <w:szCs w:val="22"/>
+        </w:rPr>
+      </w:pPr>
+      <w:r>
+        <w:rPr>
+          <w:rFonts w:ascii="Calibri" w:hAnsi="Calibri" w:cs="Calibri"/>
+          <w:sz w:val="22"/>
+          <w:szCs w:val="22"/>
+        </w:rPr>
+        <w:t>El análisis exhaustivo del código de mayo reveló importantes consideraciones de arquitectura y seguridad que requieren remediación:</w:t>
+      </w:r>
+    </w:p>
+    <w:p>
+      <w:pPr>
+        <w:pStyle w:val="NormalWeb"/>
+        <w:rPr>
+          <w:rFonts w:ascii="Calibri" w:hAnsi="Calibri" w:cs="Calibri"/>
+          <w:sz w:val="22"/>
+          <w:szCs w:val="22"/>
+        </w:rPr>
+      </w:pPr>
+      <w:r>
+        <w:rPr>
+          <w:rFonts w:ascii="Calibri" w:hAnsi="Calibri" w:cs="Calibri"/>
+          <w:sz w:val="22"/>
+          <w:szCs w:val="22"/>
+        </w:rPr>
+        <w:t xml:space="preserve">1. </w:t>
+      </w:r>
+      <w:r>
+        <w:rPr>
+          <w:rStyle w:val="Fuerte"/>
+          <w:rFonts w:ascii="Calibri" w:hAnsi="Calibri" w:cs="Calibri"/>
+          <w:sz w:val="22"/>
+          <w:szCs w:val="22"/>
+        </w:rPr>
+        <w:t>Exposición de Datos Personales (LGPDPPSO):</w:t>
+      </w:r>
+      <w:r>
+        <w:rPr>
+          <w:rFonts w:ascii="Calibri" w:hAnsi="Calibri" w:cs="Calibri"/>
+          <w:sz w:val="22"/>
+          <w:szCs w:val="22"/>
+        </w:rPr>
+        <w:t xml:space="preserve"> Se identificó que la API GraphQL (tipo </w:t>
+      </w:r>
+      <w:r>
+        <w:rPr>
+          <w:rStyle w:val="CdigoHTML"/>
+        </w:rPr>
+        <w:t>CurpProcesada</w:t>
+      </w:r>
+      <w:r>
+        <w:rPr>
+          <w:rFonts w:ascii="Calibri" w:hAnsi="Calibri" w:cs="Calibri"/>
+          <w:sz w:val="22"/>
+          <w:szCs w:val="22"/>
+        </w:rPr>
+        <w:t xml:space="preserve">) exponía la CURP completa sin enmascaramiento. Se propuso una mitigación inmediata para enmascarar (ej. </w:t>
+      </w:r>
+      <w:r>
+        <w:rPr>
+          <w:rStyle w:val="CdigoHTML"/>
+        </w:rPr>
+        <w:t>XXXX</w:t>
+      </w:r>
+      <w:r>
+        <w:rPr>
+          <w:rStyle w:val="Fuerte"/>
+          <w:rFonts w:ascii="Courier New" w:hAnsi="Courier New" w:cs="Courier New"/>
+          <w:sz w:val="20"/>
+          <w:szCs w:val="20"/>
+        </w:rPr>
+        <w:t>*</w:t>
+      </w:r>
+      <w:r>
+        <w:rPr>
+          <w:rStyle w:val="CdigoHTML"/>
+        </w:rPr>
+        <w:t>*XXXX**0</w:t>
+      </w:r>
+      <w:r>
+        <w:rPr>
+          <w:rFonts w:ascii="Calibri" w:hAnsi="Calibri" w:cs="Calibri"/>
+          <w:sz w:val="22"/>
+          <w:szCs w:val="22"/>
+        </w:rPr>
+        <w:t>) para usuarios no administradores.</w:t>
+      </w:r>
+    </w:p>
+    <w:p>
+      <w:pPr>
+        <w:pStyle w:val="NormalWeb"/>
+        <w:rPr>
+          <w:rFonts w:ascii="Calibri" w:hAnsi="Calibri" w:cs="Calibri"/>
+          <w:sz w:val="22"/>
+          <w:szCs w:val="22"/>
+        </w:rPr>
+      </w:pPr>
+      <w:r>
+        <w:rPr>
+          <w:rFonts w:ascii="Calibri" w:hAnsi="Calibri" w:cs="Calibri"/>
+          <w:sz w:val="22"/>
+          <w:szCs w:val="22"/>
+        </w:rPr>
+        <w:t xml:space="preserve">2. </w:t>
+      </w:r>
+      <w:r>
+        <w:rPr>
+          <w:rStyle w:val="Fuerte"/>
+          <w:rFonts w:ascii="Calibri" w:hAnsi="Calibri" w:cs="Calibri"/>
+          <w:sz w:val="22"/>
+          <w:szCs w:val="22"/>
+        </w:rPr>
+        <w:t>Cifrado AES-ECB Inseguro:</w:t>
+      </w:r>
+      <w:r>
+        <w:rPr>
+          <w:rFonts w:ascii="Calibri" w:hAnsi="Calibri" w:cs="Calibri"/>
+          <w:sz w:val="22"/>
+          <w:szCs w:val="22"/>
+        </w:rPr>
+        <w:t xml:space="preserve"> El orquestador utilizaba AES en modo ECB (sin vector de inicialización) para generar los tokens del IMSS. Se documentó la recomendación crítica de transitar a </w:t>
+      </w:r>
+      <w:r>
+        <w:rPr>
+          <w:rStyle w:val="Fuerte"/>
+          <w:rFonts w:ascii="Calibri" w:hAnsi="Calibri" w:cs="Calibri"/>
+          <w:sz w:val="22"/>
+          <w:szCs w:val="22"/>
+        </w:rPr>
+        <w:t>AES-256-GCM</w:t>
+      </w:r>
+      <w:r>
+        <w:rPr>
+          <w:rFonts w:ascii="Calibri" w:hAnsi="Calibri" w:cs="Calibri"/>
+          <w:sz w:val="22"/>
+          <w:szCs w:val="22"/>
+        </w:rPr>
+        <w:t xml:space="preserve"> para evitar ataques de análisis de patrones, lo que requerirá coordinación técnica con IMSS.</w:t>
+      </w:r>
+    </w:p>
+    <w:p>
+      <w:pPr>
+        <w:pStyle w:val="NormalWeb"/>
+        <w:rPr>
+          <w:rFonts w:ascii="Calibri" w:hAnsi="Calibri" w:cs="Calibri"/>
+          <w:sz w:val="22"/>
+          <w:szCs w:val="22"/>
+        </w:rPr>
+      </w:pPr>
+      <w:r>
+        <w:rPr>
+          <w:rFonts w:ascii="Calibri" w:hAnsi="Calibri" w:cs="Calibri"/>
+          <w:sz w:val="22"/>
+          <w:szCs w:val="22"/>
+        </w:rPr>
+        <w:t xml:space="preserve">3. </w:t>
+      </w:r>
+      <w:r>
+        <w:rPr>
+          <w:rStyle w:val="Fuerte"/>
+          <w:rFonts w:ascii="Calibri" w:hAnsi="Calibri" w:cs="Calibri"/>
+          <w:sz w:val="22"/>
+          <w:szCs w:val="22"/>
+        </w:rPr>
+        <w:t>Prevención de Inyecciones SQL:</w:t>
+      </w:r>
+      <w:r>
+        <w:rPr>
+          <w:rFonts w:ascii="Calibri" w:hAnsi="Calibri" w:cs="Calibri"/>
+          <w:sz w:val="22"/>
+          <w:szCs w:val="22"/>
+        </w:rPr>
+        <w:t xml:space="preserve"> Se identificó riesgo en la construcción dinámica de filtros en </w:t>
+      </w:r>
+      <w:r>
+        <w:rPr>
+          <w:rStyle w:val="CdigoHTML"/>
+        </w:rPr>
+        <w:t>download_service.py</w:t>
+      </w:r>
+      <w:r>
+        <w:rPr>
+          <w:rFonts w:ascii="Calibri" w:hAnsi="Calibri" w:cs="Calibri"/>
+          <w:sz w:val="22"/>
+          <w:szCs w:val="22"/>
+        </w:rPr>
+        <w:t xml:space="preserve"> mediante f-strings. Se reemplazó por el uso estricto de parámetros SQL (</w:t>
+      </w:r>
+      <w:r>
+        <w:rPr>
+          <w:rStyle w:val="CdigoHTML"/>
+        </w:rPr>
+        <w:t>:entidad</w:t>
+      </w:r>
+      <w:r>
+        <w:rPr>
+          <w:rFonts w:ascii="Calibri" w:hAnsi="Calibri" w:cs="Calibri"/>
+          <w:sz w:val="22"/>
+          <w:szCs w:val="22"/>
+        </w:rPr>
+        <w:t xml:space="preserve">) en las ejecuciones de </w:t>
+      </w:r>
+      <w:r>
+        <w:rPr>
+          <w:rStyle w:val="CdigoHTML"/>
+        </w:rPr>
+        <w:t>pg8000</w:t>
+      </w:r>
+      <w:r>
+        <w:rPr>
+          <w:rFonts w:ascii="Calibri" w:hAnsi="Calibri" w:cs="Calibri"/>
+          <w:sz w:val="22"/>
+          <w:szCs w:val="22"/>
+        </w:rPr>
+        <w:t>.</w:t>
+      </w:r>
+    </w:p>
+    <w:p>
+      <w:pPr>
+        <w:pStyle w:val="NormalWeb"/>
+        <w:rPr>
+          <w:rFonts w:ascii="Calibri" w:hAnsi="Calibri" w:cs="Calibri"/>
+          <w:sz w:val="22"/>
+          <w:szCs w:val="22"/>
+        </w:rPr>
+      </w:pPr>
+      <w:r>
+        <w:rPr>
+          <w:rFonts w:ascii="Calibri" w:hAnsi="Calibri" w:cs="Calibri"/>
+          <w:sz w:val="22"/>
+          <w:szCs w:val="22"/>
+        </w:rPr>
+        <w:t xml:space="preserve">4. </w:t>
+      </w:r>
+      <w:r>
+        <w:rPr>
+          <w:rStyle w:val="Fuerte"/>
+          <w:rFonts w:ascii="Calibri" w:hAnsi="Calibri" w:cs="Calibri"/>
+          <w:sz w:val="22"/>
+          <w:szCs w:val="22"/>
+        </w:rPr>
+        <w:t>Ausencia de Rate Limiting:</w:t>
+      </w:r>
+      <w:r>
+        <w:rPr>
+          <w:rFonts w:ascii="Calibri" w:hAnsi="Calibri" w:cs="Calibri"/>
+          <w:sz w:val="22"/>
+          <w:szCs w:val="22"/>
+        </w:rPr>
+        <w:t xml:space="preserve"> La API de FastAPI requiere la implementación de controles (</w:t>
+      </w:r>
+      <w:r>
+        <w:rPr>
+          <w:rStyle w:val="CdigoHTML"/>
+        </w:rPr>
+        <w:t>slowapi</w:t>
+      </w:r>
+      <w:r>
+        <w:rPr>
+          <w:rFonts w:ascii="Calibri" w:hAnsi="Calibri" w:cs="Calibri"/>
+          <w:sz w:val="22"/>
+          <w:szCs w:val="22"/>
+        </w:rPr>
+        <w:t>) para evitar extracción masiva de datos (scraping) a través de consultas GraphQL costosas.</w:t>
+      </w:r>
+    </w:p>
+    <w:p>
+      <w:pPr>
+        <w:pStyle w:val="Ttulo2"/>
+        <w:rPr>
+          <w:rFonts w:ascii="Calibri" w:eastAsia="Times New Roman" w:hAnsi="Calibri" w:cs="Calibri"/>
+        </w:rPr>
+      </w:pPr>
+      <w:r>
+        <w:rPr>
+          <w:rFonts w:ascii="Calibri" w:eastAsia="Times New Roman" w:hAnsi="Calibri" w:cs="Calibri"/>
+        </w:rPr>
+        <w:t>9. Riesgos y Dependencias</w:t>
+      </w:r>
+    </w:p>
+    <w:p>
+      <w:pPr>
+        <w:numPr>
+          <w:ilvl w:val="0"/>
+          <w:numId w:val="8"/>
+        </w:numPr>
+        <w:spacing w:before="100" w:beforeAutospacing="1" w:after="100" w:afterAutospacing="1"/>
+        <w:rPr>
+          <w:rFonts w:ascii="Calibri" w:eastAsia="Times New Roman" w:hAnsi="Calibri" w:cs="Calibri"/>
+          <w:sz w:val="22"/>
+          <w:szCs w:val="22"/>
+        </w:rPr>
+      </w:pPr>
+      <w:r>
+        <w:rPr>
+          <w:rStyle w:val="Fuerte"/>
+          <w:rFonts w:ascii="Calibri" w:eastAsia="Times New Roman" w:hAnsi="Calibri" w:cs="Calibri"/>
+          <w:sz w:val="22"/>
+          <w:szCs w:val="22"/>
+        </w:rPr>
+        <w:t>Técnicos:</w:t>
+      </w:r>
+      <w:r>
+        <w:rPr>
+          <w:rFonts w:ascii="Calibri" w:eastAsia="Times New Roman" w:hAnsi="Calibri" w:cs="Calibri"/>
+          <w:sz w:val="22"/>
+          <w:szCs w:val="22"/>
+        </w:rPr>
+        <w:t xml:space="preserve"> La actualización del algoritmo criptográfico requiere sincronía obligatoria con el equipo de TI del IMSS.</w:t>
+      </w:r>
+    </w:p>
+    <w:p>
+      <w:pPr>
+        <w:numPr>
+          <w:ilvl w:val="0"/>
+          <w:numId w:val="8"/>
+        </w:numPr>
+        <w:spacing w:before="100" w:beforeAutospacing="1" w:after="100" w:afterAutospacing="1"/>
+        <w:rPr>
+          <w:rFonts w:ascii="Calibri" w:eastAsia="Times New Roman" w:hAnsi="Calibri" w:cs="Calibri"/>
+          <w:sz w:val="22"/>
+          <w:szCs w:val="22"/>
+        </w:rPr>
+      </w:pPr>
+      <w:r>
+        <w:rPr>
+          <w:rStyle w:val="Fuerte"/>
+          <w:rFonts w:ascii="Calibri" w:eastAsia="Times New Roman" w:hAnsi="Calibri" w:cs="Calibri"/>
+          <w:sz w:val="22"/>
+          <w:szCs w:val="22"/>
+        </w:rPr>
+        <w:t>Rendimiento:</w:t>
+      </w:r>
+      <w:r>
+        <w:rPr>
+          <w:rFonts w:ascii="Calibri" w:eastAsia="Times New Roman" w:hAnsi="Calibri" w:cs="Calibri"/>
+          <w:sz w:val="22"/>
+          <w:szCs w:val="22"/>
+        </w:rPr>
+        <w:t xml:space="preserve"> </w:t>
+      </w:r>
+      <w:r>
+        <w:rPr>
+          <w:rFonts w:ascii="Calibri" w:eastAsia="Times New Roman" w:hAnsi="Calibri" w:cs="Calibri"/>
+          <w:sz w:val="22"/>
+          <w:szCs w:val="22"/>
+        </w:rPr>
+        <w:t>El Frontend de Angular aún se encuentra en etapa de "esqueleto" (estructura creada pero sin implementación de las features de visualización y Apollo Client).</w:t>
+      </w:r>
+    </w:p>
+    <w:p>
+      <w:pPr>
+        <w:numPr>
+          <w:ilvl w:val="0"/>
+          <w:numId w:val="8"/>
+        </w:numPr>
+        <w:spacing w:before="100" w:beforeAutospacing="1" w:after="100" w:afterAutospacing="1"/>
+        <w:rPr>
+          <w:rFonts w:ascii="Calibri" w:eastAsia="Times New Roman" w:hAnsi="Calibri" w:cs="Calibri"/>
+          <w:sz w:val="22"/>
+          <w:szCs w:val="22"/>
+        </w:rPr>
+      </w:pPr>
+      <w:r>
+        <w:rPr>
+          <w:rStyle w:val="Fuerte"/>
+          <w:rFonts w:ascii="Calibri" w:eastAsia="Times New Roman" w:hAnsi="Calibri" w:cs="Calibri"/>
+          <w:sz w:val="22"/>
+          <w:szCs w:val="22"/>
+        </w:rPr>
+        <w:t>Regulatorios:</w:t>
+      </w:r>
+      <w:r>
+        <w:rPr>
+          <w:rFonts w:ascii="Calibri" w:eastAsia="Times New Roman" w:hAnsi="Calibri" w:cs="Calibri"/>
+          <w:sz w:val="22"/>
+          <w:szCs w:val="22"/>
+        </w:rPr>
+        <w:t xml:space="preserve"> El manejo de archivos temporales (layouts) requiere políticas estrictas de borrado post-carga para evitar la permanencia de archivos CSV con datos personales en servidores de aplicación.</w:t>
+      </w:r>
+    </w:p>
+    <w:p>
+      <w:pPr>
+        <w:pStyle w:val="Ttulo2"/>
+        <w:rPr>
+          <w:rFonts w:ascii="Calibri" w:eastAsia="Times New Roman" w:hAnsi="Calibri" w:cs="Calibri"/>
+        </w:rPr>
+      </w:pPr>
+      <w:r>
+        <w:rPr>
+          <w:rFonts w:ascii="Calibri" w:eastAsia="Times New Roman" w:hAnsi="Calibri" w:cs="Calibri"/>
+        </w:rPr>
+        <w:t>10. Próximos Pasos (Rumbo a Junio 2026)</w:t>
+      </w:r>
+    </w:p>
+    <w:p>
+      <w:pPr>
+        <w:numPr>
+          <w:ilvl w:val="0"/>
+          <w:numId w:val="9"/>
+        </w:numPr>
+        <w:spacing w:before="100" w:beforeAutospacing="1" w:after="100" w:afterAutospacing="1"/>
+        <w:rPr>
+          <w:rFonts w:ascii="Calibri" w:eastAsia="Times New Roman" w:hAnsi="Calibri" w:cs="Calibri"/>
+          <w:sz w:val="22"/>
+          <w:szCs w:val="22"/>
+        </w:rPr>
+      </w:pPr>
+      <w:r>
+        <w:rPr>
+          <w:rStyle w:val="Fuerte"/>
+          <w:rFonts w:ascii="Calibri" w:eastAsia="Times New Roman" w:hAnsi="Calibri" w:cs="Calibri"/>
+          <w:sz w:val="22"/>
+          <w:szCs w:val="22"/>
+        </w:rPr>
+        <w:t>Mitigación de Hallazgos:</w:t>
+      </w:r>
+      <w:r>
+        <w:rPr>
+          <w:rFonts w:ascii="Calibri" w:eastAsia="Times New Roman" w:hAnsi="Calibri" w:cs="Calibri"/>
+          <w:sz w:val="22"/>
+          <w:szCs w:val="22"/>
+        </w:rPr>
+        <w:t xml:space="preserve"> </w:t>
+      </w:r>
+      <w:r>
+        <w:rPr>
+          <w:rFonts w:ascii="Calibri" w:eastAsia="Times New Roman" w:hAnsi="Calibri" w:cs="Calibri"/>
+          <w:sz w:val="22"/>
+          <w:szCs w:val="22"/>
+        </w:rPr>
+        <w:t>Aplicar parches de enmascaramiento GraphQL y parametrización SQL.</w:t>
+      </w:r>
+    </w:p>
+    <w:p>
+      <w:pPr>
+        <w:numPr>
+          <w:ilvl w:val="0"/>
+          <w:numId w:val="9"/>
+        </w:numPr>
+        <w:spacing w:before="100" w:beforeAutospacing="1" w:after="100" w:afterAutospacing="1"/>
+        <w:rPr>
+          <w:rFonts w:ascii="Calibri" w:eastAsia="Times New Roman" w:hAnsi="Calibri" w:cs="Calibri"/>
+          <w:sz w:val="22"/>
+          <w:szCs w:val="22"/>
+        </w:rPr>
+      </w:pPr>
+      <w:r>
+        <w:rPr>
+          <w:rStyle w:val="Fuerte"/>
+          <w:rFonts w:ascii="Calibri" w:eastAsia="Times New Roman" w:hAnsi="Calibri" w:cs="Calibri"/>
+          <w:sz w:val="22"/>
+          <w:szCs w:val="22"/>
+        </w:rPr>
+        <w:t>Desarrollo Frontend:</w:t>
+      </w:r>
+      <w:r>
+        <w:rPr>
+          <w:rFonts w:ascii="Calibri" w:eastAsia="Times New Roman" w:hAnsi="Calibri" w:cs="Calibri"/>
+          <w:sz w:val="22"/>
+          <w:szCs w:val="22"/>
+        </w:rPr>
+        <w:t xml:space="preserve"> Iniciar la implementación de los módulos funcionales en Angular 18 (Dashboard, Lotes, Reportes).</w:t>
+      </w:r>
+    </w:p>
+    <w:p>
+      <w:pPr>
+        <w:numPr>
+          <w:ilvl w:val="0"/>
+          <w:numId w:val="9"/>
+        </w:numPr>
+        <w:spacing w:before="100" w:beforeAutospacing="1" w:after="100" w:afterAutospacing="1"/>
+        <w:rPr>
+          <w:rFonts w:ascii="Calibri" w:eastAsia="Times New Roman" w:hAnsi="Calibri" w:cs="Calibri"/>
+          <w:sz w:val="22"/>
+          <w:szCs w:val="22"/>
+        </w:rPr>
+      </w:pPr>
+      <w:r>
+        <w:rPr>
+          <w:rStyle w:val="Fuerte"/>
+          <w:rFonts w:ascii="Calibri" w:eastAsia="Times New Roman" w:hAnsi="Calibri" w:cs="Calibri"/>
+          <w:sz w:val="22"/>
+          <w:szCs w:val="22"/>
+        </w:rPr>
+        <w:t>Pruebas de Carga (Performance):</w:t>
+      </w:r>
+      <w:r>
+        <w:rPr>
+          <w:rFonts w:ascii="Calibri" w:eastAsia="Times New Roman" w:hAnsi="Calibri" w:cs="Calibri"/>
+          <w:sz w:val="22"/>
+          <w:szCs w:val="22"/>
+        </w:rPr>
+        <w:t xml:space="preserve"> Ejecutar pruebas controladas con volumen de 100K registros asegurando que no se disparen reglas de WAF en servicios externos.</w:t>
+      </w:r>
+    </w:p>
+    <w:p>
+      <w:pPr>
+        <w:numPr>
+          <w:ilvl w:val="0"/>
+          <w:numId w:val="9"/>
+        </w:numPr>
+        <w:spacing w:before="100" w:beforeAutospacing="1" w:after="100" w:afterAutospacing="1"/>
+        <w:rPr>
+          <w:rFonts w:ascii="Calibri" w:eastAsia="Times New Roman" w:hAnsi="Calibri" w:cs="Calibri"/>
+          <w:sz w:val="22"/>
+          <w:szCs w:val="22"/>
+        </w:rPr>
+      </w:pPr>
+      <w:r>
+        <w:rPr>
+          <w:rStyle w:val="Fuerte"/>
+          <w:rFonts w:ascii="Calibri" w:eastAsia="Times New Roman" w:hAnsi="Calibri" w:cs="Calibri"/>
+          <w:sz w:val="22"/>
+          <w:szCs w:val="22"/>
+        </w:rPr>
+        <w:t>Generación de Cartas:</w:t>
+      </w:r>
+      <w:r>
+        <w:rPr>
+          <w:rFonts w:ascii="Calibri" w:eastAsia="Times New Roman" w:hAnsi="Calibri" w:cs="Calibri"/>
+          <w:sz w:val="22"/>
+          <w:szCs w:val="22"/>
+        </w:rPr>
+        <w:t xml:space="preserve"> Completar el módulo de fusión de cartas PDF que tomará los documentos de la carpeta </w:t>
+      </w:r>
+      <w:r>
+        <w:rPr>
+          <w:rStyle w:val="CdigoHTML"/>
+        </w:rPr>
         <w:t>sin-carta/</w:t>
       </w:r>
       <w:r>
@@ -2688,7 +6164,94 @@
           <w:sz w:val="22"/>
           <w:szCs w:val="22"/>
         </w:rPr>
-        <w:t>.</w:t>
+        <w:t xml:space="preserve"> y los combinará con las plantillas de invitación oficiales de la SEP.</w:t>
+      </w:r>
+    </w:p>
+    <w:p>
+      <w:pPr>
+        <w:numPr>
+          <w:ilvl w:val="0"/>
+          <w:numId w:val="9"/>
+        </w:numPr>
+        <w:spacing w:before="100" w:beforeAutospacing="1" w:after="100" w:afterAutospacing="1"/>
+        <w:rPr>
+          <w:rFonts w:ascii="Calibri" w:eastAsia="Times New Roman" w:hAnsi="Calibri" w:cs="Calibri"/>
+          <w:sz w:val="22"/>
+          <w:szCs w:val="22"/>
+        </w:rPr>
+      </w:pPr>
+      <w:r>
+        <w:rPr>
+          <w:rStyle w:val="Fuerte"/>
+          <w:rFonts w:ascii="Calibri" w:eastAsia="Times New Roman" w:hAnsi="Calibri" w:cs="Calibri"/>
+          <w:sz w:val="22"/>
+          <w:szCs w:val="22"/>
+        </w:rPr>
+        <w:t>Corte Trimestral:</w:t>
+      </w:r>
+      <w:r>
+        <w:rPr>
+          <w:rFonts w:ascii="Calibri" w:eastAsia="Times New Roman" w:hAnsi="Calibri" w:cs="Calibri"/>
+          <w:sz w:val="22"/>
+          <w:szCs w:val="22"/>
+        </w:rPr>
+        <w:t xml:space="preserve"> Preparar la consolidación de bitácoras y la versión "Release Candidate" de la Fase 2 para el cierre de junio.</w:t>
+      </w:r>
+    </w:p>
+    <w:p>
+      <w:pPr>
+        <w:rPr>
+          <w:rFonts w:ascii="Calibri" w:eastAsia="Times New Roman" w:hAnsi="Calibri" w:cs="Calibri"/>
+          <w:sz w:val="22"/>
+          <w:szCs w:val="22"/>
+        </w:rPr>
+      </w:pPr>
+      <w:r>
+        <w:rPr>
+          <w:rFonts w:ascii="Calibri" w:eastAsia="Times New Roman" w:hAnsi="Calibri" w:cs="Calibri"/>
+          <w:sz w:val="22"/>
+          <w:szCs w:val="22"/>
+        </w:rPr>
+        <w:pict w14:anchorId="791C497D">
+          <v:rect id="_x0000_i1026" style="width:0;height:1.5pt" o:hralign="center" o:hrstd="t" o:hr="t" fillcolor="#a0a0a0" stroked="f"/>
+        </w:pict>
+      </w:r>
+    </w:p>
+    <w:p>
+      <w:pPr>
+        <w:pStyle w:val="NormalWeb"/>
+        <w:rPr>
+          <w:rFonts w:ascii="Calibri" w:hAnsi="Calibri" w:cs="Calibri"/>
+          <w:sz w:val="22"/>
+          <w:szCs w:val="22"/>
+        </w:rPr>
+      </w:pPr>
+      <w:r>
+        <w:rPr>
+          <w:rStyle w:val="Fuerte"/>
+          <w:rFonts w:ascii="Calibri" w:hAnsi="Calibri" w:cs="Calibri"/>
+          <w:sz w:val="22"/>
+          <w:szCs w:val="22"/>
+        </w:rPr>
+        <w:t>Comentarios adicionales:</w:t>
+      </w:r>
+    </w:p>
+    <w:p>
+      <w:pPr>
+        <w:pStyle w:val="NormalWeb"/>
+        <w:rPr>
+          <w:rFonts w:ascii="Calibri" w:hAnsi="Calibri" w:cs="Calibri"/>
+          <w:sz w:val="22"/>
+          <w:szCs w:val="22"/>
+        </w:rPr>
+      </w:pPr>
+      <w:r>
+        <w:rPr>
+          <w:rFonts w:ascii="Calibri" w:hAnsi="Calibri" w:cs="Calibri"/>
+          <w:sz w:val="22"/>
+          <w:szCs w:val="22"/>
+        </w:rPr>
+        <w:t>Este entregable refleja el estado real y validado del proyecto Vida Saludable al cierre de mayo de 2026, documentando no solo la visión funcional, sino la materialización técnica en el stack de la Fase 2, sus vulnerabilidades descubiertas y las métricas tangibles de su procesamiento en desarrollo.</w:t>
       </w:r>
     </w:p>
     <w:sectPr>
@@ -2704,9 +6267,9 @@
 <file path=word/numbering.xml><?xml version="1.0" encoding="utf-8"?>
 <w:numbering xmlns:wpc="http://schemas.microsoft.com/office/word/2010/wordprocessingCanvas" xmlns:cx="http://schemas.microsoft.com/office/drawing/2014/chartex" xmlns:cx1="http://schemas.microsoft.com/office/drawing/2015/9/8/chartex" xmlns:cx2="http://schemas.microsoft.com/office/drawing/2015/10/21/chartex" xmlns:cx3="http://schemas.microsoft.com/office/drawing/2016/5/9/chartex" xmlns:cx4="http://schemas.microsoft.com/office/drawing/2016/5/10/chartex" xmlns:cx5="http://schemas.microsoft.com/office/drawing/2016/5/11/chartex" xmlns:cx6="http://schemas.microsoft.com/office/drawing/2016/5/12/chartex" xmlns:cx7="http://schemas.microsoft.com/office/drawing/2016/5/13/chartex" xmlns:cx8="http://schemas.microsoft.com/office/drawing/2016/5/14/chartex" xmlns:mc="http://schemas.openxmlformats.org/markup-compatibility/2006" xmlns:aink="http://schemas.microsoft.com/office/drawing/2016/ink" xmlns:am3d="http://schemas.microsoft.com/office/drawing/2017/model3d" xmlns:o="urn:schemas-microsoft-com:office:office" xmlns:oel="http://schemas.microsoft.com/office/2019/extlst" xmlns:r="http://schemas.openxmlformats.org/officeDocument/2006/relationships" xmlns:m="http://schemas.openxmlformats.org/officeDocument/2006/math" xmlns:v="urn:schemas-microsoft-com:vml" xmlns:wp14="http://schemas.microsoft.com/office/word/2010/wordprocessingDrawing" xmlns:wp="http://schemas.openxmlformats.org/drawingml/2006/wordprocessingDrawing" xmlns:w10="urn:schemas-microsoft-com:office:word" xmlns:w="http://schemas.openxmlformats.org/wordprocessingml/2006/main" xmlns:w14="http://schemas.microsoft.com/office/word/2010/wordml" xmlns:w15="http://schemas.microsoft.com/office/word/2012/wordml" xmlns:w16cex="http://schemas.microsoft.com/office/word/2018/wordml/cex" xmlns:w16cid="http://schemas.microsoft.com/office/word/2016/wordml/cid" xmlns:w16="http://schemas.microsoft.com/office/word/2018/wordml" xmlns:w16du="http://schemas.microsoft.com/office/word/2023/wordml/word16du" xmlns:w16sdtdh="http://schemas.microsoft.com/office/word/2020/wordml/sdtdatahash" xmlns:w16sdtfl="http://schemas.microsoft.com/office/word/2024/wordml/sdtformatlock" xmlns:w16se="http://schemas.microsoft.com/office/word/2015/wordml/symex" xmlns:wpg="http://schemas.microsoft.com/office/word/2010/wordprocessingGroup" xmlns:wpi="http://schemas.microsoft.com/office/word/2010/wordprocessingInk" xmlns:wne="http://schemas.microsoft.com/office/word/2006/wordml" xmlns:wps="http://schemas.microsoft.com/office/word/2010/wordprocessingShape" mc:Ignorable="w14 w15 w16se w16cid w16 w16cex w16sdtdh w16sdtfl w16du wp14">
   <w:abstractNum w:abstractNumId="0" w15:restartNumberingAfterBreak="0">
-    <w:nsid w:val="0889320C"/>
+    <w:nsid w:val="0E1A320B"/>
     <w:multiLevelType w:val="multilevel"/>
-    <w:tmpl w:val="77F8E816"/>
+    <w:tmpl w:val="F7E802BA"/>
     <w:lvl w:ilvl="0">
       <w:start w:val="1"/>
       <w:numFmt w:val="bullet"/>
@@ -2853,9 +6416,9 @@
     </w:lvl>
   </w:abstractNum>
   <w:abstractNum w:abstractNumId="1" w15:restartNumberingAfterBreak="0">
-    <w:nsid w:val="0E9B7C7D"/>
+    <w:nsid w:val="243E0E92"/>
     <w:multiLevelType w:val="multilevel"/>
-    <w:tmpl w:val="9CACDE5A"/>
+    <w:tmpl w:val="44942DAA"/>
     <w:lvl w:ilvl="0">
       <w:start w:val="1"/>
       <w:numFmt w:val="bullet"/>
@@ -3002,9 +6565,9 @@
     </w:lvl>
   </w:abstractNum>
   <w:abstractNum w:abstractNumId="2" w15:restartNumberingAfterBreak="0">
-    <w:nsid w:val="2D9865ED"/>
+    <w:nsid w:val="3C611938"/>
     <w:multiLevelType w:val="multilevel"/>
-    <w:tmpl w:val="12361F2C"/>
+    <w:tmpl w:val="61603E62"/>
     <w:lvl w:ilvl="0">
       <w:start w:val="1"/>
       <w:numFmt w:val="bullet"/>
@@ -3151,9 +6714,9 @@
     </w:lvl>
   </w:abstractNum>
   <w:abstractNum w:abstractNumId="3" w15:restartNumberingAfterBreak="0">
-    <w:nsid w:val="2E69348D"/>
+    <w:nsid w:val="40083D4D"/>
     <w:multiLevelType w:val="multilevel"/>
-    <w:tmpl w:val="A35A48B8"/>
+    <w:tmpl w:val="013E18F0"/>
     <w:lvl w:ilvl="0">
       <w:start w:val="1"/>
       <w:numFmt w:val="bullet"/>
@@ -3300,9 +6863,9 @@
     </w:lvl>
   </w:abstractNum>
   <w:abstractNum w:abstractNumId="4" w15:restartNumberingAfterBreak="0">
-    <w:nsid w:val="3A69149F"/>
+    <w:nsid w:val="40FC53AA"/>
     <w:multiLevelType w:val="multilevel"/>
-    <w:tmpl w:val="8774D9DA"/>
+    <w:tmpl w:val="30F6B6A0"/>
     <w:lvl w:ilvl="0">
       <w:start w:val="1"/>
       <w:numFmt w:val="bullet"/>
@@ -3448,20 +7011,628 @@
       </w:rPr>
     </w:lvl>
   </w:abstractNum>
-  <w:num w:numId="1" w16cid:durableId="1634943218">
+  <w:abstractNum w:abstractNumId="5" w15:restartNumberingAfterBreak="0">
+    <w:nsid w:val="47C93CC2"/>
+    <w:multiLevelType w:val="multilevel"/>
+    <w:tmpl w:val="1B8A02DA"/>
+    <w:lvl w:ilvl="0">
+      <w:start w:val="1"/>
+      <w:numFmt w:val="bullet"/>
+      <w:lvlText w:val=""/>
+      <w:lvlJc w:val="left"/>
+      <w:pPr>
+        <w:tabs>
+          <w:tab w:val="num" w:pos="720"/>
+        </w:tabs>
+        <w:ind w:left="720" w:hanging="360"/>
+      </w:pPr>
+      <w:rPr>
+        <w:rFonts w:ascii="Symbol" w:hAnsi="Symbol" w:hint="default"/>
+        <w:sz w:val="20"/>
+      </w:rPr>
+    </w:lvl>
+    <w:lvl w:ilvl="1" w:tentative="1">
+      <w:start w:val="1"/>
+      <w:numFmt w:val="bullet"/>
+      <w:lvlText w:val="o"/>
+      <w:lvlJc w:val="left"/>
+      <w:pPr>
+        <w:tabs>
+          <w:tab w:val="num" w:pos="1440"/>
+        </w:tabs>
+        <w:ind w:left="1440" w:hanging="360"/>
+      </w:pPr>
+      <w:rPr>
+        <w:rFonts w:ascii="Courier New" w:hAnsi="Courier New" w:hint="default"/>
+        <w:sz w:val="20"/>
+      </w:rPr>
+    </w:lvl>
+    <w:lvl w:ilvl="2" w:tentative="1">
+      <w:start w:val="1"/>
+      <w:numFmt w:val="bullet"/>
+      <w:lvlText w:val=""/>
+      <w:lvlJc w:val="left"/>
+      <w:pPr>
+        <w:tabs>
+          <w:tab w:val="num" w:pos="2160"/>
+        </w:tabs>
+        <w:ind w:left="2160" w:hanging="360"/>
+      </w:pPr>
+      <w:rPr>
+        <w:rFonts w:ascii="Wingdings" w:hAnsi="Wingdings" w:hint="default"/>
+        <w:sz w:val="20"/>
+      </w:rPr>
+    </w:lvl>
+    <w:lvl w:ilvl="3" w:tentative="1">
+      <w:start w:val="1"/>
+      <w:numFmt w:val="bullet"/>
+      <w:lvlText w:val=""/>
+      <w:lvlJc w:val="left"/>
+      <w:pPr>
+        <w:tabs>
+          <w:tab w:val="num" w:pos="2880"/>
+        </w:tabs>
+        <w:ind w:left="2880" w:hanging="360"/>
+      </w:pPr>
+      <w:rPr>
+        <w:rFonts w:ascii="Wingdings" w:hAnsi="Wingdings" w:hint="default"/>
+        <w:sz w:val="20"/>
+      </w:rPr>
+    </w:lvl>
+    <w:lvl w:ilvl="4" w:tentative="1">
+      <w:start w:val="1"/>
+      <w:numFmt w:val="bullet"/>
+      <w:lvlText w:val=""/>
+      <w:lvlJc w:val="left"/>
+      <w:pPr>
+        <w:tabs>
+          <w:tab w:val="num" w:pos="3600"/>
+        </w:tabs>
+        <w:ind w:left="3600" w:hanging="360"/>
+      </w:pPr>
+      <w:rPr>
+        <w:rFonts w:ascii="Wingdings" w:hAnsi="Wingdings" w:hint="default"/>
+        <w:sz w:val="20"/>
+      </w:rPr>
+    </w:lvl>
+    <w:lvl w:ilvl="5" w:tentative="1">
+      <w:start w:val="1"/>
+      <w:numFmt w:val="bullet"/>
+      <w:lvlText w:val=""/>
+      <w:lvlJc w:val="left"/>
+      <w:pPr>
+        <w:tabs>
+          <w:tab w:val="num" w:pos="4320"/>
+        </w:tabs>
+        <w:ind w:left="4320" w:hanging="360"/>
+      </w:pPr>
+      <w:rPr>
+        <w:rFonts w:ascii="Wingdings" w:hAnsi="Wingdings" w:hint="default"/>
+        <w:sz w:val="20"/>
+      </w:rPr>
+    </w:lvl>
+    <w:lvl w:ilvl="6" w:tentative="1">
+      <w:start w:val="1"/>
+      <w:numFmt w:val="bullet"/>
+      <w:lvlText w:val=""/>
+      <w:lvlJc w:val="left"/>
+      <w:pPr>
+        <w:tabs>
+          <w:tab w:val="num" w:pos="5040"/>
+        </w:tabs>
+        <w:ind w:left="5040" w:hanging="360"/>
+      </w:pPr>
+      <w:rPr>
+        <w:rFonts w:ascii="Wingdings" w:hAnsi="Wingdings" w:hint="default"/>
+        <w:sz w:val="20"/>
+      </w:rPr>
+    </w:lvl>
+    <w:lvl w:ilvl="7" w:tentative="1">
+      <w:start w:val="1"/>
+      <w:numFmt w:val="bullet"/>
+      <w:lvlText w:val=""/>
+      <w:lvlJc w:val="left"/>
+      <w:pPr>
+        <w:tabs>
+          <w:tab w:val="num" w:pos="5760"/>
+        </w:tabs>
+        <w:ind w:left="5760" w:hanging="360"/>
+      </w:pPr>
+      <w:rPr>
+        <w:rFonts w:ascii="Wingdings" w:hAnsi="Wingdings" w:hint="default"/>
+        <w:sz w:val="20"/>
+      </w:rPr>
+    </w:lvl>
+    <w:lvl w:ilvl="8" w:tentative="1">
+      <w:start w:val="1"/>
+      <w:numFmt w:val="bullet"/>
+      <w:lvlText w:val=""/>
+      <w:lvlJc w:val="left"/>
+      <w:pPr>
+        <w:tabs>
+          <w:tab w:val="num" w:pos="6480"/>
+        </w:tabs>
+        <w:ind w:left="6480" w:hanging="360"/>
+      </w:pPr>
+      <w:rPr>
+        <w:rFonts w:ascii="Wingdings" w:hAnsi="Wingdings" w:hint="default"/>
+        <w:sz w:val="20"/>
+      </w:rPr>
+    </w:lvl>
+  </w:abstractNum>
+  <w:abstractNum w:abstractNumId="6" w15:restartNumberingAfterBreak="0">
+    <w:nsid w:val="5D3216CA"/>
+    <w:multiLevelType w:val="multilevel"/>
+    <w:tmpl w:val="D49CE9FE"/>
+    <w:lvl w:ilvl="0">
+      <w:start w:val="1"/>
+      <w:numFmt w:val="bullet"/>
+      <w:lvlText w:val=""/>
+      <w:lvlJc w:val="left"/>
+      <w:pPr>
+        <w:tabs>
+          <w:tab w:val="num" w:pos="720"/>
+        </w:tabs>
+        <w:ind w:left="720" w:hanging="360"/>
+      </w:pPr>
+      <w:rPr>
+        <w:rFonts w:ascii="Symbol" w:hAnsi="Symbol" w:hint="default"/>
+        <w:sz w:val="20"/>
+      </w:rPr>
+    </w:lvl>
+    <w:lvl w:ilvl="1" w:tentative="1">
+      <w:start w:val="1"/>
+      <w:numFmt w:val="bullet"/>
+      <w:lvlText w:val="o"/>
+      <w:lvlJc w:val="left"/>
+      <w:pPr>
+        <w:tabs>
+          <w:tab w:val="num" w:pos="1440"/>
+        </w:tabs>
+        <w:ind w:left="1440" w:hanging="360"/>
+      </w:pPr>
+      <w:rPr>
+        <w:rFonts w:ascii="Courier New" w:hAnsi="Courier New" w:hint="default"/>
+        <w:sz w:val="20"/>
+      </w:rPr>
+    </w:lvl>
+    <w:lvl w:ilvl="2" w:tentative="1">
+      <w:start w:val="1"/>
+      <w:numFmt w:val="bullet"/>
+      <w:lvlText w:val=""/>
+      <w:lvlJc w:val="left"/>
+      <w:pPr>
+        <w:tabs>
+          <w:tab w:val="num" w:pos="2160"/>
+        </w:tabs>
+        <w:ind w:left="2160" w:hanging="360"/>
+      </w:pPr>
+      <w:rPr>
+        <w:rFonts w:ascii="Wingdings" w:hAnsi="Wingdings" w:hint="default"/>
+        <w:sz w:val="20"/>
+      </w:rPr>
+    </w:lvl>
+    <w:lvl w:ilvl="3" w:tentative="1">
+      <w:start w:val="1"/>
+      <w:numFmt w:val="bullet"/>
+      <w:lvlText w:val=""/>
+      <w:lvlJc w:val="left"/>
+      <w:pPr>
+        <w:tabs>
+          <w:tab w:val="num" w:pos="2880"/>
+        </w:tabs>
+        <w:ind w:left="2880" w:hanging="360"/>
+      </w:pPr>
+      <w:rPr>
+        <w:rFonts w:ascii="Wingdings" w:hAnsi="Wingdings" w:hint="default"/>
+        <w:sz w:val="20"/>
+      </w:rPr>
+    </w:lvl>
+    <w:lvl w:ilvl="4" w:tentative="1">
+      <w:start w:val="1"/>
+      <w:numFmt w:val="bullet"/>
+      <w:lvlText w:val=""/>
+      <w:lvlJc w:val="left"/>
+      <w:pPr>
+        <w:tabs>
+          <w:tab w:val="num" w:pos="3600"/>
+        </w:tabs>
+        <w:ind w:left="3600" w:hanging="360"/>
+      </w:pPr>
+      <w:rPr>
+        <w:rFonts w:ascii="Wingdings" w:hAnsi="Wingdings" w:hint="default"/>
+        <w:sz w:val="20"/>
+      </w:rPr>
+    </w:lvl>
+    <w:lvl w:ilvl="5" w:tentative="1">
+      <w:start w:val="1"/>
+      <w:numFmt w:val="bullet"/>
+      <w:lvlText w:val=""/>
+      <w:lvlJc w:val="left"/>
+      <w:pPr>
+        <w:tabs>
+          <w:tab w:val="num" w:pos="4320"/>
+        </w:tabs>
+        <w:ind w:left="4320" w:hanging="360"/>
+      </w:pPr>
+      <w:rPr>
+        <w:rFonts w:ascii="Wingdings" w:hAnsi="Wingdings" w:hint="default"/>
+        <w:sz w:val="20"/>
+      </w:rPr>
+    </w:lvl>
+    <w:lvl w:ilvl="6" w:tentative="1">
+      <w:start w:val="1"/>
+      <w:numFmt w:val="bullet"/>
+      <w:lvlText w:val=""/>
+      <w:lvlJc w:val="left"/>
+      <w:pPr>
+        <w:tabs>
+          <w:tab w:val="num" w:pos="5040"/>
+        </w:tabs>
+        <w:ind w:left="5040" w:hanging="360"/>
+      </w:pPr>
+      <w:rPr>
+        <w:rFonts w:ascii="Wingdings" w:hAnsi="Wingdings" w:hint="default"/>
+        <w:sz w:val="20"/>
+      </w:rPr>
+    </w:lvl>
+    <w:lvl w:ilvl="7" w:tentative="1">
+      <w:start w:val="1"/>
+      <w:numFmt w:val="bullet"/>
+      <w:lvlText w:val=""/>
+      <w:lvlJc w:val="left"/>
+      <w:pPr>
+        <w:tabs>
+          <w:tab w:val="num" w:pos="5760"/>
+        </w:tabs>
+        <w:ind w:left="5760" w:hanging="360"/>
+      </w:pPr>
+      <w:rPr>
+        <w:rFonts w:ascii="Wingdings" w:hAnsi="Wingdings" w:hint="default"/>
+        <w:sz w:val="20"/>
+      </w:rPr>
+    </w:lvl>
+    <w:lvl w:ilvl="8" w:tentative="1">
+      <w:start w:val="1"/>
+      <w:numFmt w:val="bullet"/>
+      <w:lvlText w:val=""/>
+      <w:lvlJc w:val="left"/>
+      <w:pPr>
+        <w:tabs>
+          <w:tab w:val="num" w:pos="6480"/>
+        </w:tabs>
+        <w:ind w:left="6480" w:hanging="360"/>
+      </w:pPr>
+      <w:rPr>
+        <w:rFonts w:ascii="Wingdings" w:hAnsi="Wingdings" w:hint="default"/>
+        <w:sz w:val="20"/>
+      </w:rPr>
+    </w:lvl>
+  </w:abstractNum>
+  <w:abstractNum w:abstractNumId="7" w15:restartNumberingAfterBreak="0">
+    <w:nsid w:val="6460103C"/>
+    <w:multiLevelType w:val="multilevel"/>
+    <w:tmpl w:val="1C428612"/>
+    <w:lvl w:ilvl="0">
+      <w:start w:val="1"/>
+      <w:numFmt w:val="bullet"/>
+      <w:lvlText w:val=""/>
+      <w:lvlJc w:val="left"/>
+      <w:pPr>
+        <w:tabs>
+          <w:tab w:val="num" w:pos="720"/>
+        </w:tabs>
+        <w:ind w:left="720" w:hanging="360"/>
+      </w:pPr>
+      <w:rPr>
+        <w:rFonts w:ascii="Symbol" w:hAnsi="Symbol" w:hint="default"/>
+        <w:sz w:val="20"/>
+      </w:rPr>
+    </w:lvl>
+    <w:lvl w:ilvl="1" w:tentative="1">
+      <w:start w:val="1"/>
+      <w:numFmt w:val="bullet"/>
+      <w:lvlText w:val="o"/>
+      <w:lvlJc w:val="left"/>
+      <w:pPr>
+        <w:tabs>
+          <w:tab w:val="num" w:pos="1440"/>
+        </w:tabs>
+        <w:ind w:left="1440" w:hanging="360"/>
+      </w:pPr>
+      <w:rPr>
+        <w:rFonts w:ascii="Courier New" w:hAnsi="Courier New" w:hint="default"/>
+        <w:sz w:val="20"/>
+      </w:rPr>
+    </w:lvl>
+    <w:lvl w:ilvl="2" w:tentative="1">
+      <w:start w:val="1"/>
+      <w:numFmt w:val="bullet"/>
+      <w:lvlText w:val=""/>
+      <w:lvlJc w:val="left"/>
+      <w:pPr>
+        <w:tabs>
+          <w:tab w:val="num" w:pos="2160"/>
+        </w:tabs>
+        <w:ind w:left="2160" w:hanging="360"/>
+      </w:pPr>
+      <w:rPr>
+        <w:rFonts w:ascii="Wingdings" w:hAnsi="Wingdings" w:hint="default"/>
+        <w:sz w:val="20"/>
+      </w:rPr>
+    </w:lvl>
+    <w:lvl w:ilvl="3" w:tentative="1">
+      <w:start w:val="1"/>
+      <w:numFmt w:val="bullet"/>
+      <w:lvlText w:val=""/>
+      <w:lvlJc w:val="left"/>
+      <w:pPr>
+        <w:tabs>
+          <w:tab w:val="num" w:pos="2880"/>
+        </w:tabs>
+        <w:ind w:left="2880" w:hanging="360"/>
+      </w:pPr>
+      <w:rPr>
+        <w:rFonts w:ascii="Wingdings" w:hAnsi="Wingdings" w:hint="default"/>
+        <w:sz w:val="20"/>
+      </w:rPr>
+    </w:lvl>
+    <w:lvl w:ilvl="4" w:tentative="1">
+      <w:start w:val="1"/>
+      <w:numFmt w:val="bullet"/>
+      <w:lvlText w:val=""/>
+      <w:lvlJc w:val="left"/>
+      <w:pPr>
+        <w:tabs>
+          <w:tab w:val="num" w:pos="3600"/>
+        </w:tabs>
+        <w:ind w:left="3600" w:hanging="360"/>
+      </w:pPr>
+      <w:rPr>
+        <w:rFonts w:ascii="Wingdings" w:hAnsi="Wingdings" w:hint="default"/>
+        <w:sz w:val="20"/>
+      </w:rPr>
+    </w:lvl>
+    <w:lvl w:ilvl="5" w:tentative="1">
+      <w:start w:val="1"/>
+      <w:numFmt w:val="bullet"/>
+      <w:lvlText w:val=""/>
+      <w:lvlJc w:val="left"/>
+      <w:pPr>
+        <w:tabs>
+          <w:tab w:val="num" w:pos="4320"/>
+        </w:tabs>
+        <w:ind w:left="4320" w:hanging="360"/>
+      </w:pPr>
+      <w:rPr>
+        <w:rFonts w:ascii="Wingdings" w:hAnsi="Wingdings" w:hint="default"/>
+        <w:sz w:val="20"/>
+      </w:rPr>
+    </w:lvl>
+    <w:lvl w:ilvl="6" w:tentative="1">
+      <w:start w:val="1"/>
+      <w:numFmt w:val="bullet"/>
+      <w:lvlText w:val=""/>
+      <w:lvlJc w:val="left"/>
+      <w:pPr>
+        <w:tabs>
+          <w:tab w:val="num" w:pos="5040"/>
+        </w:tabs>
+        <w:ind w:left="5040" w:hanging="360"/>
+      </w:pPr>
+      <w:rPr>
+        <w:rFonts w:ascii="Wingdings" w:hAnsi="Wingdings" w:hint="default"/>
+        <w:sz w:val="20"/>
+      </w:rPr>
+    </w:lvl>
+    <w:lvl w:ilvl="7" w:tentative="1">
+      <w:start w:val="1"/>
+      <w:numFmt w:val="bullet"/>
+      <w:lvlText w:val=""/>
+      <w:lvlJc w:val="left"/>
+      <w:pPr>
+        <w:tabs>
+          <w:tab w:val="num" w:pos="5760"/>
+        </w:tabs>
+        <w:ind w:left="5760" w:hanging="360"/>
+      </w:pPr>
+      <w:rPr>
+        <w:rFonts w:ascii="Wingdings" w:hAnsi="Wingdings" w:hint="default"/>
+        <w:sz w:val="20"/>
+      </w:rPr>
+    </w:lvl>
+    <w:lvl w:ilvl="8" w:tentative="1">
+      <w:start w:val="1"/>
+      <w:numFmt w:val="bullet"/>
+      <w:lvlText w:val=""/>
+      <w:lvlJc w:val="left"/>
+      <w:pPr>
+        <w:tabs>
+          <w:tab w:val="num" w:pos="6480"/>
+        </w:tabs>
+        <w:ind w:left="6480" w:hanging="360"/>
+      </w:pPr>
+      <w:rPr>
+        <w:rFonts w:ascii="Wingdings" w:hAnsi="Wingdings" w:hint="default"/>
+        <w:sz w:val="20"/>
+      </w:rPr>
+    </w:lvl>
+  </w:abstractNum>
+  <w:abstractNum w:abstractNumId="8" w15:restartNumberingAfterBreak="0">
+    <w:nsid w:val="73AA04DD"/>
+    <w:multiLevelType w:val="multilevel"/>
+    <w:tmpl w:val="90685116"/>
+    <w:lvl w:ilvl="0">
+      <w:start w:val="1"/>
+      <w:numFmt w:val="bullet"/>
+      <w:lvlText w:val=""/>
+      <w:lvlJc w:val="left"/>
+      <w:pPr>
+        <w:tabs>
+          <w:tab w:val="num" w:pos="720"/>
+        </w:tabs>
+        <w:ind w:left="720" w:hanging="360"/>
+      </w:pPr>
+      <w:rPr>
+        <w:rFonts w:ascii="Symbol" w:hAnsi="Symbol" w:hint="default"/>
+        <w:sz w:val="20"/>
+      </w:rPr>
+    </w:lvl>
+    <w:lvl w:ilvl="1" w:tentative="1">
+      <w:start w:val="1"/>
+      <w:numFmt w:val="bullet"/>
+      <w:lvlText w:val="o"/>
+      <w:lvlJc w:val="left"/>
+      <w:pPr>
+        <w:tabs>
+          <w:tab w:val="num" w:pos="1440"/>
+        </w:tabs>
+        <w:ind w:left="1440" w:hanging="360"/>
+      </w:pPr>
+      <w:rPr>
+        <w:rFonts w:ascii="Courier New" w:hAnsi="Courier New" w:hint="default"/>
+        <w:sz w:val="20"/>
+      </w:rPr>
+    </w:lvl>
+    <w:lvl w:ilvl="2" w:tentative="1">
+      <w:start w:val="1"/>
+      <w:numFmt w:val="bullet"/>
+      <w:lvlText w:val=""/>
+      <w:lvlJc w:val="left"/>
+      <w:pPr>
+        <w:tabs>
+          <w:tab w:val="num" w:pos="2160"/>
+        </w:tabs>
+        <w:ind w:left="2160" w:hanging="360"/>
+      </w:pPr>
+      <w:rPr>
+        <w:rFonts w:ascii="Wingdings" w:hAnsi="Wingdings" w:hint="default"/>
+        <w:sz w:val="20"/>
+      </w:rPr>
+    </w:lvl>
+    <w:lvl w:ilvl="3" w:tentative="1">
+      <w:start w:val="1"/>
+      <w:numFmt w:val="bullet"/>
+      <w:lvlText w:val=""/>
+      <w:lvlJc w:val="left"/>
+      <w:pPr>
+        <w:tabs>
+          <w:tab w:val="num" w:pos="2880"/>
+        </w:tabs>
+        <w:ind w:left="2880" w:hanging="360"/>
+      </w:pPr>
+      <w:rPr>
+        <w:rFonts w:ascii="Wingdings" w:hAnsi="Wingdings" w:hint="default"/>
+        <w:sz w:val="20"/>
+      </w:rPr>
+    </w:lvl>
+    <w:lvl w:ilvl="4" w:tentative="1">
+      <w:start w:val="1"/>
+      <w:numFmt w:val="bullet"/>
+      <w:lvlText w:val=""/>
+      <w:lvlJc w:val="left"/>
+      <w:pPr>
+        <w:tabs>
+          <w:tab w:val="num" w:pos="3600"/>
+        </w:tabs>
+        <w:ind w:left="3600" w:hanging="360"/>
+      </w:pPr>
+      <w:rPr>
+        <w:rFonts w:ascii="Wingdings" w:hAnsi="Wingdings" w:hint="default"/>
+        <w:sz w:val="20"/>
+      </w:rPr>
+    </w:lvl>
+    <w:lvl w:ilvl="5" w:tentative="1">
+      <w:start w:val="1"/>
+      <w:numFmt w:val="bullet"/>
+      <w:lvlText w:val=""/>
+      <w:lvlJc w:val="left"/>
+      <w:pPr>
+        <w:tabs>
+          <w:tab w:val="num" w:pos="4320"/>
+        </w:tabs>
+        <w:ind w:left="4320" w:hanging="360"/>
+      </w:pPr>
+      <w:rPr>
+        <w:rFonts w:ascii="Wingdings" w:hAnsi="Wingdings" w:hint="default"/>
+        <w:sz w:val="20"/>
+      </w:rPr>
+    </w:lvl>
+    <w:lvl w:ilvl="6" w:tentative="1">
+      <w:start w:val="1"/>
+      <w:numFmt w:val="bullet"/>
+      <w:lvlText w:val=""/>
+      <w:lvlJc w:val="left"/>
+      <w:pPr>
+        <w:tabs>
+          <w:tab w:val="num" w:pos="5040"/>
+        </w:tabs>
+        <w:ind w:left="5040" w:hanging="360"/>
+      </w:pPr>
+      <w:rPr>
+        <w:rFonts w:ascii="Wingdings" w:hAnsi="Wingdings" w:hint="default"/>
+        <w:sz w:val="20"/>
+      </w:rPr>
+    </w:lvl>
+    <w:lvl w:ilvl="7" w:tentative="1">
+      <w:start w:val="1"/>
+      <w:numFmt w:val="bullet"/>
+      <w:lvlText w:val=""/>
+      <w:lvlJc w:val="left"/>
+      <w:pPr>
+        <w:tabs>
+          <w:tab w:val="num" w:pos="5760"/>
+        </w:tabs>
+        <w:ind w:left="5760" w:hanging="360"/>
+      </w:pPr>
+      <w:rPr>
+        <w:rFonts w:ascii="Wingdings" w:hAnsi="Wingdings" w:hint="default"/>
+        <w:sz w:val="20"/>
+      </w:rPr>
+    </w:lvl>
+    <w:lvl w:ilvl="8" w:tentative="1">
+      <w:start w:val="1"/>
+      <w:numFmt w:val="bullet"/>
+      <w:lvlText w:val=""/>
+      <w:lvlJc w:val="left"/>
+      <w:pPr>
+        <w:tabs>
+          <w:tab w:val="num" w:pos="6480"/>
+        </w:tabs>
+        <w:ind w:left="6480" w:hanging="360"/>
+      </w:pPr>
+      <w:rPr>
+        <w:rFonts w:ascii="Wingdings" w:hAnsi="Wingdings" w:hint="default"/>
+        <w:sz w:val="20"/>
+      </w:rPr>
+    </w:lvl>
+  </w:abstractNum>
+  <w:num w:numId="1" w16cid:durableId="1643928259">
+    <w:abstractNumId w:val="4"/>
+  </w:num>
+  <w:num w:numId="2" w16cid:durableId="1228495931">
+    <w:abstractNumId w:val="2"/>
+  </w:num>
+  <w:num w:numId="3" w16cid:durableId="153254919">
+    <w:abstractNumId w:val="3"/>
+  </w:num>
+  <w:num w:numId="4" w16cid:durableId="1923100014">
+    <w:abstractNumId w:val="5"/>
+  </w:num>
+  <w:num w:numId="5" w16cid:durableId="827205974">
     <w:abstractNumId w:val="1"/>
   </w:num>
-  <w:num w:numId="2" w16cid:durableId="153761835">
-    <w:abstractNumId w:val="4"/>
-  </w:num>
-  <w:num w:numId="3" w16cid:durableId="600070487">
+  <w:num w:numId="6" w16cid:durableId="87044897">
     <w:abstractNumId w:val="0"/>
   </w:num>
-  <w:num w:numId="4" w16cid:durableId="556940930">
-    <w:abstractNumId w:val="2"/>
+  <w:num w:numId="7" w16cid:durableId="514729341">
+    <w:abstractNumId w:val="8"/>
   </w:num>
-  <w:num w:numId="5" w16cid:durableId="317613500">
-    <w:abstractNumId w:val="3"/>
+  <w:num w:numId="8" w16cid:durableId="973098131">
+    <w:abstractNumId w:val="6"/>
+  </w:num>
+  <w:num w:numId="9" w16cid:durableId="2003073235">
+    <w:abstractNumId w:val="7"/>
   </w:num>
 </w:numbering>
 </file>

--- a/04-Abril-Mayo/Entregables/2026-05/01-Reporte_Especificaciones_Vida_Saludable_2026-05.docx
+++ b/04-Abril-Mayo/Entregables/2026-05/01-Reporte_Especificaciones_Vida_Saludable_2026-05.docx
@@ -111,7 +111,7 @@
           <w:sz w:val="22"/>
           <w:szCs w:val="22"/>
         </w:rPr>
-        <w:pict w14:anchorId="13BA9CC1">
+        <w:pict>
           <v:rect id="_x0000_i1025" style="width:0;height:1.5pt" o:hralign="center" o:hrstd="t" o:hr="t" fillcolor="#a0a0a0" stroked="f"/>
         </w:pict>
       </w:r>
@@ -1365,59 +1365,68 @@
     </w:p>
     <w:p>
       <w:pPr>
-        <w:pStyle w:val="HTMLconformatoprevio"/>
-      </w:pPr>
-    </w:p>
-    <w:p>
-      <w:pPr>
-        <w:pStyle w:val="HTMLconformatoprevio"/>
-      </w:pPr>
-      <w:r>
-        <w:t>graph TD</w:t>
-      </w:r>
-    </w:p>
-    <w:p>
-      <w:pPr>
-        <w:pStyle w:val="HTMLconformatoprevio"/>
-      </w:pPr>
-      <w:r>
-        <w:t xml:space="preserve">    </w:t>
-      </w:r>
-      <w:r>
-        <w:t>A[Usuario Final / Navegador] --&gt;|HTTPS| B(Frontend SPA: React 18 + Vite)</w:t>
-      </w:r>
-    </w:p>
-    <w:p>
-      <w:pPr>
-        <w:pStyle w:val="HTMLconformatoprevio"/>
-      </w:pPr>
-      <w:r>
-        <w:t xml:space="preserve">    B --&gt;|Axios REST / JWT| C{API Gateway: FastAPI}</w:t>
-      </w:r>
-    </w:p>
-    <w:p>
-      <w:pPr>
-        <w:pStyle w:val="HTMLconformatoprevio"/>
-      </w:pPr>
-      <w:r>
-        <w:t xml:space="preserve">    C --&gt;|RBAC Validation| D[Middleware Seguridad]</w:t>
-      </w:r>
-    </w:p>
-    <w:p>
-      <w:pPr>
-        <w:pStyle w:val="HTMLconformatoprevio"/>
-      </w:pPr>
-      <w:r>
-        <w:t xml:space="preserve">    D --&gt;|oracledb Thin Mode| E[(Oracle 19c)]</w:t>
-      </w:r>
-    </w:p>
-    <w:p>
-      <w:pPr>
-        <w:pStyle w:val="HTMLconformatoprevio"/>
-      </w:pPr>
-      <w:r>
+        <w:rPr>
+          <w:rFonts w:ascii="Calibri" w:eastAsia="Times New Roman" w:hAnsi="Calibri" w:cs="Calibri"/>
+          <w:sz w:val="22"/>
+          <w:szCs w:val="22"/>
+        </w:rPr>
+      </w:pPr>
+      <w:r>
+        <w:rPr>
+          <w:rFonts w:ascii="Calibri" w:eastAsia="Times New Roman" w:hAnsi="Calibri" w:cs="Calibri"/>
+          <w:noProof/>
+          <w:sz w:val="22"/>
+          <w:szCs w:val="22"/>
+        </w:rPr>
         <w:lastRenderedPageBreak/>
-        <w:t xml:space="preserve">    E --&gt;|Lectura Optimizada| F[Vistas VW_BI_MUSEMS_*]</w:t>
+        <w:drawing>
+          <wp:inline distT="0" distB="0" distL="0" distR="0">
+            <wp:extent cx="2019300" cy="6842760"/>
+            <wp:effectExtent l="0" t="0" r="0" b="0"/>
+            <wp:docPr id="2" name="Imagen 2"/>
+            <wp:cNvGraphicFramePr>
+              <a:graphicFrameLocks xmlns:a="http://schemas.openxmlformats.org/drawingml/2006/main" noChangeAspect="1"/>
+            </wp:cNvGraphicFramePr>
+            <a:graphic xmlns:a="http://schemas.openxmlformats.org/drawingml/2006/main">
+              <a:graphicData uri="http://schemas.openxmlformats.org/drawingml/2006/picture">
+                <pic:pic xmlns:pic="http://schemas.openxmlformats.org/drawingml/2006/picture">
+                  <pic:nvPicPr>
+                    <pic:cNvPr id="0" name="Picture 2"/>
+                    <pic:cNvPicPr>
+                      <a:picLocks noChangeAspect="1" noChangeArrowheads="1"/>
+                    </pic:cNvPicPr>
+                  </pic:nvPicPr>
+                  <pic:blipFill>
+                    <a:blip r:embed="rId5">
+                      <a:extLst>
+                        <a:ext uri="{28A0092B-C50C-407E-A947-70E740481C1C}">
+                          <a14:useLocalDpi xmlns:a14="http://schemas.microsoft.com/office/drawing/2010/main" val="0"/>
+                        </a:ext>
+                      </a:extLst>
+                    </a:blip>
+                    <a:srcRect/>
+                    <a:stretch>
+                      <a:fillRect/>
+                    </a:stretch>
+                  </pic:blipFill>
+                  <pic:spPr bwMode="auto">
+                    <a:xfrm>
+                      <a:off x="0" y="0"/>
+                      <a:ext cx="2019300" cy="6842760"/>
+                    </a:xfrm>
+                    <a:prstGeom prst="rect">
+                      <a:avLst/>
+                    </a:prstGeom>
+                    <a:noFill/>
+                    <a:ln>
+                      <a:noFill/>
+                    </a:ln>
+                  </pic:spPr>
+                </pic:pic>
+              </a:graphicData>
+            </a:graphic>
+          </wp:inline>
+        </w:drawing>
       </w:r>
     </w:p>
     <w:p>
@@ -2160,15 +2169,7 @@
                 <w:sz w:val="22"/>
                 <w:szCs w:val="22"/>
               </w:rPr>
-              <w:t>Lógica así</w:t>
-            </w:r>
-            <w:r>
-              <w:rPr>
-                <w:rFonts w:ascii="Calibri" w:eastAsia="Times New Roman" w:hAnsi="Calibri" w:cs="Calibri"/>
-                <w:sz w:val="22"/>
-                <w:szCs w:val="22"/>
-              </w:rPr>
-              <w:t>ncrona de lotes, ThreadPoolExecutor y bitácoras.</w:t>
+              <w:t>Lógica asíncrona de lotes, ThreadPoolExecutor y bitácoras.</w:t>
             </w:r>
           </w:p>
         </w:tc>
@@ -3590,7 +3591,15 @@
           <w:sz w:val="22"/>
           <w:szCs w:val="22"/>
         </w:rPr>
-        <w:t xml:space="preserve"> Requiere una CURP única (18 caracteres), CCT oficial de 10 caracteres alineado al catálogo SEP y validación estructural de correos.</w:t>
+        <w:t xml:space="preserve"> Requiere una CURP ú</w:t>
+      </w:r>
+      <w:r>
+        <w:rPr>
+          <w:rFonts w:ascii="Calibri" w:eastAsia="Times New Roman" w:hAnsi="Calibri" w:cs="Calibri"/>
+          <w:sz w:val="22"/>
+          <w:szCs w:val="22"/>
+        </w:rPr>
+        <w:t>nica (18 caracteres), CCT oficial de 10 caracteres alineado al catálogo SEP y validación estructural de correos.</w:t>
       </w:r>
     </w:p>
     <w:p>
@@ -3844,122 +3853,67 @@
     </w:p>
     <w:p>
       <w:pPr>
-        <w:pStyle w:val="HTMLconformatoprevio"/>
-      </w:pPr>
-    </w:p>
-    <w:p>
-      <w:pPr>
-        <w:pStyle w:val="HTMLconformatoprevio"/>
-      </w:pPr>
-      <w:r>
-        <w:t>flowchart TD</w:t>
-      </w:r>
-    </w:p>
-    <w:p>
-      <w:pPr>
-        <w:pStyle w:val="HTMLconformatoprevio"/>
-      </w:pPr>
-      <w:r>
-        <w:t xml:space="preserve">    A[Inicio: GraphQL Mutation iniciarDescargaLote] --&gt; B[Registro de Lote en Tabla Lote]</w:t>
-      </w:r>
-    </w:p>
-    <w:p>
-      <w:pPr>
-        <w:pStyle w:val="HTMLconformatoprevio"/>
-      </w:pPr>
-      <w:r>
-        <w:t xml:space="preserve">    B --&gt; C[Consulta de Registros: menor_evaluado JOIN catalogo_cct]</w:t>
-      </w:r>
-    </w:p>
-    <w:p>
-      <w:pPr>
-        <w:pStyle w:val="HTMLconformatoprevio"/>
-      </w:pPr>
-      <w:r>
-        <w:t xml:space="preserve">    C --&gt; D{¿CURP en archivo SIN PADECIMIENTOS?}</w:t>
-      </w:r>
-    </w:p>
-    <w:p>
-      <w:pPr>
-        <w:pStyle w:val="HTMLconformatoprevio"/>
-      </w:pPr>
-      <w:r>
-        <w:t xml:space="preserve">    D -- SÍ --&gt; E[Descartar - No incluir Carta]</w:t>
-      </w:r>
-    </w:p>
-    <w:p>
-      <w:pPr>
-        <w:pStyle w:val="HTMLconformatoprevio"/>
-      </w:pPr>
-      <w:r>
-        <w:t xml:space="preserve">    D -- NO --&gt; F{¿CURP en archivos IMSS?}</w:t>
-      </w:r>
-    </w:p>
-    <w:p>
-      <w:pPr>
-        <w:pStyle w:val="HTMLconformatoprevio"/>
-      </w:pPr>
-      <w:r>
-        <w:t xml:space="preserve">    F -- SÍ --&gt; G[Descartar - No incluir Carta]</w:t>
-      </w:r>
-    </w:p>
-    <w:p>
-      <w:pPr>
-        <w:pStyle w:val="HTMLconformatoprevio"/>
-      </w:pPr>
-      <w:r>
-        <w:t xml:space="preserve">    F -- NO --&gt; H[Agregar a ThreadPoolExecutor]</w:t>
-      </w:r>
-    </w:p>
-    <w:p>
-      <w:pPr>
-        <w:pStyle w:val="HTMLconformatoprevio"/>
-      </w:pPr>
-      <w:r>
-        <w:t xml:space="preserve">    H --&gt; I[Construir Token Cifrado AES]</w:t>
-      </w:r>
-    </w:p>
-    <w:p>
-      <w:pPr>
-        <w:pStyle w:val="HTMLconformatoprevio"/>
-      </w:pPr>
-      <w:r>
-        <w:t xml:space="preserve">    I --&gt; </w:t>
-      </w:r>
-      <w:r>
-        <w:t>J[Llamada HTTPS a URL_IMSS con Timeout]</w:t>
-      </w:r>
-    </w:p>
-    <w:p>
-      <w:pPr>
-        <w:pStyle w:val="HTMLconformatoprevio"/>
-      </w:pPr>
-      <w:r>
-        <w:t xml:space="preserve">    J --&gt; K{¿Respuesta 200 OK?}</w:t>
-      </w:r>
-    </w:p>
-    <w:p>
-      <w:pPr>
-        <w:pStyle w:val="HTMLconformatoprevio"/>
-      </w:pPr>
-      <w:r>
-        <w:t xml:space="preserve">    K -- Sí --&gt; L[Descargar y Resguardar PDF en sin-carta/]</w:t>
-      </w:r>
-    </w:p>
-    <w:p>
-      <w:pPr>
-        <w:pStyle w:val="HTMLconformatoprevio"/>
-      </w:pPr>
-      <w:r>
-        <w:t xml:space="preserve">    K -- No --&gt; M[Registrar en BitacoraEvento y Reintentar]</w:t>
-      </w:r>
-    </w:p>
-    <w:p>
-      <w:pPr>
-        <w:pStyle w:val="HTMLconformatoprevio"/>
-      </w:pPr>
-      <w:r>
-        <w:t xml:space="preserve">    L --&gt; N[Actualizar CurpProcesada a EXITO]</w:t>
+        <w:rPr>
+          <w:rFonts w:ascii="Calibri" w:eastAsia="Times New Roman" w:hAnsi="Calibri" w:cs="Calibri"/>
+          <w:sz w:val="22"/>
+          <w:szCs w:val="22"/>
+        </w:rPr>
+      </w:pPr>
+      <w:r>
+        <w:rPr>
+          <w:rFonts w:ascii="Calibri" w:eastAsia="Times New Roman" w:hAnsi="Calibri" w:cs="Calibri"/>
+          <w:noProof/>
+          <w:sz w:val="22"/>
+          <w:szCs w:val="22"/>
+        </w:rPr>
+        <w:drawing>
+          <wp:inline distT="0" distB="0" distL="0" distR="0">
+            <wp:extent cx="6728460" cy="15133320"/>
+            <wp:effectExtent l="0" t="0" r="0" b="0"/>
+            <wp:docPr id="3" name="Imagen 3"/>
+            <wp:cNvGraphicFramePr>
+              <a:graphicFrameLocks xmlns:a="http://schemas.openxmlformats.org/drawingml/2006/main" noChangeAspect="1"/>
+            </wp:cNvGraphicFramePr>
+            <a:graphic xmlns:a="http://schemas.openxmlformats.org/drawingml/2006/main">
+              <a:graphicData uri="http://schemas.openxmlformats.org/drawingml/2006/picture">
+                <pic:pic xmlns:pic="http://schemas.openxmlformats.org/drawingml/2006/picture">
+                  <pic:nvPicPr>
+                    <pic:cNvPr id="0" name="Picture 3"/>
+                    <pic:cNvPicPr>
+                      <a:picLocks noChangeAspect="1" noChangeArrowheads="1"/>
+                    </pic:cNvPicPr>
+                  </pic:nvPicPr>
+                  <pic:blipFill>
+                    <a:blip r:embed="rId6">
+                      <a:extLst>
+                        <a:ext uri="{28A0092B-C50C-407E-A947-70E740481C1C}">
+                          <a14:useLocalDpi xmlns:a14="http://schemas.microsoft.com/office/drawing/2010/main" val="0"/>
+                        </a:ext>
+                      </a:extLst>
+                    </a:blip>
+                    <a:srcRect/>
+                    <a:stretch>
+                      <a:fillRect/>
+                    </a:stretch>
+                  </pic:blipFill>
+                  <pic:spPr bwMode="auto">
+                    <a:xfrm>
+                      <a:off x="0" y="0"/>
+                      <a:ext cx="6728460" cy="15133320"/>
+                    </a:xfrm>
+                    <a:prstGeom prst="rect">
+                      <a:avLst/>
+                    </a:prstGeom>
+                    <a:noFill/>
+                    <a:ln>
+                      <a:noFill/>
+                    </a:ln>
+                  </pic:spPr>
+                </pic:pic>
+              </a:graphicData>
+            </a:graphic>
+          </wp:inline>
+        </w:drawing>
       </w:r>
     </w:p>
     <w:p>
@@ -4091,7 +4045,15 @@
           <w:sz w:val="22"/>
           <w:szCs w:val="22"/>
         </w:rPr>
-        <w:t xml:space="preserve"> Prueba de saturación de API con 20 hilos simultáneos.</w:t>
+        <w:t xml:space="preserve"> Prueba de saturació</w:t>
+      </w:r>
+      <w:r>
+        <w:rPr>
+          <w:rFonts w:ascii="Calibri" w:hAnsi="Calibri" w:cs="Calibri"/>
+          <w:sz w:val="22"/>
+          <w:szCs w:val="22"/>
+        </w:rPr>
+        <w:t>n de API con 20 hilos simultáneos.</w:t>
       </w:r>
     </w:p>
     <w:p>
@@ -5548,15 +5510,7 @@
           <w:sz w:val="22"/>
           <w:szCs w:val="22"/>
         </w:rPr>
-        <w:t xml:space="preserve"> saturó </w:t>
-      </w:r>
-      <w:r>
-        <w:rPr>
-          <w:rFonts w:ascii="Calibri" w:eastAsia="Times New Roman" w:hAnsi="Calibri" w:cs="Calibri"/>
-          <w:sz w:val="22"/>
-          <w:szCs w:val="22"/>
-        </w:rPr>
-        <w:t>la cuota del WAF del IMSS.</w:t>
+        <w:t xml:space="preserve"> saturó la cuota del WAF del IMSS.</w:t>
       </w:r>
     </w:p>
     <w:p>
@@ -5812,7 +5766,15 @@
           <w:sz w:val="22"/>
           <w:szCs w:val="22"/>
         </w:rPr>
-        <w:t xml:space="preserve"> mediante f-strings. Se reemplazó por el uso estricto de parámetros SQL (</w:t>
+        <w:t xml:space="preserve"> </w:t>
+      </w:r>
+      <w:r>
+        <w:rPr>
+          <w:rFonts w:ascii="Calibri" w:hAnsi="Calibri" w:cs="Calibri"/>
+          <w:sz w:val="22"/>
+          <w:szCs w:val="22"/>
+        </w:rPr>
+        <w:t>mediante f-strings. Se reemplazó por el uso estricto de parámetros SQL (</w:t>
       </w:r>
       <w:r>
         <w:rPr>
@@ -5965,15 +5927,15 @@
           <w:sz w:val="22"/>
           <w:szCs w:val="22"/>
         </w:rPr>
-        <w:t xml:space="preserve"> </w:t>
-      </w:r>
-      <w:r>
-        <w:rPr>
-          <w:rFonts w:ascii="Calibri" w:eastAsia="Times New Roman" w:hAnsi="Calibri" w:cs="Calibri"/>
-          <w:sz w:val="22"/>
-          <w:szCs w:val="22"/>
-        </w:rPr>
-        <w:t>El Frontend de Angular aún se encuentra en etapa de "esqueleto" (estructura creada pero sin implementación de las features de visualización y Apollo Client).</w:t>
+        <w:t xml:space="preserve"> El Frontend de Angular aú</w:t>
+      </w:r>
+      <w:r>
+        <w:rPr>
+          <w:rFonts w:ascii="Calibri" w:eastAsia="Times New Roman" w:hAnsi="Calibri" w:cs="Calibri"/>
+          <w:sz w:val="22"/>
+          <w:szCs w:val="22"/>
+        </w:rPr>
+        <w:t>n se encuentra en etapa de "esqueleto" (estructura creada pero sin implementación de las features de visualización y Apollo Client).</w:t>
       </w:r>
     </w:p>
     <w:p>
@@ -6049,15 +6011,7 @@
           <w:sz w:val="22"/>
           <w:szCs w:val="22"/>
         </w:rPr>
-        <w:t xml:space="preserve"> </w:t>
-      </w:r>
-      <w:r>
-        <w:rPr>
-          <w:rFonts w:ascii="Calibri" w:eastAsia="Times New Roman" w:hAnsi="Calibri" w:cs="Calibri"/>
-          <w:sz w:val="22"/>
-          <w:szCs w:val="22"/>
-        </w:rPr>
-        <w:t>Aplicar parches de enmascaramiento GraphQL y parametrización SQL.</w:t>
+        <w:t xml:space="preserve"> Aplicar parches de enmascaramiento GraphQL y parametrización SQL.</w:t>
       </w:r>
     </w:p>
     <w:p>
@@ -6212,8 +6166,8 @@
           <w:sz w:val="22"/>
           <w:szCs w:val="22"/>
         </w:rPr>
-        <w:pict w14:anchorId="791C497D">
-          <v:rect id="_x0000_i1026" style="width:0;height:1.5pt" o:hralign="center" o:hrstd="t" o:hr="t" fillcolor="#a0a0a0" stroked="f"/>
+        <w:pict>
+          <v:rect id="_x0000_i1028" style="width:0;height:1.5pt" o:hralign="center" o:hrstd="t" o:hr="t" fillcolor="#a0a0a0" stroked="f"/>
         </w:pict>
       </w:r>
     </w:p>
@@ -6267,9 +6221,9 @@
 <file path=word/numbering.xml><?xml version="1.0" encoding="utf-8"?>
 <w:numbering xmlns:wpc="http://schemas.microsoft.com/office/word/2010/wordprocessingCanvas" xmlns:cx="http://schemas.microsoft.com/office/drawing/2014/chartex" xmlns:cx1="http://schemas.microsoft.com/office/drawing/2015/9/8/chartex" xmlns:cx2="http://schemas.microsoft.com/office/drawing/2015/10/21/chartex" xmlns:cx3="http://schemas.microsoft.com/office/drawing/2016/5/9/chartex" xmlns:cx4="http://schemas.microsoft.com/office/drawing/2016/5/10/chartex" xmlns:cx5="http://schemas.microsoft.com/office/drawing/2016/5/11/chartex" xmlns:cx6="http://schemas.microsoft.com/office/drawing/2016/5/12/chartex" xmlns:cx7="http://schemas.microsoft.com/office/drawing/2016/5/13/chartex" xmlns:cx8="http://schemas.microsoft.com/office/drawing/2016/5/14/chartex" xmlns:mc="http://schemas.openxmlformats.org/markup-compatibility/2006" xmlns:aink="http://schemas.microsoft.com/office/drawing/2016/ink" xmlns:am3d="http://schemas.microsoft.com/office/drawing/2017/model3d" xmlns:o="urn:schemas-microsoft-com:office:office" xmlns:oel="http://schemas.microsoft.com/office/2019/extlst" xmlns:r="http://schemas.openxmlformats.org/officeDocument/2006/relationships" xmlns:m="http://schemas.openxmlformats.org/officeDocument/2006/math" xmlns:v="urn:schemas-microsoft-com:vml" xmlns:wp14="http://schemas.microsoft.com/office/word/2010/wordprocessingDrawing" xmlns:wp="http://schemas.openxmlformats.org/drawingml/2006/wordprocessingDrawing" xmlns:w10="urn:schemas-microsoft-com:office:word" xmlns:w="http://schemas.openxmlformats.org/wordprocessingml/2006/main" xmlns:w14="http://schemas.microsoft.com/office/word/2010/wordml" xmlns:w15="http://schemas.microsoft.com/office/word/2012/wordml" xmlns:w16cex="http://schemas.microsoft.com/office/word/2018/wordml/cex" xmlns:w16cid="http://schemas.microsoft.com/office/word/2016/wordml/cid" xmlns:w16="http://schemas.microsoft.com/office/word/2018/wordml" xmlns:w16du="http://schemas.microsoft.com/office/word/2023/wordml/word16du" xmlns:w16sdtdh="http://schemas.microsoft.com/office/word/2020/wordml/sdtdatahash" xmlns:w16sdtfl="http://schemas.microsoft.com/office/word/2024/wordml/sdtformatlock" xmlns:w16se="http://schemas.microsoft.com/office/word/2015/wordml/symex" xmlns:wpg="http://schemas.microsoft.com/office/word/2010/wordprocessingGroup" xmlns:wpi="http://schemas.microsoft.com/office/word/2010/wordprocessingInk" xmlns:wne="http://schemas.microsoft.com/office/word/2006/wordml" xmlns:wps="http://schemas.microsoft.com/office/word/2010/wordprocessingShape" mc:Ignorable="w14 w15 w16se w16cid w16 w16cex w16sdtdh w16sdtfl w16du wp14">
   <w:abstractNum w:abstractNumId="0" w15:restartNumberingAfterBreak="0">
-    <w:nsid w:val="0E1A320B"/>
+    <w:nsid w:val="1E8E5FAA"/>
     <w:multiLevelType w:val="multilevel"/>
-    <w:tmpl w:val="F7E802BA"/>
+    <w:tmpl w:val="7A127000"/>
     <w:lvl w:ilvl="0">
       <w:start w:val="1"/>
       <w:numFmt w:val="bullet"/>
@@ -6416,9 +6370,9 @@
     </w:lvl>
   </w:abstractNum>
   <w:abstractNum w:abstractNumId="1" w15:restartNumberingAfterBreak="0">
-    <w:nsid w:val="243E0E92"/>
+    <w:nsid w:val="27801D2B"/>
     <w:multiLevelType w:val="multilevel"/>
-    <w:tmpl w:val="44942DAA"/>
+    <w:tmpl w:val="4AEA8942"/>
     <w:lvl w:ilvl="0">
       <w:start w:val="1"/>
       <w:numFmt w:val="bullet"/>
@@ -6565,9 +6519,9 @@
     </w:lvl>
   </w:abstractNum>
   <w:abstractNum w:abstractNumId="2" w15:restartNumberingAfterBreak="0">
-    <w:nsid w:val="3C611938"/>
+    <w:nsid w:val="28377495"/>
     <w:multiLevelType w:val="multilevel"/>
-    <w:tmpl w:val="61603E62"/>
+    <w:tmpl w:val="8AFA37DA"/>
     <w:lvl w:ilvl="0">
       <w:start w:val="1"/>
       <w:numFmt w:val="bullet"/>
@@ -6714,9 +6668,9 @@
     </w:lvl>
   </w:abstractNum>
   <w:abstractNum w:abstractNumId="3" w15:restartNumberingAfterBreak="0">
-    <w:nsid w:val="40083D4D"/>
+    <w:nsid w:val="2EB21DF7"/>
     <w:multiLevelType w:val="multilevel"/>
-    <w:tmpl w:val="013E18F0"/>
+    <w:tmpl w:val="629A39C0"/>
     <w:lvl w:ilvl="0">
       <w:start w:val="1"/>
       <w:numFmt w:val="bullet"/>
@@ -6863,9 +6817,9 @@
     </w:lvl>
   </w:abstractNum>
   <w:abstractNum w:abstractNumId="4" w15:restartNumberingAfterBreak="0">
-    <w:nsid w:val="40FC53AA"/>
+    <w:nsid w:val="358C6805"/>
     <w:multiLevelType w:val="multilevel"/>
-    <w:tmpl w:val="30F6B6A0"/>
+    <w:tmpl w:val="8A846DB6"/>
     <w:lvl w:ilvl="0">
       <w:start w:val="1"/>
       <w:numFmt w:val="bullet"/>
@@ -7012,9 +6966,9 @@
     </w:lvl>
   </w:abstractNum>
   <w:abstractNum w:abstractNumId="5" w15:restartNumberingAfterBreak="0">
-    <w:nsid w:val="47C93CC2"/>
+    <w:nsid w:val="49840155"/>
     <w:multiLevelType w:val="multilevel"/>
-    <w:tmpl w:val="1B8A02DA"/>
+    <w:tmpl w:val="0CEC2570"/>
     <w:lvl w:ilvl="0">
       <w:start w:val="1"/>
       <w:numFmt w:val="bullet"/>
@@ -7161,9 +7115,9 @@
     </w:lvl>
   </w:abstractNum>
   <w:abstractNum w:abstractNumId="6" w15:restartNumberingAfterBreak="0">
-    <w:nsid w:val="5D3216CA"/>
+    <w:nsid w:val="55B96554"/>
     <w:multiLevelType w:val="multilevel"/>
-    <w:tmpl w:val="D49CE9FE"/>
+    <w:tmpl w:val="20DC03CE"/>
     <w:lvl w:ilvl="0">
       <w:start w:val="1"/>
       <w:numFmt w:val="bullet"/>
@@ -7310,9 +7264,9 @@
     </w:lvl>
   </w:abstractNum>
   <w:abstractNum w:abstractNumId="7" w15:restartNumberingAfterBreak="0">
-    <w:nsid w:val="6460103C"/>
+    <w:nsid w:val="761D05BC"/>
     <w:multiLevelType w:val="multilevel"/>
-    <w:tmpl w:val="1C428612"/>
+    <w:tmpl w:val="4F3C04B8"/>
     <w:lvl w:ilvl="0">
       <w:start w:val="1"/>
       <w:numFmt w:val="bullet"/>
@@ -7459,9 +7413,9 @@
     </w:lvl>
   </w:abstractNum>
   <w:abstractNum w:abstractNumId="8" w15:restartNumberingAfterBreak="0">
-    <w:nsid w:val="73AA04DD"/>
+    <w:nsid w:val="79016DD2"/>
     <w:multiLevelType w:val="multilevel"/>
-    <w:tmpl w:val="90685116"/>
+    <w:tmpl w:val="BA12F992"/>
     <w:lvl w:ilvl="0">
       <w:start w:val="1"/>
       <w:numFmt w:val="bullet"/>
@@ -7607,31 +7561,31 @@
       </w:rPr>
     </w:lvl>
   </w:abstractNum>
-  <w:num w:numId="1" w16cid:durableId="1643928259">
+  <w:num w:numId="1" w16cid:durableId="1504664334">
+    <w:abstractNumId w:val="5"/>
+  </w:num>
+  <w:num w:numId="2" w16cid:durableId="154414757">
+    <w:abstractNumId w:val="8"/>
+  </w:num>
+  <w:num w:numId="3" w16cid:durableId="95683531">
+    <w:abstractNumId w:val="1"/>
+  </w:num>
+  <w:num w:numId="4" w16cid:durableId="550073792">
     <w:abstractNumId w:val="4"/>
   </w:num>
-  <w:num w:numId="2" w16cid:durableId="1228495931">
+  <w:num w:numId="5" w16cid:durableId="298925484">
+    <w:abstractNumId w:val="0"/>
+  </w:num>
+  <w:num w:numId="6" w16cid:durableId="2004313765">
+    <w:abstractNumId w:val="3"/>
+  </w:num>
+  <w:num w:numId="7" w16cid:durableId="604701733">
+    <w:abstractNumId w:val="6"/>
+  </w:num>
+  <w:num w:numId="8" w16cid:durableId="285504205">
     <w:abstractNumId w:val="2"/>
   </w:num>
-  <w:num w:numId="3" w16cid:durableId="153254919">
-    <w:abstractNumId w:val="3"/>
-  </w:num>
-  <w:num w:numId="4" w16cid:durableId="1923100014">
-    <w:abstractNumId w:val="5"/>
-  </w:num>
-  <w:num w:numId="5" w16cid:durableId="827205974">
-    <w:abstractNumId w:val="1"/>
-  </w:num>
-  <w:num w:numId="6" w16cid:durableId="87044897">
-    <w:abstractNumId w:val="0"/>
-  </w:num>
-  <w:num w:numId="7" w16cid:durableId="514729341">
-    <w:abstractNumId w:val="8"/>
-  </w:num>
-  <w:num w:numId="8" w16cid:durableId="973098131">
-    <w:abstractNumId w:val="6"/>
-  </w:num>
-  <w:num w:numId="9" w16cid:durableId="2003073235">
+  <w:num w:numId="9" w16cid:durableId="528184758">
     <w:abstractNumId w:val="7"/>
   </w:num>
 </w:numbering>
